--- a/dist/downloads/LUAN_AN_FULL_vi.docx
+++ b/dist/downloads/LUAN_AN_FULL_vi.docx
@@ -2405,15 +2405,30 @@
         <w:pStyle w:val="BodyText"/>
       </w:pPr>
       <w:r>
-        <w:t xml:space="preserve">Một trong những khái niệm trọng tâm của mô hình Uppsala là gánh nặng người nước ngoài (liability of foreignness), tức chi phí và bất lợi mà doanh nghiệp phải gánh khi hoạt động trong môi trường văn hóa, thể chế và pháp lý xa lạ (Zaheer, 1995). Johanson và Vahlne (2009) cập nhật mô hình bằng khái niệm gánh nặng người ngoài mạng lưới (liability of outsidership), nhấn mạnh rằng trong nền kinh tế toàn cầu hiện đại, rào cản lớn nhất không còn là khoảng cách địa lý hay tâm lý, mà là vị trí ngoài lề các mạng lưới kinh doanh địa phương. Hai loại gánh nặng này lý giải vì sao chi phí quốc tế hóa giai đoạn đầu thường cao, tạo nên một giai đoạn hiệu quả sụt giảm trước khi doanh nghiệp tích lũy đủ tri thức và quan hệ để hưởng lợi từ việc mở rộng (Lu &amp; Beamish, 2004; Contractor et al., 2003).</w:t>
-      </w:r>
-    </w:p>
-    <w:p>
-      <w:pPr>
-        <w:pStyle w:val="BodyText"/>
-      </w:pPr>
-      <w:r>
-        <w:t xml:space="preserve">Mô hình Uppsala cổ điển ra đời trong bối cảnh tiền số, nên đã chịu nhiều thách thức trong thập kỷ gần đây. Các nghiên cứu về doanh nghiệp toàn cầu từ khi khởi sự (born-global firms), tức quốc tế hóa ngay từ đầu mà không theo trình tự tuần tự (Knight &amp; Cavusgil, 2004), về doanh nghiệp đa quốc gia từ thị trường mới nổi với lộ trình quốc tế hóa khác biệt, và về doanh nghiệp nền tảng vươn ra thị trường quốc tế qua nền tảng số mà không cần hiện diện vật lý, đều cho thấy logic của Uppsala không còn phổ quát (Stallkamp &amp; Schotter, 2021; Yang et al., 2025). Luận án không bác bỏ mô hình Uppsala. Thay vào đó, luận án tái định vị nó như một lớp nền lý giải chi phí học hỏi và sự bất định trong giai đoạn đầu quốc tế hóa, đồng thời mở rộng cơ chế học hỏi để bao gồm cả học hỏi tăng cường bằng dữ liệu số (data-augmented learning) trong kỷ nguyên chuyển đổi số, khi dữ liệu từ thị trường nước ngoài có thể được thu thập, xử lý và phân tích nhanh hơn nhiều so với trước (Banalieva &amp; Dhanaraj, 2019). Hàm ý cho quan hệ I-P là rõ ràng: chính cơ chế chi phí học hỏi đầu vào cao rồi lợi ích tích lũy về sau của Uppsala tạo nên cơ sở lý luận cho dạng hàm phi tuyến của quan hệ I-P, đặc biệt là giai đoạn đầu chi phí cao trước điểm uốn.</w:t>
+        <w:t xml:space="preserve">Một trong những khái niệm trọng tâm của mô hình Uppsala là gánh nặng người nước ngoài (liability of foreignness), tức chi phí và bất lợi mà doanh nghiệp phải gánh khi hoạt động trong môi trường văn hóa, thể chế và pháp lý xa lạ (Zaheer, 1995). Johanson và Vahlne (2009) cập nhật mô hình bằng khái niệm gánh nặng người ngoài mạng lưới (liability of outsidership), nhấn mạnh rằng trong nền kinh tế toàn cầu hiện đại, rào cản lớn nhất không còn là khoảng cách địa lý hay tâm lý, mà là vị trí ngoài lề các mạng lưới kinh doanh địa phương. Quá trình hoàn thiện mô hình không dừng ở phiên bản 2009: Vahlne và Johanson (2017), trong bản tổng kết</w:t>
+      </w:r>
+      <w:r>
+        <w:t xml:space="preserve"> </w:t>
+      </w:r>
+      <w:r>
+        <w:t xml:space="preserve">“</w:t>
+      </w:r>
+      <w:r>
+        <w:t xml:space="preserve">mô hình Uppsala ở tuổi bốn mươi</w:t>
+      </w:r>
+      <w:r>
+        <w:t xml:space="preserve">”</w:t>
+      </w:r>
+      <w:r>
+        <w:t xml:space="preserve">, tái định hình mô hình theo hướng tiến hóa của doanh nghiệp đa quốc gia gắn với năng lực động; Coviello, Kano và Liesch (2017) điều chỉnh mô hình cho bối cảnh hiện đại bằng cách kết nối tầng vĩ mô với các nền tảng vi mô; và Vahlne (2020) tiếp tục phát triển hướng đi từ quốc tế hóa sang tiến hóa. Những bản cập nhật này cho thấy Uppsala là một khung lý thuyết đang tiến hóa chứ không cố định ở năm 2009, và chính chúng tạo điểm tựa lý luận cho việc luận án mở rộng cơ chế học hỏi sang môi trường số. Hai loại gánh nặng này lý giải vì sao chi phí quốc tế hóa giai đoạn đầu thường cao, tạo nên một giai đoạn hiệu quả sụt giảm trước khi doanh nghiệp tích lũy đủ tri thức và quan hệ để hưởng lợi từ việc mở rộng (Lu &amp; Beamish, 2004; Contractor et al., 2003).</w:t>
+      </w:r>
+    </w:p>
+    <w:p>
+      <w:pPr>
+        <w:pStyle w:val="BodyText"/>
+      </w:pPr>
+      <w:r>
+        <w:t xml:space="preserve">Mô hình Uppsala cổ điển ra đời trong bối cảnh tiền số, nên đã chịu nhiều thách thức trong thập kỷ gần đây. Các nghiên cứu về doanh nghiệp toàn cầu từ khi khởi sự (born-global firms), tức quốc tế hóa ngay từ đầu mà không theo trình tự tuần tự (Knight &amp; Cavusgil, 2004), về doanh nghiệp đa quốc gia từ thị trường mới nổi với lộ trình quốc tế hóa khác biệt, và về doanh nghiệp nền tảng vươn ra thị trường quốc tế qua nền tảng số mà không cần hiện diện vật lý, đều cho thấy logic của Uppsala không còn phổ quát (Stallkamp &amp; Schotter, 2021; Yang et al., 2025). Luận án không bác bỏ mô hình Uppsala. Thay vào đó, luận án tái định vị nó như một lớp nền lý giải chi phí học hỏi và sự bất định trong giai đoạn đầu quốc tế hóa, đồng thời mở rộng cơ chế học hỏi để bao gồm cả học hỏi tăng cường bằng dữ liệu số (data-augmented learning) trong kỷ nguyên chuyển đổi số, khi dữ liệu từ thị trường nước ngoài có thể được thu thập, xử lý và phân tích nhanh hơn nhiều so với trước; hướng mở rộng này nối tiếp chính lộ trình tiến hóa mà các tác giả Uppsala đã khởi xướng sau 2009 (Vahlne &amp; Johanson, 2017; Vahlne, 2020; Banalieva &amp; Dhanaraj, 2019). Hàm ý cho quan hệ I-P là rõ ràng: chính cơ chế chi phí học hỏi đầu vào cao rồi lợi ích tích lũy về sau của Uppsala tạo nên cơ sở lý luận cho dạng hàm phi tuyến của quan hệ I-P, đặc biệt là giai đoạn đầu chi phí cao trước điểm uốn.</w:t>
       </w:r>
     </w:p>
     <w:bookmarkEnd w:id="45"/>
@@ -2684,19 +2699,19 @@
               <w:jc w:val="left"/>
             </w:pPr>
             <w:r>
-              <w:t xml:space="preserve">Johanson &amp; Vahlne (1977, 2009)</w:t>
-            </w:r>
-          </w:p>
-        </w:tc>
-        <w:tc>
-          <w:tcPr/>
-          <w:p>
-            <w:pPr>
-              <w:pStyle w:val="Compact"/>
-              <w:jc w:val="left"/>
-            </w:pPr>
-            <w:r>
-              <w:t xml:space="preserve">Học hỏi tích lũy; gánh nặng người nước ngoài và người ngoài mạng lưới</w:t>
+              <w:t xml:space="preserve">Johanson &amp; Vahlne (1977, 2009); Vahlne &amp; Johanson (2017); Vahlne (2020)</w:t>
+            </w:r>
+          </w:p>
+        </w:tc>
+        <w:tc>
+          <w:tcPr/>
+          <w:p>
+            <w:pPr>
+              <w:pStyle w:val="Compact"/>
+              <w:jc w:val="left"/>
+            </w:pPr>
+            <w:r>
+              <w:t xml:space="preserve">Học hỏi tích lũy; gánh nặng người nước ngoài và người ngoài mạng lưới; tiến hóa sang năng lực động</w:t>
             </w:r>
           </w:p>
         </w:tc>
@@ -3928,7 +3943,7 @@
         <w:pStyle w:val="BodyText"/>
       </w:pPr>
       <w:r>
-        <w:t xml:space="preserve">Do và Phan (2026a) hiện là một trong những nghiên cứu thực nghiệm đa quốc gia quy mô lớn nhất về I-P trong bối cảnh châu Á mới nổi, phân tích khoảng 40.633 doanh nghiệp từ 17 nền kinh tế châu Á trên dữ liệu WBES. Nghiên cứu này tìm thấy hai điều. Một là có sự phân tầng năng suất rõ rệt giữa các nhóm nền kinh tế, phản ánh dị biệt về thể chế và năng lực. Hai là việc áp dụng công nghệ vừa trực tiếp nâng năng suất lao động, vừa làm dịu đáng kể tác động bất lợi của các rào cản thể chế, một phát hiện có thể gọi là hiệu ứng lá chắn số. Các nghiên cứu đơn quốc gia đồng hành làm sắc nét thêm bức tranh này. Trên dữ liệu Việt Nam (P3), quan hệ chữ U ngược được xác nhận trong cả ba sóng khảo sát 2009, 2015 và 2023, với điểm uốn cụm quanh 39-46% FSTS, một dải bền vững xuyên 14 năm; điều đáng chú ý là tính phi tuyến này chủ yếu phản ánh hiệu ứng biên tham gia, tức bước nhảy năng suất khi doanh nghiệp chuyển từ không xuất khẩu sang xuất khẩu, bởi khi giới hạn mẫu vào riêng nhóm doanh nghiệp xuất khẩu thì số hạng bình phương mất ý nghĩa thống kê (Do &amp; Phan, 2026e). Trên dữ liệu Trung Quốc (P5), quan hệ chữ U ngược bền vững về cấu trúc, với điểm uốn 49,4% năm 2012 và 47,2% năm 2024, và kiểm định Paternoster không bác bỏ giả thuyết hai điểm uốn bằng nhau. Trên dữ liệu Singapore (P4), quan hệ chủ yếu dương với điểm uốn hàm ý rất muộn ở khoảng 88,6% FSTS, nhất quán với lợi ích gần như đơn điệu trong một nền kinh tế thể chế mạnh và bão hòa số (Mar et al., 2026).</w:t>
+        <w:t xml:space="preserve">Do và Phan (2026a) hiện là một trong những nghiên cứu thực nghiệm đa quốc gia quy mô lớn nhất về I-P trong bối cảnh châu Á mới nổi, phân tích khoảng 40.633 doanh nghiệp từ 17 nền kinh tế châu Á trên dữ liệu WBES. Nghiên cứu này tìm thấy hai điều. Một là có sự phân tầng năng suất rõ rệt giữa các nhóm nền kinh tế, phản ánh dị biệt về thể chế và năng lực. Hai là việc áp dụng công nghệ vừa trực tiếp nâng năng suất lao động, vừa làm dịu đáng kể tác động bất lợi của các rào cản thể chế, một phát hiện có thể gọi là hiệu ứng lá chắn số. Các nghiên cứu đơn quốc gia đồng hành làm sắc nét thêm bức tranh này. Trên dữ liệu Việt Nam (P3), quan hệ chữ U ngược được xác nhận trong cả ba sóng khảo sát 2009, 2015 và 2023, với điểm uốn cụm quanh 39-46% FSTS, một dải bền vững xuyên 14 năm; điều đáng chú ý là tính phi tuyến này chủ yếu phản ánh hiệu ứng biên tham gia, tức bước nhảy năng suất khi doanh nghiệp chuyển từ không xuất khẩu sang xuất khẩu, bởi khi giới hạn mẫu vào riêng nhóm doanh nghiệp xuất khẩu thì số hạng bình phương mất ý nghĩa thống kê (Do &amp; Phan, 2026e). Trên dữ liệu Trung Quốc (P5), quan hệ chữ U ngược bền vững về cấu trúc, với điểm uốn 49,4% năm 2012 và 47,2% năm 2024, và kiểm định Paternoster không bác bỏ giả thuyết hai điểm uốn bằng nhau. Trên dữ liệu Singapore (P4), quan hệ chủ yếu dương với điểm uốn hàm ý rất muộn ở khoảng 82% FSTS, nhất quán với lợi ích gần như đơn điệu trong một nền kinh tế thể chế mạnh và bão hòa số (Mar et al., 2026).</w:t>
       </w:r>
     </w:p>
     <w:p>
@@ -4888,7 +4903,7 @@
         <w:t xml:space="preserve">Cơ sở kế thừa</w:t>
       </w:r>
       <w:r>
-        <w:t xml:space="preserve">: Mixed design kết hợp meta và primary data đã được áp dụng trong quản trị chiến lược và IB (Borenstein et al., 2009; Hunter &amp; Schmidt, 2004; Combs et al., 2011).</w:t>
+        <w:t xml:space="preserve">: Thiết kế kết hợp giữa phân tích tổng hợp và dữ liệu sơ cấp đã được áp dụng trong quản trị chiến lược và kinh doanh quốc tế (Borenstein et al., 2009; Hunter &amp; Schmidt, 2004; Combs et al., 2011).</w:t>
       </w:r>
     </w:p>
     <w:p>
@@ -4903,7 +4918,7 @@
         <w:t xml:space="preserve">Đóng góp mới</w:t>
       </w:r>
       <w:r>
-        <w:t xml:space="preserve">: Áp dụng mixed design cho một luận án duy nhất về internationalization-firm performance trong bối cảnh châu Á và Pacific với</w:t>
+        <w:t xml:space="preserve">: Áp dụng thiết kế kết hợp cho một luận án duy nhất về quan hệ quốc tế hóa–hiệu quả hoạt động trong bối cảnh châu Á và Thái Bình Dương với</w:t>
       </w:r>
       <w:r>
         <w:t xml:space="preserve"> </w:t>
@@ -4919,7 +4934,7 @@
         <w:t xml:space="preserve"> </w:t>
       </w:r>
       <w:r>
-        <w:t xml:space="preserve">là thiết kế hiếm gặp; đa số các luận án IB chỉ làm một trong hai phase. Quy mô 47 nước/101.185 doanh nghiệp là phạm vi địa lý lớn nhất từng có cho khu vực, mở rộng từ pool 17 nước trong Do và Phan (2026a).</w:t>
+        <w:t xml:space="preserve">là thiết kế hiếm gặp; đa số các luận án kinh doanh quốc tế chỉ thực hiện một trong hai giai đoạn. Quy mô 47 nước/101.185 doanh nghiệp là phạm vi địa lý lớn nhất từng có cho khu vực, mở rộng từ mẫu gộp 17 nước trong Do và Phan (2026a).</w:t>
       </w:r>
     </w:p>
     <w:bookmarkEnd w:id="68"/>
@@ -4937,7 +4952,7 @@
         <w:pStyle w:val="FirstParagraph"/>
       </w:pPr>
       <w:r>
-        <w:t xml:space="preserve">Quy trình đi theo sáu bước: (i) xác định khoảng trống nghiên cứu từ tổng quan và meta-analysis trước đây; (ii) xây dựng khung lý thuyết tích hợp đa tầng và hệ giả thuyết H1-H6; (iii) tiến hành meta-analysis cập nhật 1982-2026; (iv) thu thập và chuẩn hóa dữ liệu WBES cho</w:t>
+        <w:t xml:space="preserve">Quy trình đi theo sáu bước: (i) xác định khoảng trống nghiên cứu từ tổng quan và các phân tích tổng hợp trước đây; (ii) xây dựng khung lý thuyết tích hợp đa tầng và hệ giả thuyết H1-H6; (iii) tiến hành phân tích tổng hợp cập nhật 1982-2026; (iv) thu thập và chuẩn hóa dữ liệu WBES cho</w:t>
       </w:r>
       <w:r>
         <w:t xml:space="preserve"> </w:t>
@@ -4947,24 +4962,24 @@
           <w:bCs/>
           <w:b/>
         </w:rPr>
-        <w:t xml:space="preserve">47 nền kinh tế châu Á và Pacific</w:t>
-      </w:r>
-      <w:r>
-        <w:t xml:space="preserve"> </w:t>
-      </w:r>
-      <w:r>
-        <w:t xml:space="preserve">sau khi hòa hợp 3 thế hệ schema (PICS3, Standardized, BREADY/BEE); (v) ước lượng mô hình thực nghiệm theo bối cảnh quốc gia và đa quốc gia; (vi) kiểm định độ vững và tích hợp kết quả để đóng góp lý thuyết.</w:t>
+        <w:t xml:space="preserve">47 nền kinh tế châu Á và Thái Bình Dương</w:t>
+      </w:r>
+      <w:r>
+        <w:t xml:space="preserve"> </w:t>
+      </w:r>
+      <w:r>
+        <w:t xml:space="preserve">sau khi hòa hợp ba thế hệ lược đồ dữ liệu (PICS3, Standardized, BREADY/BEE); (v) ước lượng mô hình thực nghiệm theo bối cảnh quốc gia và đa quốc gia; (vi) kiểm định độ vững và tích hợp kết quả để đóng góp lý thuyết.</w:t>
       </w:r>
     </w:p>
     <w:bookmarkEnd w:id="69"/>
     <w:bookmarkEnd w:id="70"/>
-    <w:bookmarkStart w:id="74" w:name="phase-1-meta-analysis-1982-2026"/>
+    <w:bookmarkStart w:id="74" w:name="giai-đoạn-1-phân-tích-tổng-hợp-1982-2026"/>
     <w:p>
       <w:pPr>
         <w:pStyle w:val="Heading2"/>
       </w:pPr>
       <w:r>
-        <w:t xml:space="preserve">3.2 Phase 1, Meta-analysis 1982-2026</w:t>
+        <w:t xml:space="preserve">3.2 Giai đoạn 1: Phân tích tổng hợp 1982-2026</w:t>
       </w:r>
     </w:p>
     <w:bookmarkStart w:id="71" w:name="cơ-sở-kế-thừa"/>
@@ -4981,7 +4996,7 @@
         <w:pStyle w:val="FirstParagraph"/>
       </w:pPr>
       <w:r>
-        <w:t xml:space="preserve">Meta-analysis trong IB đã được thiết lập vững chắc qua nhiều thập kỷ (Hunter &amp; Schmidt, 2004; Borenstein et al., 2009). Phương pháp chuẩn bao gồm: xây dựng inclusion criteria theo PRISMA (Page et al., 2021), transmit hiệu ứng bằng Fisher’s</w:t>
+        <w:t xml:space="preserve">Phân tích tổng hợp trong kinh doanh quốc tế đã được thiết lập vững chắc qua nhiều thập kỷ (Hunter &amp; Schmidt, 2004; Borenstein et al., 2009). Phương pháp chuẩn bao gồm: xây dựng tiêu chí đưa vào theo PRISMA (Page et al., 2021), biến đổi hiệu ứng bằng Fisher’s</w:t>
       </w:r>
       <w:r>
         <w:t xml:space="preserve"> </w:t>
@@ -4992,7 +5007,7 @@
         </m:r>
       </m:oMath>
       <w:r>
-        <w:t xml:space="preserve">, tính pooled effect size theo random-effects, kiểm định heterogeneity bằng</w:t>
+        <w:t xml:space="preserve">, tính độ lớn hiệu ứng gộp theo hiệu ứng ngẫu nhiên, kiểm định tính không đồng nhất bằng</w:t>
       </w:r>
       <w:r>
         <w:t xml:space="preserve"> </w:t>
@@ -5023,7 +5038,7 @@
         </m:sSup>
       </m:oMath>
       <w:r>
-        <w:t xml:space="preserve">, và đánh giá publication bias bằng Egger và Begg-Mazumdar (Egger et al., 1997; Begg &amp; Mazumdar, 1994). Các meta-analyses trước đây về I-P (Bausch &amp; Krist, 2007; Kirca et al., 2012; Marano et al., 2016; Wu et al., 2022; Arte &amp; Larimo, 2022) cung cấp quy trình mẫu mà luận án kế thừa và cập nhật.</w:t>
+        <w:t xml:space="preserve">, và đánh giá thiên lệch công bố bằng Egger và Begg-Mazumdar (Egger et al., 1997; Begg &amp; Mazumdar, 1994). Các phân tích tổng hợp trước đây về quan hệ I-P (Bausch &amp; Krist, 2007; Kirca et al., 2012; Marano et al., 2016; Wu et al., 2022; Arte &amp; Larimo, 2022) cung cấp quy trình mẫu mà luận án kế thừa và cập nhật.</w:t>
       </w:r>
     </w:p>
     <w:bookmarkEnd w:id="71"/>
@@ -5049,7 +5064,7 @@
           <w:bCs/>
           <w:b/>
         </w:rPr>
-        <w:t xml:space="preserve">Mở rộng coverage time</w:t>
+        <w:t xml:space="preserve">Mở rộng phạm vi thời gian</w:t>
       </w:r>
       <w:r>
         <w:t xml:space="preserve">: từ 1977-2022 (bài ICBEF 2025) sang</w:t>
@@ -5065,7 +5080,7 @@
         <w:t xml:space="preserve">1982-2026</w:t>
       </w:r>
       <w:r>
-        <w:t xml:space="preserve">, bổ sung các nghiên cứu 2023-2026 liên quan đến digital transformation và EMNEs.</w:t>
+        <w:t xml:space="preserve">, bổ sung các nghiên cứu 2023-2026 liên quan đến chuyển đổi số và doanh nghiệp đa quốc gia từ nền kinh tế mới nổi (EMNE).</w:t>
       </w:r>
     </w:p>
     <w:p>
@@ -5081,10 +5096,10 @@
           <w:bCs/>
           <w:b/>
         </w:rPr>
-        <w:t xml:space="preserve">Mở rộng moderator coverage</w:t>
-      </w:r>
-      <w:r>
-        <w:t xml:space="preserve">: thêm cụm moderator về digital capability và 6 sub-regime ICRV, chưa được xem xét đầy đủ trong các meta-analyses trước.</w:t>
+        <w:t xml:space="preserve">Mở rộng phạm vi biến điều tiết</w:t>
+      </w:r>
+      <w:r>
+        <w:t xml:space="preserve">: thêm cụm biến điều tiết về áp dụng số và 6 chế độ con ICRV, vốn chưa được xem xét đầy đủ trong các phân tích tổng hợp trước.</w:t>
       </w:r>
     </w:p>
     <w:p>
@@ -5100,10 +5115,10 @@
           <w:bCs/>
           <w:b/>
         </w:rPr>
-        <w:t xml:space="preserve">Pool hiện tại</w:t>
-      </w:r>
-      <w:r>
-        <w:t xml:space="preserve">: K=288 effect sizes / k=238 nghiên cứu (baseline trước WoS+Scopus formal search); mục tiêu sau formal search: k$</w:t>
+        <w:t xml:space="preserve">Mẫu gộp hiện tại</w:t>
+      </w:r>
+      <w:r>
+        <w:t xml:space="preserve">: K=288 độ lớn hiệu ứng / k=238 nghiên cứu (mốc nền trước khi tìm kiếm chính thức trên WoS và Scopus); mục tiêu sau tìm kiếm chính thức: k$</w:t>
       </w:r>
       <w:r>
         <w:t xml:space="preserve">$250, tăng so với bản nền ICBEF 2025 (K=200 / k=113).</w:t>
@@ -5122,10 +5137,10 @@
           <w:bCs/>
           <w:b/>
         </w:rPr>
-        <w:t xml:space="preserve">Subgroup theo châu Á và Pacific</w:t>
-      </w:r>
-      <w:r>
-        <w:t xml:space="preserve">: tách riêng nhóm nghiên cứu về doanh nghiệp châu Á và Pacific để cung cấp baseline trực tiếp cho phase empirical, đối chiếu với pool 17 nước trong Do và Phan (2026a).</w:t>
+        <w:t xml:space="preserve">Phân nhóm theo châu Á và Thái Bình Dương</w:t>
+      </w:r>
+      <w:r>
+        <w:t xml:space="preserve">: tách riêng nhóm nghiên cứu về doanh nghiệp châu Á và Thái Bình Dương để cung cấp mốc nền trực tiếp cho giai đoạn thực nghiệm, đối chiếu với mẫu gộp 17 nước trong Do và Phan (2026a).</w:t>
       </w:r>
     </w:p>
     <w:bookmarkEnd w:id="72"/>
@@ -5143,7 +5158,7 @@
         <w:pStyle w:val="FirstParagraph"/>
       </w:pPr>
       <w:r>
-        <w:t xml:space="preserve">Identification, Screening, Eligibility, Inclusion theo hướng dẫn PRISMA 2020 (Page et al., 2021). Inclusion criteria: nghiên cứu thực nghiệm ở cấp doanh nghiệp, có đo lường internationalization và firm performance, có đủ thống kê để tính effect size (Pearson</w:t>
+        <w:t xml:space="preserve">Bốn bước Nhận diện, Sàng lọc, Đủ điều kiện và Đưa vào theo hướng dẫn PRISMA 2020 (Page et al., 2021). Tiêu chí đưa vào: nghiên cứu thực nghiệm ở cấp doanh nghiệp, có đo lường quốc tế hóa và hiệu quả hoạt động, có đủ thống kê để tính độ lớn hiệu ứng (Pearson</w:t>
       </w:r>
       <w:r>
         <w:t xml:space="preserve"> </w:t>
@@ -5165,7 +5180,7 @@
         </m:r>
       </m:oMath>
       <w:r>
-        <w:t xml:space="preserve">,</w:t>
+        <w:t xml:space="preserve">, thống kê</w:t>
       </w:r>
       <w:r>
         <w:t xml:space="preserve"> </w:t>
@@ -5176,18 +5191,18 @@
         </m:r>
       </m:oMath>
       <w:r>
-        <w:t xml:space="preserve">-stat).</w:t>
+        <w:t xml:space="preserve">).</w:t>
       </w:r>
     </w:p>
     <w:bookmarkEnd w:id="73"/>
     <w:bookmarkEnd w:id="74"/>
-    <w:bookmarkStart w:id="83" w:name="X8de0b19c054d402e314fef9726425749df3fc18"/>
+    <w:bookmarkStart w:id="83" w:name="X2f2dc61cf51b22160123af8668c978f8ce43175"/>
     <w:p>
       <w:pPr>
         <w:pStyle w:val="Heading2"/>
       </w:pPr>
       <w:r>
-        <w:t xml:space="preserve">3.3 Phase 2, Phân tích thực nghiệm đa quốc gia</w:t>
+        <w:t xml:space="preserve">3.3 Giai đoạn 2: Phân tích thực nghiệm đa quốc gia</w:t>
       </w:r>
     </w:p>
     <w:bookmarkStart w:id="75" w:name="nguồn-dữ-liệu"/>
@@ -5204,7 +5219,7 @@
         <w:pStyle w:val="FirstParagraph"/>
       </w:pPr>
       <w:r>
-        <w:t xml:space="preserve">Luận án sử dụng World Bank Enterprise Surveys cho</w:t>
+        <w:t xml:space="preserve">Luận án sử dụng bộ Khảo sát Doanh nghiệp của Ngân hàng Thế giới (World Bank Enterprise Surveys) cho</w:t>
       </w:r>
       <w:r>
         <w:t xml:space="preserve"> </w:t>
@@ -5214,7 +5229,7 @@
           <w:bCs/>
           <w:b/>
         </w:rPr>
-        <w:t xml:space="preserve">47 nền kinh tế châu Á và Pacific</w:t>
+        <w:t xml:space="preserve">47 nền kinh tế châu Á và Thái Bình Dương</w:t>
       </w:r>
       <w:r>
         <w:t xml:space="preserve"> </w:t>
@@ -5236,7 +5251,7 @@
         <w:t xml:space="preserve"> </w:t>
       </w:r>
       <w:r>
-        <w:t xml:space="preserve">(101.185 doanh nghiệp, 108 cặp quốc gia × năm, 14 mốc khảo sát) (World Bank, n.d., 2019, 2023, 2026). WBES là bộ dữ liệu doanh nghiệp chuẩn hóa, phù hợp cho nghiên cứu so sánh đa quốc gia về firm-level outcomes (Aterido et al., 2011).</w:t>
+        <w:t xml:space="preserve">(101.185 doanh nghiệp, 108 cặp quốc gia × năm, 14 mốc khảo sát) (World Bank, n.d., 2019, 2023, 2026). WBES là bộ dữ liệu doanh nghiệp chuẩn hóa, phù hợp cho nghiên cứu so sánh đa quốc gia về các kết quả ở cấp doanh nghiệp (Aterido et al., 2011).</w:t>
       </w:r>
     </w:p>
     <w:p>
@@ -5251,7 +5266,7 @@
         <w:t xml:space="preserve">Cơ sở kế thừa</w:t>
       </w:r>
       <w:r>
-        <w:t xml:space="preserve">: WBES đã được sử dụng rộng rãi trong nghiên cứu IB về emerging markets (Ayyagari et al., 2011; Cuervo-Cazurra et al., 2018; Chen &amp; Meng, 2022), đồng thời đã được sử dụng trong bài nghiên cứu thực trạng emerging Asia với 17 nền kinh tế và ~40.633 quan sát doanh nghiệp (Do &amp; Phan, 2026a).</w:t>
+        <w:t xml:space="preserve">: WBES đã được sử dụng rộng rãi trong nghiên cứu kinh doanh quốc tế về thị trường mới nổi (Ayyagari et al., 2011; Cuervo-Cazurra et al., 2018; Chen &amp; Meng, 2022), đồng thời đã được sử dụng trong bài nghiên cứu thực trạng châu Á mới nổi với 17 nền kinh tế và ~40.633 quan sát doanh nghiệp (Do &amp; Phan, 2026a).</w:t>
       </w:r>
     </w:p>
     <w:p>
@@ -5276,10 +5291,10 @@
           <w:bCs/>
           <w:b/>
         </w:rPr>
-        <w:t xml:space="preserve">47 nền kinh tế châu Á và Pacific</w:t>
-      </w:r>
-      <w:r>
-        <w:t xml:space="preserve">, với 6 sub-regime ICRV (Advanced innovation-driven, Advanced resource-driven, Upper-middle, Emerging, Frontier, Pacific SIDS). Quy mô này là lớn nhất cho khu vực trong các nghiên cứu về quan hệ I-P, gồm cả boundary case Pacific SIDS (9 nước, n=1.469 (mẫu phân tích sau lọc missing)) cho phép kiểm định forced internationalization penalty (Do &amp; Phan, 2026b).</w:t>
+        <w:t xml:space="preserve">47 nền kinh tế châu Á và Thái Bình Dương</w:t>
+      </w:r>
+      <w:r>
+        <w:t xml:space="preserve">, với 6 chế độ con ICRV (Tiên tiến đổi mới, Tiên tiến dựa vào tài nguyên, Thu nhập trung bình cao, Mới nổi, Cận biên, Quốc đảo nhỏ Thái Bình Dương). Quy mô này là lớn nhất cho khu vực trong các nghiên cứu về quan hệ I-P, gồm cả trường hợp biên là các quốc đảo nhỏ Thái Bình Dương (9 nước, n=1.469, mẫu phân tích sau khi lọc dữ liệu khuyết) cho phép kiểm định gánh nặng quốc tế hóa bắt buộc (Forced Internationalization Penalty; Do &amp; Phan, 2026b).</w:t>
       </w:r>
     </w:p>
     <w:p>
@@ -5291,29 +5306,29 @@
           <w:bCs/>
           <w:b/>
         </w:rPr>
-        <w:t xml:space="preserve">Ghi chú về trọng số khảo sát (survey sampling weights):</w:t>
-      </w:r>
-      <w:r>
-        <w:t xml:space="preserve"> </w:t>
-      </w:r>
-      <w:r>
-        <w:t xml:space="preserve">WBES cung cấp sampling weights để đại diện cho tổng thể doanh nghiệp trong từng quốc gia. Tuy nhiên, luận án</w:t>
-      </w:r>
-      <w:r>
-        <w:t xml:space="preserve"> </w:t>
-      </w:r>
-      <w:r>
-        <w:rPr>
-          <w:iCs/>
-          <w:i/>
-        </w:rPr>
-        <w:t xml:space="preserve">không áp dụng sampling weights</w:t>
-      </w:r>
-      <w:r>
-        <w:t xml:space="preserve"> </w:t>
-      </w:r>
-      <w:r>
-        <w:t xml:space="preserve">trong ước lượng mô hình hồi quy vì ba lý do: (1) Mục tiêu của luận án là kiểm định cơ chế lý thuyết (mechanism testing) chứ không phải ước lượng mô tả đại diện tổng thể (population-representative descriptive estimation), trong bối cảnh này, không áp dụng weights là thực hành chuẩn trong các nghiên cứu IB sử dụng WBES (Aterido et al., 2011; Cuervo-Cazurra et al., 2018); (2) Fixed effects ở cấp country-year đã kiểm soát đặc điểm cấu trúc của từng sóng khảo sát; (3) Việc áp dụng weights có thể làm sai lệch ước lượng khi mẫu được gộp chung từ nhiều quốc gia có quy mô tổng thể doanh nghiệp khác nhau nhiều bậc (ví dụ: Trung Quốc ~100 triệu so với Tonga ~500 doanh nghiệp). Phân tích độ nhạy có áp dụng survey weights cho từng quốc gia riêng lẻ (P3/P4/P5) không thay đổi hướng hoặc mức độ ý nghĩa của các hệ số chính (xem Mục 3.5).</w:t>
+        <w:t xml:space="preserve">Ghi chú về trọng số khảo sát:</w:t>
+      </w:r>
+      <w:r>
+        <w:t xml:space="preserve"> </w:t>
+      </w:r>
+      <w:r>
+        <w:t xml:space="preserve">WBES cung cấp trọng số khảo sát để đại diện cho tổng thể doanh nghiệp trong từng quốc gia. Tuy nhiên, luận án</w:t>
+      </w:r>
+      <w:r>
+        <w:t xml:space="preserve"> </w:t>
+      </w:r>
+      <w:r>
+        <w:rPr>
+          <w:iCs/>
+          <w:i/>
+        </w:rPr>
+        <w:t xml:space="preserve">không áp dụng trọng số khảo sát</w:t>
+      </w:r>
+      <w:r>
+        <w:t xml:space="preserve"> </w:t>
+      </w:r>
+      <w:r>
+        <w:t xml:space="preserve">trong ước lượng mô hình hồi quy vì ba lý do: (1) Mục tiêu của luận án là kiểm định cơ chế lý thuyết chứ không phải ước lượng mô tả đại diện tổng thể, trong bối cảnh này, không áp dụng trọng số là thực hành chuẩn trong các nghiên cứu kinh doanh quốc tế sử dụng WBES (Aterido et al., 2011; Cuervo-Cazurra et al., 2018); (2) Hiệu ứng cố định ở cấp quốc gia–năm đã kiểm soát đặc điểm cấu trúc của từng sóng khảo sát; (3) Việc áp dụng trọng số có thể làm sai lệch ước lượng khi mẫu được gộp chung từ nhiều quốc gia có quy mô tổng thể doanh nghiệp khác nhau nhiều bậc (ví dụ: Trung Quốc ~100 triệu so với Tonga ~500 doanh nghiệp). Phân tích độ nhạy có áp dụng trọng số khảo sát cho từng quốc gia riêng lẻ (P3/P4/P5) không thay đổi hướng hoặc mức độ ý nghĩa của các hệ số chính (xem Mục 3.5).</w:t>
       </w:r>
     </w:p>
     <w:bookmarkEnd w:id="75"/>
@@ -5338,7 +5353,7 @@
         <w:t xml:space="preserve">Biến chính</w:t>
       </w:r>
       <w:r>
-        <w:t xml:space="preserve">: Labor productivity đo bằng</w:t>
+        <w:t xml:space="preserve">: Năng suất lao động, đo bằng</w:t>
       </w:r>
       <w:r>
         <w:t xml:space="preserve"> </w:t>
@@ -5363,7 +5378,7 @@
                 <m:nor/>
                 <m:sty m:val="p"/>
               </m:rPr>
-              <m:t>annual sales</m:t>
+              <m:t>doanh thu năm</m:t>
             </m:r>
             <m:r>
               <m:rPr>
@@ -5376,7 +5391,7 @@
                 <m:nor/>
                 <m:sty m:val="p"/>
               </m:rPr>
-              <m:t>permanent full-time employees</m:t>
+              <m:t>lao động toàn thời gian thường xuyên</m:t>
             </m:r>
           </m:e>
         </m:d>
@@ -5397,7 +5412,7 @@
         <w:t xml:space="preserve">Cơ sở kế thừa</w:t>
       </w:r>
       <w:r>
-        <w:t xml:space="preserve">: Labor productivity được sử dụng rộng rãi trong nghiên cứu WBES và trong các nghiên cứu về firm productivity (Bloom et al., 2012; Hsieh &amp; Klenow, 2009). Chỉ tiêu này đã được vận hành hóa thành công trong bài thực trạng emerging Asia (Do &amp; Phan, 2026a).</w:t>
+        <w:t xml:space="preserve">: Năng suất lao động được sử dụng rộng rãi trong nghiên cứu WBES và trong các nghiên cứu về năng suất doanh nghiệp (Bloom et al., 2012; Hsieh &amp; Klenow, 2009). Chỉ tiêu này đã được vận hành hóa thành công trong bài thực trạng châu Á mới nổi (Do &amp; Phan, 2026a).</w:t>
       </w:r>
     </w:p>
     <w:p>
@@ -5412,7 +5427,7 @@
         <w:t xml:space="preserve">Lập luận chọn</w:t>
       </w:r>
       <w:r>
-        <w:t xml:space="preserve">: WBES không phải bộ financial statement đầy đủ, nên labor productivity phù hợp hơn ROA/ROE/ROS trong bối cảnh đa quốc gia. Ngoài ra, labor productivity có tính so sánh xuyên quốc gia cao hơn do không bị ảnh hưởng bởi chuẩn mực kế toán khác biệt (Combs et al., 2005; Richard et al., 2009).</w:t>
+        <w:t xml:space="preserve">: WBES không phải bộ báo cáo tài chính đầy đủ, nên năng suất lao động phù hợp hơn ROA/ROE/ROS trong bối cảnh đa quốc gia. Ngoài ra, năng suất lao động có tính so sánh xuyên quốc gia cao hơn do không bị ảnh hưởng bởi chuẩn mực kế toán khác biệt (Combs et al., 2005; Richard et al., 2009).</w:t>
       </w:r>
     </w:p>
     <w:p>
@@ -5424,10 +5439,10 @@
           <w:bCs/>
           <w:b/>
         </w:rPr>
-        <w:t xml:space="preserve">Biến robustness</w:t>
-      </w:r>
-      <w:r>
-        <w:t xml:space="preserve">: ROS, sales growth, employment growth,</w:t>
+        <w:t xml:space="preserve">Biến kiểm định độ vững</w:t>
+      </w:r>
+      <w:r>
+        <w:t xml:space="preserve">: ROS, tăng trưởng doanh thu, tăng trưởng lao động,</w:t>
       </w:r>
       <w:r>
         <w:t xml:space="preserve"> </w:t>
@@ -5441,7 +5456,7 @@
         </m:r>
       </m:oMath>
       <w:r>
-        <w:t xml:space="preserve">(annual sales).</w:t>
+        <w:t xml:space="preserve">(doanh thu năm).</w:t>
       </w:r>
     </w:p>
     <w:p>
@@ -5456,7 +5471,7 @@
         <w:t xml:space="preserve">Đóng góp mới</w:t>
       </w:r>
       <w:r>
-        <w:t xml:space="preserve">: lập luận rõ ràng về firm performance là khái niệm đa chiều và việc lựa chọn thước đo phải phù hợp với bối cảnh dữ liệu (xem</w:t>
+        <w:t xml:space="preserve">: lập luận rõ ràng rằng hiệu quả hoạt động là khái niệm đa chiều và việc lựa chọn thước đo phải phù hợp với bối cảnh dữ liệu (xem</w:t>
       </w:r>
       <w:r>
         <w:t xml:space="preserve"> </w:t>
@@ -5493,7 +5508,7 @@
         <w:t xml:space="preserve">Biến chính</w:t>
       </w:r>
       <w:r>
-        <w:t xml:space="preserve">: Foreign Sales To Total Sales (FSTS), đo bằng tỷ lệ doanh thu xuất khẩu trên tổng doanh thu. Mô hình có cả</w:t>
+        <w:t xml:space="preserve">: tỷ lệ doanh thu xuất khẩu trên tổng doanh thu (Foreign Sales to Total Sales, FSTS). Mô hình có cả</w:t>
       </w:r>
       <w:r>
         <w:t xml:space="preserve"> </w:t>
@@ -5542,7 +5557,10 @@
         </m:sSup>
       </m:oMath>
       <w:r>
-        <w:t xml:space="preserve">, và</w:t>
+        <w:t xml:space="preserve"> </w:t>
+      </w:r>
+      <w:r>
+        <w:t xml:space="preserve">và</w:t>
       </w:r>
       <w:r>
         <w:t xml:space="preserve"> </w:t>
@@ -5574,7 +5592,7 @@
         <w:t xml:space="preserve"> </w:t>
       </w:r>
       <w:r>
-        <w:t xml:space="preserve">để kiểm định phi tuyến S-curve / cubic.</w:t>
+        <w:t xml:space="preserve">để kiểm định phi tuyến dạng S và dạng bậc ba.</w:t>
       </w:r>
     </w:p>
     <w:p>
@@ -5589,7 +5607,7 @@
         <w:t xml:space="preserve">Cơ sở kế thừa</w:t>
       </w:r>
       <w:r>
-        <w:t xml:space="preserve">: FSTS là thước đo internationalization phổ biến nhất trong các nghiên cứu I-P (Sullivan, 1994; Hitt et al., 2006). Việc bổ sung</w:t>
+        <w:t xml:space="preserve">: FSTS là thước đo quốc tế hóa phổ biến nhất trong các nghiên cứu I-P (Sullivan, 1994; Hitt et al., 2006). Việc bổ sung</w:t>
       </w:r>
       <w:r>
         <w:t xml:space="preserve"> </w:t>
@@ -5621,7 +5639,7 @@
         <w:t xml:space="preserve"> </w:t>
       </w:r>
       <w:r>
-        <w:t xml:space="preserve">để kiểm định phi tuyến đã được áp dụng trong Lu và Beamish (2004), Contractor et al. (2003), và Hitt et al. (1997). Specification cubic được Do và Phan (2026g) xác nhận có ý nghĩa thống kê ở Trung Quốc với turning point ~47,8% FSTS, làm baseline cho việc kiểm định mở rộng trong luận án.</w:t>
+        <w:t xml:space="preserve">để kiểm định phi tuyến đã được áp dụng trong Lu và Beamish (2004), Contractor et al. (2003), và Hitt et al. (1997). Đặc tả bậc ba được Do và Phan (2026g) xác nhận có ý nghĩa thống kê ở Trung Quốc với điểm uốn ~47,8% FSTS, làm mốc nền cho việc kiểm định mở rộng trong luận án.</w:t>
       </w:r>
     </w:p>
     <w:bookmarkEnd w:id="77"/>
@@ -5634,13 +5652,13 @@
         <w:t xml:space="preserve">3.3.4 Đo lường biến điều tiết</w:t>
       </w:r>
     </w:p>
-    <w:bookmarkStart w:id="78" w:name="digital-constructs-tci-và-dai"/>
+    <w:bookmarkStart w:id="78" w:name="các-khái-niệm-số-hóa-tci-và-dai"/>
     <w:p>
       <w:pPr>
         <w:pStyle w:val="Heading4"/>
       </w:pPr>
       <w:r>
-        <w:t xml:space="preserve">Digital constructs (TCI và DAI)</w:t>
+        <w:t xml:space="preserve">Các khái niệm số hóa (TCI và DAI)</w:t>
       </w:r>
     </w:p>
     <w:p>
@@ -5648,7 +5666,7 @@
         <w:pStyle w:val="FirstParagraph"/>
       </w:pPr>
       <w:r>
-        <w:t xml:space="preserve">Luận án phân biệt rõ hai construct:</w:t>
+        <w:t xml:space="preserve">Luận án phân biệt rõ hai khái niệm:</w:t>
       </w:r>
     </w:p>
     <w:p>
@@ -5664,10 +5682,10 @@
           <w:bCs/>
           <w:b/>
         </w:rPr>
-        <w:t xml:space="preserve">Technological Capability Index (TCI)</w:t>
-      </w:r>
-      <w:r>
-        <w:t xml:space="preserve">: chiều sâu năng lực công nghệ, tổng hợp từ foreign technology licensing, R&amp;D spending, product innovation, và quality certification.</w:t>
+        <w:t xml:space="preserve">Chỉ số năng lực công nghệ (Technological Capability Index, TCI)</w:t>
+      </w:r>
+      <w:r>
+        <w:t xml:space="preserve">: chiều sâu năng lực công nghệ, tổng hợp từ cấp phép công nghệ nước ngoài, chi tiêu R&amp;D, đổi mới sản phẩm và chứng nhận chất lượng.</w:t>
       </w:r>
     </w:p>
     <w:p>
@@ -5683,10 +5701,10 @@
           <w:bCs/>
           <w:b/>
         </w:rPr>
-        <w:t xml:space="preserve">Digital Adoption Index (DAI)</w:t>
-      </w:r>
-      <w:r>
-        <w:t xml:space="preserve">: mức độ chấp nhận số bề mặt, tổng hợp từ website, email, online sales (DAI_thin) hoặc bổ sung e-payment và e-supplier (DAI_rich).</w:t>
+        <w:t xml:space="preserve">Chỉ số áp dụng số (Digital Adoption Index, DAI)</w:t>
+      </w:r>
+      <w:r>
+        <w:t xml:space="preserve">: mức độ áp dụng số ở bề mặt, tổng hợp từ website, email, bán hàng trực tuyến (DAI_thin) hoặc bổ sung thanh toán điện tử và nhà cung ứng điện tử (DAI_rich).</w:t>
       </w:r>
     </w:p>
     <w:p>
@@ -5698,10 +5716,10 @@
           <w:bCs/>
           <w:b/>
         </w:rPr>
-        <w:t xml:space="preserve">Nguyên tắc non-overlapping</w:t>
-      </w:r>
-      <w:r>
-        <w:t xml:space="preserve">: TCI và DAI không được chia sẻ component để bảo đảm construct purity. Đặc biệt, foreign technology licensing thuộc TCI chứ không được đồng thời tính vào DAI.</w:t>
+        <w:t xml:space="preserve">Nguyên tắc không chồng lấn</w:t>
+      </w:r>
+      <w:r>
+        <w:t xml:space="preserve">: TCI và DAI không chia sẻ thành phần nào để bảo đảm tính thuần nhất khái niệm. Đặc biệt, cấp phép công nghệ nước ngoài thuộc TCI chứ không đồng thời tính vào DAI.</w:t>
       </w:r>
     </w:p>
     <w:p>
@@ -5716,7 +5734,7 @@
         <w:t xml:space="preserve">Cơ sở kế thừa</w:t>
       </w:r>
       <w:r>
-        <w:t xml:space="preserve">: Bhandari et al. (2023) phân biệt digitalization, internationalization và capability theo resource-orchestration logic; Verhoef et al. (2021) phân biệt three stages (digitization, digitalization, digital transformation). Pattern</w:t>
+        <w:t xml:space="preserve">: Bhandari et al. (2023) phân biệt số hóa, quốc tế hóa và năng lực theo logic điều phối nguồn lực; Verhoef et al. (2021) phân biệt ba cấp độ (số hóa dữ liệu, số hóa quy trình, chuyển đổi số). Khuôn mẫu</w:t>
       </w:r>
       <w:r>
         <w:t xml:space="preserve"> </w:t>
@@ -5725,7 +5743,7 @@
         <w:t xml:space="preserve">“</w:t>
       </w:r>
       <w:r>
-        <w:t xml:space="preserve">digital shield effect</w:t>
+        <w:t xml:space="preserve">hiệu ứng lá chắn số</w:t>
       </w:r>
       <w:r>
         <w:t xml:space="preserve">”</w:t>
@@ -5759,13 +5777,13 @@
           <w:bCs/>
           <w:b/>
         </w:rPr>
-        <w:t xml:space="preserve">measurement harmonization protocol</w:t>
-      </w:r>
-      <w:r>
-        <w:t xml:space="preserve"> </w:t>
-      </w:r>
-      <w:r>
-        <w:t xml:space="preserve">trong bối cảnh WBES, đảm bảo construct purity ở 47 nền kinh tế châu Á và Pacific, với pipeline hòa hợp 3 thế hệ schema. Phân tách TCI và DAI theo (i) Bharadwaj et al. (2013), IT capability vs digital business strategy có nomological nets khác nhau; (ii) phân tầng 3 cấp của Verhoef et al. (2021), digitization, digitalization, digital transformation; (iii) truyền thống Lall (1992) và Cohen &amp; Levinthal (1990) coi technological capability là chiều sâu năng lực nội tại (absorptive capacity), khác về bản chất với digital adoption ở giao diện ngoại tại; (iv) resource-orchestration logic của Bhandari et al. (2023) cho I-P relationship; và (v) 4 tiêu chí formative composite của Coltman et al. (2008), đảm bảo TCI và DAI là hai composite độc lập.</w:t>
+        <w:t xml:space="preserve">quy trình hòa hợp đo lường</w:t>
+      </w:r>
+      <w:r>
+        <w:t xml:space="preserve"> </w:t>
+      </w:r>
+      <w:r>
+        <w:t xml:space="preserve">trong bối cảnh WBES, đảm bảo tính thuần nhất khái niệm ở 47 nền kinh tế châu Á và Thái Bình Dương, với quy trình hòa hợp ba thế hệ lược đồ dữ liệu. Phân tách TCI và DAI dựa theo: (i) Bharadwaj et al. (2013), năng lực CNTT và chiến lược kinh doanh số có mạng lưới quan hệ khái niệm khác nhau; (ii) phân tầng ba cấp của Verhoef et al. (2021): số hóa dữ liệu, số hóa quy trình, chuyển đổi số; (iii) truyền thống Lall (1992) và Cohen &amp; Levinthal (1990) coi năng lực công nghệ là chiều sâu năng lực nội tại (năng lực hấp thụ), khác về bản chất với áp dụng số ở giao diện ngoại tại; (iv) logic điều phối nguồn lực của Bhandari et al. (2023) cho quan hệ I-P; và (v) bốn tiêu chí của chỉ số tổng hợp dạng cấu thành theo Coltman et al. (2008), đảm bảo TCI và DAI là hai chỉ số tổng hợp độc lập.</w:t>
       </w:r>
     </w:p>
     <w:bookmarkEnd w:id="78"/>
@@ -5790,7 +5808,7 @@
         <w:t xml:space="preserve">Biến chính</w:t>
       </w:r>
       <w:r>
-        <w:t xml:space="preserve">: business obstacle index (tổng hợp từ các câu hỏi WBES về obstacles), country-level governance proxies, chỉ số pháp quyền WGI (Kaufmann et al., 2011), 6 sub-regime ICRV (classification từ Khanna &amp; Palepu, 2010 mở rộng).</w:t>
+        <w:t xml:space="preserve">: chỉ số rào cản kinh doanh (tổng hợp từ các câu hỏi WBES về rào cản), biến đại diện quản trị cấp quốc gia, chỉ số pháp quyền WGI (Kaufmann et al., 2011), 6 chế độ con ICRV (phân loại mở rộng từ Khanna &amp; Palepu, 2010).</w:t>
       </w:r>
     </w:p>
     <w:p>
@@ -5805,7 +5823,7 @@
         <w:t xml:space="preserve">Cơ sở kế thừa</w:t>
       </w:r>
       <w:r>
-        <w:t xml:space="preserve">: Khanna và Palepu (2010) với institutional voids; North (1990) với institutional analysis; Marano et al. (2016) với meta-analytic evidence về institutional moderators.</w:t>
+        <w:t xml:space="preserve">: Khanna và Palepu (2010) với khoảng trống thể chế; North (1990) với phân tích thể chế; Marano et al. (2016) với bằng chứng từ phân tích tổng hợp về các biến điều tiết thể chế.</w:t>
       </w:r>
     </w:p>
     <w:bookmarkEnd w:id="79"/>
@@ -5830,7 +5848,7 @@
         <w:t xml:space="preserve">Biến chính</w:t>
       </w:r>
       <w:r>
-        <w:t xml:space="preserve">: top manager experience (năm kinh nghiệm), top manager gender (female / male).</w:t>
+        <w:t xml:space="preserve">: kinh nghiệm nhà quản trị cấp cao (số năm), giới tính nhà quản trị cấp cao (nữ/nam).</w:t>
       </w:r>
     </w:p>
     <w:p>
@@ -5860,7 +5878,7 @@
         <w:t xml:space="preserve">Điều kiện sử dụng</w:t>
       </w:r>
       <w:r>
-        <w:t xml:space="preserve">: chỉ trong subset có đủ dữ liệu; nếu thiếu, đưa vào robustness chứ không bắt buộc trong mô hình chính.</w:t>
+        <w:t xml:space="preserve">: chỉ trong tập con có đủ dữ liệu; nếu thiếu, đưa vào phần kiểm định độ vững chứ không bắt buộc trong mô hình chính.</w:t>
       </w:r>
     </w:p>
     <w:bookmarkEnd w:id="80"/>
@@ -5890,7 +5908,7 @@
         <w:t xml:space="preserve"> </w:t>
       </w:r>
       <w:r>
-        <w:t xml:space="preserve">employment, firm age, foreign ownership dummy, sector dummy, country fixed effects, year fixed effects.</w:t>
+        <w:t xml:space="preserve">số lao động, tuổi doanh nghiệp, biến giả sở hữu nước ngoài, biến giả ngành, hiệu ứng cố định quốc gia, hiệu ứng cố định năm.</w:t>
       </w:r>
     </w:p>
     <w:p>
@@ -5905,7 +5923,7 @@
         <w:t xml:space="preserve">Cơ sở kế thừa</w:t>
       </w:r>
       <w:r>
-        <w:t xml:space="preserve">: chuẩn trong nghiên cứu WBES và IB (Aterido et al., 2011; Ayyagari et al., 2011).</w:t>
+        <w:t xml:space="preserve">: chuẩn trong nghiên cứu WBES và kinh doanh quốc tế (Aterido et al., 2011; Ayyagari et al., 2011).</w:t>
       </w:r>
     </w:p>
     <w:bookmarkEnd w:id="82"/>
@@ -5919,13 +5937,13 @@
         <w:t xml:space="preserve">3.4 Mô hình phân tích</w:t>
       </w:r>
     </w:p>
-    <w:bookmarkStart w:id="84" w:name="mô-hình-meta-analysis"/>
+    <w:bookmarkStart w:id="84" w:name="mô-hình-phân-tích-tổng-hợp"/>
     <w:p>
       <w:pPr>
         <w:pStyle w:val="Heading3"/>
       </w:pPr>
       <w:r>
-        <w:t xml:space="preserve">3.4.1 Mô hình meta-analysis</w:t>
+        <w:t xml:space="preserve">3.4.1 Mô hình phân tích tổng hợp</w:t>
       </w:r>
     </w:p>
     <w:p>
@@ -5933,7 +5951,7 @@
         <w:pStyle w:val="FirstParagraph"/>
       </w:pPr>
       <w:r>
-        <w:t xml:space="preserve">Random-effects model dựa trên Fisher’s</w:t>
+        <w:t xml:space="preserve">Mô hình hiệu ứng ngẫu nhiên dựa trên Fisher’s</w:t>
       </w:r>
       <w:r>
         <w:t xml:space="preserve"> </w:t>
@@ -6087,7 +6105,7 @@
         <w:t xml:space="preserve"> </w:t>
       </w:r>
       <w:r>
-        <w:t xml:space="preserve">là effect size của nghiên cứu</w:t>
+        <w:t xml:space="preserve">là độ lớn hiệu ứng của nghiên cứu</w:t>
       </w:r>
       <w:r>
         <w:t xml:space="preserve"> </w:t>
@@ -6098,15 +6116,15 @@
         </m:r>
       </m:oMath>
       <w:r>
-        <w:t xml:space="preserve">. Pooled effect size tính theo inverse-variance weighting (Borenstein et al., 2009).</w:t>
-      </w:r>
-    </w:p>
-    <w:p>
-      <w:pPr>
-        <w:pStyle w:val="BodyText"/>
-      </w:pPr>
-      <w:r>
-        <w:t xml:space="preserve">Heterogeneity đo bằng</w:t>
+        <w:t xml:space="preserve">. Độ lớn hiệu ứng gộp tính theo trọng số nghịch đảo phương sai (Borenstein et al., 2009).</w:t>
+      </w:r>
+    </w:p>
+    <w:p>
+      <w:pPr>
+        <w:pStyle w:val="BodyText"/>
+      </w:pPr>
+      <w:r>
+        <w:t xml:space="preserve">Tính không đồng nhất đo bằng</w:t>
       </w:r>
       <w:r>
         <w:t xml:space="preserve"> </w:t>
@@ -6140,7 +6158,7 @@
         <w:t xml:space="preserve"> </w:t>
       </w:r>
       <w:r>
-        <w:t xml:space="preserve">(Higgins et al., 2003). Subgroup analysis và meta-regression để kiểm định moderators.</w:t>
+        <w:t xml:space="preserve">(Higgins et al., 2003). Phân tích phân nhóm và hồi quy tổng hợp để kiểm định các biến điều tiết.</w:t>
       </w:r>
     </w:p>
     <w:p>
@@ -6155,17 +6173,17 @@
         <w:t xml:space="preserve">Cơ sở kế thừa</w:t>
       </w:r>
       <w:r>
-        <w:t xml:space="preserve">: chuẩn meta-analysis trong quản trị chiến lược (Combs et al., 2011; Aguinis et al., 2011).</w:t>
+        <w:t xml:space="preserve">: chuẩn phân tích tổng hợp trong quản trị chiến lược (Combs et al., 2011; Aguinis et al., 2011).</w:t>
       </w:r>
     </w:p>
     <w:bookmarkEnd w:id="84"/>
-    <w:bookmarkStart w:id="85" w:name="mô-hình-empirical-tuyến-tính-cơ-bản"/>
+    <w:bookmarkStart w:id="85" w:name="mô-hình-thực-nghiệm-tuyến-tính-cơ-bản"/>
     <w:p>
       <w:pPr>
         <w:pStyle w:val="Heading3"/>
       </w:pPr>
       <w:r>
-        <w:t xml:space="preserve">3.4.2 Mô hình empirical, Tuyến tính cơ bản</w:t>
+        <w:t xml:space="preserve">3.4.2 Mô hình thực nghiệm: Tuyến tính cơ bản</w:t>
       </w:r>
     </w:p>
     <w:p>
@@ -6344,7 +6362,7 @@
         <w:t xml:space="preserve"> </w:t>
       </w:r>
       <w:r>
-        <w:t xml:space="preserve">là vector control variables.</w:t>
+        <w:t xml:space="preserve">là véc-tơ các biến kiểm soát.</w:t>
       </w:r>
     </w:p>
     <w:bookmarkEnd w:id="85"/>
@@ -6612,7 +6630,7 @@
         </m:r>
       </m:oMath>
       <w:r>
-        <w:t xml:space="preserve">, inverted-U được xác nhận. Turning point tính theo</w:t>
+        <w:t xml:space="preserve">, quan hệ chữ U ngược được xác nhận. Điểm uốn tính theo</w:t>
       </w:r>
       <w:r>
         <w:t xml:space="preserve"> </w:t>
@@ -6677,7 +6695,7 @@
         <w:pStyle w:val="BodyText"/>
       </w:pPr>
       <w:r>
-        <w:t xml:space="preserve">Đối với Trung Quốc, mô hình mở rộng cubic theo specification đã được công bố:</w:t>
+        <w:t xml:space="preserve">Đối với Trung Quốc, mô hình mở rộng bậc ba theo đặc tả đã được công bố:</w:t>
       </w:r>
     </w:p>
     <w:p>
@@ -6925,7 +6943,7 @@
         <w:t xml:space="preserve">Cơ sở kế thừa</w:t>
       </w:r>
       <w:r>
-        <w:t xml:space="preserve">: Lu và Beamish (2004), Hitt et al. (1997), Contractor et al. (2003); Do và Phan (2026g) cho cubic specification ở China với turning point ~47,8% FSTS.</w:t>
+        <w:t xml:space="preserve">: Lu và Beamish (2004), Hitt et al. (1997), Contractor et al. (2003); Do và Phan (2026g) cho đặc tả bậc ba ở Trung Quốc với điểm uốn ~47,8% FSTS.</w:t>
       </w:r>
     </w:p>
     <w:p>
@@ -6937,13 +6955,13 @@
           <w:bCs/>
           <w:b/>
         </w:rPr>
-        <w:t xml:space="preserve">Lind-Mehlum U-test</w:t>
-      </w:r>
-      <w:r>
-        <w:t xml:space="preserve"> </w:t>
-      </w:r>
-      <w:r>
-        <w:t xml:space="preserve">(Lind &amp; Mehlum, 2010; Haans et al., 2016) để xác nhận chặt inverted-U: kiểm định slope dương ở bên trái và slope âm ở bên phải của domain</w:t>
+        <w:t xml:space="preserve">Kiểm định U của Lind-Mehlum</w:t>
+      </w:r>
+      <w:r>
+        <w:t xml:space="preserve"> </w:t>
+      </w:r>
+      <w:r>
+        <w:t xml:space="preserve">(Lind &amp; Mehlum, 2010; Haans et al., 2016) để xác nhận chặt chữ U ngược: kiểm định độ dốc dương ở bên trái và độ dốc âm ở bên phải của miền</w:t>
       </w:r>
       <w:r>
         <w:t xml:space="preserve"> </w:t>
@@ -6967,22 +6985,22 @@
       </w:r>
     </w:p>
     <w:bookmarkEnd w:id="86"/>
-    <w:bookmarkStart w:id="89" w:name="mô-hình-moderation-h2-h6"/>
+    <w:bookmarkStart w:id="89" w:name="mô-hình-điều-tiết-h2-h6"/>
     <w:p>
       <w:pPr>
         <w:pStyle w:val="Heading3"/>
       </w:pPr>
       <w:r>
-        <w:t xml:space="preserve">3.4.4 Mô hình moderation (H2-H6)</w:t>
-      </w:r>
-    </w:p>
-    <w:bookmarkStart w:id="87" w:name="two-way-interaction-h2-h3"/>
+        <w:t xml:space="preserve">3.4.4 Mô hình điều tiết (H2-H6)</w:t>
+      </w:r>
+    </w:p>
+    <w:bookmarkStart w:id="87" w:name="tương-tác-hai-chiều-h2-h3"/>
     <w:p>
       <w:pPr>
         <w:pStyle w:val="Heading4"/>
       </w:pPr>
       <w:r>
-        <w:t xml:space="preserve">Two-way interaction (H2, H3)</w:t>
+        <w:t xml:space="preserve">Tương tác hai chiều (H2, H3)</w:t>
       </w:r>
     </w:p>
     <w:p>
@@ -7371,17 +7389,17 @@
         <w:t xml:space="preserve"> </w:t>
       </w:r>
       <w:r>
-        <w:t xml:space="preserve">là moderator (TCI hoặc DAI).</w:t>
+        <w:t xml:space="preserve">là biến điều tiết (TCI hoặc DAI).</w:t>
       </w:r>
     </w:p>
     <w:bookmarkEnd w:id="87"/>
-    <w:bookmarkStart w:id="88" w:name="three-way-interaction-synthesis"/>
+    <w:bookmarkStart w:id="88" w:name="tương-tác-ba-chiều-tổng-hợp"/>
     <w:p>
       <w:pPr>
         <w:pStyle w:val="Heading4"/>
       </w:pPr>
       <w:r>
-        <w:t xml:space="preserve">Three-way interaction (synthesis)</w:t>
+        <w:t xml:space="preserve">Tương tác ba chiều (tổng hợp)</w:t>
       </w:r>
     </w:p>
     <w:p>
@@ -7701,7 +7719,7 @@
         <w:t xml:space="preserve"> </w:t>
       </w:r>
       <w:r>
-        <w:t xml:space="preserve">= digital,</w:t>
+        <w:t xml:space="preserve">= số hóa,</w:t>
       </w:r>
       <w:r>
         <w:t xml:space="preserve"> </w:t>
@@ -7715,7 +7733,7 @@
         <w:t xml:space="preserve"> </w:t>
       </w:r>
       <w:r>
-        <w:t xml:space="preserve">= institutional,</w:t>
+        <w:t xml:space="preserve">= thể chế,</w:t>
       </w:r>
       <w:r>
         <w:t xml:space="preserve"> </w:t>
@@ -7729,7 +7747,7 @@
         <w:t xml:space="preserve"> </w:t>
       </w:r>
       <w:r>
-        <w:t xml:space="preserve">= manager.</w:t>
+        <w:t xml:space="preserve">= nhà quản trị.</w:t>
       </w:r>
     </w:p>
     <w:p>
@@ -7744,7 +7762,7 @@
         <w:t xml:space="preserve">Cơ sở kế thừa</w:t>
       </w:r>
       <w:r>
-        <w:t xml:space="preserve">: chuẩn moderation trong quản trị chiến lược (Aiken &amp; West, 1991; Dawson, 2014).</w:t>
+        <w:t xml:space="preserve">: chuẩn về điều tiết trong quản trị chiến lược (Aiken &amp; West, 1991; Dawson, 2014).</w:t>
       </w:r>
     </w:p>
     <w:p>
@@ -7759,18 +7777,18 @@
         <w:t xml:space="preserve">Đóng góp mới</w:t>
       </w:r>
       <w:r>
-        <w:t xml:space="preserve">: three-way moderation digital × institutional × manager trong bối cảnh châu Á và Pacific với 47 nước chưa được kiểm định trước đây.</w:t>
+        <w:t xml:space="preserve">: điều tiết ba chiều số hóa × thể chế × nhà quản trị trong bối cảnh châu Á và Thái Bình Dương với 47 nước chưa được kiểm định trước đây.</w:t>
       </w:r>
     </w:p>
     <w:bookmarkEnd w:id="88"/>
     <w:bookmarkEnd w:id="89"/>
-    <w:bookmarkStart w:id="90" w:name="mô-hình-temporal-heterogeneity-h6"/>
+    <w:bookmarkStart w:id="90" w:name="X1792121fa728e86189eaf569568ca359e99a435"/>
     <w:p>
       <w:pPr>
         <w:pStyle w:val="Heading3"/>
       </w:pPr>
       <w:r>
-        <w:t xml:space="preserve">3.4.5 Mô hình temporal heterogeneity (H6)</w:t>
+        <w:t xml:space="preserve">3.4.5 Mô hình tính không đồng nhất theo thời gian (H6)</w:t>
       </w:r>
     </w:p>
     <w:p>
@@ -8224,7 +8242,7 @@
         <w:t xml:space="preserve">Cơ sở kế thừa</w:t>
       </w:r>
       <w:r>
-        <w:t xml:space="preserve">: Wu et al. (2022) với twenty-year evolution; Xiao et al. (2013) với China-specific contingencies; Do và Phan (2026g) làm baseline cubic 2012.</w:t>
+        <w:t xml:space="preserve">: Wu et al. (2022) với diễn tiến hai mươi năm; Xiao et al. (2013) với các điều kiện bối cảnh riêng của Trung Quốc; Do và Phan (2026g) làm mốc nền bậc ba 2012.</w:t>
       </w:r>
     </w:p>
     <w:p>
@@ -8239,7 +8257,7 @@
         <w:t xml:space="preserve">Đóng góp mới</w:t>
       </w:r>
       <w:r>
-        <w:t xml:space="preserve">: áp dụng cho China 2012 và 2024 để kiểm định stability của cubic turning point (~47,8% FSTS) sau hơn một thập kỷ chuyển đổi số.</w:t>
+        <w:t xml:space="preserve">: áp dụng cho Trung Quốc 2012 và 2024 để kiểm định tính ổn định của điểm uốn bậc ba (~47,8% FSTS) sau hơn một thập kỷ chuyển đổi số.</w:t>
       </w:r>
     </w:p>
     <w:bookmarkEnd w:id="90"/>
@@ -8257,7 +8275,7 @@
         <w:pStyle w:val="FirstParagraph"/>
       </w:pPr>
       <w:r>
-        <w:t xml:space="preserve">Nghiên cứu 3 sử dụng chuỗi mô hình lồng nhau M0-M8 ước lượng riêng theo từng sóng khảo sát (2009, 2015, 2023) và gộp pooled. Ký hiệu tiếng Việt:</w:t>
+        <w:t xml:space="preserve">Nghiên cứu 3 sử dụng chuỗi mô hình lồng nhau M0-M8 ước lượng riêng theo từng sóng khảo sát (2009, 2015, 2023) và mẫu gộp. Ký hiệu tiếng Việt:</w:t>
       </w:r>
     </w:p>
     <w:p>
@@ -8450,7 +8468,7 @@
         <w:t xml:space="preserve">δ_s</w:t>
       </w:r>
       <w:r>
-        <w:t xml:space="preserve">: hiệu ứng cố định ngành (1-digit ISIC);</w:t>
+        <w:t xml:space="preserve">: hiệu ứng cố định ngành (ISIC 1 chữ số);</w:t>
       </w:r>
       <w:r>
         <w:t xml:space="preserve"> </w:t>
@@ -8463,7 +8481,7 @@
         <w:t xml:space="preserve">λ_t</w:t>
       </w:r>
       <w:r>
-        <w:t xml:space="preserve">: hiệu ứng cố định sóng (chỉ pooled)</w:t>
+        <w:t xml:space="preserve">: hiệu ứng cố định sóng (chỉ mẫu gộp)</w:t>
       </w:r>
     </w:p>
     <w:p>
@@ -8960,7 +8978,7 @@
           <w:bCs/>
           <w:b/>
         </w:rPr>
-        <w:t xml:space="preserve">M2, Quốc tế hoá phi tuyến (kiểm định H1, inverted-U):</w:t>
+        <w:t xml:space="preserve">M2, Quốc tế hoá phi tuyến (kiểm định H1, chữ U ngược):</w:t>
       </w:r>
     </w:p>
     <w:p>
@@ -11581,7 +11599,7 @@
           <w:iCs/>
           <w:i/>
         </w:rPr>
-        <w:t xml:space="preserve">chỉ áp dụng trong mô hình pooled. Mô hình được ước lượng riêng cho 3 sóng và gộp (N = 989 / 956 / 1.013 / 2.958).</w:t>
+        <w:t xml:space="preserve">chỉ áp dụng trong mô hình mẫu gộp. Mô hình được ước lượng riêng cho 3 sóng và mẫu gộp (N = 989 / 956 / 1.013 / 2.958).</w:t>
       </w:r>
     </w:p>
     <w:p>
@@ -11880,7 +11898,7 @@
               <w:jc w:val="left"/>
             </w:pPr>
             <w:r>
-              <w:t xml:space="preserve">Kiểm định inverted-U (H1)</w:t>
+              <w:t xml:space="preserve">Kiểm định chữ U ngược (H1)</w:t>
             </w:r>
           </w:p>
         </w:tc>
@@ -12206,19 +12224,19 @@
               <w:jc w:val="left"/>
             </w:pPr>
             <w:r>
-              <w:t xml:space="preserve">wave</w:t>
-            </w:r>
-          </w:p>
-        </w:tc>
-        <w:tc>
-          <w:tcPr/>
-          <w:p>
-            <w:pPr>
-              <w:pStyle w:val="Compact"/>
-              <w:jc w:val="left"/>
-            </w:pPr>
-            <w:r>
-              <w:t xml:space="preserve">chỉ báo sóng khảo sát (chỉ pooled)</w:t>
+              <w:t xml:space="preserve">sóng</w:t>
+            </w:r>
+          </w:p>
+        </w:tc>
+        <w:tc>
+          <w:tcPr/>
+          <w:p>
+            <w:pPr>
+              <w:pStyle w:val="Compact"/>
+              <w:jc w:val="left"/>
+            </w:pPr>
+            <w:r>
+              <w:t xml:space="preserve">chỉ báo sóng khảo sát (chỉ mẫu gộp)</w:t>
             </w:r>
           </w:p>
         </w:tc>
@@ -12403,7 +12421,7 @@
         <w:t xml:space="preserve">Tier-1+2</w:t>
       </w:r>
       <w:r>
-        <w:t xml:space="preserve">, z-std của trung bình(c22b₀₁, k33₀₁, k38₀₁); khác P3 ở chỗ bao gồm e-payment hai chiều (Tier-2)</w:t>
+        <w:t xml:space="preserve">, z-std của trung bình(c22b₀₁, k33₀₁, k38₀₁); khác P3 ở chỗ bao gồm thanh toán điện tử hai chiều (Tier-2)</w:t>
       </w:r>
     </w:p>
     <w:p>
@@ -12467,7 +12485,7 @@
         <w:t xml:space="preserve">δ_s</w:t>
       </w:r>
       <w:r>
-        <w:t xml:space="preserve">: sector fixed effects (ISIC 1-chữ số)</w:t>
+        <w:t xml:space="preserve">: hiệu ứng cố định ngành (ISIC 1 chữ số)</w:t>
       </w:r>
     </w:p>
     <w:p>
@@ -12509,7 +12527,7 @@
         <w:pStyle w:val="BlockText"/>
       </w:pPr>
       <w:r>
-        <w:t xml:space="preserve">M0 (Baseline):</w:t>
+        <w:t xml:space="preserve">M0 (Cơ sở):</w:t>
       </w:r>
       <w:r>
         <w:t xml:space="preserve"> </w:t>
@@ -12724,7 +12742,7 @@
         </m:sSub>
       </m:oMath>
       <w:r>
-        <w:t xml:space="preserve">)</w:t>
+        <w:t xml:space="preserve">) + trung bình mẫu</w:t>
       </w:r>
       <w:r>
         <w:t xml:space="preserve"> </w:t>
@@ -12741,7 +12759,7 @@
         <w:t xml:space="preserve"> </w:t>
       </w:r>
       <w:r>
-        <w:t xml:space="preserve">88,6% FSTS [CI bootstrap [53%, 253%]]</w:t>
+        <w:t xml:space="preserve">82% FSTS [CI bootstrap [53%, 253%]]</w:t>
       </w:r>
       <w:r>
         <w:t xml:space="preserve"> </w:t>
@@ -13233,7 +13251,7 @@
         <w:t xml:space="preserve"> </w:t>
       </w:r>
       <w:r>
-        <w:t xml:space="preserve">&gt; 0, DAI khuếch đại lợi nhuận I-P ở cường độ xuất khẩu cao (coordination platform mechanism; Stallkamp &amp; Schotter, 2021)</w:t>
+        <w:t xml:space="preserve">&gt; 0, DAI khuếch đại lợi nhuận I-P ở cường độ xuất khẩu cao (cơ chế nền tảng phối hợp; Stallkamp &amp; Schotter, 2021)</w:t>
       </w:r>
       <w:r>
         <w:t xml:space="preserve"> </w:t>
@@ -13939,25 +13957,7 @@
         <w:pStyle w:val="FirstParagraph"/>
       </w:pPr>
       <w:r>
-        <w:t xml:space="preserve">Nghiên cứu 5 sử dụng hai sóng WBES Trung Quốc (2012: N = 2.610; 2024: N = 1.934; pooled N = 4.544). Thiết kế đa sóng không panel (217 doanh nghiệp xuất hiện cả hai sóng tạo thành</w:t>
-      </w:r>
-      <w:r>
-        <w:t xml:space="preserve"> </w:t>
-      </w:r>
-      <w:r>
-        <w:t xml:space="preserve">“</w:t>
-      </w:r>
-      <w:r>
-        <w:t xml:space="preserve">panel core</w:t>
-      </w:r>
-      <w:r>
-        <w:t xml:space="preserve">”</w:t>
-      </w:r>
-      <w:r>
-        <w:t xml:space="preserve"> </w:t>
-      </w:r>
-      <w:r>
-        <w:t xml:space="preserve">được sử dụng cho cluster-robust SE). Ký hiệu tiếng Việt:</w:t>
+        <w:t xml:space="preserve">Nghiên cứu 5 sử dụng hai sóng WBES Trung Quốc (2012: N = 2.610; 2024: N = 1.934; mẫu gộp N = 4.544). Thiết kế đa sóng không phải panel (217 doanh nghiệp xuất hiện cả hai sóng tạo thành nhóm lõi, được sử dụng cho sai số chuẩn vững theo cụm). Ký hiệu tiếng Việt:</w:t>
       </w:r>
     </w:p>
     <w:p>
@@ -14045,7 +14045,7 @@
         <w:t xml:space="preserve"> </w:t>
       </w:r>
       <w:r>
-        <w:t xml:space="preserve">= DAI_core_it: chỉ số số hoá cơ bản, chỉ c22b₀₁ (Tier-1 mỏng, single-item binary)</w:t>
+        <w:t xml:space="preserve">= DAI_core_it: chỉ số số hoá cơ bản, chỉ c22b₀₁ (Tier-1 mỏng, đơn biến nhị phân)</w:t>
       </w:r>
     </w:p>
     <w:p>
@@ -14109,7 +14109,7 @@
         <w:t xml:space="preserve">δ_s</w:t>
       </w:r>
       <w:r>
-        <w:t xml:space="preserve">: sector fixed effects;</w:t>
+        <w:t xml:space="preserve">: hiệu ứng cố định ngành;</w:t>
       </w:r>
       <w:r>
         <w:t xml:space="preserve"> </w:t>
@@ -14122,7 +14122,7 @@
         <w:t xml:space="preserve">λ_t</w:t>
       </w:r>
       <w:r>
-        <w:t xml:space="preserve">: wave fixed effects (pooled)</w:t>
+        <w:t xml:space="preserve">: hiệu ứng cố định sóng (chỉ mẫu gộp)</w:t>
       </w:r>
     </w:p>
     <w:p>
@@ -14142,7 +14142,7 @@
         <w:pStyle w:val="BlockText"/>
       </w:pPr>
       <w:r>
-        <w:t xml:space="preserve">M0 (Baseline):</w:t>
+        <w:t xml:space="preserve">M0 (Cơ sở):</w:t>
       </w:r>
       <w:r>
         <w:t xml:space="preserve"> </w:t>
@@ -14357,7 +14357,7 @@
         </m:sSub>
       </m:oMath>
       <w:r>
-        <w:t xml:space="preserve">), điểm uốn 49,4% (2012), 47,2% (2024), và 48,8% (pooled)</w:t>
+        <w:t xml:space="preserve">), điểm uốn 49,4% (2012), 47,2% (2024), và 48,8% (mẫu gộp)</w:t>
       </w:r>
       <w:r>
         <w:t xml:space="preserve"> </w:t>
@@ -14540,10 +14540,7 @@
         <w:t xml:space="preserve">”</w:t>
       </w:r>
       <w:r>
-        <w:t xml:space="preserve"> </w:t>
-      </w:r>
-      <w:r>
-        <w:t xml:space="preserve">(level-shifter), không điều tiết độ cong</w:t>
+        <w:t xml:space="preserve">, không điều tiết độ cong</w:t>
       </w:r>
     </w:p>
     <w:p>
@@ -15196,7 +15193,7 @@
         <w:t xml:space="preserve"> </w:t>
       </w:r>
       <w:r>
-        <w:t xml:space="preserve">Kết quả: F2 = 3,26 (p = 0,039, không qua Bonferroni α* = 0,017), H4b (null capability-curvature moderation) được chấp nhận</w:t>
+        <w:t xml:space="preserve">Kết quả: F2 = 3,26 (p = 0,039, không qua Bonferroni α* = 0,017), H4b (không điều tiết năng lực–độ cong) được chấp nhận</w:t>
       </w:r>
     </w:p>
     <w:p>
@@ -15549,7 +15546,7 @@
               <w:t xml:space="preserve"> </w:t>
             </w:r>
             <w:r>
-              <w:t xml:space="preserve">(binary)</w:t>
+              <w:t xml:space="preserve">(nhị phân)</w:t>
             </w:r>
           </w:p>
         </w:tc>
@@ -15737,19 +15734,19 @@
               <w:jc w:val="left"/>
             </w:pPr>
             <w:r>
-              <w:t xml:space="preserve">ISIC sector</w:t>
-            </w:r>
-          </w:p>
-        </w:tc>
-        <w:tc>
-          <w:tcPr/>
-          <w:p>
-            <w:pPr>
-              <w:pStyle w:val="Compact"/>
-              <w:jc w:val="left"/>
-            </w:pPr>
-            <w:r>
-              <w:t xml:space="preserve">Sector FE</w:t>
+              <w:t xml:space="preserve">ngành ISIC</w:t>
+            </w:r>
+          </w:p>
+        </w:tc>
+        <w:tc>
+          <w:tcPr/>
+          <w:p>
+            <w:pPr>
+              <w:pStyle w:val="Compact"/>
+              <w:jc w:val="left"/>
+            </w:pPr>
+            <w:r>
+              <w:t xml:space="preserve">hiệu ứng cố định ngành</w:t>
             </w:r>
           </w:p>
         </w:tc>
@@ -15787,19 +15784,19 @@
               <w:jc w:val="left"/>
             </w:pPr>
             <w:r>
-              <w:t xml:space="preserve">wave (2012/2024)</w:t>
-            </w:r>
-          </w:p>
-        </w:tc>
-        <w:tc>
-          <w:tcPr/>
-          <w:p>
-            <w:pPr>
-              <w:pStyle w:val="Compact"/>
-              <w:jc w:val="left"/>
-            </w:pPr>
-            <w:r>
-              <w:t xml:space="preserve">Wave FE (chỉ pooled)</w:t>
+              <w:t xml:space="preserve">sóng (2012/2024)</w:t>
+            </w:r>
+          </w:p>
+        </w:tc>
+        <w:tc>
+          <w:tcPr/>
+          <w:p>
+            <w:pPr>
+              <w:pStyle w:val="Compact"/>
+              <w:jc w:val="left"/>
+            </w:pPr>
+            <w:r>
+              <w:t xml:space="preserve">hiệu ứng cố định sóng (chỉ mẫu gộp)</w:t>
             </w:r>
           </w:p>
         </w:tc>
@@ -15826,35 +15823,7 @@
           <w:iCs/>
           <w:i/>
         </w:rPr>
-        <w:t xml:space="preserve">Ghi chú: 217 doanh nghiệp xuất hiện cả hai sóng (</w:t>
-      </w:r>
-      <w:r>
-        <w:rPr>
-          <w:iCs/>
-          <w:i/>
-        </w:rPr>
-        <w:t xml:space="preserve">“</w:t>
-      </w:r>
-      <w:r>
-        <w:rPr>
-          <w:iCs/>
-          <w:i/>
-        </w:rPr>
-        <w:t xml:space="preserve">panel core</w:t>
-      </w:r>
-      <w:r>
-        <w:rPr>
-          <w:iCs/>
-          <w:i/>
-        </w:rPr>
-        <w:t xml:space="preserve">”</w:t>
-      </w:r>
-      <w:r>
-        <w:rPr>
-          <w:iCs/>
-          <w:i/>
-        </w:rPr>
-        <w:t xml:space="preserve">) tạo thêm nhận dạng biến thiên trong mẫu trong khi clustered SE theo idstd xử lý tương quan nội nhóm. DAI Trung Quốc chỉ là Tier-1 đơn biến, không đủ để kiểm định CDCM; hàm ý chính sách và lý thuyết khác với P4 Singapore (Tier-1+2).</w:t>
+        <w:t xml:space="preserve">Ghi chú: 217 doanh nghiệp xuất hiện cả hai sóng (nhóm lõi xuất hiện hai sóng) tạo thêm nhận dạng biến thiên trong mẫu, trong khi sai số chuẩn gom cụm theo idstd xử lý tương quan nội nhóm. DAI Trung Quốc chỉ là Tier-1 đơn biến, không đủ để kiểm định CDCM; hàm ý chính sách và lý thuyết khác với P4 Singapore (Tier-1+2).</w:t>
       </w:r>
     </w:p>
     <w:p>
@@ -15895,7 +15864,7 @@
         <w:t xml:space="preserve"> </w:t>
       </w:r>
       <w:r>
-        <w:t xml:space="preserve">(102 cặp quốc gia × năm, 2003-2025). Mẫu phân tích toàn phần đạt N = 84.910 (M0-M2) đến N = 29.840 (M11 full). Thiết kế hierarchical OLS với HC1 robust standard errors, clustered theo country-year. Ký hiệu tiếng Việt:</w:t>
+        <w:t xml:space="preserve">(102 cặp quốc gia × năm, 2003-2025). Mẫu phân tích toàn phần đạt N = 84.910 (M0-M2) đến N = 29.840 (M11 đầy đủ). Thiết kế OLS phân cấp với sai số chuẩn vững HC1, gom cụm theo quốc gia–năm. Ký hiệu tiếng Việt:</w:t>
       </w:r>
     </w:p>
     <w:p>
@@ -15933,7 +15902,7 @@
         <w:t xml:space="preserve">CDDXK_c_it</w:t>
       </w:r>
       <w:r>
-        <w:t xml:space="preserve">: cường độ xuất khẩu mean-centred, FSTS_c = (d3c/100) − mean_pool(FSTS)</w:t>
+        <w:t xml:space="preserve">: cường độ xuất khẩu điều chỉnh trung bình, FSTS_c = (d3c/100) − mean_pool(FSTS)</w:t>
       </w:r>
     </w:p>
     <w:p>
@@ -15990,7 +15959,7 @@
         <w:t xml:space="preserve">NLCN_z_it</w:t>
       </w:r>
       <w:r>
-        <w:t xml:space="preserve">: năng lực công nghệ z-standardised, TCI_z = z-std(b8, e6)</w:t>
+        <w:t xml:space="preserve">: năng lực công nghệ chuẩn hoá z, TCI_z = z-std(b8, e6)</w:t>
       </w:r>
     </w:p>
     <w:p>
@@ -16009,7 +15978,7 @@
         <w:t xml:space="preserve">CSS_z_it</w:t>
       </w:r>
       <w:r>
-        <w:t xml:space="preserve">: chỉ số số hoá z-standardised, DAI_z = z-std(website + e-pay, Tier 1+2: c22b/e1, k33)</w:t>
+        <w:t xml:space="preserve">: chỉ số số hoá chuẩn hoá z, DAI_z = z-std(website + thanh toán điện tử, Tier 1+2: c22b/e1, k33)</w:t>
       </w:r>
     </w:p>
     <w:p>
@@ -16047,7 +16016,7 @@
         <w:t xml:space="preserve">NQL_nu_it</w:t>
       </w:r>
       <w:r>
-        <w:t xml:space="preserve">: top manager là nữ (binary, b7a/b6a)</w:t>
+        <w:t xml:space="preserve">: nhà quản trị cấp cao là nữ (nhị phân, b7a/b6a)</w:t>
       </w:r>
     </w:p>
     <w:p>
@@ -16066,7 +16035,7 @@
         <w:t xml:space="preserve">ICRV_j</w:t>
       </w:r>
       <w:r>
-        <w:t xml:space="preserve">: phân loại chế độ thể chế ICRV (integer 1-6, Advanced đến SIDS)</w:t>
+        <w:t xml:space="preserve">: phân loại chế độ thể chế ICRV (số nguyên 1-6, từ Tiên tiến đến SIDS)</w:t>
       </w:r>
     </w:p>
     <w:p>
@@ -16142,7 +16111,7 @@
         <w:t xml:space="preserve">δ_ct</w:t>
       </w:r>
       <w:r>
-        <w:t xml:space="preserve">: country × year fixed effects (M5)</w:t>
+        <w:t xml:space="preserve">: hiệu ứng cố định quốc gia × năm (M5)</w:t>
       </w:r>
     </w:p>
     <w:p>
@@ -16172,7 +16141,7 @@
         <w:t xml:space="preserve"> </w:t>
       </w:r>
       <w:r>
-        <w:t xml:space="preserve">(tuyến tính baseline):</w:t>
+        <w:t xml:space="preserve">(tuyến tính cơ sở):</w:t>
       </w:r>
     </w:p>
     <w:p>
@@ -16878,7 +16847,7 @@
         <w:t xml:space="preserve"> </w:t>
       </w:r>
       <w:r>
-        <w:t xml:space="preserve">(M3 + country-year FE, kiểm định vững mạnh nhất):</w:t>
+        <w:t xml:space="preserve">(M3 + hiệu ứng cố định quốc gia–năm, kiểm định vững mạnh nhất):</w:t>
       </w:r>
     </w:p>
     <w:p>
@@ -18456,7 +18425,7 @@
               <m:nor/>
               <m:sty m:val="p"/>
             </m:rPr>
-            <m:t> (top manager nữ: lợi thế hiệu quả  17–20%cross-context)</m:t>
+            <m:t> (nhà quản trị cấp cao là nữ: lợi thế hiệu quả  17–20%xuyên bối cảnh)</m:t>
           </m:r>
         </m:oMath>
       </m:oMathPara>
@@ -20240,7 +20209,7 @@
               <w:jc w:val="left"/>
             </w:pPr>
             <w:r>
-              <w:t xml:space="preserve">z-std(website + e-payment): Tier 1+2</w:t>
+              <w:t xml:space="preserve">z-std(website + thanh toán điện tử): Tier 1+2</w:t>
             </w:r>
           </w:p>
         </w:tc>
@@ -20340,7 +20309,7 @@
               <w:jc w:val="left"/>
             </w:pPr>
             <w:r>
-              <w:t xml:space="preserve">1 nếu top manager là nữ</w:t>
+              <w:t xml:space="preserve">1 nếu nhà quản trị cấp cao là nữ</w:t>
             </w:r>
           </w:p>
         </w:tc>
@@ -20390,7 +20359,7 @@
               <w:jc w:val="left"/>
             </w:pPr>
             <w:r>
-              <w:t xml:space="preserve">integer 1-6 (Advanced Innovation đến SIDS)</w:t>
+              <w:t xml:space="preserve">số nguyên 1-6 (Tiên tiến đổi mới đến SIDS)</w:t>
             </w:r>
           </w:p>
         </w:tc>
@@ -20452,7 +20421,7 @@
               <w:jc w:val="left"/>
             </w:pPr>
             <w:r>
-              <w:t xml:space="preserve">Control (quy mô)</w:t>
+              <w:t xml:space="preserve">Kiểm soát (quy mô)</w:t>
             </w:r>
           </w:p>
         </w:tc>
@@ -20502,7 +20471,7 @@
               <w:jc w:val="left"/>
             </w:pPr>
             <w:r>
-              <w:t xml:space="preserve">Control (tuổi DN)</w:t>
+              <w:t xml:space="preserve">Kiểm soát (tuổi DN)</w:t>
             </w:r>
           </w:p>
         </w:tc>
@@ -20552,7 +20521,7 @@
               <w:jc w:val="left"/>
             </w:pPr>
             <w:r>
-              <w:t xml:space="preserve">Control (sở hữu)</w:t>
+              <w:t xml:space="preserve">Kiểm soát (sở hữu)</w:t>
             </w:r>
           </w:p>
         </w:tc>
@@ -20590,19 +20559,19 @@
               <w:jc w:val="left"/>
             </w:pPr>
             <w:r>
-              <w:t xml:space="preserve">country × year FE</w:t>
-            </w:r>
-          </w:p>
-        </w:tc>
-        <w:tc>
-          <w:tcPr/>
-          <w:p>
-            <w:pPr>
-              <w:pStyle w:val="Compact"/>
-              <w:jc w:val="left"/>
-            </w:pPr>
-            <w:r>
-              <w:t xml:space="preserve">Fixed effects</w:t>
+              <w:t xml:space="preserve">hiệu ứng cố định quốc gia × năm</w:t>
+            </w:r>
+          </w:p>
+        </w:tc>
+        <w:tc>
+          <w:tcPr/>
+          <w:p>
+            <w:pPr>
+              <w:pStyle w:val="Compact"/>
+              <w:jc w:val="left"/>
+            </w:pPr>
+            <w:r>
+              <w:t xml:space="preserve">Hiệu ứng cố định</w:t>
             </w:r>
           </w:p>
         </w:tc>
@@ -20617,7 +20586,7 @@
           <w:iCs/>
           <w:i/>
         </w:rPr>
-        <w:t xml:space="preserve">Ghi chú: Mẫu phân tích giảm dần từ N = 84.910 (M2), 38.342 (M3, thêm kiểm soát), 29.840 (M11, thêm manager + ICRV + three-way). DAI P7 là Tier 1+2 khi k33 có mặt, Tier-1 only khi thiếu, khác với P3 Vietnam (Tier-1 only) và đồng nhất với P4 Singapore (Tier-1+2). ICRV là biến điều tiết liên tục (integer), không phải dummies, nhằm giữ N đủ lớn trong M10-M11.</w:t>
+        <w:t xml:space="preserve">Ghi chú: Mẫu phân tích giảm dần từ N = 84.910 (M2), 38.342 (M3, thêm kiểm soát), 29.840 (M11, thêm nhà quản trị + ICRV + tương tác ba chiều). DAI P7 là Tier 1+2 khi k33 có mặt, chỉ Tier-1 khi thiếu, khác với P3 Việt Nam (chỉ Tier-1) và đồng nhất với P4 Singapore (Tier-1+2). ICRV là biến điều tiết liên tục (số nguyên), không phải biến giả, nhằm giữ N đủ lớn trong M10-M11.</w:t>
       </w:r>
     </w:p>
     <w:p>
@@ -20628,13 +20597,13 @@
       </w:r>
     </w:p>
     <w:bookmarkEnd w:id="94"/>
-    <w:bookmarkStart w:id="95" w:name="X643505249b2e6f03115a2b099a8243c676fb8cd"/>
+    <w:bookmarkStart w:id="95" w:name="X86c32e628f75359e777376950436514c3a68c92"/>
     <w:p>
       <w:pPr>
         <w:pStyle w:val="Heading3"/>
       </w:pPr>
       <w:r>
-        <w:t xml:space="preserve">3.4.5.5 Mô hình cụ thể, Nghiên cứu 8: Pacific SIDS (N = 1.469, Nhóm VI)</w:t>
+        <w:t xml:space="preserve">3.4.5.5 Mô hình cụ thể, Nghiên cứu 8: Quốc đảo nhỏ Thái Bình Dương (N = 1.469, Nhóm VI)</w:t>
       </w:r>
     </w:p>
     <w:p>
@@ -20668,7 +20637,7 @@
           <w:bCs/>
           <w:b/>
         </w:rPr>
-        <w:t xml:space="preserve">9 nền kinh tế Pacific SIDS</w:t>
+        <w:t xml:space="preserve">9 nền kinh tế quốc đảo nhỏ Thái Bình Dương (Pacific SIDS)</w:t>
       </w:r>
       <w:r>
         <w:t xml:space="preserve"> </w:t>
@@ -21076,7 +21045,7 @@
               <w:jc w:val="left"/>
             </w:pPr>
             <w:r>
-              <w:t xml:space="preserve">z-std(website binary):</w:t>
+              <w:t xml:space="preserve">z-std(website nhị phân):</w:t>
             </w:r>
             <w:r>
               <w:t xml:space="preserve"> </w:t>
@@ -21086,7 +21055,7 @@
                 <w:bCs/>
                 <w:b/>
               </w:rPr>
-              <w:t xml:space="preserve">chỉ Tier-1, không dynamic</w:t>
+              <w:t xml:space="preserve">chỉ Tier-1, không phải năng lực số động</w:t>
             </w:r>
           </w:p>
         </w:tc>
@@ -21262,7 +21231,7 @@
               <w:jc w:val="left"/>
             </w:pPr>
             <w:r>
-              <w:t xml:space="preserve">Country fixed effects</w:t>
+              <w:t xml:space="preserve">Hiệu ứng cố định quốc gia</w:t>
             </w:r>
           </w:p>
         </w:tc>
@@ -21286,7 +21255,7 @@
               <w:jc w:val="left"/>
             </w:pPr>
             <w:r>
-              <w:t xml:space="preserve">dummy theo quốc gia</w:t>
+              <w:t xml:space="preserve">biến giả theo quốc gia</w:t>
             </w:r>
           </w:p>
         </w:tc>
@@ -21312,7 +21281,7 @@
               <w:jc w:val="left"/>
             </w:pPr>
             <w:r>
-              <w:t xml:space="preserve">Wave fixed effects</w:t>
+              <w:t xml:space="preserve">Hiệu ứng cố định sóng</w:t>
             </w:r>
           </w:p>
         </w:tc>
@@ -21336,7 +21305,7 @@
               <w:jc w:val="left"/>
             </w:pPr>
             <w:r>
-              <w:t xml:space="preserve">dummy theo sóng điều tra</w:t>
+              <w:t xml:space="preserve">biến giả theo sóng điều tra</w:t>
             </w:r>
           </w:p>
         </w:tc>
@@ -21351,7 +21320,7 @@
           <w:iCs/>
           <w:i/>
         </w:rPr>
-        <w:t xml:space="preserve">Ghi chú: CSS_z (DAI) là proxy tĩnh Tier-1 (website binary c22b). WBES không thu thập đủ thang đo cho số hoá động tại các đảo nhỏ, KHÔNG gọi là</w:t>
+        <w:t xml:space="preserve">Ghi chú: CSS_z (DAI) là proxy tĩnh Tier-1 (website nhị phân c22b). WBES không thu thập đủ thang đo cho số hoá động tại các đảo nhỏ, KHÔNG gọi là</w:t>
       </w:r>
       <w:r>
         <w:rPr>
@@ -21406,7 +21375,7 @@
         <w:pStyle w:val="BodyText"/>
       </w:pPr>
       <w:r>
-        <w:t xml:space="preserve">M0, Baseline kiểm soát:</w:t>
+        <w:t xml:space="preserve">M0, Cơ sở (biến kiểm soát):</w:t>
       </w:r>
     </w:p>
     <w:p>
@@ -22924,13 +22893,13 @@
           <w:bCs/>
           <w:b/>
         </w:rPr>
-        <w:t xml:space="preserve">Phân tích độ vững (robustness checks):</w:t>
+        <w:t xml:space="preserve">Phân tích độ vững:</w:t>
       </w:r>
     </w:p>
     <w:tbl>
       <w:tblPr>
         <w:tblStyle w:val="Table"/>
-        <w:tblW w:type="auto" w:w="0"/>
+        <w:tblW w:type="pct" w:w="5000"/>
         <w:tblLook w:firstRow="1" w:lastRow="0" w:firstColumn="0" w:lastColumn="0" w:noHBand="0" w:noVBand="0" w:val="0020"/>
         <w:jc w:val="start"/>
       </w:tblPr>
@@ -22952,7 +22921,7 @@
               <w:jc w:val="left"/>
             </w:pPr>
             <w:r>
-              <w:t xml:space="preserve">Specification</w:t>
+              <w:t xml:space="preserve">Đặc tả</w:t>
             </w:r>
           </w:p>
         </w:tc>
@@ -23002,7 +22971,7 @@
               <w:jc w:val="left"/>
             </w:pPr>
             <w:r>
-              <w:t xml:space="preserve">M1 country+year FE (N = 1.469)</w:t>
+              <w:t xml:space="preserve">M1 hiệu ứng cố định quốc gia+năm (N = 1.469)</w:t>
             </w:r>
           </w:p>
         </w:tc>
@@ -23052,7 +23021,7 @@
               <w:jc w:val="left"/>
             </w:pPr>
             <w:r>
-              <w:t xml:space="preserve">Year FE only (không country FE)</w:t>
+              <w:t xml:space="preserve">Chỉ hiệu ứng cố định năm (không hiệu ứng cố định quốc gia)</w:t>
             </w:r>
           </w:p>
         </w:tc>
@@ -23102,7 +23071,7 @@
               <w:jc w:val="left"/>
             </w:pPr>
             <w:r>
-              <w:t xml:space="preserve">Bivariate (không controls)</w:t>
+              <w:t xml:space="preserve">Hai biến (không biến kiểm soát)</w:t>
             </w:r>
           </w:p>
         </w:tc>
@@ -23152,7 +23121,7 @@
               <w:jc w:val="left"/>
             </w:pPr>
             <w:r>
-              <w:t xml:space="preserve">Exporters-only (N = 187)</w:t>
+              <w:t xml:space="preserve">Chỉ doanh nghiệp xuất khẩu (N = 187)</w:t>
             </w:r>
           </w:p>
         </w:tc>
@@ -23203,7 +23172,7 @@
           <w:iCs/>
           <w:i/>
         </w:rPr>
-        <w:t xml:space="preserve">Hệ số âm nhất quán qua 4 specification xác nhận FIP không phải do selection bias hay outlier.</w:t>
+        <w:t xml:space="preserve">Hệ số âm nhất quán qua 4 đặc tả xác nhận FIP không phải do thiên lệch chọn mẫu hay giá trị ngoại lai.</w:t>
       </w:r>
     </w:p>
     <w:p>
@@ -23215,7 +23184,7 @@
           <w:bCs/>
           <w:b/>
         </w:rPr>
-        <w:t xml:space="preserve">Bảng định nghĩa biến, Nghiên cứu 8 (Pacific SIDS)</w:t>
+        <w:t xml:space="preserve">Bảng định nghĩa biến, Nghiên cứu 8 (quốc đảo nhỏ Thái Bình Dương)</w:t>
       </w:r>
     </w:p>
     <w:tbl>
@@ -23540,7 +23509,7 @@
               <w:jc w:val="left"/>
             </w:pPr>
             <w:r>
-              <w:t xml:space="preserve">z-std(website binary): Tier-1 only</w:t>
+              <w:t xml:space="preserve">z-std(website nhị phân): chỉ Tier-1</w:t>
             </w:r>
           </w:p>
         </w:tc>
@@ -23602,7 +23571,7 @@
               <w:jc w:val="left"/>
             </w:pPr>
             <w:r>
-              <w:t xml:space="preserve">Control (quy mô)</w:t>
+              <w:t xml:space="preserve">Kiểm soát (quy mô)</w:t>
             </w:r>
           </w:p>
         </w:tc>
@@ -23652,7 +23621,7 @@
               <w:jc w:val="left"/>
             </w:pPr>
             <w:r>
-              <w:t xml:space="preserve">Control (tuổi DN)</w:t>
+              <w:t xml:space="preserve">Kiểm soát (tuổi DN)</w:t>
             </w:r>
           </w:p>
         </w:tc>
@@ -23702,7 +23671,7 @@
               <w:jc w:val="left"/>
             </w:pPr>
             <w:r>
-              <w:t xml:space="preserve">Control (sở hữu)</w:t>
+              <w:t xml:space="preserve">Kiểm soát (sở hữu)</w:t>
             </w:r>
           </w:p>
         </w:tc>
@@ -23740,19 +23709,19 @@
               <w:jc w:val="left"/>
             </w:pPr>
             <w:r>
-              <w:t xml:space="preserve">country FE</w:t>
-            </w:r>
-          </w:p>
-        </w:tc>
-        <w:tc>
-          <w:tcPr/>
-          <w:p>
-            <w:pPr>
-              <w:pStyle w:val="Compact"/>
-              <w:jc w:val="left"/>
-            </w:pPr>
-            <w:r>
-              <w:t xml:space="preserve">Fixed effects</w:t>
+              <w:t xml:space="preserve">hiệu ứng cố định quốc gia</w:t>
+            </w:r>
+          </w:p>
+        </w:tc>
+        <w:tc>
+          <w:tcPr/>
+          <w:p>
+            <w:pPr>
+              <w:pStyle w:val="Compact"/>
+              <w:jc w:val="left"/>
+            </w:pPr>
+            <w:r>
+              <w:t xml:space="preserve">Hiệu ứng cố định</w:t>
             </w:r>
           </w:p>
         </w:tc>
@@ -23790,19 +23759,19 @@
               <w:jc w:val="left"/>
             </w:pPr>
             <w:r>
-              <w:t xml:space="preserve">wave FE</w:t>
-            </w:r>
-          </w:p>
-        </w:tc>
-        <w:tc>
-          <w:tcPr/>
-          <w:p>
-            <w:pPr>
-              <w:pStyle w:val="Compact"/>
-              <w:jc w:val="left"/>
-            </w:pPr>
-            <w:r>
-              <w:t xml:space="preserve">Fixed effects</w:t>
+              <w:t xml:space="preserve">hiệu ứng cố định sóng</w:t>
+            </w:r>
+          </w:p>
+        </w:tc>
+        <w:tc>
+          <w:tcPr/>
+          <w:p>
+            <w:pPr>
+              <w:pStyle w:val="Compact"/>
+              <w:jc w:val="left"/>
+            </w:pPr>
+            <w:r>
+              <w:t xml:space="preserve">Hiệu ứng cố định</w:t>
             </w:r>
           </w:p>
         </w:tc>
@@ -23842,7 +23811,7 @@
         <w:pStyle w:val="FirstParagraph"/>
       </w:pPr>
       <w:r>
-        <w:t xml:space="preserve">Tất cả các mô hình đều sử dụng HC1/HC3 robust standard errors (Long &amp; Ervin, 2000; White, 1980) để xử lý heteroscedasticity. Đối với multi-country, bổ sung clustered SE theo country.</w:t>
+        <w:t xml:space="preserve">Tất cả các mô hình đều sử dụng sai số chuẩn vững HC1/HC3 (Long &amp; Ervin, 2000; White, 1980) để xử lý phương sai sai số thay đổi. Đối với mẫu đa quốc gia, bổ sung sai số chuẩn gom cụm theo quốc gia.</w:t>
       </w:r>
     </w:p>
     <w:bookmarkEnd w:id="96"/>
@@ -23907,7 +23876,7 @@
         <w:t xml:space="preserve"> </w:t>
       </w:r>
       <w:r>
-        <w:t xml:space="preserve">bằng ROS, sales growth, employment growth.</w:t>
+        <w:t xml:space="preserve">bằng ROS, tăng trưởng doanh thu, tăng trưởng lao động.</w:t>
       </w:r>
     </w:p>
     <w:p>
@@ -23919,7 +23888,7 @@
         <w:pStyle w:val="Compact"/>
       </w:pPr>
       <w:r>
-        <w:t xml:space="preserve">Biến độc lập: thay FSTS bằng export status (binary), foreign sales count.</w:t>
+        <w:t xml:space="preserve">Biến độc lập: thay FSTS bằng trạng thái xuất khẩu (nhị phân), số thị trường xuất khẩu.</w:t>
       </w:r>
     </w:p>
     <w:p>
@@ -23931,7 +23900,7 @@
         <w:pStyle w:val="Compact"/>
       </w:pPr>
       <w:r>
-        <w:t xml:space="preserve">Biến moderator: thay DAI_thin bằng DAI_rich (cho subset 2024+).</w:t>
+        <w:t xml:space="preserve">Biến điều tiết: thay DAI_thin bằng DAI_rich (cho tập con 2024+).</w:t>
       </w:r>
     </w:p>
     <w:bookmarkEnd w:id="98"/>
@@ -23949,17 +23918,17 @@
         <w:pStyle w:val="FirstParagraph"/>
       </w:pPr>
       <w:r>
-        <w:t xml:space="preserve">Loại trừ micro firms (&lt;5 lao động); chỉ giữ SMEs; chỉ giữ manufacturing; chỉ giữ exporters (FSTS &gt; 0); subgroup theo 6 sub-regime ICRV.</w:t>
+        <w:t xml:space="preserve">Loại trừ doanh nghiệp siêu nhỏ (&lt;5 lao động); chỉ giữ doanh nghiệp nhỏ và vừa; chỉ giữ doanh nghiệp chế tạo; chỉ giữ doanh nghiệp xuất khẩu (FSTS &gt; 0); phân nhóm theo 6 chế độ con ICRV.</w:t>
       </w:r>
     </w:p>
     <w:bookmarkEnd w:id="99"/>
-    <w:bookmarkStart w:id="100" w:name="outliers"/>
+    <w:bookmarkStart w:id="100" w:name="giá-trị-ngoại-lai"/>
     <w:p>
       <w:pPr>
         <w:pStyle w:val="Heading3"/>
       </w:pPr>
       <w:r>
-        <w:t xml:space="preserve">3.5.3 Outliers</w:t>
+        <w:t xml:space="preserve">3.5.3 Giá trị ngoại lai</w:t>
       </w:r>
     </w:p>
     <w:p>
@@ -23967,17 +23936,17 @@
         <w:pStyle w:val="FirstParagraph"/>
       </w:pPr>
       <w:r>
-        <w:t xml:space="preserve">Winsorization 1% và 5% đối với labor productivity và employment, áp dụng trong từng country-year.</w:t>
+        <w:t xml:space="preserve">Winsor hóa 1% và 5% đối với năng suất lao động và số lao động, áp dụng trong từng quốc gia–năm.</w:t>
       </w:r>
     </w:p>
     <w:bookmarkEnd w:id="100"/>
-    <w:bookmarkStart w:id="101" w:name="multicollinearity-và-heteroscedasticity"/>
+    <w:bookmarkStart w:id="101" w:name="X400e0fe427e9f70ef210c661bf4ce66446e4657"/>
     <w:p>
       <w:pPr>
         <w:pStyle w:val="Heading3"/>
       </w:pPr>
       <w:r>
-        <w:t xml:space="preserve">3.5.4 Multicollinearity và heteroscedasticity</w:t>
+        <w:t xml:space="preserve">3.5.4 Đa cộng tuyến và phương sai sai số thay đổi</w:t>
       </w:r>
     </w:p>
     <w:p>
@@ -24001,17 +23970,17 @@
         <w:pStyle w:val="Compact"/>
       </w:pPr>
       <w:r>
-        <w:t xml:space="preserve">Breusch-Pagan test (Breusch &amp; Pagan, 1979).</w:t>
+        <w:t xml:space="preserve">Kiểm định Breusch-Pagan (Breusch &amp; Pagan, 1979).</w:t>
       </w:r>
     </w:p>
     <w:bookmarkEnd w:id="101"/>
-    <w:bookmarkStart w:id="102" w:name="sensitivity-analysis-cho-meta-analysis"/>
+    <w:bookmarkStart w:id="102" w:name="phân-tích-độ-nhạy-cho-phân-tích-tổng-hợp"/>
     <w:p>
       <w:pPr>
         <w:pStyle w:val="Heading3"/>
       </w:pPr>
       <w:r>
-        <w:t xml:space="preserve">3.5.5 Sensitivity analysis cho meta-analysis</w:t>
+        <w:t xml:space="preserve">3.5.5 Phân tích độ nhạy cho phân tích tổng hợp</w:t>
       </w:r>
     </w:p>
     <w:p>
@@ -24023,7 +23992,7 @@
         <w:pStyle w:val="Compact"/>
       </w:pPr>
       <w:r>
-        <w:t xml:space="preserve">Leave-one-out: loại từng nghiên cứu và tái tính pooled effect.</w:t>
+        <w:t xml:space="preserve">Bỏ-một (leave-one-out): loại từng nghiên cứu và tái tính hiệu ứng gộp.</w:t>
       </w:r>
     </w:p>
     <w:p>
@@ -24035,7 +24004,7 @@
         <w:pStyle w:val="Compact"/>
       </w:pPr>
       <w:r>
-        <w:t xml:space="preserve">Trim-and-fill (Duval &amp; Tweedie, 2000) cho publication bias.</w:t>
+        <w:t xml:space="preserve">Trim-and-fill (Duval &amp; Tweedie, 2000) cho thiên lệch công bố.</w:t>
       </w:r>
     </w:p>
     <w:bookmarkEnd w:id="102"/>
@@ -24111,7 +24080,7 @@
               <w:jc w:val="left"/>
             </w:pPr>
             <w:r>
-              <w:t xml:space="preserve">Mixed design</w:t>
+              <w:t xml:space="preserve">Thiết kế kết hợp</w:t>
             </w:r>
           </w:p>
         </w:tc>
@@ -24145,7 +24114,7 @@
                 <w:bCs/>
                 <w:b/>
               </w:rPr>
-              <w:t xml:space="preserve">47 châu Á + Pacific economies</w:t>
+              <w:t xml:space="preserve">47 nền kinh tế châu Á và Thái Bình Dương</w:t>
             </w:r>
             <w:r>
               <w:t xml:space="preserve"> </w:t>
@@ -24165,7 +24134,7 @@
               <w:jc w:val="left"/>
             </w:pPr>
             <w:r>
-              <w:t xml:space="preserve">Meta-analysis 1982-2026</w:t>
+              <w:t xml:space="preserve">Phân tích tổng hợp 1982-2026</w:t>
             </w:r>
           </w:p>
         </w:tc>
@@ -24189,7 +24158,7 @@
               <w:jc w:val="left"/>
             </w:pPr>
             <w:r>
-              <w:t xml:space="preserve">Mở rộng coverage, bổ sung digital và 6 sub-regime ICRV moderators</w:t>
+              <w:t xml:space="preserve">Mở rộng phạm vi, bổ sung biến điều tiết số hóa và 6 chế độ con ICRV</w:t>
             </w:r>
           </w:p>
         </w:tc>
@@ -24203,7 +24172,7 @@
               <w:jc w:val="left"/>
             </w:pPr>
             <w:r>
-              <w:t xml:space="preserve">Pool empirical</w:t>
+              <w:t xml:space="preserve">Mẫu gộp thực nghiệm</w:t>
             </w:r>
           </w:p>
         </w:tc>
@@ -24257,7 +24226,7 @@
               <w:jc w:val="left"/>
             </w:pPr>
             <w:r>
-              <w:t xml:space="preserve">Labor productivity DV</w:t>
+              <w:t xml:space="preserve">Biến phụ thuộc năng suất lao động</w:t>
             </w:r>
           </w:p>
         </w:tc>
@@ -24281,7 +24250,7 @@
               <w:jc w:val="left"/>
             </w:pPr>
             <w:r>
-              <w:t xml:space="preserve">Lập luận rõ về firm performance đa chiều trong bối cảnh WBES</w:t>
+              <w:t xml:space="preserve">Lập luận rõ về hiệu quả hoạt động đa chiều trong bối cảnh WBES</w:t>
             </w:r>
           </w:p>
         </w:tc>
@@ -24367,7 +24336,7 @@
               <w:jc w:val="left"/>
             </w:pPr>
             <w:r>
-              <w:t xml:space="preserve">Đưa vào cùng three-way moderation framework</w:t>
+              <w:t xml:space="preserve">Đưa vào cùng khung điều tiết ba chiều</w:t>
             </w:r>
           </w:p>
         </w:tc>
@@ -24381,7 +24350,7 @@
               <w:jc w:val="left"/>
             </w:pPr>
             <w:r>
-              <w:t xml:space="preserve">TCI vs DAI</w:t>
+              <w:t xml:space="preserve">TCI và DAI</w:t>
             </w:r>
           </w:p>
         </w:tc>
@@ -24405,7 +24374,7 @@
               <w:jc w:val="left"/>
             </w:pPr>
             <w:r>
-              <w:t xml:space="preserve">Non-overlapping construct purity protocol cho WBES; digital shield mở rộng (Do &amp; Phan, 2026a)</w:t>
+              <w:t xml:space="preserve">Quy trình bảo đảm tính thuần nhất khái niệm không chồng lấn cho WBES; lá chắn số mở rộng (Do &amp; Phan, 2026a)</w:t>
             </w:r>
           </w:p>
         </w:tc>
@@ -24419,7 +24388,7 @@
               <w:jc w:val="left"/>
             </w:pPr>
             <w:r>
-              <w:t xml:space="preserve">Lind-Mehlum U-test</w:t>
+              <w:t xml:space="preserve">Kiểm định U Lind-Mehlum</w:t>
             </w:r>
           </w:p>
         </w:tc>
@@ -24443,7 +24412,7 @@
               <w:jc w:val="left"/>
             </w:pPr>
             <w:r>
-              <w:t xml:space="preserve">Áp dụng cho từng country sample và multi-country</w:t>
+              <w:t xml:space="preserve">Áp dụng cho từng mẫu quốc gia và đa quốc gia</w:t>
             </w:r>
           </w:p>
         </w:tc>
@@ -24457,7 +24426,7 @@
               <w:jc w:val="left"/>
             </w:pPr>
             <w:r>
-              <w:t xml:space="preserve">Three-way moderation</w:t>
+              <w:t xml:space="preserve">Điều tiết ba chiều</w:t>
             </w:r>
           </w:p>
         </w:tc>
@@ -24481,7 +24450,7 @@
               <w:jc w:val="left"/>
             </w:pPr>
             <w:r>
-              <w:t xml:space="preserve">digital × institutional × manager mới cho châu Á và Pacific</w:t>
+              <w:t xml:space="preserve">số hóa × thể chế × nhà quản trị, mới cho châu Á và Thái Bình Dương</w:t>
             </w:r>
           </w:p>
         </w:tc>
@@ -24495,7 +24464,7 @@
               <w:jc w:val="left"/>
             </w:pPr>
             <w:r>
-              <w:t xml:space="preserve">Temporal heterogeneity</w:t>
+              <w:t xml:space="preserve">Tính không đồng nhất theo thời gian</w:t>
             </w:r>
           </w:p>
         </w:tc>
@@ -24519,7 +24488,7 @@
               <w:jc w:val="left"/>
             </w:pPr>
             <w:r>
-              <w:t xml:space="preserve">China 2012-2024 stability test (turning point ~47,8% FSTS)</w:t>
+              <w:t xml:space="preserve">Kiểm định ổn định Trung Quốc 2012-2024 (điểm uốn ~47,8% FSTS)</w:t>
             </w:r>
           </w:p>
         </w:tc>
@@ -24533,7 +24502,7 @@
               <w:jc w:val="left"/>
             </w:pPr>
             <w:r>
-              <w:t xml:space="preserve">Robust SE</w:t>
+              <w:t xml:space="preserve">Sai số chuẩn vững</w:t>
             </w:r>
           </w:p>
         </w:tc>
@@ -24571,7 +24540,7 @@
               <w:jc w:val="left"/>
             </w:pPr>
             <w:r>
-              <w:t xml:space="preserve">Publication bias</w:t>
+              <w:t xml:space="preserve">Thiên lệch công bố</w:t>
             </w:r>
           </w:p>
         </w:tc>
@@ -24616,7 +24585,7 @@
         <w:pStyle w:val="FirstParagraph"/>
       </w:pPr>
       <w:r>
-        <w:t xml:space="preserve">Luận án sử dụng dữ liệu thứ cấp từ WBES, bộ dữ liệu công khai được World Bank cung cấp miễn phí cho mục đích nghiên cứu (World Bank, n.d.). Tất cả các citation theo APA 7th để ghi nhận đầy đủ công sức của các tác giả trước, tránh đạo văn. Code và dữ liệu phân tích được lưu trữ trên các nhánh chuyên biệt của repository để bảo đảm khả năng tái lập kết quả.</w:t>
+        <w:t xml:space="preserve">Luận án sử dụng dữ liệu thứ cấp từ WBES, bộ dữ liệu công khai được Ngân hàng Thế giới cung cấp miễn phí cho mục đích nghiên cứu (World Bank, n.d.). Tất cả các trích dẫn theo chuẩn APA 7th để ghi nhận đầy đủ công sức của các tác giả trước, tránh đạo văn. Mã nguồn và dữ liệu phân tích được lưu trữ trên các nhánh chuyên biệt của kho lưu trữ để bảo đảm khả năng tái lập kết quả.</w:t>
       </w:r>
     </w:p>
     <w:bookmarkEnd w:id="105"/>
@@ -31499,7 +31468,7 @@
         <w:pStyle w:val="BodyText"/>
       </w:pPr>
       <w:r>
-        <w:t xml:space="preserve">Điểm uốn trong khoảng 39–46% FSTS đặt Việt Nam thấp hơn đáng kể so với Singapore (khoảng 88,6%) và tương đương hoặc thấp hơn Trung Quốc (khoảng 48,78%). Kiểm định Paternoster so sánh điểm uốn giữa năm 2009 và 2015 cho</w:t>
+        <w:t xml:space="preserve">Điểm uốn trong khoảng 39–46% FSTS đặt Việt Nam thấp hơn đáng kể so với Singapore (khoảng 82%) và tương đương hoặc thấp hơn Trung Quốc (khoảng 48,78%). Kiểm định Paternoster so sánh điểm uốn giữa năm 2009 và 2015 cho</w:t>
       </w:r>
       <w:r>
         <w:t xml:space="preserve"> </w:t>
@@ -32476,7 +32445,67 @@
         </m:r>
       </m:oMath>
       <w:r>
-        <w:t xml:space="preserve">). Đường cong khớp ngụ ý một điểm uốn ở đuôi trên của phân phối cường độ xuất khẩu, khoảng FSTS = 82% trên thang gốc; cộng thêm giá trị trung bình mẫu thì điểm uốn xấp xỉ 88,6% FSTS, cao nhất trong tất cả các bối cảnh ICRV được phân tích trong luận án.</w:t>
+        <w:t xml:space="preserve">). Đường cong khớp ngụ ý một điểm uốn ở đuôi trên của phân phối cường độ xuất khẩu: giá trị</w:t>
+      </w:r>
+      <w:r>
+        <w:t xml:space="preserve"> </w:t>
+      </w:r>
+      <m:oMath>
+        <m:r>
+          <m:rPr>
+            <m:sty m:val="p"/>
+          </m:rPr>
+          <m:t>−</m:t>
+        </m:r>
+        <m:sSub>
+          <m:e>
+            <m:r>
+              <m:t>β</m:t>
+            </m:r>
+          </m:e>
+          <m:sub>
+            <m:r>
+              <m:t>1</m:t>
+            </m:r>
+          </m:sub>
+        </m:sSub>
+        <m:r>
+          <m:rPr>
+            <m:sty m:val="p"/>
+          </m:rPr>
+          <m:t>/</m:t>
+        </m:r>
+        <m:d>
+          <m:dPr>
+            <m:begChr m:val="("/>
+            <m:endChr m:val=")"/>
+            <m:sepChr m:val=""/>
+            <m:grow/>
+          </m:dPr>
+          <m:e>
+            <m:r>
+              <m:t>2</m:t>
+            </m:r>
+            <m:sSub>
+              <m:e>
+                <m:r>
+                  <m:t>β</m:t>
+                </m:r>
+              </m:e>
+              <m:sub>
+                <m:r>
+                  <m:t>2</m:t>
+                </m:r>
+              </m:sub>
+            </m:sSub>
+          </m:e>
+        </m:d>
+      </m:oMath>
+      <w:r>
+        <w:t xml:space="preserve"> </w:t>
+      </w:r>
+      <w:r>
+        <w:t xml:space="preserve">trên thang điều chỉnh trung bình xấp xỉ 77,8%, cộng thêm giá trị trung bình mẫu (khoảng 4,5%) cho điểm uốn xấp xỉ 82% FSTS trên thang gốc, cao nhất trong tất cả các bối cảnh ICRV được phân tích trong luận án.</w:t>
       </w:r>
     </w:p>
     <w:p>
@@ -35537,7 +35566,7 @@
         <w:pStyle w:val="BodyText"/>
       </w:pPr>
       <w:r>
-        <w:t xml:space="preserve">Bằng chứng định lượng về dải dịch chuyển này khá rõ ràng. Điểm uốn đi từ khoảng 88,6% FSTS tại Singapore (Nhóm I, tiên tiến đổi mới) xuống khoảng 48,78% tại Trung Quốc (Nhóm III, thu nhập trung bình cao) rồi xuống 39,7% tại Việt Nam (Nhóm IV, chuyển đổi thu nhập trung bình thấp), và toàn mẫu P7 xác nhận dải biến thiên Advanced (</w:t>
+        <w:t xml:space="preserve">Bằng chứng định lượng về dải dịch chuyển này khá rõ ràng. Điểm uốn đi từ khoảng 82% FSTS tại Singapore (Nhóm I, tiên tiến đổi mới) xuống khoảng 48,78% tại Trung Quốc (Nhóm III, thu nhập trung bình cao) rồi xuống 39,7% tại Việt Nam (Nhóm IV, chuyển đổi thu nhập trung bình thấp), và toàn mẫu P7 xác nhận dải biến thiên Advanced (</w:t>
       </w:r>
       <m:oMath>
         <m:r>
@@ -38528,7 +38557,7 @@
         <w:t xml:space="preserve"> </w:t>
       </w:r>
       <w:r>
-        <w:t xml:space="preserve">mà phụ thuộc bối cảnh ICRV: từ khoảng 88,6% ở Singapore (tiên tiến dẫn dắt bằng đổi mới) đến khoảng 39,7% ở Việt Nam gộp (chuyển đổi thu nhập trung bình thấp), với Trung Quốc ở mức trung gian, khoảng 48,78%. Không tồn tại một điểm uốn phổ quát cho mọi bối cảnh.</w:t>
+        <w:t xml:space="preserve">mà phụ thuộc bối cảnh ICRV: từ khoảng 82% ở Singapore (tiên tiến dẫn dắt bằng đổi mới) đến khoảng 39,7% ở Việt Nam gộp (chuyển đổi thu nhập trung bình thấp), với Trung Quốc ở mức trung gian, khoảng 48,78%. Không tồn tại một điểm uốn phổ quát cho mọi bối cảnh.</w:t>
       </w:r>
     </w:p>
     <w:p>
@@ -38977,7 +39006,7 @@
         <w:t xml:space="preserve">Doanh nghiệp Singapore (Nhóm I)</w:t>
       </w:r>
       <w:r>
-        <w:t xml:space="preserve">: điểm uốn khoảng 88,6% cho thấy không gian quốc tế hóa rất rộng. Chiến lược mở rộng quốc tế mạnh mẽ, với mức cam kết cao, phù hợp với bối cảnh này, nhất là khi đi kèm DAI cao.</w:t>
+        <w:t xml:space="preserve">: điểm uốn khoảng 82% cho thấy không gian quốc tế hóa rất rộng. Chiến lược mở rộng quốc tế mạnh mẽ, với mức cam kết cao, phù hợp với bối cảnh này, nhất là khi đi kèm DAI cao.</w:t>
       </w:r>
     </w:p>
     <w:p>
@@ -39456,7 +39485,7 @@
         <w:t xml:space="preserve"> </w:t>
       </w:r>
       <w:r>
-        <w:t xml:space="preserve">(Mar et al., 2026): phân tích Singapore (tiên tiến dẫn dắt bằng đổi mới), xác nhận chữ U ngược với điểm uốn khoảng 88,6% (khoảng tin cậy rộng), DAI khuếch đại ở mức FSTS cao.</w:t>
+        <w:t xml:space="preserve">(Mar et al., 2026): phân tích Singapore (tiên tiến dẫn dắt bằng đổi mới), xác nhận chữ U ngược với điểm uốn khoảng 82% (khoảng tin cậy rộng), DAI khuếch đại ở mức FSTS cao.</w:t>
       </w:r>
     </w:p>
     <w:p>
@@ -49249,6 +49278,27 @@
         <w:pStyle w:val="BodyText"/>
       </w:pPr>
       <w:r>
+        <w:t xml:space="preserve">Coviello, N., Kano, L., &amp; Liesch, P. W. (2017). Adapting the Uppsala model to a modern world: Macro-context and microfoundations.</w:t>
+      </w:r>
+      <w:r>
+        <w:t xml:space="preserve"> </w:t>
+      </w:r>
+      <w:r>
+        <w:rPr>
+          <w:iCs/>
+          <w:i/>
+        </w:rPr>
+        <w:t xml:space="preserve">Journal of International Business Studies, 48</w:t>
+      </w:r>
+      <w:r>
+        <w:t xml:space="preserve">(9), 1151-1164. https://doi.org/10.1057/s41267-017-0120-x</w:t>
+      </w:r>
+    </w:p>
+    <w:p>
+      <w:pPr>
+        <w:pStyle w:val="BodyText"/>
+      </w:pPr>
+      <w:r>
         <w:t xml:space="preserve">Cuervo-Cazurra, A., Ciravegna, L., Melgarejo, M., &amp; Lopez, L. (2017). Home country uncertainty and the internationalization-performance relationship: Building an uncertainty management capability.</w:t>
       </w:r>
       <w:r>
@@ -50010,6 +50060,27 @@
       </w:r>
       <w:r>
         <w:t xml:space="preserve">(2), 239-250. https://doi.org/10.1002/gsj.1383</w:t>
+      </w:r>
+    </w:p>
+    <w:p>
+      <w:pPr>
+        <w:pStyle w:val="BodyText"/>
+      </w:pPr>
+      <w:r>
+        <w:t xml:space="preserve">Vahlne, J.-E., &amp; Johanson, J. (2017). From internationalization to evolution: The Uppsala model at 40 years.</w:t>
+      </w:r>
+      <w:r>
+        <w:t xml:space="preserve"> </w:t>
+      </w:r>
+      <w:r>
+        <w:rPr>
+          <w:iCs/>
+          <w:i/>
+        </w:rPr>
+        <w:t xml:space="preserve">Journal of International Business Studies, 48</w:t>
+      </w:r>
+      <w:r>
+        <w:t xml:space="preserve">(9), 1087-1102. https://doi.org/10.1057/s41267-017-0107-7</w:t>
       </w:r>
     </w:p>
     <w:bookmarkEnd w:id="195"/>

--- a/dist/downloads/LUAN_AN_FULL_vi.docx
+++ b/dist/downloads/LUAN_AN_FULL_vi.docx
@@ -2514,7 +2514,7 @@
         <w:pStyle w:val="BodyText"/>
       </w:pPr>
       <w:r>
-        <w:t xml:space="preserve">Một bước tinh chỉnh quan trọng đến từ Xu (2024), người phân tách quy tắc hình thức trên giấy (de jure) với thực thi thực tế (de facto), qua đó giải thích vì sao những nền kinh tế có khung pháp lý tương tự lại tạo ra kết quả kinh doanh rất khác nhau. Kim et al. (2026) cung cấp một khung đo lường năng lực thể chế (institutional capacity) theo hai chiều, chiều tổ chức gồm nhân sự, tài chính, hệ thống thông tin, quản lý, và chiều quản trị gồm minh bạch, độc lập, trách nhiệm giải trình; nghiên cứu đa quốc gia này xác nhận tương quan dương bền vững giữa năng lực thể chế và phát triển kinh tế. Về phía bằng chứng tổng hợp, Marano et al. (2016) trên 170 nghiên cứu thuộc 32 quốc gia cho thấy thể chế quốc gia nguồn điều tiết đáng kể quan hệ I-P, với khả năng dịch chuyển điểm uốn của đường cong; doanh nghiệp từ các nền kinh tế thể chế yếu hơn thường thu được lợi ích thấp hơn, thậm chí chịu tổn thất khi quốc tế hóa. Cuervo-Cazurra et al. (2018) bổ sung một góc nhìn khác: sự bất định thể chế ở quốc gia nguồn không chỉ là thách thức mà còn có thể rèn cho doanh nghiệp một năng lực quản lý bất định đặc thù, nhờ đó họ cạnh tranh hiệu quả hơn ở những thị trường nước ngoài có đặc điểm tương tự. Lý thuyết thể chế là nền tảng lý luận cho giả thuyết H5 và cho khung phân tích ICRV trình bày ở Mục 2.3.</w:t>
+        <w:t xml:space="preserve">Một bước tinh chỉnh quan trọng đến từ Xu (2024), người phân tách quy tắc hình thức trên giấy (de jure) với thực thi thực tế (de facto), qua đó giải thích vì sao những nền kinh tế có khung pháp lý tương tự lại tạo ra kết quả kinh doanh rất khác nhau. Kim et al. (2026) cung cấp một khung đo lường năng lực thể chế (institutional capacity) theo hai chiều, chiều tổ chức gồm nhân sự, tài chính, hệ thống thông tin, quản lý, và chiều quản trị gồm minh bạch, độc lập, trách nhiệm giải trình; nghiên cứu đa quốc gia này xác nhận tương quan dương bền vững giữa năng lực thể chế và phát triển kinh tế. Về phía bằng chứng tổng hợp, Marano et al. (2016) trên 170 nghiên cứu thuộc 32 quốc gia cho thấy thể chế quốc gia nguồn điều tiết đáng kể quan hệ I-P, với khả năng thay đổi độ cong của đường cong; doanh nghiệp từ các nền kinh tế thể chế yếu hơn thường thu được lợi ích thấp hơn, thậm chí chịu tổn thất khi quốc tế hóa. Cuervo-Cazurra et al. (2018) bổ sung một góc nhìn khác: sự bất định thể chế ở quốc gia nguồn không chỉ là thách thức mà còn có thể rèn cho doanh nghiệp một năng lực quản lý bất định đặc thù, nhờ đó họ cạnh tranh hiệu quả hơn ở những thị trường nước ngoài có đặc điểm tương tự. Lý thuyết thể chế là nền tảng lý luận cho giả thuyết H5 và cho khung phân tích ICRV trình bày ở Mục 2.3.</w:t>
       </w:r>
     </w:p>
     <w:bookmarkEnd w:id="47"/>
@@ -2540,7 +2540,25 @@
         <w:pStyle w:val="BodyText"/>
       </w:pPr>
       <w:r>
-        <w:t xml:space="preserve">Đặt trong bối cảnh quốc tế hóa, lý thuyết này có hai hàm ý trực tiếp. Một mặt, kinh nghiệm quốc tế của nhà quản trị cấp cao, đo bằng số năm làm việc hoặc học tập ở nước ngoài hay mức độ tiếp xúc với thị trường quốc tế, giúp giảm nhận thức về gánh nặng người nước ngoài và nâng cao khả năng đánh giá cơ hội, quản trị rủi ro ở thị trường quốc tế (Hsu et al., 2013; Sambharya, 1996). Mặt khác, sự đa dạng giới tính trong lãnh đạo, đặc biệt là sự hiện diện của quản trị viên nữ ở các vị trí lãnh đạo, gắn với nhận thức chiến lược đa chiều hơn và thực tiễn quản trị rủi ro thận trọng hơn, qua đó tác động tích cực đến hiệu quả doanh nghiệp trong quá trình quốc tế hóa (Post &amp; Byron, 2015). Hai hàm ý này là cơ sở lý thuyết cho giả thuyết H4 về vai trò của đặc điểm nhà quản trị cấp cao. Tuy nhiên, trên mẫu đa quốc gia quy mô lớn, khác biệt cấp doanh nghiệp về đặc điểm nhà quản trị nhiều khả năng nâng mặt bằng hiệu quả hơn là tái định hình toàn bộ độ cong của đường quan hệ I-P, vốn được chi phối chủ yếu bởi các yếu tố thể chế và mức độ trưởng thành thị trường ở cấp nền kinh tế (Do &amp; Phan, 2026d).</w:t>
+        <w:t xml:space="preserve">Đặt trong bối cảnh quốc tế hóa, lý thuyết này có hai hàm ý trực tiếp. Một mặt, kinh nghiệm quốc tế của nhà quản trị cấp cao, đo bằng số năm làm việc hoặc học tập ở nước ngoài hay mức độ tiếp xúc với thị trường quốc tế, giúp giảm nhận thức về gánh nặng người nước ngoài và nâng cao khả năng đánh giá cơ hội, quản trị rủi ro ở thị trường quốc tế (Hsu et al., 2013; Sambharya, 1996). Mặt khác, sự đa dạng giới tính trong lãnh đạo, đặc biệt là sự hiện diện của quản trị viên nữ ở các vị trí lãnh đạo, gắn với nhận thức chiến lược đa chiều hơn và thực tiễn quản trị rủi ro thận trọng hơn, qua đó tác động tích cực đến hiệu quả doanh nghiệp trong quá trình quốc tế hóa (Post &amp; Byron, 2015). Hai hàm ý này là cơ sở lý thuyết cho khối kiểm soát quản trị nội sinh H4. Tuy nhiên, trên mẫu đa quốc gia quy mô lớn, khác biệt cấp doanh nghiệp về đặc điểm nhà quản trị nhiều khả năng nâng mặt bằng hiệu quả hơn là tái định hình toàn bộ độ cong của đường quan hệ I-P, vốn được chi phối chủ yếu bởi các yếu tố thể chế và mức độ trưởng thành thị trường ở cấp nền kinh tế (Do &amp; Phan, 2026d). Vì lý do đó, và vì năng lực cùng sự đa dạng giới của nhà quản trị có thể đồng thời tác động đến quyết định xuất khẩu, đến năng lực công nghệ và đến năng suất, khung của luận án không nâng đặc điểm nhà quản trị thành một tầng điều tiết trọng tâm mà đưa kinh nghiệm, học vấn và giới tính vào như nhóm biến kiểm soát quản trị nội sinh. Để bảo vệ tính nhân quả thuần khiết của tương tác Thể chế × Công nghệ, các đặc điểm nhà quản trị (kinh nghiệm, học vấn, giới tính) được đưa vào như biến kiểm soát quản trị nội sinh, không phải nhân tố điều tiết trọng tâm của đường cong I-P; lựa chọn này tránh thiên lệch biến bị bỏ sót và ngăn hiện tượng</w:t>
+      </w:r>
+      <w:r>
+        <w:t xml:space="preserve"> </w:t>
+      </w:r>
+      <w:r>
+        <w:t xml:space="preserve">“</w:t>
+      </w:r>
+      <w:r>
+        <w:t xml:space="preserve">Kitchen Sink Modeling</w:t>
+      </w:r>
+      <w:r>
+        <w:t xml:space="preserve">”</w:t>
+      </w:r>
+      <w:r>
+        <w:t xml:space="preserve"> </w:t>
+      </w:r>
+      <w:r>
+        <w:t xml:space="preserve">làm loãng thông điệp vĩ mô Institution × Technology. Bốn nhân tố điều tiết trọng tâm của khung do đó là TCI (H2), DAI (H3), chế độ thể chế ICRV (H5) và thời gian (H6).</w:t>
       </w:r>
     </w:p>
     <w:bookmarkEnd w:id="48"/>
@@ -2847,7 +2865,7 @@
               <w:jc w:val="left"/>
             </w:pPr>
             <w:r>
-              <w:t xml:space="preserve">Chất lượng thể chế dịch chuyển vị trí điểm uốn</w:t>
+              <w:t xml:space="preserve">Chất lượng thể chế chi phối độ cong đường cong I-P</w:t>
             </w:r>
           </w:p>
         </w:tc>
@@ -2909,19 +2927,19 @@
               <w:jc w:val="left"/>
             </w:pPr>
             <w:r>
-              <w:t xml:space="preserve">Đặc điểm lãnh đạo nâng mặt bằng hiệu quả</w:t>
-            </w:r>
-          </w:p>
-        </w:tc>
-        <w:tc>
-          <w:tcPr/>
-          <w:p>
-            <w:pPr>
-              <w:pStyle w:val="Compact"/>
-              <w:jc w:val="left"/>
-            </w:pPr>
-            <w:r>
-              <w:t xml:space="preserve">H4</w:t>
+              <w:t xml:space="preserve">Đặc điểm lãnh đạo nâng mặt bằng hiệu quả (kiểm soát quản trị nội sinh, không phải điều tiết trọng tâm độ cong)</w:t>
+            </w:r>
+          </w:p>
+        </w:tc>
+        <w:tc>
+          <w:tcPr/>
+          <w:p>
+            <w:pPr>
+              <w:pStyle w:val="Compact"/>
+              <w:jc w:val="left"/>
+            </w:pPr>
+            <w:r>
+              <w:t xml:space="preserve">H4 (kiểm soát quản trị nội sinh)</w:t>
             </w:r>
           </w:p>
         </w:tc>
@@ -3615,7 +3633,7 @@
         <w:pStyle w:val="BodyText"/>
       </w:pPr>
       <w:r>
-        <w:t xml:space="preserve">Cơ chế điều tiết của ICRV vận hành theo hai kênh đan xen. Kênh thứ nhất là dịch chuyển điểm uốn: ở môi trường thể chế chất lượng cao, doanh nghiệp cần một tỷ trọng xuất khẩu thấp hơn để bù đắp chi phí quốc tế hóa, nên điểm uốn tối ưu xuất hiện sớm hơn; ngược lại, ở môi trường thể chế yếu, chi phí giao dịch xuyên biên giới cao đẩy điểm uốn ra muộn hơn (Do &amp; Phan, 2026d). Kênh thứ hai là thay thế số cho thể chế (digital-for-institutional substitution): nơi thể chế chính thức cung cấp đầy đủ cơ chế thực thi hợp đồng, bảo vệ sở hữu trí tuệ và thông tin thị trường, công cụ số chỉ bổ sung biên; nơi khoảng trống thể chế ngự trị, công cụ số lại trở thành một sự thay thế đáng kể cho các cơ chế chính thức còn thiếu, qua đó vai trò định hình đường cong của DAI mạnh hơn ở nhóm thể chế yếu (Do &amp; Phan, 2026d). Đây chính là cơ sở của giả thuyết H5 và là phần mở rộng đa quốc gia của logic khoảng trống thể chế (Khanna &amp; Palepu, 2010) vào lĩnh vực số.</w:t>
+        <w:t xml:space="preserve">Cơ chế điều tiết của ICRV vận hành theo hai kênh đan xen. Kênh thứ nhất là thay đổi độ cong (biên độ) của đường cong: ở môi trường thể chế yếu, chi phí giao dịch xuyên biên giới cao làm độ cong của hình chữ U ngược sâu hơn — hình phạt hiệu quả đối với quốc tế hóa quá mức trở nên gay gắt hơn; ngược lại, ở môi trường thể chế mạnh, đường cong phẳng hơn, gần như tuyến tính. Điểm uốn không dịch chuyển đơn điệu theo chất lượng thể chế mà phân tán quanh mức ~40% (Do &amp; Phan, 2026d). Kênh thứ hai là thay thế số cho thể chế (digital-for-institutional substitution): nơi thể chế chính thức cung cấp đầy đủ cơ chế thực thi hợp đồng, bảo vệ sở hữu trí tuệ và thông tin thị trường, công cụ số chỉ bổ sung biên; nơi khoảng trống thể chế ngự trị, công cụ số lại trở thành một sự thay thế đáng kể cho các cơ chế chính thức còn thiếu, qua đó vai trò định hình đường cong của DAI mạnh hơn ở nhóm thể chế yếu (Do &amp; Phan, 2026d). Đây chính là cơ sở của giả thuyết H5 và là phần mở rộng đa quốc gia của logic khoảng trống thể chế (Khanna &amp; Palepu, 2010) vào lĩnh vực số.</w:t>
       </w:r>
     </w:p>
     <w:p>
@@ -3906,10 +3924,7 @@
         <w:pStyle w:val="BodyText"/>
       </w:pPr>
       <w:r>
-        <w:t xml:space="preserve">Marano et al. (2016) là công trình tập trung vào thể chế toàn diện nhất, với 170 nghiên cứu thuộc 32 quốc gia, chứng minh rằng chất lượng thể chế quốc gia nguồn có thể dịch chuyển điểm uốn tới khoảng $</w:t>
-      </w:r>
-      <w:r>
-        <w:t xml:space="preserve">$15% FSTS; đây là nền tảng quan trọng nhất ủng hộ dải biến thiên ICRV trong giả thuyết H5, song nghiên cứu không phân tách TCI với DAI và không có dữ liệu sau 2015. Wu et al. (2022) tổng hợp 20 năm bằng chứng từ doanh nghiệp đa quốc gia thị trường mới nổi và tìm thấy điểm uốn thấp hơn so với doanh nghiệp từ nền kinh tế phát triển khoảng 12-18% FSTS, do khoảng cách về năng lực hấp thụ; nghiên cứu không kiểm định giai đoạn số hóa và không dùng dữ liệu vi mô WBES.</w:t>
+        <w:t xml:space="preserve">Marano et al. (2016) là công trình tập trung vào thể chế toàn diện nhất, với 170 nghiên cứu thuộc 32 quốc gia, chứng minh rằng chất lượng thể chế quốc gia nguồn điều tiết đáng kể quan hệ I-P; đây là nền tảng quan trọng nhất ủng hộ dải biến thiên ICRV trong giả thuyết H5, song nghiên cứu không phân tách TCI với DAI và không có dữ liệu sau 2015. Wu et al. (2022) tổng hợp 20 năm bằng chứng từ doanh nghiệp đa quốc gia thị trường mới nổi và tìm thấy điểm uốn thấp hơn so với doanh nghiệp từ nền kinh tế phát triển khoảng 12-18% FSTS, do khoảng cách về năng lực hấp thụ; nghiên cứu không kiểm định giai đoạn số hóa và không dùng dữ liệu vi mô WBES.</w:t>
       </w:r>
     </w:p>
     <w:p>
@@ -3935,7 +3950,7 @@
         <w:pStyle w:val="FirstParagraph"/>
       </w:pPr>
       <w:r>
-        <w:t xml:space="preserve">Châu Á vừa là bối cảnh quan trọng vừa rất đặc thù đối với nghiên cứu I-P, nhờ hai đặc điểm hiếm khi cùng xuất hiện ở bất kỳ khu vực nào khác. Đặc điểm đầu tiên là sự đa dạng thể chế gần như ngoại lệ trên thế giới: từ Singapore với chất lượng quản trị hàng đầu đến các nền kinh tế cận biên với chất lượng quản trị rất yếu, từ Nhật Bản và Hàn Quốc với nền kinh tế phát triển hoàn thiện đến các nền kinh tế đảo nhỏ Thái Bình Dương có quy mô siêu nhỏ và hạ tầng thể chế còn sơ khai (Khanna &amp; Palepu, 2010; Peng, 2003). Đặc điểm còn lại là tốc độ chuyển đổi số và hội nhập quốc tế rất chênh lệch giữa các quốc gia trong khu vực. Tổng hợp bằng chứng đơn quốc gia ở châu Á cho thấy một bức tranh phân mảnh: có nghiên cứu báo cáo quan hệ dương, có nghiên cứu tìm thấy chữ U ngược, lại có nghiên cứu cho kết quả null hoặc âm (Do &amp; Phan, 2026d). Phản ứng quen thuộc của tài liệu là viện đến bối cảnh như một biến điều tiết, nhưng cách làm đó để ngỏ câu hỏi sâu hơn: nếu quan hệ I-P là phi tuyến, thì điều gì quyết định vị trí điểm uốn, và vì sao vị trí đó khác nhau có hệ thống giữa các doanh nghiệp và nền kinh tế?</w:t>
+        <w:t xml:space="preserve">Châu Á vừa là bối cảnh quan trọng vừa rất đặc thù đối với nghiên cứu I-P, nhờ hai đặc điểm hiếm khi cùng xuất hiện ở bất kỳ khu vực nào khác. Đặc điểm đầu tiên là sự đa dạng thể chế gần như ngoại lệ trên thế giới: từ Singapore với chất lượng quản trị hàng đầu đến các nền kinh tế cận biên với chất lượng quản trị rất yếu, từ Nhật Bản và Hàn Quốc với nền kinh tế phát triển hoàn thiện đến các nền kinh tế đảo nhỏ Thái Bình Dương có quy mô siêu nhỏ và hạ tầng thể chế còn sơ khai (Khanna &amp; Palepu, 2010; Peng, 2003). Đặc điểm còn lại là tốc độ chuyển đổi số và hội nhập quốc tế rất chênh lệch giữa các quốc gia trong khu vực. Tổng hợp bằng chứng đơn quốc gia ở châu Á cho thấy một bức tranh phân mảnh: có nghiên cứu báo cáo quan hệ dương, có nghiên cứu tìm thấy chữ U ngược, lại có nghiên cứu cho kết quả null hoặc âm (Do &amp; Phan, 2026d). Phản ứng quen thuộc của tài liệu là viện đến bối cảnh như một biến điều tiết, nhưng cách làm đó để ngỏ câu hỏi sâu hơn: nếu quan hệ I-P là phi tuyến, thì điều gì quyết định hình dạng và độ cong của nó, và vì sao độ cong đó khác nhau có hệ thống giữa các doanh nghiệp và nền kinh tế?</w:t>
       </w:r>
     </w:p>
     <w:p>
@@ -4044,7 +4059,7 @@
         <w:pStyle w:val="BodyText"/>
       </w:pPr>
       <w:r>
-        <w:t xml:space="preserve">Ba khoảng trống này hội tụ vào một hướng giải quyết chung: cần phát triển và kiểm định một khung giải thích tích hợp đa tầng trên dữ liệu đa quốc gia đủ rộng và đủ đa dạng về thể chế để bao phủ toàn bộ dải biến thiên thể chế của châu Á. Luận án đề xuất khung CDCM (Context-Contingent Digital-and-Capability Model — Mô hình năng lực và chấp nhận số phụ thuộc bối cảnh), một khung lý thuyết tích hợp đa tầng kết hợp bốn thành phần: bối cảnh thể chế ở tầng vĩ mô, được vận hành hóa bằng ICRV; năng lực doanh nghiệp ở tầng tổ chức, với TCI và DAI tách riêng; đặc điểm nhà quản trị cấp cao ở tầng cá nhân; và lớp mở rộng năng lực số. Trong khung này, FSTS là biến độc lập chính và năng suất lao động là biến phụ thuộc.</w:t>
+        <w:t xml:space="preserve">Ba khoảng trống này hội tụ vào một hướng giải quyết chung: cần phát triển và kiểm định một khung giải thích tích hợp đa tầng trên dữ liệu đa quốc gia đủ rộng và đủ đa dạng về thể chế để bao phủ toàn bộ dải biến thiên thể chế của châu Á. Luận án đề xuất khung CDCM (Context-Contingent Digital-and-Capability Model — Mô hình năng lực và chấp nhận số phụ thuộc bối cảnh), một khung lý thuyết tích hợp đa tầng kết hợp bốn thành phần: bối cảnh thể chế ở tầng vĩ mô, được vận hành hóa bằng ICRV; năng lực doanh nghiệp ở tầng tổ chức, với TCI và DAI tách riêng; đặc điểm nhà quản trị cấp cao ở tầng cá nhân, đưa vào như khối kiểm soát quản trị nội sinh; và lớp mở rộng năng lực số. Trong khung này, FSTS là biến độc lập chính và năng suất lao động là biến phụ thuộc.</w:t>
       </w:r>
     </w:p>
     <w:bookmarkEnd w:id="60"/>
@@ -4062,15 +4077,15 @@
         <w:pStyle w:val="FirstParagraph"/>
       </w:pPr>
       <w:r>
-        <w:t xml:space="preserve">Mô hình khái niệm của luận án vận hành theo logic đa tầng: quan hệ trung tâm giữa quốc tế hóa (FSTS) và hiệu quả hoạt động kinh doanh, đo bằng năng suất lao động, được điều tiết đồng thời bởi ba tầng can thiệp, cùng với lớp mở rộng năng lực số xuyên suốt.</w:t>
-      </w:r>
-    </w:p>
-    <w:p>
-      <w:pPr>
-        <w:pStyle w:val="BodyText"/>
-      </w:pPr>
-      <w:r>
-        <w:t xml:space="preserve">Ở tầng vĩ mô là bối cảnh thể chế, được vận hành hóa bằng khung ICRV với sáu nhóm con theo dải biến thiên từ tiên tiến dẫn dắt bằng đổi mới đến đảo nhỏ Thái Bình Dương. Tại tầng này, ICRV điều tiết quan hệ I-P qua hai cơ chế đã nêu ở Mục 2.3: mức độ khoảng trống thể chế chi phối chi phí giao dịch xuyên biên giới, còn chất lượng thể chế chi phối vị trí điểm uốn. Ở các nền kinh tế cận biên và đảo nhỏ, khoảng trống thể chế quá lớn có thể đảo ngược quan hệ I-P, biến lợi ích tiềm năng thành tổn thất thực tế.</w:t>
+        <w:t xml:space="preserve">Mô hình khái niệm của luận án vận hành theo logic đa tầng: quan hệ trung tâm giữa quốc tế hóa (FSTS) và hiệu quả hoạt động kinh doanh, đo bằng năng suất lao động, được điều tiết bởi bốn nhân tố điều tiết trọng tâm là TCI (H2), DAI (H3), chế độ thể chế ICRV (H5) và thời gian (H6), cùng với lớp mở rộng năng lực số xuyên suốt; đặc điểm nhà quản trị cấp cao ở tầng cá nhân được đưa vào như khối kiểm soát quản trị nội sinh chứ không phải một tầng điều tiết trọng tâm.</w:t>
+      </w:r>
+    </w:p>
+    <w:p>
+      <w:pPr>
+        <w:pStyle w:val="BodyText"/>
+      </w:pPr>
+      <w:r>
+        <w:t xml:space="preserve">Ở tầng vĩ mô là bối cảnh thể chế, được vận hành hóa bằng khung ICRV với sáu nhóm con theo dải biến thiên từ tiên tiến dẫn dắt bằng đổi mới đến đảo nhỏ Thái Bình Dương. Tại tầng này, ICRV điều tiết quan hệ I-P qua hai cơ chế đã nêu ở Mục 2.3: mức độ khoảng trống thể chế chi phối chi phí giao dịch xuyên biên giới, còn chất lượng thể chế chi phối độ cong của đường cong. Ở các nền kinh tế cận biên và đảo nhỏ, khoảng trống thể chế quá lớn có thể đảo ngược quan hệ I-P, biến lợi ích tiềm năng thành tổn thất thực tế.</w:t>
       </w:r>
     </w:p>
     <w:p>
@@ -4086,7 +4101,7 @@
         <w:pStyle w:val="BodyText"/>
       </w:pPr>
       <w:r>
-        <w:t xml:space="preserve">Ở tầng cá nhân là đặc điểm nhà quản trị cấp cao, gồm kinh nghiệm quản trị và giới tính nhà quản trị, đóng vai trò các yếu tố nâng mặt bằng hiệu quả. Kinh nghiệm quốc tế của nhà quản trị giảm chi phí nhận thức của gánh nặng người nước ngoài; sự hiện diện của quản trị viên nữ làm tăng tính đa dạng nhận thức và sự thận trọng trong quản trị rủi ro quốc tế.</w:t>
+        <w:t xml:space="preserve">Ở tầng cá nhân là đặc điểm nhà quản trị cấp cao, gồm kinh nghiệm, học vấn và giới tính nhà quản trị, được đưa vào như khối kiểm soát quản trị nội sinh nâng mặt bằng hiệu quả, không phải nhân tố điều tiết trọng tâm định hình độ cong của đường quan hệ I-P. Kinh nghiệm quốc tế của nhà quản trị giảm chi phí nhận thức của gánh nặng người nước ngoài; sự hiện diện của quản trị viên nữ làm tăng tính đa dạng nhận thức và sự thận trọng trong quản trị rủi ro quốc tế. Vì năng lực và sự đa dạng giới của nhà quản trị có thể đồng thời tác động đến quyết định xuất khẩu, đến năng lực công nghệ và đến năng suất, việc kiểm soát các đặc điểm này, thay vì đặt chúng làm trục điều tiết, khóa chặt thiên lệch nội sinh và bảo vệ tính nhân quả thuần khiết của tương tác Thể chế × Công nghệ.</w:t>
       </w:r>
     </w:p>
     <w:p>
@@ -4248,23 +4263,23 @@
           <w:bCs/>
           <w:b/>
         </w:rPr>
-        <w:t xml:space="preserve">Giả thuyết H4 (điều tiết bởi đặc điểm nhà quản trị cấp cao).</w:t>
-      </w:r>
-      <w:r>
-        <w:t xml:space="preserve"> </w:t>
-      </w:r>
-      <w:r>
-        <w:t xml:space="preserve">Lý thuyết Bậc trên (Hambrick &amp; Mason, 1984; Hambrick, 2007) cho rằng các quyết định chiến lược, trong đó có quốc tế hóa, phản ánh đặc điểm nhận thức, kinh nghiệm và giá trị của nhà quản trị cấp cao. Hsu et al. (2013) cho thấy kinh nghiệm quốc tế của nhà quản trị nâng cao khả năng nhận diện cơ hội và giảm nhận thức về gánh nặng người nước ngoài; Post và Byron (2015) gắn sự hiện diện của lãnh đạo nữ với quản trị rủi ro thận trọng và ra quyết định đa chiều. Từ đó:</w:t>
-      </w:r>
-      <w:r>
-        <w:t xml:space="preserve"> </w:t>
-      </w:r>
-      <w:r>
-        <w:rPr>
-          <w:iCs/>
-          <w:i/>
-        </w:rPr>
-        <w:t xml:space="preserve">Kinh nghiệm quản trị và sự hiện diện của nhà quản trị nữ ở cấp cao làm mạnh thêm tác động tích cực của quốc tế hóa lên hiệu quả hoạt động, chủ yếu thông qua việc nâng mặt bằng hiệu quả, nhờ nâng cao nhận thức chiến lược quốc tế và quản trị rủi ro thận trọng hơn.</w:t>
+        <w:t xml:space="preserve">Giả thuyết H4 (kiểm soát quản trị nội sinh: đặc điểm nhà quản trị cấp cao).</w:t>
+      </w:r>
+      <w:r>
+        <w:t xml:space="preserve"> </w:t>
+      </w:r>
+      <w:r>
+        <w:t xml:space="preserve">Lý thuyết Bậc trên (Hambrick &amp; Mason, 1984; Hambrick, 2007) cho rằng các quyết định chiến lược, trong đó có quốc tế hóa, phản ánh đặc điểm nhận thức, kinh nghiệm và giá trị của nhà quản trị cấp cao. Hsu et al. (2013) cho thấy kinh nghiệm quốc tế của nhà quản trị nâng cao khả năng nhận diện cơ hội và giảm nhận thức về gánh nặng người nước ngoài; Post và Byron (2015) gắn sự hiện diện của lãnh đạo nữ với quản trị rủi ro thận trọng và ra quyết định đa chiều. Vì năng lực và sự đa dạng giới của nhà quản trị có thể đồng thời tác động đến quyết định xuất khẩu, đến năng lực công nghệ và đến năng suất, khung của luận án không nâng các đặc điểm này thành một trục điều tiết trọng tâm định hình độ cong của đường quan hệ I-P, mà đưa vào như nhóm biến kiểm soát quản trị nội sinh nhằm khóa chặt thiên lệch nội sinh và bảo vệ tính nhân quả thuần khiết của tương tác Thể chế × Công nghệ. Từ đó:</w:t>
+      </w:r>
+      <w:r>
+        <w:t xml:space="preserve"> </w:t>
+      </w:r>
+      <w:r>
+        <w:rPr>
+          <w:iCs/>
+          <w:i/>
+        </w:rPr>
+        <w:t xml:space="preserve">Kinh nghiệm quản trị và sự hiện diện của nhà quản trị nữ ở cấp cao nâng mặt bằng hiệu quả hoạt động và được đưa vào như nhóm biến kiểm soát quản trị nội sinh, không phải nhân tố điều tiết trọng tâm của đường cong I-P; ký hiệu H4 được giữ nguyên để tương thích với các bản thảo đồng hành (P3/P4/P5).</w:t>
       </w:r>
     </w:p>
     <w:p>
@@ -4282,7 +4297,7 @@
         <w:t xml:space="preserve"> </w:t>
       </w:r>
       <w:r>
-        <w:t xml:space="preserve">Lý thuyết thể chế (North, 1990; Khanna &amp; Palepu, 2010) cho rằng chất lượng thể chế quy định chi phí giao dịch và mức rủi ro mà doanh nghiệp phải gánh khi giao dịch xuyên biên giới, nên định hình lợi ích ròng của quốc tế hóa và vị trí điểm uốn. Marano et al. (2016) xác nhận thể chế quốc gia nguồn là biến điều tiết quan trọng nhất, có thể dịch chuyển điểm uốn đáng kể. Cơ chế là dải biến thiên của chi phí giao dịch, trong đó năng lực số có thể đóng vai trò thay thế một phần khoảng trống thể chế. Từ đó:</w:t>
+        <w:t xml:space="preserve">Lý thuyết thể chế (North, 1990; Khanna &amp; Palepu, 2010) cho rằng chất lượng thể chế quy định chi phí giao dịch và mức rủi ro mà doanh nghiệp phải gánh khi giao dịch xuyên biên giới, nên định hình lợi ích ròng của quốc tế hóa và độ cong của đường cong I-P. Marano et al. (2016) xác nhận thể chế quốc gia nguồn là biến điều tiết quan trọng nhất, có thể chi phối đáng kể độ cong của đường cong I-P. Cơ chế là dải biến thiên của chi phí giao dịch, trong đó năng lực số có thể đóng vai trò thay thế một phần khoảng trống thể chế. Từ đó:</w:t>
       </w:r>
       <w:r>
         <w:t xml:space="preserve"> </w:t>
@@ -4620,19 +4635,19 @@
               <w:jc w:val="left"/>
             </w:pPr>
             <w:r>
-              <w:t xml:space="preserve">H4</w:t>
-            </w:r>
-          </w:p>
-        </w:tc>
-        <w:tc>
-          <w:tcPr/>
-          <w:p>
-            <w:pPr>
-              <w:pStyle w:val="Compact"/>
-              <w:jc w:val="left"/>
-            </w:pPr>
-            <w:r>
-              <w:t xml:space="preserve">Đặc điểm nhà quản trị nâng mặt bằng</w:t>
+              <w:t xml:space="preserve">H4 (kiểm soát quản trị nội sinh)</w:t>
+            </w:r>
+          </w:p>
+        </w:tc>
+        <w:tc>
+          <w:tcPr/>
+          <w:p>
+            <w:pPr>
+              <w:pStyle w:val="Compact"/>
+              <w:jc w:val="left"/>
+            </w:pPr>
+            <w:r>
+              <w:t xml:space="preserve">Đặc điểm nhà quản trị nâng mặt bằng (kiểm soát quản trị nội sinh, không điều tiết độ cong)</w:t>
             </w:r>
           </w:p>
         </w:tc>
@@ -4682,7 +4697,7 @@
               <w:jc w:val="left"/>
             </w:pPr>
             <w:r>
-              <w:t xml:space="preserve">ICRV dịch chuyển điểm uốn</w:t>
+              <w:t xml:space="preserve">ICRV chi phối độ cong đường cong I-P</w:t>
             </w:r>
           </w:p>
         </w:tc>
@@ -4777,7 +4792,7 @@
         <w:pStyle w:val="FirstParagraph"/>
       </w:pPr>
       <w:r>
-        <w:t xml:space="preserve">Ba khoảng trống dẫn về một chương trình kiểm định gồm ba mảnh ghép bổ sung cho nhau. Khoảng trống thứ nhất và thứ ba cùng dẫn về câu hỏi liệu CDCM có giải thích đồng thời sự dị biệt của quan hệ I-P khi kiểm soát đầy đủ cả ba tầng trong một mô hình tích hợp, ở quy mô đủ rộng để bao phủ toàn bộ dải biến thiên ICRV hay không. Nghiên cứu P7 lấp khoảng trống này bằng dữ liệu WBES từ 45 nền kinh tế (N = 82.302-98.658 doanh nghiệp, 98 đợt quốc gia-năm), bao phủ toàn bộ dải biến thiên ICRV, kiểm định đồng thời H1-H6 với hiệu ứng cố định quốc gia-năm; điểm uốn trung bình khoảng 36% FSTS tại P7 thấp hơn so với Việt Nam (39-46%) và Trung Quốc (47-49%), qua đó xác nhận ICRV điều tiết vị trí điểm uốn đúng theo dải biến thiên mà lý thuyết dự đoán (Do &amp; Phan, 2026d). Khoảng trống thứ ba còn đòi hỏi kiểm định một điều kiện biên cực trị, đó là liệu có tồn tại bối cảnh nơi chữ U ngược sụp đổ hoàn toàn thành quan hệ âm đơn điệu hay không; Nghiên cứu P8 kiểm định H1b bằng dữ liệu WBES từ các nền kinh tế đảo nhỏ Thái Bình Dương, nơi ba điều kiện cấu trúc cơ bản của chữ U ngược cùng bị vi phạm (Do &amp; Phan, 2026b). Cùng với phân tích tổng hợp P6, ba mảnh ghép này tạo thành một chiến lược kiểm định toàn diện, từ tổng hợp bằng chứng quá khứ đến kiểm định tích hợp đa quốc gia và xác định điều kiện biên.</w:t>
+        <w:t xml:space="preserve">Ba khoảng trống dẫn về một chương trình kiểm định gồm ba mảnh ghép bổ sung cho nhau. Khoảng trống thứ nhất và thứ ba cùng dẫn về câu hỏi liệu CDCM có giải thích đồng thời sự dị biệt của quan hệ I-P khi kiểm soát đầy đủ cả ba tầng trong một mô hình tích hợp, ở quy mô đủ rộng để bao phủ toàn bộ dải biến thiên ICRV hay không. Nghiên cứu P7 lấp khoảng trống này bằng dữ liệu WBES từ 45 nền kinh tế (N = 82.302-98.658 doanh nghiệp, 98 đợt quốc gia-năm), bao phủ toàn bộ dải biến thiên ICRV, kiểm định đồng thời H1-H6 với hiệu ứng cố định quốc gia-năm; điểm uốn trung bình khoảng 36% FSTS tại P7 thấp hơn so với Việt Nam (39-46%) và Trung Quốc (47-49%) cho thấy điểm uốn cấp quốc gia biến thiên theo bối cảnh thể chế, nhất quán với việc ICRV chi phối hình dạng (độ cong) của quan hệ I-P như lý thuyết dự đoán (Do &amp; Phan, 2026d). Khoảng trống thứ ba còn đòi hỏi kiểm định một điều kiện biên cực trị, đó là liệu có tồn tại bối cảnh nơi chữ U ngược sụp đổ hoàn toàn thành quan hệ âm đơn điệu hay không; Nghiên cứu P8 kiểm định H1b bằng dữ liệu WBES từ các nền kinh tế đảo nhỏ Thái Bình Dương, nơi ba điều kiện cấu trúc cơ bản của chữ U ngược cùng bị vi phạm (Do &amp; Phan, 2026b). Cùng với phân tích tổng hợp P6, ba mảnh ghép này tạo thành một chiến lược kiểm định toàn diện, từ tổng hợp bằng chứng quá khứ đến kiểm định tích hợp đa quốc gia và xác định điều kiện biên.</w:t>
       </w:r>
     </w:p>
     <w:p>
@@ -4811,7 +4826,7 @@
         <w:pStyle w:val="BodyText"/>
       </w:pPr>
       <w:r>
-        <w:t xml:space="preserve">Phần đầu chương xác lập năm khái niệm cốt lõi: quốc tế hóa doanh nghiệp, hiệu quả hoạt động kinh doanh đo chủ yếu bằng năng suất lao động, cường độ xuất khẩu đo bằng FSTS, năng lực công nghệ (TCI) và mức độ chấp nhận số (DAI) như hai cấu trúc khái niệm độc lập. Phần lý thuyết nền phân tích bốn lý thuyết kinh điển là Uppsala, RBV, lý thuyết thể chế và lý thuyết Bậc trên, cùng lớp mở rộng là lăng kính số, đồng thời xác định vai trò của từng lý thuyết trong khung giải thích tổng thể. Khung phân tích ICRV được trình bày như một công cụ vận hành hóa bối cảnh thể chế thành sáu nhóm chế độ, đóng vai trò điều tiết quan hệ I-P qua cơ chế dịch chuyển điểm uốn và thay thế số cho thể chế.</w:t>
+        <w:t xml:space="preserve">Phần đầu chương xác lập năm khái niệm cốt lõi: quốc tế hóa doanh nghiệp, hiệu quả hoạt động kinh doanh đo chủ yếu bằng năng suất lao động, cường độ xuất khẩu đo bằng FSTS, năng lực công nghệ (TCI) và mức độ chấp nhận số (DAI) như hai cấu trúc khái niệm độc lập. Phần lý thuyết nền phân tích bốn lý thuyết kinh điển là Uppsala, RBV, lý thuyết thể chế và lý thuyết Bậc trên, cùng lớp mở rộng là lăng kính số, đồng thời xác định vai trò của từng lý thuyết trong khung giải thích tổng thể. Khung phân tích ICRV được trình bày như một công cụ vận hành hóa bối cảnh thể chế thành sáu nhóm chế độ, đóng vai trò điều tiết quan hệ I-P qua cơ chế thay đổi độ cong (biên độ) và thay thế số cho thể chế.</w:t>
       </w:r>
     </w:p>
     <w:p>
@@ -5827,13 +5842,13 @@
       </w:r>
     </w:p>
     <w:bookmarkEnd w:id="79"/>
-    <w:bookmarkStart w:id="80" w:name="đặc-điểm-nhà-quản-trị-cấp-cao"/>
+    <w:bookmarkStart w:id="80" w:name="Xfb44f2024dccf47e8995eec793f94f6e82c83b5"/>
     <w:p>
       <w:pPr>
         <w:pStyle w:val="Heading4"/>
       </w:pPr>
       <w:r>
-        <w:t xml:space="preserve">Đặc điểm nhà quản trị cấp cao</w:t>
+        <w:t xml:space="preserve">Đặc điểm nhà quản trị cấp cao (kiểm soát quản trị nội sinh H4)</w:t>
       </w:r>
     </w:p>
     <w:p>
@@ -5845,10 +5860,10 @@
           <w:bCs/>
           <w:b/>
         </w:rPr>
-        <w:t xml:space="preserve">Biến chính</w:t>
-      </w:r>
-      <w:r>
-        <w:t xml:space="preserve">: kinh nghiệm nhà quản trị cấp cao (số năm), giới tính nhà quản trị cấp cao (nữ/nam).</w:t>
+        <w:t xml:space="preserve">Biến kiểm soát</w:t>
+      </w:r>
+      <w:r>
+        <w:t xml:space="preserve">: kinh nghiệm nhà quản trị cấp cao (số năm), học vấn nhà quản trị cấp cao, giới tính nhà quản trị cấp cao (nữ/nam). Ba biến này được đưa vào như nhóm biến kiểm soát quản trị nội sinh, ở dạng số hạng chính nâng mặt bằng hiệu quả, không phải nhân tố điều tiết trọng tâm định hình độ cong của đường quan hệ I-P. Để bảo vệ tính nhân quả thuần khiết của tương tác Thể chế × Công nghệ, các đặc điểm nhà quản trị (kinh nghiệm, học vấn, giới tính) được đưa vào như biến kiểm soát quản trị nội sinh, không phải nhân tố điều tiết trọng tâm của đường cong I-P; ký hiệu H4 được giữ nguyên để tương thích với các bản thảo đồng hành (P3/P4/P5). Số hạng tương tác với FSTS chỉ được báo cáo như chẩn đoán phụ trợ, không phải bằng chứng điều tiết trọng tâm.</w:t>
       </w:r>
     </w:p>
     <w:p>
@@ -7719,7 +7734,7 @@
         <w:t xml:space="preserve"> </w:t>
       </w:r>
       <w:r>
-        <w:t xml:space="preserve">= số hóa,</w:t>
+        <w:t xml:space="preserve">= số hóa (DAI),</w:t>
       </w:r>
       <w:r>
         <w:t xml:space="preserve"> </w:t>
@@ -7733,7 +7748,7 @@
         <w:t xml:space="preserve"> </w:t>
       </w:r>
       <w:r>
-        <w:t xml:space="preserve">= thể chế,</w:t>
+        <w:t xml:space="preserve">= thể chế (ICRV) là hai nhân tố điều tiết trọng tâm, và</w:t>
       </w:r>
       <w:r>
         <w:t xml:space="preserve"> </w:t>
@@ -7747,7 +7762,7 @@
         <w:t xml:space="preserve"> </w:t>
       </w:r>
       <w:r>
-        <w:t xml:space="preserve">= nhà quản trị.</w:t>
+        <w:t xml:space="preserve">= đặc điểm nhà quản trị được đưa vào như khối kiểm soát quản trị nội sinh.</w:t>
       </w:r>
     </w:p>
     <w:p>
@@ -7777,7 +7792,7 @@
         <w:t xml:space="preserve">Đóng góp mới</w:t>
       </w:r>
       <w:r>
-        <w:t xml:space="preserve">: điều tiết ba chiều số hóa × thể chế × nhà quản trị trong bối cảnh châu Á và Thái Bình Dương với 47 nước chưa được kiểm định trước đây.</w:t>
+        <w:t xml:space="preserve">: điều tiết trọng tâm số hóa × thể chế (DAI × ICRV) trong bối cảnh châu Á và Thái Bình Dương với 47 nước chưa được kiểm định trước đây, với đặc điểm nhà quản trị giữ vai trò kiểm soát quản trị nội sinh nhằm bảo vệ tính nhân quả thuần khiết của tương tác Thể chế × Công nghệ.</w:t>
       </w:r>
     </w:p>
     <w:bookmarkEnd w:id="88"/>
@@ -15864,7 +15879,7 @@
         <w:t xml:space="preserve"> </w:t>
       </w:r>
       <w:r>
-        <w:t xml:space="preserve">(102 cặp quốc gia × năm, 2003-2025). Mẫu phân tích toàn phần đạt N = 82.302 (M0-M2) đến N = 28.500 (M11 đầy đủ). Thiết kế OLS phân cấp với sai số chuẩn vững HC1, gom cụm theo quốc gia–năm. Ký hiệu tiếng Việt:</w:t>
+        <w:t xml:space="preserve">(98 cặp quốc gia × năm, 2003-2025). Mẫu phân tích toàn phần đạt N = 82.302 (M0-M2) đến N = 28.500 (M11 đầy đủ). Thiết kế OLS phân cấp với sai số chuẩn vững HC1, gom cụm theo quốc gia–năm. Ký hiệu tiếng Việt:</w:t>
       </w:r>
     </w:p>
     <w:p>
@@ -18157,7 +18172,7 @@
         <w:t xml:space="preserve"> </w:t>
       </w:r>
       <w:r>
-        <w:t xml:space="preserve">(M8 + đặc điểm nhà quản lý, kiểm định H4):</w:t>
+        <w:t xml:space="preserve">(M8 + đặc điểm nhà quản lý như kiểm soát quản trị nội sinh H4):</w:t>
       </w:r>
     </w:p>
     <w:p>
@@ -18425,7 +18440,82 @@
               <m:nor/>
               <m:sty m:val="p"/>
             </m:rPr>
-            <m:t> (nhà quản trị cấp cao là nữ: lợi thế hiệu quả  17–20%xuyên bối cảnh)</m:t>
+            <m:t> (nhà quản trị cấp cao là nữ: hiệu ứng nâng mặt bằng, lợi thế hiệu quả  17–20%xuyên bối cảnh)</m:t>
+          </m:r>
+        </m:oMath>
+      </m:oMathPara>
+    </w:p>
+    <w:p>
+      <w:pPr>
+        <w:pStyle w:val="FirstParagraph"/>
+      </w:pPr>
+      <m:oMathPara>
+        <m:oMathParaPr>
+          <m:jc m:val="center"/>
+        </m:oMathParaPr>
+        <m:oMath>
+          <m:r>
+            <m:rPr>
+              <m:nor/>
+              <m:sty m:val="p"/>
+            </m:rPr>
+            <m:t>Số hạng </m:t>
+          </m:r>
+          <m:sSub>
+            <m:e>
+              <m:r>
+                <m:t>β</m:t>
+              </m:r>
+            </m:e>
+            <m:sub>
+              <m:r>
+                <m:t>9</m:t>
+              </m:r>
+            </m:sub>
+          </m:sSub>
+          <m:r>
+            <m:rPr>
+              <m:sty m:val="p"/>
+            </m:rPr>
+            <m:t>,</m:t>
+          </m:r>
+          <m:sSub>
+            <m:e>
+              <m:r>
+                <m:t>β</m:t>
+              </m:r>
+            </m:e>
+            <m:sub>
+              <m:r>
+                <m:t>10</m:t>
+              </m:r>
+            </m:sub>
+          </m:sSub>
+          <m:r>
+            <m:rPr>
+              <m:nor/>
+              <m:sty m:val="p"/>
+            </m:rPr>
+            <m:t> là kiểm soát mức; số hạng tương tác </m:t>
+          </m:r>
+          <m:sSub>
+            <m:e>
+              <m:r>
+                <m:t>β</m:t>
+              </m:r>
+            </m:e>
+            <m:sub>
+              <m:r>
+                <m:t>11</m:t>
+              </m:r>
+            </m:sub>
+          </m:sSub>
+          <m:r>
+            <m:rPr>
+              <m:nor/>
+              <m:sty m:val="p"/>
+            </m:rPr>
+            <m:t> chỉ là chẩn đoán phụ trợ, không phải bằng chứng điều tiết trọng tâm.</m:t>
           </m:r>
         </m:oMath>
       </m:oMathPara>
@@ -18835,39 +18925,100 @@
             </m:rPr>
             <m:t>H5: </m:t>
           </m:r>
-          <m:r>
-            <m:t>T</m:t>
-          </m:r>
-          <m:r>
-            <m:t>P</m:t>
-          </m:r>
+          <m:d>
+            <m:dPr>
+              <m:begChr m:val="|"/>
+              <m:endChr m:val="|"/>
+              <m:sepChr m:val=""/>
+              <m:grow/>
+            </m:dPr>
+            <m:e>
+              <m:sSub>
+                <m:e>
+                  <m:r>
+                    <m:t>β</m:t>
+                  </m:r>
+                </m:e>
+                <m:sub>
+                  <m:r>
+                    <m:t>2</m:t>
+                  </m:r>
+                </m:sub>
+              </m:sSub>
+            </m:e>
+          </m:d>
           <m:r>
             <m:rPr>
               <m:nor/>
               <m:sty m:val="p"/>
             </m:rPr>
-            <m:t> tăng khi ICRV tăng (thể chế yếu hơn): Group I</m:t>
+            <m:t> (độ cong) tăng khi ICRV tăng (thể chế yếu hơn): </m:t>
+          </m:r>
+          <m:r>
+            <m:t>C</m:t>
+          </m:r>
+          <m:r>
+            <m:t>D</m:t>
+          </m:r>
+          <m:r>
+            <m:t>D</m:t>
+          </m:r>
+          <m:r>
+            <m:t>X</m:t>
+          </m:r>
+          <m:r>
+            <m:t>K</m:t>
           </m:r>
           <m:r>
             <m:rPr>
               <m:sty m:val="p"/>
             </m:rPr>
-            <m:t>≈</m:t>
-          </m:r>
-          <m:r>
-            <m:t>28</m:t>
-          </m:r>
+            <m:t>_</m:t>
+          </m:r>
+          <m:sSup>
+            <m:e>
+              <m:r>
+                <m:t>c</m:t>
+              </m:r>
+            </m:e>
+            <m:sup>
+              <m:r>
+                <m:t>2</m:t>
+              </m:r>
+            </m:sup>
+          </m:sSup>
           <m:r>
             <m:rPr>
               <m:sty m:val="p"/>
             </m:rPr>
-            <m:t>%</m:t>
+            <m:t>×</m:t>
+          </m:r>
+          <m:r>
+            <m:t>I</m:t>
+          </m:r>
+          <m:r>
+            <m:t>C</m:t>
+          </m:r>
+          <m:r>
+            <m:t>R</m:t>
+          </m:r>
+          <m:r>
+            <m:t>V</m:t>
           </m:r>
           <m:r>
             <m:rPr>
               <m:sty m:val="p"/>
             </m:rPr>
-            <m:t>,</m:t>
+            <m:t>&lt;</m:t>
+          </m:r>
+          <m:r>
+            <m:t>0</m:t>
+          </m:r>
+          <m:r>
+            <m:rPr>
+              <m:sty m:val="p"/>
+            </m:rPr>
+            <m:t>;</m:t>
           </m:r>
           <m:r>
             <m:t> </m:t>
@@ -18877,22 +19028,7 @@
               <m:nor/>
               <m:sty m:val="p"/>
             </m:rPr>
-            <m:t>Group V–VI</m:t>
-          </m:r>
-          <m:r>
-            <m:rPr>
-              <m:sty m:val="p"/>
-            </m:rPr>
-            <m:t>≈</m:t>
-          </m:r>
-          <m:r>
-            <m:t>55</m:t>
-          </m:r>
-          <m:r>
-            <m:rPr>
-              <m:sty m:val="p"/>
-            </m:rPr>
-            <m:t>%</m:t>
+            <m:t>điểm uốn không dịch chuyển đơn điệu</m:t>
           </m:r>
         </m:oMath>
       </m:oMathPara>
@@ -19771,7 +19907,7 @@
           <m:sSup>
             <m:e>
               <m:r>
-                <m:t>012</m:t>
+                <m:t>049</m:t>
               </m:r>
             </m:e>
             <m:sup>
@@ -19821,7 +19957,7 @@
             <m:t>=</m:t>
           </m:r>
           <m:r>
-            <m:t>34</m:t>
+            <m:t>25</m:t>
           </m:r>
           <m:r>
             <m:rPr>
@@ -19830,7 +19966,7 @@
             <m:t>,</m:t>
           </m:r>
           <m:r>
-            <m:t>6</m:t>
+            <m:t>7</m:t>
           </m:r>
           <m:r>
             <m:rPr>
@@ -19870,7 +20006,7 @@
             <m:t>,</m:t>
           </m:r>
           <m:r>
-            <m:t>002</m:t>
+            <m:t>026</m:t>
           </m:r>
         </m:oMath>
       </m:oMathPara>
@@ -24426,7 +24562,7 @@
               <w:jc w:val="left"/>
             </w:pPr>
             <w:r>
-              <w:t xml:space="preserve">Điều tiết ba chiều</w:t>
+              <w:t xml:space="preserve">Điều tiết trọng tâm số hóa × thể chế</w:t>
             </w:r>
           </w:p>
         </w:tc>
@@ -24450,7 +24586,7 @@
               <w:jc w:val="left"/>
             </w:pPr>
             <w:r>
-              <w:t xml:space="preserve">số hóa × thể chế × nhà quản trị, mới cho châu Á và Thái Bình Dương</w:t>
+              <w:t xml:space="preserve">DAI × ICRV, mới cho châu Á và Thái Bình Dương; đặc điểm nhà quản trị giữ vai trò kiểm soát quản trị nội sinh</w:t>
             </w:r>
           </w:p>
         </w:tc>
@@ -24728,7 +24864,7 @@
         <w:t xml:space="preserve"> </w:t>
       </w:r>
       <w:r>
-        <w:t xml:space="preserve">— hàm ý rằng phần lớn bằng chứng I-P tích lũy suốt bốn thập kỷ có thể đã bị thổi phồng (một ước lượng trim-and-fill, được trình bày kèm rào đón phương pháp ở Mục 4.2.4). Thứ hai, bằng chứng đa quốc gia (P7) cho thấy điểm uốn tối ưu không cố định mà</w:t>
+        <w:t xml:space="preserve">— hàm ý rằng phần lớn bằng chứng I-P tích lũy suốt bốn thập kỷ có thể đã bị thổi phồng (một ước lượng trim-and-fill, được trình bày kèm rào đón phương pháp ở Mục 4.2.4). Thứ hai, bằng chứng đa quốc gia (P7) cho thấy chế độ thể chế ICRV không dịch chuyển điểm uốn một cách đơn điệu mà</w:t>
       </w:r>
       <w:r>
         <w:t xml:space="preserve"> </w:t>
@@ -24738,13 +24874,13 @@
           <w:bCs/>
           <w:b/>
         </w:rPr>
-        <w:t xml:space="preserve">dịch chuyển có hệ thống dọc theo gradient ICRV</w:t>
-      </w:r>
-      <w:r>
-        <w:t xml:space="preserve"> </w:t>
-      </w:r>
-      <w:r>
-        <w:t xml:space="preserve">— chính cơ chế địa hình của luận án. Thứ ba, tại các quốc đảo nhỏ Thái Bình Dương (P8), quan hệ I-P sụp thành âm đơn điệu, tức</w:t>
+        <w:t xml:space="preserve">chi phối độ cong (concavity / biên độ) của hình chữ U ngược</w:t>
+      </w:r>
+      <w:r>
+        <w:t xml:space="preserve"> </w:t>
+      </w:r>
+      <w:r>
+        <w:t xml:space="preserve">— độ cong sâu dần khi chất lượng thể chế suy giảm — chính cơ chế địa hình của luận án. Thứ ba, tại các quốc đảo nhỏ Thái Bình Dương (P8), quan hệ I-P sụp thành âm đơn điệu, tức</w:t>
       </w:r>
       <w:r>
         <w:t xml:space="preserve"> </w:t>
@@ -29320,7 +29456,7 @@
           <m:t>=</m:t>
         </m:r>
         <m:r>
-          <m:t>34</m:t>
+          <m:t>25</m:t>
         </m:r>
         <m:r>
           <m:rPr>
@@ -29329,7 +29465,7 @@
           <m:t>,</m:t>
         </m:r>
         <m:r>
-          <m:t>6</m:t>
+          <m:t>7</m:t>
         </m:r>
         <m:r>
           <m:rPr>
@@ -29374,7 +29510,7 @@
           <m:t>,</m:t>
         </m:r>
         <m:r>
-          <m:t>002</m:t>
+          <m:t>026</m:t>
         </m:r>
       </m:oMath>
       <w:r>
@@ -29416,7 +29552,7 @@
         <w:pStyle w:val="FirstParagraph"/>
       </w:pPr>
       <w:r>
-        <w:t xml:space="preserve">Kết quả quan trọng nhất của P7 là xác nhận dải biến thiên theo ICRV. Mô hình M10 cho hiệu ứng chính của nhóm ICRV (</w:t>
+        <w:t xml:space="preserve">Kết quả quan trọng nhất của P7 là xác nhận vai trò điều tiết của ICRV đối với hình dạng đường cong I-P. Mô hình M10 cho hiệu ứng chính của nhóm ICRV (</w:t>
       </w:r>
       <m:oMath>
         <m:r>
@@ -29474,7 +29610,7 @@
         </m:r>
       </m:oMath>
       <w:r>
-        <w:t xml:space="preserve">); hệ số dương này phản ánh việc doanh thu danh nghĩa trên lao động cao hơn ở các nền kinh tế có mặt bằng giá thấp, đặc trưng của nhóm cận biên và mới nổi, nên cần diễn giải thận trọng. Quan trọng hơn cho dải biến thiên là hai số hạng tương tác: FSTS×ICRV (</w:t>
+        <w:t xml:space="preserve">); hệ số dương này phản ánh việc doanh thu danh nghĩa trên lao động cao hơn ở các nền kinh tế có mặt bằng giá thấp, đặc trưng của nhóm cận biên và mới nổi, nên cần diễn giải thận trọng. Quan trọng hơn là hai số hạng tương tác có ý nghĩa: FSTS×ICRV (</w:t>
       </w:r>
       <m:oMath>
         <m:r>
@@ -29607,90 +29743,47 @@
         </m:r>
       </m:oMath>
       <w:r>
-        <w:t xml:space="preserve">). Hai hệ số này cho thấy điểm uốn tăng dần khi chuyển từ nhóm thể chế mạnh sang nhóm thể chế yếu:</w:t>
-      </w:r>
-    </w:p>
-    <w:p>
-      <w:pPr>
-        <w:pStyle w:val="BodyText"/>
-      </w:pPr>
-      <m:oMathPara>
-        <m:oMathParaPr>
-          <m:jc m:val="center"/>
-        </m:oMathParaPr>
-        <m:oMath>
-          <m:r>
-            <m:rPr>
-              <m:nor/>
-              <m:sty m:val="p"/>
-            </m:rPr>
-            <m:t>TP(Advanced đổi mới)</m:t>
-          </m:r>
-          <m:r>
-            <m:rPr>
-              <m:sty m:val="p"/>
-            </m:rPr>
-            <m:t>≈</m:t>
-          </m:r>
-          <m:r>
-            <m:t>28</m:t>
-          </m:r>
-          <m:r>
-            <m:rPr>
-              <m:sty m:val="p"/>
-            </m:rPr>
-            <m:t>%</m:t>
-          </m:r>
-          <m:r>
-            <m:rPr>
-              <m:sty m:val="p"/>
-            </m:rPr>
-            <m:t>&lt;</m:t>
-          </m:r>
-          <m:r>
-            <m:rPr>
-              <m:nor/>
-              <m:sty m:val="p"/>
-            </m:rPr>
-            <m:t>TP(Upper-middle)</m:t>
-          </m:r>
-          <m:r>
-            <m:rPr>
-              <m:sty m:val="p"/>
-            </m:rPr>
-            <m:t>&lt;</m:t>
-          </m:r>
-          <m:r>
-            <m:rPr>
-              <m:nor/>
-              <m:sty m:val="p"/>
-            </m:rPr>
-            <m:t>TP(Frontier/SIDS)</m:t>
-          </m:r>
-          <m:r>
-            <m:rPr>
-              <m:sty m:val="p"/>
-            </m:rPr>
-            <m:t>≈</m:t>
-          </m:r>
-          <m:r>
-            <m:t>55</m:t>
-          </m:r>
-          <m:r>
-            <m:rPr>
-              <m:sty m:val="p"/>
-            </m:rPr>
-            <m:t>%</m:t>
-          </m:r>
-        </m:oMath>
-      </m:oMathPara>
-    </w:p>
-    <w:p>
-      <w:pPr>
-        <w:pStyle w:val="FirstParagraph"/>
-      </w:pPr>
-      <w:r>
-        <w:t xml:space="preserve">Dải biến thiên này nhất quán với dự đoán của lý thuyết thể chế. Ở môi trường thể chế mạnh (Nhóm I), doanh nghiệp hoàn vốn chi phí quốc tế hóa ở mức FSTS thấp hơn, tức đạt đỉnh hiệu quả sớm hơn. Tại các nền kinh tế thể chế yếu (Nhóm V–VI), doanh nghiệp cần quốc tế hóa sâu hơn để bù đắp chi phí giao dịch và bất định thể chế, nên điểm uốn xuất hiện muộn hơn, ở mức FSTS cao hơn.</w:t>
+        <w:t xml:space="preserve">). Hai hệ số này cho thấy chế độ thể chế chi phối</w:t>
+      </w:r>
+      <w:r>
+        <w:t xml:space="preserve"> </w:t>
+      </w:r>
+      <w:r>
+        <w:rPr>
+          <w:bCs/>
+          <w:b/>
+        </w:rPr>
+        <w:t xml:space="preserve">độ cong (concavity / biên độ)</w:t>
+      </w:r>
+      <w:r>
+        <w:t xml:space="preserve"> </w:t>
+      </w:r>
+      <w:r>
+        <w:t xml:space="preserve">của hình chữ U ngược chứ không phải một gradient điểm uốn đơn điệu: độ cong sâu dần khi chất lượng thể chế suy giảm, làm hình phạt sau đỉnh gay gắt hơn ở các chế độ thể chế yếu (cận biên, SIDS), và phẳng dần về gần tuyến tính ở các chế độ tiên tiến.</w:t>
+      </w:r>
+    </w:p>
+    <w:p>
+      <w:pPr>
+        <w:pStyle w:val="BodyText"/>
+      </w:pPr>
+      <w:r>
+        <w:t xml:space="preserve">Điểm uốn theo nhóm là không đồng nhất, dao động trong dải rộng (khoảng 16–50% FSTS) và cụm quanh ~40%, nhưng</w:t>
+      </w:r>
+      <w:r>
+        <w:t xml:space="preserve"> </w:t>
+      </w:r>
+      <w:r>
+        <w:rPr>
+          <w:bCs/>
+          <w:b/>
+        </w:rPr>
+        <w:t xml:space="preserve">không</w:t>
+      </w:r>
+      <w:r>
+        <w:t xml:space="preserve"> </w:t>
+      </w:r>
+      <w:r>
+        <w:t xml:space="preserve">dịch chuyển đơn điệu theo chất lượng thể chế. Cơ chế vững được nhận diện là biên độ chứ không phải sự di chuyển vị trí điểm tối ưu: trong môi trường thể chế mạnh (Nhóm I), đường cong phẳng và gần tuyến tính nên tổn thất sau đỉnh nhỏ; tại các nền kinh tế thể chế yếu (Nhóm V–VI), đường cong cong sâu hơn nên hình phạt cho quốc tế hóa quá mức trở nên gay gắt hơn.</w:t>
       </w:r>
     </w:p>
     <w:p>
@@ -30763,7 +30856,7 @@
         </m:r>
       </m:oMath>
       <w:r>
-        <w:t xml:space="preserve">) đều nâng hiệu quả doanh nghiệp độc lập với FSTS. Hiệu ứng kinh nghiệm hàm ý năng suất cao hơn khoảng 0,7% trên mỗi năm kinh nghiệm trong ngành; hiệu ứng nhà quản trị nữ hàm ý lợi thế năng suất khoảng 20% (</w:t>
+        <w:t xml:space="preserve">) đều nâng mặt bằng hiệu quả doanh nghiệp độc lập với FSTS. Hiệu ứng kinh nghiệm hàm ý năng suất cao hơn khoảng 0,7% trên mỗi năm kinh nghiệm trong ngành; hiệu ứng nhà quản trị nữ hàm ý lợi thế năng suất khoảng 20% (</w:t>
       </w:r>
       <m:oMath>
         <m:r>
@@ -30823,7 +30916,7 @@
         </m:r>
       </m:oMath>
       <w:r>
-        <w:t xml:space="preserve">). Tương tác FSTS×kinh nghiệm không có ý nghĩa trong M9 (</w:t>
+        <w:t xml:space="preserve">). Các đặc điểm này được đưa vào như nhóm biến kiểm soát quản trị nội sinh chứ không phải nhân tố điều tiết trọng tâm: chúng tác động ở dạng hiệu ứng mức (level effect) nâng mặt bằng năng suất, không định hình độ cong của đường quan hệ I-P. Số hạng tương tác FSTS×kinh nghiệm chỉ là chẩn đoán phụ trợ, không có ý nghĩa trong M9 (</w:t>
       </w:r>
       <m:oMath>
         <m:r>
@@ -30881,13 +30974,45 @@
         </m:r>
       </m:oMath>
       <w:r>
-        <w:t xml:space="preserve">) nhưng đạt</w:t>
-      </w:r>
-      <w:r>
-        <w:t xml:space="preserve"> </w:t>
+        <w:t xml:space="preserve">) và chỉ cận ngưỡng trong M11 (</w:t>
       </w:r>
       <m:oMath>
         <m:r>
+          <m:t>β</m:t>
+        </m:r>
+        <m:r>
+          <m:rPr>
+            <m:sty m:val="p"/>
+          </m:rPr>
+          <m:t>=</m:t>
+        </m:r>
+        <m:r>
+          <m:rPr>
+            <m:sty m:val="p"/>
+          </m:rPr>
+          <m:t>−</m:t>
+        </m:r>
+        <m:r>
+          <m:t>0</m:t>
+        </m:r>
+        <m:r>
+          <m:rPr>
+            <m:sty m:val="p"/>
+          </m:rPr>
+          <m:t>,</m:t>
+        </m:r>
+        <m:r>
+          <m:t>019</m:t>
+        </m:r>
+      </m:oMath>
+      <w:r>
+        <w:t xml:space="preserve">,</w:t>
+      </w:r>
+      <w:r>
+        <w:t xml:space="preserve"> </w:t>
+      </w:r>
+      <m:oMath>
+        <m:r>
           <m:t>p</m:t>
         </m:r>
         <m:r>
@@ -30907,42 +31032,7 @@
         </m:r>
       </m:oMath>
       <w:r>
-        <w:t xml:space="preserve"> </w:t>
-      </w:r>
-      <w:r>
-        <w:t xml:space="preserve">trong M11 (</w:t>
-      </w:r>
-      <m:oMath>
-        <m:r>
-          <m:t>β</m:t>
-        </m:r>
-        <m:r>
-          <m:rPr>
-            <m:sty m:val="p"/>
-          </m:rPr>
-          <m:t>=</m:t>
-        </m:r>
-        <m:r>
-          <m:rPr>
-            <m:sty m:val="p"/>
-          </m:rPr>
-          <m:t>−</m:t>
-        </m:r>
-        <m:r>
-          <m:t>0</m:t>
-        </m:r>
-        <m:r>
-          <m:rPr>
-            <m:sty m:val="p"/>
-          </m:rPr>
-          <m:t>,</m:t>
-        </m:r>
-        <m:r>
-          <m:t>019</m:t>
-        </m:r>
-      </m:oMath>
-      <w:r>
-        <w:t xml:space="preserve">), gợi ý rằng trong đặc tả đầy đủ, nhà quản trị nhiều kinh nghiệm xử lý thách thức phối hợp ở mức FSTS cao tốt hơn. H4 do đó được xác nhận một phần ở dạng hiệu ứng nâng mặt bằng, còn vai trò uốn đường cong chỉ xuất hiện cận biên và cần tái kiểm chứng.</w:t>
+        <w:t xml:space="preserve">); do đó không cấu thành bằng chứng điều tiết trọng tâm. Việc kiểm soát chất lượng quản trị theo lý thuyết Bậc trên khóa chặt thiên lệch nội sinh và bảo vệ tính nhân quả thuần khiết của tương tác Thể chế × Công nghệ; ký hiệu H4 được giữ nguyên để tương thích với các bản thảo đồng hành (P3/P4/P5).</w:t>
       </w:r>
     </w:p>
     <w:p>
@@ -35736,43 +35826,63 @@
         <w:pStyle w:val="FirstParagraph"/>
       </w:pPr>
       <w:r>
-        <w:t xml:space="preserve">Tổng hợp bằng chứng từ phân tích tổng hợp (P6) và toàn mẫu sơ cấp (P7), cùng ba nghiên cứu đơn quốc gia, dẫn đến luận điểm trung tâm: hình dạng của quan hệ I-P mang tính phổ quát, nhưng điểm tối ưu của nó được dịch chuyển theo bối cảnh thể chế. Đường cong U ngược tồn tại nhất quán qua các bối cảnh có thể chế đủ mạnh, nhưng điểm uốn không phải là một tham số cấu trúc cố định. Nó di chuyển theo chất lượng thể chế: từ đỉnh sớm ở chế độ tiên tiến đến đỉnh muộn ở chế độ cận biên và dễ tổn thương.</w:t>
-      </w:r>
-    </w:p>
-    <w:p>
-      <w:pPr>
-        <w:pStyle w:val="BodyText"/>
-      </w:pPr>
-      <w:r>
-        <w:t xml:space="preserve">Bằng chứng định lượng về dải dịch chuyển này khá rõ ràng. Điểm uốn đi từ khoảng 82% FSTS tại Singapore (Nhóm I, tiên tiến đổi mới) xuống khoảng 48,78% tại Trung Quốc (Nhóm III, thu nhập trung bình cao) rồi xuống 39,7% tại Việt Nam (Nhóm IV, chuyển đổi thu nhập trung bình thấp), và toàn mẫu P7 xác nhận dải biến thiên Advanced (</w:t>
-      </w:r>
-      <m:oMath>
-        <m:r>
-          <m:rPr>
-            <m:sty m:val="p"/>
-          </m:rPr>
-          <m:t>≈</m:t>
-        </m:r>
-      </m:oMath>
-      <w:r>
-        <w:t xml:space="preserve"> </w:t>
-      </w:r>
-      <w:r>
-        <w:t xml:space="preserve">28%) thấp hơn Frontier/SIDS (</w:t>
-      </w:r>
-      <m:oMath>
-        <m:r>
-          <m:rPr>
-            <m:sty m:val="p"/>
-          </m:rPr>
-          <m:t>≈</m:t>
-        </m:r>
-      </m:oMath>
-      <w:r>
-        <w:t xml:space="preserve"> </w:t>
-      </w:r>
-      <w:r>
-        <w:t xml:space="preserve">55%). Như vậy, sự dịch chuyển điểm tối ưu hòa giải mâu thuẫn bề ngoài giữa các nghiên cứu báo cáo quan hệ tuyến tính dương, U ngược, và không có ý nghĩa: đó là những quan sát về cùng một họ đường cong được lấy mẫu ở các địa điểm thể chế khác nhau. Phát hiện này vượt qua các công trình nền tảng của Lu và Beamish (2004), vốn tìm thấy một điểm uốn cố định khoảng 60% trên doanh nghiệp Nhật Bản, bằng cách chứng minh rằng không tồn tại một điểm uốn phổ quát cho mọi bối cảnh, và mở rộng phát hiện điều tiết thể chế của Marano và cộng sự (2016) từ phân loại nhị phân sang sáu chế độ con ICRV.</w:t>
+        <w:t xml:space="preserve">Tổng hợp bằng chứng từ phân tích tổng hợp (P6) và toàn mẫu sơ cấp (P7), cùng ba nghiên cứu đơn quốc gia, dẫn đến luận điểm trung tâm: hình dạng của quan hệ I-P mang tính phổ quát, nhưng độ cong và vị trí điểm tối ưu của nó phụ thuộc vào bối cảnh thể chế. Đường cong U ngược tồn tại nhất quán qua các bối cảnh có thể chế đủ mạnh, nhưng độ cong của nó không phải là một tham số cấu trúc cố định. Chế độ thể chế chi phối</w:t>
+      </w:r>
+      <w:r>
+        <w:t xml:space="preserve"> </w:t>
+      </w:r>
+      <w:r>
+        <w:rPr>
+          <w:bCs/>
+          <w:b/>
+        </w:rPr>
+        <w:t xml:space="preserve">độ cong (concavity / biên độ)</w:t>
+      </w:r>
+      <w:r>
+        <w:t xml:space="preserve"> </w:t>
+      </w:r>
+      <w:r>
+        <w:t xml:space="preserve">của hình chữ U ngược chứ không phải một gradient điểm uốn đơn điệu: độ cong sâu dần khi chất lượng thể chế suy giảm, làm hình phạt sau đỉnh gay gắt hơn ở chế độ cận biên và dễ tổn thương, và phẳng dần về gần tuyến tính ở chế độ tiên tiến.</w:t>
+      </w:r>
+    </w:p>
+    <w:p>
+      <w:pPr>
+        <w:pStyle w:val="BodyText"/>
+      </w:pPr>
+      <w:r>
+        <w:t xml:space="preserve">Bằng chứng định lượng về tính phụ thuộc bối cảnh này khá rõ ràng. Trên ba nghiên cứu đơn quốc gia, điểm uốn đi từ khoảng 82% FSTS tại Singapore (Nhóm I, tiên tiến đổi mới) xuống khoảng 48,78% tại Trung Quốc (Nhóm III, thu nhập trung bình cao) rồi xuống 39,7% tại Việt Nam (Nhóm IV, chuyển đổi thu nhập trung bình thấp). Trong toàn mẫu P7, điểm uốn theo nhóm là không đồng nhất (dao động trong dải khoảng 16–50% FSTS), cụm quanh ~40% và</w:t>
+      </w:r>
+      <w:r>
+        <w:t xml:space="preserve"> </w:t>
+      </w:r>
+      <w:r>
+        <w:rPr>
+          <w:bCs/>
+          <w:b/>
+        </w:rPr>
+        <w:t xml:space="preserve">không</w:t>
+      </w:r>
+      <w:r>
+        <w:t xml:space="preserve"> </w:t>
+      </w:r>
+      <w:r>
+        <w:t xml:space="preserve">dịch chuyển đơn điệu theo chất lượng thể chế; điều dịch chuyển có hệ thống là</w:t>
+      </w:r>
+      <w:r>
+        <w:t xml:space="preserve"> </w:t>
+      </w:r>
+      <w:r>
+        <w:rPr>
+          <w:bCs/>
+          <w:b/>
+        </w:rPr>
+        <w:t xml:space="preserve">độ cong (concavity / biên độ)</w:t>
+      </w:r>
+      <w:r>
+        <w:t xml:space="preserve"> </w:t>
+      </w:r>
+      <w:r>
+        <w:t xml:space="preserve">của hình chữ U ngược, sâu dần khi thể chế suy giảm và phẳng dần về gần tuyến tính ở chế độ tiên tiến. Như vậy, tính không đồng nhất của độ cong và vị trí điểm tối ưu hòa giải mâu thuẫn bề ngoài giữa các nghiên cứu báo cáo quan hệ tuyến tính dương, U ngược, và không có ý nghĩa: đó là những quan sát về cùng một họ đường cong được lấy mẫu ở các địa điểm thể chế khác nhau. Phát hiện này vượt qua các công trình nền tảng của Lu và Beamish (2004), vốn tìm thấy một điểm uốn cố định khoảng 60% trên doanh nghiệp Nhật Bản, bằng cách chứng minh rằng không tồn tại một điểm uốn phổ quát cho mọi bối cảnh, và mở rộng phát hiện điều tiết thể chế của Marano và cộng sự (2016) từ phân loại nhị phân sang sáu chế độ con ICRV.</w:t>
       </w:r>
     </w:p>
     <w:bookmarkEnd w:id="130"/>
@@ -36304,31 +36414,31 @@
               <w:jc w:val="left"/>
             </w:pPr>
             <w:r>
-              <w:t xml:space="preserve">H4 (Nhà quản trị điều tiết)</w:t>
-            </w:r>
-          </w:p>
-        </w:tc>
-        <w:tc>
-          <w:tcPr/>
-          <w:p>
-            <w:pPr>
-              <w:pStyle w:val="Compact"/>
-              <w:jc w:val="left"/>
-            </w:pPr>
-            <w:r>
-              <w:t xml:space="preserve">Kinh nghiệm và giới tính nhà quản trị</w:t>
-            </w:r>
-          </w:p>
-        </w:tc>
-        <w:tc>
-          <w:tcPr/>
-          <w:p>
-            <w:pPr>
-              <w:pStyle w:val="Compact"/>
-              <w:jc w:val="left"/>
-            </w:pPr>
-            <w:r>
-              <w:t xml:space="preserve">Hỗn hợp: trong P7, nhà quản trị nữ</w:t>
+              <w:t xml:space="preserve">H4 (kiểm soát quản trị nội sinh)</w:t>
+            </w:r>
+          </w:p>
+        </w:tc>
+        <w:tc>
+          <w:tcPr/>
+          <w:p>
+            <w:pPr>
+              <w:pStyle w:val="Compact"/>
+              <w:jc w:val="left"/>
+            </w:pPr>
+            <w:r>
+              <w:t xml:space="preserve">Kinh nghiệm và giới tính nhà quản trị nâng mặt bằng (kiểm soát, không điều tiết độ cong)</w:t>
+            </w:r>
+          </w:p>
+        </w:tc>
+        <w:tc>
+          <w:tcPr/>
+          <w:p>
+            <w:pPr>
+              <w:pStyle w:val="Compact"/>
+              <w:jc w:val="left"/>
+            </w:pPr>
+            <w:r>
+              <w:t xml:space="preserve">Hiệu ứng mức trong P7: nhà quản trị nữ</w:t>
             </w:r>
             <w:r>
               <w:t xml:space="preserve"> </w:t>
@@ -36363,11 +36473,40 @@
               </m:r>
             </m:oMath>
             <w:r>
-              <w:t xml:space="preserve">; tương tác kinh nghiệm cận ngưỡng (</w:t>
+              <w:t xml:space="preserve"> </w:t>
+            </w:r>
+            <w:r>
+              <w:t xml:space="preserve">(</w:t>
             </w:r>
             <m:oMath>
               <m:r>
                 <m:t>p</m:t>
+              </m:r>
+              <m:r>
+                <m:rPr>
+                  <m:sty m:val="p"/>
+                </m:rPr>
+                <m:t>&lt;</m:t>
+              </m:r>
+              <m:r>
+                <m:rPr>
+                  <m:sty m:val="p"/>
+                </m:rPr>
+                <m:t>,</m:t>
+              </m:r>
+              <m:r>
+                <m:t>001</m:t>
+              </m:r>
+            </m:oMath>
+            <w:r>
+              <w:t xml:space="preserve">), kinh nghiệm</w:t>
+            </w:r>
+            <w:r>
+              <w:t xml:space="preserve"> </w:t>
+            </w:r>
+            <m:oMath>
+              <m:r>
+                <m:t>β</m:t>
               </m:r>
               <m:r>
                 <m:rPr>
@@ -36379,9 +36518,67 @@
                 <m:rPr>
                   <m:sty m:val="p"/>
                 </m:rPr>
+                <m:t>+</m:t>
+              </m:r>
+              <m:r>
+                <m:t>0</m:t>
+              </m:r>
+              <m:r>
+                <m:rPr>
+                  <m:sty m:val="p"/>
+                </m:rPr>
                 <m:t>,</m:t>
               </m:r>
               <m:r>
+                <m:t>007</m:t>
+              </m:r>
+            </m:oMath>
+            <w:r>
+              <w:t xml:space="preserve"> </w:t>
+            </w:r>
+            <w:r>
+              <w:t xml:space="preserve">(</w:t>
+            </w:r>
+            <m:oMath>
+              <m:r>
+                <m:t>p</m:t>
+              </m:r>
+              <m:r>
+                <m:rPr>
+                  <m:sty m:val="p"/>
+                </m:rPr>
+                <m:t>=</m:t>
+              </m:r>
+              <m:r>
+                <m:rPr>
+                  <m:sty m:val="p"/>
+                </m:rPr>
+                <m:t>,</m:t>
+              </m:r>
+              <m:r>
+                <m:t>026</m:t>
+              </m:r>
+            </m:oMath>
+            <w:r>
+              <w:t xml:space="preserve">); tương tác FSTS×kinh nghiệm chỉ cận ngưỡng (</w:t>
+            </w:r>
+            <m:oMath>
+              <m:r>
+                <m:t>p</m:t>
+              </m:r>
+              <m:r>
+                <m:rPr>
+                  <m:sty m:val="p"/>
+                </m:rPr>
+                <m:t>=</m:t>
+              </m:r>
+              <m:r>
+                <m:rPr>
+                  <m:sty m:val="p"/>
+                </m:rPr>
+                <m:t>,</m:t>
+              </m:r>
+              <m:r>
                 <m:t>053</m:t>
               </m:r>
             </m:oMath>
@@ -36389,7 +36586,7 @@
               <w:t xml:space="preserve"> </w:t>
             </w:r>
             <w:r>
-              <w:t xml:space="preserve">tại M11)</w:t>
+              <w:t xml:space="preserve">tại M11), là chẩn đoán phụ trợ chứ không phải điều tiết trọng tâm</w:t>
             </w:r>
           </w:p>
         </w:tc>
@@ -36514,41 +36711,120 @@
               </m:r>
             </m:oMath>
             <w:r>
-              <w:t xml:space="preserve">) từ P6 và dải biến thiên điểm uốn từ P7 (Advanced</w:t>
+              <w:t xml:space="preserve">) từ P6 và tương tác M10 từ P7 (FSTS×ICRV</w:t>
             </w:r>
             <w:r>
               <w:t xml:space="preserve"> </w:t>
             </w:r>
             <m:oMath>
+              <m:r>
+                <m:t>β</m:t>
+              </m:r>
               <m:r>
                 <m:rPr>
                   <m:sty m:val="p"/>
                 </m:rPr>
-                <m:t>≈</m:t>
-              </m:r>
-            </m:oMath>
-            <w:r>
-              <w:t xml:space="preserve"> </w:t>
-            </w:r>
-            <w:r>
-              <w:t xml:space="preserve">28% &lt; Frontier/SIDS</w:t>
-            </w:r>
-            <w:r>
-              <w:t xml:space="preserve"> </w:t>
-            </w:r>
-            <m:oMath>
+                <m:t>=</m:t>
+              </m:r>
               <m:r>
                 <m:rPr>
                   <m:sty m:val="p"/>
                 </m:rPr>
-                <m:t>≈</m:t>
+                <m:t>+</m:t>
+              </m:r>
+              <m:r>
+                <m:t>1</m:t>
+              </m:r>
+              <m:r>
+                <m:rPr>
+                  <m:sty m:val="p"/>
+                </m:rPr>
+                <m:t>,</m:t>
+              </m:r>
+              <m:r>
+                <m:t>85</m:t>
               </m:r>
             </m:oMath>
             <w:r>
+              <w:t xml:space="preserve">; FSTS</w:t>
+            </w:r>
+            <m:oMath>
+              <m:sSup>
+                <m:e>
+                  <m:r>
+                    <m:t>​</m:t>
+                  </m:r>
+                </m:e>
+                <m:sup>
+                  <m:r>
+                    <m:t>2</m:t>
+                  </m:r>
+                </m:sup>
+              </m:sSup>
+            </m:oMath>
+            <w:r>
+              <w:t xml:space="preserve">×ICRV</w:t>
+            </w:r>
+            <w:r>
               <w:t xml:space="preserve"> </w:t>
             </w:r>
-            <w:r>
-              <w:t xml:space="preserve">55%)</w:t>
+            <m:oMath>
+              <m:r>
+                <m:t>β</m:t>
+              </m:r>
+              <m:r>
+                <m:rPr>
+                  <m:sty m:val="p"/>
+                </m:rPr>
+                <m:t>=</m:t>
+              </m:r>
+              <m:r>
+                <m:rPr>
+                  <m:sty m:val="p"/>
+                </m:rPr>
+                <m:t>−</m:t>
+              </m:r>
+              <m:r>
+                <m:t>2</m:t>
+              </m:r>
+              <m:r>
+                <m:rPr>
+                  <m:sty m:val="p"/>
+                </m:rPr>
+                <m:t>,</m:t>
+              </m:r>
+              <m:r>
+                <m:t>93</m:t>
+              </m:r>
+            </m:oMath>
+            <w:r>
+              <w:t xml:space="preserve">; đều</w:t>
+            </w:r>
+            <w:r>
+              <w:t xml:space="preserve"> </w:t>
+            </w:r>
+            <m:oMath>
+              <m:r>
+                <m:t>p</m:t>
+              </m:r>
+              <m:r>
+                <m:rPr>
+                  <m:sty m:val="p"/>
+                </m:rPr>
+                <m:t>&lt;</m:t>
+              </m:r>
+              <m:r>
+                <m:rPr>
+                  <m:sty m:val="p"/>
+                </m:rPr>
+                <m:t>,</m:t>
+              </m:r>
+              <m:r>
+                <m:t>001</m:t>
+              </m:r>
+            </m:oMath>
+            <w:r>
+              <w:t xml:space="preserve">); cơ chế là độ cong/biên độ (sâu dần khi thể chế suy giảm), không phải dịch chuyển điểm uốn đơn điệu</w:t>
             </w:r>
           </w:p>
         </w:tc>
@@ -37138,7 +37414,7 @@
           <m:t>=</m:t>
         </m:r>
         <m:r>
-          <m:t>34</m:t>
+          <m:t>25</m:t>
         </m:r>
         <m:r>
           <m:rPr>
@@ -37147,7 +37423,7 @@
           <m:t>,</m:t>
         </m:r>
         <m:r>
-          <m:t>6</m:t>
+          <m:t>7</m:t>
         </m:r>
         <m:r>
           <m:rPr>
@@ -37192,7 +37468,7 @@
           <m:t>,</m:t>
         </m:r>
         <m:r>
-          <m:t>002</m:t>
+          <m:t>026</m:t>
         </m:r>
       </m:oMath>
       <w:r>
@@ -38287,13 +38563,13 @@
       </w:r>
     </w:p>
     <w:bookmarkEnd w:id="141"/>
-    <w:bookmarkStart w:id="142" w:name="Xbce3792f42f8794cec523698a3d6f54cb810e39"/>
+    <w:bookmarkStart w:id="142" w:name="Xece9a1da6f346a507472622c3a51811b77b548d"/>
     <w:p>
       <w:pPr>
         <w:pStyle w:val="Heading3"/>
       </w:pPr>
       <w:r>
-        <w:t xml:space="preserve">5.1.4 Đặc điểm nhà quản trị là yếu tố điều tiết cá nhân, hỗ trợ có điều kiện H4</w:t>
+        <w:t xml:space="preserve">5.1.4 Đặc điểm nhà quản trị là kiểm soát quản trị nội sinh, hỗ trợ có điều kiện H4</w:t>
       </w:r>
     </w:p>
     <w:p>
@@ -38301,7 +38577,7 @@
         <w:pStyle w:val="FirstParagraph"/>
       </w:pPr>
       <w:r>
-        <w:t xml:space="preserve">Kết quả về H4 từ P7 cho thấy đặc điểm nhà quản trị cấp cao tác động điều tiết không đồng nhất. Giới tính nữ của nhà quản trị (</w:t>
+        <w:t xml:space="preserve">Kết quả về H4 từ P7 cho thấy đặc điểm nhà quản trị cấp cao tác động ở dạng hiệu ứng mức (level effect). Giới tính nữ của nhà quản trị (</w:t>
       </w:r>
       <m:oMath>
         <m:acc>
@@ -38366,23 +38642,23 @@
         </m:r>
       </m:oMath>
       <w:r>
-        <w:t xml:space="preserve">) nhất quán mang hiệu ứng tích cực lên hiệu quả I-P trong toàn mẫu: doanh nghiệp có nhà quản trị cấp cao là nữ đạt hiệu quả cao hơn từ quốc tế hóa. Điều này phù hợp với lý thuyết thượng tầng quản trị (Hambrick &amp; Mason, 1984), theo đó đặc điểm của cấp lãnh đạo định hình cách tổ chức nhận diện và khai thác cơ hội quốc tế.</w:t>
-      </w:r>
-    </w:p>
-    <w:p>
-      <w:pPr>
-        <w:pStyle w:val="BodyText"/>
-      </w:pPr>
-      <w:r>
-        <w:t xml:space="preserve">Cơ chế lý thuyết có thể đi qua hai kênh. Một là tính đa dạng nhận thức: nhà quản trị nữ thường mang lại góc nhìn khác biệt khi ra quyết định quốc tế hóa, giúp nhận diện thị trường ngách và giảm rủi ro tập trung. Hai là chuẩn mực quản trị: sự hiện diện của lãnh đạo nữ tương quan với thực hành quản trị tốt hơn và minh bạch hơn, điều đặc biệt quan trọng trong môi trường thể chế yếu.</w:t>
-      </w:r>
-    </w:p>
-    <w:p>
-      <w:pPr>
-        <w:pStyle w:val="BodyText"/>
-      </w:pPr>
-      <w:r>
-        <w:t xml:space="preserve">Dù vậy, cần lưu ý rằng tác động này được phát hiện ở cấp gộp toàn mẫu (P7), nên còn phải kiểm định riêng theo từng bối cảnh ICRV mới hiểu đầy đủ điều kiện biên của yếu tố điều tiết cấp quản trị. Kết quả không có ý nghĩa về kinh nghiệm nhà quản trị gợi ý rằng, trong bối cảnh châu Á đa dạng, số năm kinh nghiệm đơn thuần chưa nắm bắt được</w:t>
+        <w:t xml:space="preserve">) nhất quán nâng mặt bằng hiệu quả I-P trong toàn mẫu: doanh nghiệp có nhà quản trị cấp cao là nữ đạt hiệu quả cao hơn từ quốc tế hóa. Điều này phù hợp với lý thuyết thượng tầng quản trị (Hambrick &amp; Mason, 1984), theo đó đặc điểm của cấp lãnh đạo định hình cách tổ chức nhận diện và khai thác cơ hội quốc tế. Tuy vậy, các đặc điểm này được đưa vào khung như khối kiểm soát quản trị nội sinh chứ không phải nhân tố điều tiết trọng tâm định hình độ cong của đường quan hệ I-P. Để bảo vệ tính nhân quả thuần khiết của tương tác Thể chế × Công nghệ, các đặc điểm nhà quản trị (kinh nghiệm, học vấn, giới tính) được đưa vào như biến kiểm soát quản trị nội sinh, không phải nhân tố điều tiết trọng tâm của đường cong I-P; ký hiệu H4 được giữ nguyên để tương thích với các bản thảo đồng hành (P3/P4/P5).</w:t>
+      </w:r>
+    </w:p>
+    <w:p>
+      <w:pPr>
+        <w:pStyle w:val="BodyText"/>
+      </w:pPr>
+      <w:r>
+        <w:t xml:space="preserve">Cơ chế lý thuyết có thể đi qua hai kênh. Một là tính đa dạng nhận thức: nhà quản trị nữ thường mang lại góc nhìn khác biệt khi ra quyết định quốc tế hóa, giúp nhận diện thị trường ngách và giảm rủi ro tập trung. Hai là chuẩn mực quản trị: sự hiện diện của lãnh đạo nữ tương quan với thực hành quản trị tốt hơn và minh bạch hơn, điều đặc biệt quan trọng trong môi trường thể chế yếu. Việc kiểm soát các kênh này khóa chặt thiên lệch nội sinh phát sinh từ năng lực và sự đa dạng giới của nhà quản trị.</w:t>
+      </w:r>
+    </w:p>
+    <w:p>
+      <w:pPr>
+        <w:pStyle w:val="BodyText"/>
+      </w:pPr>
+      <w:r>
+        <w:t xml:space="preserve">Dù vậy, cần lưu ý rằng hiệu ứng mức này được phát hiện ở cấp gộp toàn mẫu (P7); việc tách riêng và kiểm định khả năng điều tiết theo từng bối cảnh ICRV thuộc về hướng nghiên cứu tương lai. Kết quả không có ý nghĩa về kinh nghiệm nhà quản trị gợi ý rằng, trong bối cảnh châu Á đa dạng, số năm kinh nghiệm đơn thuần chưa nắm bắt được</w:t>
       </w:r>
       <w:r>
         <w:t xml:space="preserve"> </w:t>
@@ -39242,7 +39518,7 @@
         <w:t xml:space="preserve">có giá trị dự đoán</w:t>
       </w:r>
       <w:r>
-        <w:t xml:space="preserve">: điểm uốn của quan hệ I-P giảm đơn điệu theo chiều từ đảo nhỏ và cận biên (~55%) xuống tiên tiến dẫn dắt bằng đổi mới (~28%). Thể chế càng mạnh, doanh nghiệp càng đạt đỉnh hiệu quả ở mức quốc tế hóa thấp hơn, đúng như giá trị dự đoán của phân loại.</w:t>
+        <w:t xml:space="preserve">: độ cong (concavity / biên độ) của quan hệ I-P sâu dần khi chất lượng thể chế suy giảm, từ gần tuyến tính ở chế độ tiên tiến dẫn dắt bằng đổi mới đến hình chữ U ngược rõ nét với hình phạt sau đỉnh gay gắt ở chế độ cận biên và đảo nhỏ, trong khi điểm uốn theo nhóm không đồng nhất và không dịch chuyển đơn điệu. Thể chế càng yếu, hình phạt cho quốc tế hóa quá mức càng gay gắt, đúng như giá trị dự đoán của phân loại.</w:t>
       </w:r>
     </w:p>
     <w:p>
@@ -39706,7 +39982,7 @@
         <w:pStyle w:val="BodyText"/>
       </w:pPr>
       <w:r>
-        <w:t xml:space="preserve">Sau cùng, cần kiểm định vai trò của đặc điểm nhà quản trị cấp cao (H4, gồm kinh nghiệm và giới tính) trong từng bối cảnh ICRV riêng, nhất là ở nhóm cận biên và đảo nhỏ, nơi tầng năng lực và thể chế đều yếu hơn, để xem liệu đặc điểm nhà quản trị có bù đắp được phần nào cho những thiếu hụt ấy hay không.</w:t>
+        <w:t xml:space="preserve">Sau cùng, trong luận án này đặc điểm nhà quản trị cấp cao (H4, gồm kinh nghiệm, học vấn và giới tính) được đưa vào như khối kiểm soát quản trị nội sinh chứ không phải nhân tố điều tiết trọng tâm; một hướng nghiên cứu tương lai là tách riêng và kiểm định khả năng điều tiết theo bối cảnh của các đặc điểm này trong từng chế độ ICRV, nhất là ở nhóm cận biên và đảo nhỏ, nơi tầng năng lực và thể chế đều yếu hơn, để xem liệu chất lượng quản trị có bù đắp được phần nào cho những thiếu hụt ấy hay không.</w:t>
       </w:r>
     </w:p>
     <w:p>
@@ -40462,7 +40738,7 @@
         <w:t xml:space="preserve">họ đường cong phụ thuộc bối cảnh</w:t>
       </w:r>
       <w:r>
-        <w:t xml:space="preserve">, trong đó điểm uốn là một hàm số giảm dần của chất lượng thể chế theo ICRV: thể chế càng mạnh, điểm uốn càng đến sớm, tức ở mức FSTS thấp hơn.</w:t>
+        <w:t xml:space="preserve">, trong đó độ cong (concavity / biên độ) là một hàm số tăng dần theo mức độ suy giảm của chất lượng thể chế theo ICRV: thể chế càng yếu, hình chữ U ngược càng cong sâu và hình phạt sau đỉnh càng gay gắt, trong khi điểm uốn theo nhóm không đồng nhất và không dịch chuyển đơn điệu.</w:t>
       </w:r>
     </w:p>
     <w:bookmarkEnd w:id="164"/>

--- a/dist/downloads/LUAN_AN_FULL_vi.docx
+++ b/dist/downloads/LUAN_AN_FULL_vi.docx
@@ -4145,7 +4145,7 @@
         <w:t xml:space="preserve"> </w:t>
       </w:r>
       <w:r>
-        <w:t xml:space="preserve">Mô hình Uppsala (Johanson &amp; Vahlne, 1977) cho rằng doanh nghiệp gánh chi phí học hỏi và chi phí của gánh nặng người nước ngoài rất cao ở giai đoạn đầu quốc tế hóa. RBV (Barney, 1991) dự báo lợi thế cạnh tranh tích lũy dần khi doanh nghiệp khai thác lợi thế quy mô và học hỏi ở giai đoạn giữa. Đến giai đoạn mở rộng quá mức, chi phí điều phối đa thị trường vượt quá lợi ích. Bằng chứng thực nghiệm xác nhận quan hệ chữ U ngược (Hitt et al., 1997) rồi tinh chỉnh thành đường cong chữ S ba giai đoạn (Contractor et al., 2003; Lu &amp; Beamish, 2004); bằng chứng đa quốc gia của luận án xác nhận chữ U ngược bền vững với điểm uốn trung bình khoảng 36% FSTS (Do &amp; Phan, 2026d). Từ đó:</w:t>
+        <w:t xml:space="preserve">Mô hình Uppsala (Johanson &amp; Vahlne, 1977) cho rằng doanh nghiệp gánh chi phí học hỏi và chi phí của gánh nặng người nước ngoài rất cao ở giai đoạn đầu quốc tế hóa. RBV (Barney, 1991) dự báo lợi thế cạnh tranh tích lũy dần khi doanh nghiệp khai thác lợi thế quy mô và học hỏi ở giai đoạn giữa. Đến giai đoạn mở rộng quá mức, chi phí điều phối đa thị trường vượt quá lợi ích. Bằng chứng thực nghiệm xác nhận quan hệ chữ U ngược (Hitt et al., 1997) rồi tinh chỉnh thành đường cong chữ S ba giai đoạn (Contractor et al., 2003; Lu &amp; Beamish, 2004); bằng chứng đa quốc gia của luận án xác nhận chữ U ngược bền vững với điểm uốn trung bình khoảng 37% FSTS (Do &amp; Phan, 2026d). Từ đó:</w:t>
       </w:r>
       <w:r>
         <w:t xml:space="preserve"> </w:t>
@@ -4792,7 +4792,7 @@
         <w:pStyle w:val="FirstParagraph"/>
       </w:pPr>
       <w:r>
-        <w:t xml:space="preserve">Ba khoảng trống dẫn về một chương trình kiểm định gồm ba mảnh ghép bổ sung cho nhau. Khoảng trống thứ nhất và thứ ba cùng dẫn về câu hỏi liệu CDCM có giải thích đồng thời sự dị biệt của quan hệ I-P khi kiểm soát đầy đủ cả ba tầng trong một mô hình tích hợp, ở quy mô đủ rộng để bao phủ toàn bộ dải biến thiên ICRV hay không. Nghiên cứu P7 lấp khoảng trống này bằng dữ liệu WBES từ 45 nền kinh tế (N = 82.302-98.658 doanh nghiệp, 98 đợt quốc gia-năm), bao phủ toàn bộ dải biến thiên ICRV, kiểm định đồng thời H1-H6 với hiệu ứng cố định quốc gia-năm; điểm uốn trung bình khoảng 36% FSTS tại P7 thấp hơn so với Việt Nam (39-46%) và Trung Quốc (47-49%) cho thấy điểm uốn cấp quốc gia biến thiên theo bối cảnh thể chế, nhất quán với việc ICRV chi phối hình dạng (độ cong) của quan hệ I-P như lý thuyết dự đoán (Do &amp; Phan, 2026d). Khoảng trống thứ ba còn đòi hỏi kiểm định một điều kiện biên cực trị, đó là liệu có tồn tại bối cảnh nơi chữ U ngược sụp đổ hoàn toàn thành quan hệ âm đơn điệu hay không; Nghiên cứu P8 kiểm định H1b bằng dữ liệu WBES từ các nền kinh tế đảo nhỏ Thái Bình Dương, nơi ba điều kiện cấu trúc cơ bản của chữ U ngược cùng bị vi phạm (Do &amp; Phan, 2026b). Cùng với phân tích tổng hợp P6, ba mảnh ghép này tạo thành một chiến lược kiểm định toàn diện, từ tổng hợp bằng chứng quá khứ đến kiểm định tích hợp đa quốc gia và xác định điều kiện biên.</w:t>
+        <w:t xml:space="preserve">Ba khoảng trống dẫn về một chương trình kiểm định gồm ba mảnh ghép bổ sung cho nhau. Khoảng trống thứ nhất và thứ ba cùng dẫn về câu hỏi liệu CDCM có giải thích đồng thời sự dị biệt của quan hệ I-P khi kiểm soát đầy đủ cả ba tầng trong một mô hình tích hợp, ở quy mô đủ rộng để bao phủ toàn bộ dải biến thiên ICRV hay không. Nghiên cứu P7 lấp khoảng trống này bằng dữ liệu WBES từ 45 nền kinh tế (N = 82.302-98.658 doanh nghiệp, 98 đợt quốc gia-năm), bao phủ toàn bộ dải biến thiên ICRV, kiểm định đồng thời H1-H6 với hiệu ứng cố định quốc gia-năm; điểm uốn trung bình khoảng 37% FSTS tại P7 thấp hơn so với Việt Nam (39-46%) và Trung Quốc (47-49%) cho thấy điểm uốn cấp quốc gia biến thiên theo bối cảnh thể chế, nhất quán với việc ICRV chi phối hình dạng (độ cong) của quan hệ I-P như lý thuyết dự đoán (Do &amp; Phan, 2026d). Khoảng trống thứ ba còn đòi hỏi kiểm định một điều kiện biên cực trị, đó là liệu có tồn tại bối cảnh nơi chữ U ngược sụp đổ hoàn toàn thành quan hệ âm đơn điệu hay không; Nghiên cứu P8 kiểm định H1b bằng dữ liệu WBES từ các nền kinh tế đảo nhỏ Thái Bình Dương, nơi ba điều kiện cấu trúc cơ bản của chữ U ngược cùng bị vi phạm (Do &amp; Phan, 2026b). Cùng với phân tích tổng hợp P6, ba mảnh ghép này tạo thành một chiến lược kiểm định toàn diện, từ tổng hợp bằng chứng quá khứ đến kiểm định tích hợp đa quốc gia và xác định điều kiện biên.</w:t>
       </w:r>
     </w:p>
     <w:p>
@@ -17119,7 +17119,7 @@
             <m:t>,</m:t>
           </m:r>
           <m:r>
-            <m:t>677</m:t>
+            <m:t>671</m:t>
           </m:r>
           <m:r>
             <m:rPr>
@@ -17143,7 +17143,16 @@
             <m:t>≈</m:t>
           </m:r>
           <m:r>
-            <m:t>40</m:t>
+            <m:t>39</m:t>
+          </m:r>
+          <m:r>
+            <m:rPr>
+              <m:sty m:val="p"/>
+            </m:rPr>
+            <m:t>,</m:t>
+          </m:r>
+          <m:r>
+            <m:t>5</m:t>
           </m:r>
           <m:r>
             <m:rPr>
@@ -18411,7 +18420,7 @@
           <m:sSup>
             <m:e>
               <m:r>
-                <m:t>185</m:t>
+                <m:t>202</m:t>
               </m:r>
             </m:e>
             <m:sup>
@@ -18440,7 +18449,7 @@
               <m:nor/>
               <m:sty m:val="p"/>
             </m:rPr>
-            <m:t> (nhà quản trị cấp cao là nữ: hiệu ứng nâng mặt bằng, lợi thế hiệu quả  17–20%xuyên bối cảnh)</m:t>
+            <m:t> (nhà quản trị cấp cao là nữ: hiệu ứng nâng mặt bằng, lợi thế hiệu quả  22%xuyên bối cảnh)</m:t>
           </m:r>
         </m:oMath>
       </m:oMathPara>
@@ -20722,7 +20731,7 @@
           <w:iCs/>
           <w:i/>
         </w:rPr>
-        <w:t xml:space="preserve">Ghi chú: Mẫu phân tích giảm dần từ N = 82.302 (M2), 38.342 (M3, thêm kiểm soát), 28.500 (M11, thêm nhà quản trị + ICRV + tương tác ba chiều). DAI P7 là Tier 1+2 khi k33 có mặt, chỉ Tier-1 khi thiếu, khác với P3 Việt Nam (chỉ Tier-1) và đồng nhất với P4 Singapore (Tier-1+2). ICRV là biến điều tiết liên tục (số nguyên), không phải biến giả, nhằm giữ N đủ lớn trong M10-M11.</w:t>
+        <w:t xml:space="preserve">Ghi chú: Mẫu phân tích giảm dần từ N = 82.302 (M2), 36.772 (M3, thêm kiểm soát), 28.500 (M11, thêm nhà quản trị + ICRV + tương tác ba chiều). DAI P7 là Tier 1+2 khi k33 có mặt, chỉ Tier-1 khi thiếu, khác với P3 Việt Nam (chỉ Tier-1) và đồng nhất với P4 Singapore (Tier-1+2). ICRV là biến điều tiết liên tục (số nguyên), không phải biến giả, nhằm giữ N đủ lớn trong M10-M11.</w:t>
       </w:r>
     </w:p>
     <w:p>
@@ -28970,7 +28979,7 @@
         <w:pStyle w:val="FirstParagraph"/>
       </w:pPr>
       <w:r>
-        <w:t xml:space="preserve">Phân tích P7 là kiểm định quy mô lớn nhất của luận án, kết hợp toàn bộ các bối cảnh ICRV trong khu vực châu Á và Thái Bình Dương, trải dài 45 nền kinh tế và 98 đợt khảo sát quốc gia–năm. FSTS trung bình trên toàn mẫu xấp xỉ 12% (trung vị</w:t>
+        <w:t xml:space="preserve">Phân tích P7 là kiểm định quy mô lớn nhất của luận án, kết hợp toàn bộ các bối cảnh ICRV trong khu vực châu Á và Thái Bình Dương, trải dài 45 nền kinh tế và 98 đợt khảo sát quốc gia–năm. FSTS trung bình trên toàn mẫu xấp xỉ 10% (trung vị</w:t>
       </w:r>
       <w:r>
         <w:t xml:space="preserve"> </w:t>
@@ -29147,7 +29156,7 @@
           <m:t>,</m:t>
         </m:r>
         <m:r>
-          <m:t>316</m:t>
+          <m:t>211</m:t>
         </m:r>
       </m:oMath>
       <w:r>
@@ -29214,7 +29223,7 @@
           <m:t>,</m:t>
         </m:r>
         <m:r>
-          <m:t>810</m:t>
+          <m:t>630</m:t>
         </m:r>
       </m:oMath>
       <w:r>
@@ -29294,7 +29303,7 @@
           <m:t>=</m:t>
         </m:r>
         <m:r>
-          <m:t>38.342</m:t>
+          <m:t>36.772</m:t>
         </m:r>
       </m:oMath>
       <w:r>
@@ -29333,7 +29342,7 @@
           <m:t>,</m:t>
         </m:r>
         <m:r>
-          <m:t>677</m:t>
+          <m:t>671</m:t>
         </m:r>
       </m:oMath>
       <w:r>
@@ -29363,7 +29372,7 @@
             <m:t>=</m:t>
           </m:r>
           <m:r>
-            <m:t>40</m:t>
+            <m:t>39</m:t>
           </m:r>
           <m:r>
             <m:rPr>
@@ -29372,7 +29381,7 @@
             <m:t>,</m:t>
           </m:r>
           <m:r>
-            <m:t>0</m:t>
+            <m:t>5</m:t>
           </m:r>
           <m:r>
             <m:rPr>
@@ -29439,7 +29448,7 @@
         <w:pStyle w:val="FirstParagraph"/>
       </w:pPr>
       <w:r>
-        <w:t xml:space="preserve">Điểm uốn dao động nhất quán trong dải hẹp 33,8–40,0% FSTS qua mọi đặc tả M2–M9, và được xác nhận lại trong mô hình điều tiết ba chiều đầy đủ M11 (</w:t>
+        <w:t xml:space="preserve">Điểm uốn dao động nhất quán trong dải hẹp 34,1–39,5% FSTS qua các đặc tả nền M2, M3 và M5, và được xác nhận lại trong mô hình điều tiết ba chiều đầy đủ M11 (</w:t>
       </w:r>
       <m:oMath>
         <m:r>
@@ -29534,7 +29543,7 @@
         </m:r>
       </m:oMath>
       <w:r>
-        <w:t xml:space="preserve">). Điểm uốn tổng thể của toàn mẫu nằm vào khoảng 36% FSTS. Tính nhất quán này bác bỏ giả thuyết cho rằng đường cong U ngược chỉ là sản phẩm phụ của mẫu nhỏ hay thiếu biến kiểm soát.</w:t>
+        <w:t xml:space="preserve">). Điểm uốn tổng thể của toàn mẫu nằm vào khoảng 37% FSTS. Tính nhất quán này bác bỏ giả thuyết cho rằng đường cong U ngược chỉ là sản phẩm phụ của mẫu nhỏ hay thiếu biến kiểm soát.</w:t>
       </w:r>
     </w:p>
     <w:bookmarkEnd w:id="117"/>
@@ -29580,7 +29589,7 @@
           <m:t>,</m:t>
         </m:r>
         <m:r>
-          <m:t>763</m:t>
+          <m:t>592</m:t>
         </m:r>
       </m:oMath>
       <w:r>
@@ -29638,7 +29647,7 @@
           <m:t>,</m:t>
         </m:r>
         <m:r>
-          <m:t>762</m:t>
+          <m:t>849</m:t>
         </m:r>
       </m:oMath>
       <w:r>
@@ -29713,7 +29722,7 @@
           <m:t>,</m:t>
         </m:r>
         <m:r>
-          <m:t>746</m:t>
+          <m:t>932</m:t>
         </m:r>
       </m:oMath>
       <w:r>
@@ -29898,7 +29907,7 @@
           <m:t>,</m:t>
         </m:r>
         <m:r>
-          <m:t>344</m:t>
+          <m:t>342</m:t>
         </m:r>
       </m:oMath>
       <w:r>
@@ -29955,7 +29964,7 @@
               <m:t>,</m:t>
             </m:r>
             <m:r>
-              <m:t>344</m:t>
+              <m:t>342</m:t>
             </m:r>
           </m:e>
         </m:d>
@@ -30016,7 +30025,7 @@
           <m:t>,</m:t>
         </m:r>
         <m:r>
-          <m:t>144</m:t>
+          <m:t>090</m:t>
         </m:r>
       </m:oMath>
       <w:r>
@@ -30065,7 +30074,7 @@
           <m:t>,</m:t>
         </m:r>
         <m:r>
-          <m:t>137</m:t>
+          <m:t>227</m:t>
         </m:r>
       </m:oMath>
       <w:r>
@@ -30091,7 +30100,7 @@
           <m:t>,</m:t>
         </m:r>
         <m:r>
-          <m:t>129</m:t>
+          <m:t>077</m:t>
         </m:r>
       </m:oMath>
       <w:r>
@@ -30155,7 +30164,7 @@
           <m:t>,</m:t>
         </m:r>
         <m:r>
-          <m:t>155</m:t>
+          <m:t>172</m:t>
         </m:r>
       </m:oMath>
       <w:r>
@@ -30185,7 +30194,7 @@
         </m:r>
       </m:oMath>
       <w:r>
-        <w:t xml:space="preserve">), tương ứng khoảng 17% lợi thế năng suất cho doanh nghiệp có trang web (</w:t>
+        <w:t xml:space="preserve">), tương ứng khoảng 19% lợi thế năng suất cho doanh nghiệp có trang web (</w:t>
       </w:r>
       <m:oMath>
         <m:r>
@@ -30212,7 +30221,7 @@
               <m:t>,</m:t>
             </m:r>
             <m:r>
-              <m:t>155</m:t>
+              <m:t>172</m:t>
             </m:r>
           </m:e>
         </m:d>
@@ -30241,7 +30250,7 @@
           <m:t>,</m:t>
         </m:r>
         <m:r>
-          <m:t>17</m:t>
+          <m:t>19</m:t>
         </m:r>
       </m:oMath>
       <w:r>
@@ -30319,7 +30328,7 @@
             <m:t>,</m:t>
           </m:r>
           <m:r>
-            <m:t>614</m:t>
+            <m:t>588</m:t>
           </m:r>
           <m:r>
             <m:t> </m:t>
@@ -30432,7 +30441,7 @@
             <m:t>,</m:t>
           </m:r>
           <m:r>
-            <m:t>766</m:t>
+            <m:t>726</m:t>
           </m:r>
           <m:r>
             <m:t> </m:t>
@@ -30461,7 +30470,7 @@
                 <m:t>,</m:t>
               </m:r>
               <m:r>
-                <m:t>001</m:t>
+                <m:t>002</m:t>
               </m:r>
             </m:e>
           </m:d>
@@ -30501,7 +30510,7 @@
           <m:t>,</m:t>
         </m:r>
         <m:r>
-          <m:t>780</m:t>
+          <m:t>786</m:t>
         </m:r>
       </m:oMath>
       <w:r>
@@ -30576,7 +30585,7 @@
           <m:t>,</m:t>
         </m:r>
         <m:r>
-          <m:t>994</m:t>
+          <m:t>982</m:t>
         </m:r>
       </m:oMath>
       <w:r>
@@ -30718,7 +30727,7 @@
           <m:t>,</m:t>
         </m:r>
         <m:r>
-          <m:t>001</m:t>
+          <m:t>016</m:t>
         </m:r>
       </m:oMath>
       <w:r>
@@ -30768,7 +30777,7 @@
           <m:t>,</m:t>
         </m:r>
         <m:r>
-          <m:t>007</m:t>
+          <m:t>018</m:t>
         </m:r>
       </m:oMath>
       <w:r>
@@ -30785,39 +30794,65 @@
           <m:rPr>
             <m:sty m:val="p"/>
           </m:rPr>
+          <m:t>&lt;</m:t>
+        </m:r>
+        <m:r>
+          <m:rPr>
+            <m:sty m:val="p"/>
+          </m:rPr>
+          <m:t>,</m:t>
+        </m:r>
+        <m:r>
+          <m:t>001</m:t>
+        </m:r>
+      </m:oMath>
+      <w:r>
+        <w:t xml:space="preserve">) và nhà quản trị cấp cao là nữ (</w:t>
+      </w:r>
+      <m:oMath>
+        <m:r>
+          <m:t>β</m:t>
+        </m:r>
+        <m:r>
+          <m:rPr>
+            <m:sty m:val="p"/>
+          </m:rPr>
           <m:t>=</m:t>
         </m:r>
         <m:r>
           <m:rPr>
             <m:sty m:val="p"/>
           </m:rPr>
+          <m:t>+</m:t>
+        </m:r>
+        <m:r>
+          <m:t>0</m:t>
+        </m:r>
+        <m:r>
+          <m:rPr>
+            <m:sty m:val="p"/>
+          </m:rPr>
           <m:t>,</m:t>
         </m:r>
         <m:r>
-          <m:t>026</m:t>
+          <m:t>202</m:t>
         </m:r>
       </m:oMath>
       <w:r>
-        <w:t xml:space="preserve">) và nhà quản trị cấp cao là nữ (</w:t>
+        <w:t xml:space="preserve">,</w:t>
+      </w:r>
+      <w:r>
+        <w:t xml:space="preserve"> </w:t>
       </w:r>
       <m:oMath>
         <m:r>
-          <m:t>β</m:t>
-        </m:r>
-        <m:r>
-          <m:rPr>
-            <m:sty m:val="p"/>
-          </m:rPr>
-          <m:t>=</m:t>
-        </m:r>
-        <m:r>
-          <m:rPr>
-            <m:sty m:val="p"/>
-          </m:rPr>
-          <m:t>+</m:t>
-        </m:r>
-        <m:r>
-          <m:t>0</m:t>
+          <m:t>p</m:t>
+        </m:r>
+        <m:r>
+          <m:rPr>
+            <m:sty m:val="p"/>
+          </m:rPr>
+          <m:t>&lt;</m:t>
         </m:r>
         <m:r>
           <m:rPr>
@@ -30826,37 +30861,11 @@
           <m:t>,</m:t>
         </m:r>
         <m:r>
-          <m:t>185</m:t>
+          <m:t>001</m:t>
         </m:r>
       </m:oMath>
       <w:r>
-        <w:t xml:space="preserve">,</w:t>
-      </w:r>
-      <w:r>
-        <w:t xml:space="preserve"> </w:t>
-      </w:r>
-      <m:oMath>
-        <m:r>
-          <m:t>p</m:t>
-        </m:r>
-        <m:r>
-          <m:rPr>
-            <m:sty m:val="p"/>
-          </m:rPr>
-          <m:t>&lt;</m:t>
-        </m:r>
-        <m:r>
-          <m:rPr>
-            <m:sty m:val="p"/>
-          </m:rPr>
-          <m:t>,</m:t>
-        </m:r>
-        <m:r>
-          <m:t>001</m:t>
-        </m:r>
-      </m:oMath>
-      <w:r>
-        <w:t xml:space="preserve">) đều nâng mặt bằng hiệu quả doanh nghiệp độc lập với FSTS. Hiệu ứng kinh nghiệm hàm ý năng suất cao hơn khoảng 0,7% trên mỗi năm kinh nghiệm trong ngành; hiệu ứng nhà quản trị nữ hàm ý lợi thế năng suất khoảng 20% (</w:t>
+        <w:t xml:space="preserve">) đều nâng mặt bằng hiệu quả doanh nghiệp độc lập với FSTS. Hiệu ứng kinh nghiệm hàm ý năng suất cao hơn khoảng 2% trên mỗi năm kinh nghiệm trong ngành; hiệu ứng nhà quản trị nữ hàm ý lợi thế năng suất khoảng 22% (</w:t>
       </w:r>
       <m:oMath>
         <m:r>
@@ -30883,7 +30892,7 @@
               <m:t>,</m:t>
             </m:r>
             <m:r>
-              <m:t>185</m:t>
+              <m:t>202</m:t>
             </m:r>
           </m:e>
         </m:d>
@@ -30912,11 +30921,11 @@
           <m:t>,</m:t>
         </m:r>
         <m:r>
-          <m:t>20</m:t>
+          <m:t>22</m:t>
         </m:r>
       </m:oMath>
       <w:r>
-        <w:t xml:space="preserve">). Các đặc điểm này được đưa vào như nhóm biến kiểm soát quản trị nội sinh chứ không phải nhân tố điều tiết trọng tâm: chúng tác động ở dạng hiệu ứng mức (level effect) nâng mặt bằng năng suất, không định hình độ cong của đường quan hệ I-P. Số hạng tương tác FSTS×kinh nghiệm chỉ là chẩn đoán phụ trợ, không có ý nghĩa trong M9 (</w:t>
+        <w:t xml:space="preserve">). Các đặc điểm này được đưa vào như nhóm biến kiểm soát quản trị nội sinh chứ không phải nhân tố điều tiết trọng tâm: chúng tác động ở dạng hiệu ứng mức (level effect) nâng mặt bằng năng suất, không định hình độ cong của đường quan hệ I-P. Số hạng tương tác FSTS×kinh nghiệm chỉ là chẩn đoán phụ trợ, không có ý nghĩa trong cả M9 (</w:t>
       </w:r>
       <m:oMath>
         <m:r>
@@ -30932,7 +30941,7 @@
           <m:rPr>
             <m:sty m:val="p"/>
           </m:rPr>
-          <m:t>−</m:t>
+          <m:t>+</m:t>
         </m:r>
         <m:r>
           <m:t>0</m:t>
@@ -30944,7 +30953,7 @@
           <m:t>,</m:t>
         </m:r>
         <m:r>
-          <m:t>012</m:t>
+          <m:t>005</m:t>
         </m:r>
       </m:oMath>
       <w:r>
@@ -30970,11 +30979,11 @@
           <m:t>,</m:t>
         </m:r>
         <m:r>
-          <m:t>133</m:t>
+          <m:t>29</m:t>
         </m:r>
       </m:oMath>
       <w:r>
-        <w:t xml:space="preserve">) và chỉ cận ngưỡng trong M11 (</w:t>
+        <w:t xml:space="preserve">) lẫn M11 (</w:t>
       </w:r>
       <m:oMath>
         <m:r>
@@ -30990,7 +30999,7 @@
           <m:rPr>
             <m:sty m:val="p"/>
           </m:rPr>
-          <m:t>−</m:t>
+          <m:t>+</m:t>
         </m:r>
         <m:r>
           <m:t>0</m:t>
@@ -31002,7 +31011,7 @@
           <m:t>,</m:t>
         </m:r>
         <m:r>
-          <m:t>019</m:t>
+          <m:t>007</m:t>
         </m:r>
       </m:oMath>
       <w:r>
@@ -31028,7 +31037,7 @@
           <m:t>,</m:t>
         </m:r>
         <m:r>
-          <m:t>053</m:t>
+          <m:t>26</m:t>
         </m:r>
       </m:oMath>
       <w:r>
@@ -35936,7 +35945,7 @@
           <m:t>,</m:t>
         </m:r>
         <m:r>
-          <m:t>155</m:t>
+          <m:t>172</m:t>
         </m:r>
       </m:oMath>
       <w:r>
@@ -36321,7 +36330,7 @@
                 <m:t>,</m:t>
               </m:r>
               <m:r>
-                <m:t>155</m:t>
+                <m:t>172</m:t>
               </m:r>
             </m:oMath>
             <w:r>
@@ -36469,7 +36478,7 @@
                 <m:t>,</m:t>
               </m:r>
               <m:r>
-                <m:t>185</m:t>
+                <m:t>202</m:t>
               </m:r>
             </m:oMath>
             <w:r>
@@ -36530,7 +36539,7 @@
                 <m:t>,</m:t>
               </m:r>
               <m:r>
-                <m:t>007</m:t>
+                <m:t>018</m:t>
               </m:r>
             </m:oMath>
             <w:r>
@@ -36538,6 +36547,29 @@
             </w:r>
             <w:r>
               <w:t xml:space="preserve">(</w:t>
+            </w:r>
+            <m:oMath>
+              <m:r>
+                <m:t>p</m:t>
+              </m:r>
+              <m:r>
+                <m:rPr>
+                  <m:sty m:val="p"/>
+                </m:rPr>
+                <m:t>&lt;</m:t>
+              </m:r>
+              <m:r>
+                <m:rPr>
+                  <m:sty m:val="p"/>
+                </m:rPr>
+                <m:t>,</m:t>
+              </m:r>
+              <m:r>
+                <m:t>001</m:t>
+              </m:r>
+            </m:oMath>
+            <w:r>
+              <w:t xml:space="preserve">); tương tác FSTS×kinh nghiệm không có ý nghĩa (</w:t>
             </w:r>
             <m:oMath>
               <m:r>
@@ -36556,30 +36588,7 @@
                 <m:t>,</m:t>
               </m:r>
               <m:r>
-                <m:t>026</m:t>
-              </m:r>
-            </m:oMath>
-            <w:r>
-              <w:t xml:space="preserve">); tương tác FSTS×kinh nghiệm chỉ cận ngưỡng (</w:t>
-            </w:r>
-            <m:oMath>
-              <m:r>
-                <m:t>p</m:t>
-              </m:r>
-              <m:r>
-                <m:rPr>
-                  <m:sty m:val="p"/>
-                </m:rPr>
-                <m:t>=</m:t>
-              </m:r>
-              <m:r>
-                <m:rPr>
-                  <m:sty m:val="p"/>
-                </m:rPr>
-                <m:t>,</m:t>
-              </m:r>
-              <m:r>
-                <m:t>053</m:t>
+                <m:t>26</m:t>
               </m:r>
             </m:oMath>
             <w:r>
@@ -37397,7 +37406,7 @@
         <w:pStyle w:val="BodyText"/>
       </w:pPr>
       <w:r>
-        <w:t xml:space="preserve">Đối với toàn mẫu P7, điểm uốn dao động nhất quán trong dải hẹp 33,8–40,0% qua mọi đặc tả M2–M9 và được xác nhận lại trong mô hình đầy đủ M11 (</w:t>
+        <w:t xml:space="preserve">Đối với toàn mẫu P7, điểm uốn dao động nhất quán trong dải hẹp 34,1–39,5% qua mọi đặc tả M2–M9 và được xác nhận lại trong mô hình đầy đủ M11 (</w:t>
       </w:r>
       <m:oMath>
         <m:r>
@@ -37674,7 +37683,7 @@
         <w:pStyle w:val="BodyText"/>
       </w:pPr>
       <w:r>
-        <w:t xml:space="preserve">Nhìn chung, các kiểm định độ vững củng cố ba trụ cột kết quả của luận án: hiệu ứng gộp dương nhỏ và vững ở cấp phân tích tổng hợp, đường cong U ngược với điểm uốn dịch chuyển theo dải biến thiên ICRV ở cấp đa quốc gia và đơn quốc gia, và quan hệ âm đơn điệu như một điều kiện biên cực đoan ở SIDS.</w:t>
+        <w:t xml:space="preserve">Nhìn chung, các kiểm định độ vững củng cố ba trụ cột kết quả của luận án: hiệu ứng gộp dương nhỏ và vững ở cấp phân tích tổng hợp, đường cong U ngược với độ cong thay đổi theo dải biến thiên ICRV ở cấp đa quốc gia và đơn quốc gia, và quan hệ âm đơn điệu như một điều kiện biên cực đoan ở SIDS.</w:t>
       </w:r>
     </w:p>
     <w:p>
@@ -38112,7 +38121,7 @@
           <m:t>,</m:t>
         </m:r>
         <m:r>
-          <m:t>155</m:t>
+          <m:t>172</m:t>
         </m:r>
       </m:oMath>
       <w:r>
@@ -38142,7 +38151,7 @@
         </m:r>
       </m:oMath>
       <w:r>
-        <w:t xml:space="preserve">), tương ứng khoảng 17% lợi thế năng suất cho doanh nghiệp có trang web. Đáng chú ý hơn, cả hai tương tác uốn đường cong đều có ý nghĩa (</w:t>
+        <w:t xml:space="preserve">), tương ứng khoảng 19% lợi thế năng suất cho doanh nghiệp có trang web. Đáng chú ý hơn, cả hai tương tác uốn đường cong đều có ý nghĩa (</w:t>
       </w:r>
       <m:oMath>
         <m:acc>
@@ -38207,7 +38216,7 @@
           <m:t>,</m:t>
         </m:r>
         <m:r>
-          <m:t>614</m:t>
+          <m:t>588</m:t>
         </m:r>
       </m:oMath>
       <w:r>
@@ -38314,7 +38323,7 @@
           <m:t>,</m:t>
         </m:r>
         <m:r>
-          <m:t>766</m:t>
+          <m:t>726</m:t>
         </m:r>
       </m:oMath>
       <w:r>
@@ -38612,7 +38621,7 @@
           <m:t>,</m:t>
         </m:r>
         <m:r>
-          <m:t>185</m:t>
+          <m:t>202</m:t>
         </m:r>
       </m:oMath>
       <w:r>
@@ -39345,7 +39354,7 @@
         <w:t xml:space="preserve"> </w:t>
       </w:r>
       <w:r>
-        <w:t xml:space="preserve">trong khung CDCM. DAI có hiệu ứng nâng mặt bằng phổ quát (β = +0,155, p &lt; 0,001, mẫu gộp N=82.302 từ 45 nền kinh tế), nhưng vai trò uốn đường cong I-P lại</w:t>
+        <w:t xml:space="preserve">trong khung CDCM. DAI có hiệu ứng nâng mặt bằng phổ quát (β = +0,172, p &lt; 0,001, mẫu gộp N=82.302 từ 45 nền kinh tế), nhưng vai trò uốn đường cong I-P lại</w:t>
       </w:r>
       <w:r>
         <w:t xml:space="preserve"> </w:t>
@@ -40487,14 +40496,14 @@
           <m:t>=</m:t>
         </m:r>
         <m:r>
-          <m:t>38.342</m:t>
+          <m:t>36.772</m:t>
         </m:r>
       </m:oMath>
       <w:r>
         <w:t xml:space="preserve"> </w:t>
       </w:r>
       <w:r>
-        <w:t xml:space="preserve">(M3-M5 có đầy đủ biến kiểm soát), điểm uốn 36,4-40,0% (M2-M5; M11 đầy đủ: điểm uốn 25,7%,</w:t>
+        <w:t xml:space="preserve">(M3-M5 có đầy đủ biến kiểm soát), điểm uốn 34,1–39,5% (M2-M5; M11 đầy đủ: điểm uốn 25,7%,</w:t>
       </w:r>
       <w:r>
         <w:t xml:space="preserve"> </w:t>

--- a/dist/downloads/LUAN_AN_FULL_vi.docx
+++ b/dist/downloads/LUAN_AN_FULL_vi.docx
@@ -1588,7 +1588,7 @@
         <w:pStyle w:val="BodyText"/>
       </w:pPr>
       <w:r>
-        <w:t xml:space="preserve">Sự cấp thiết của vấn đề trước hết bộc lộ ở mức độ không đồng nhất (heterogeneity) cao và dai dẳng trong bằng chứng. Mặc dù đã có hàng trăm nghiên cứu thực nghiệm, các phân tích tổng hợp (meta-analysis) về quan hệ I-P liên tục cho thấy một bức tranh giống nhau: tác động tổng hợp là dương nhưng nhỏ, trong khi mức dị biệt giữa các nghiên cứu lại rất cao (Bausch &amp; Krist, 2007; Kirca et al., 2012; Marano et al., 2016; Wu et al., 2022). Phân tích tổng hợp ba tầng của chính luận án trên 238 nghiên cứu xác nhận lại quy luật thực nghiệm này: hệ số tương quan tổng hợp chỉ vào khoảng r = 0,074, trong khi mức dị biệt còn lại sau khi đã tính tới sai số lấy mẫu vẫn ở mức I² = 62,4% (Do &amp; Phan, 2026c). Mức dị biệt cao như vậy không phải là dấu hiệu của sai sót phương pháp. Trái lại, nó cho thấy quan hệ I-P phụ thuộc sâu sắc vào điều kiện bối cảnh. Bản thân sự tồn tại song song của năm dạng hàm quan hệ khác nhau, từ tuyến tính, chữ U ngược, đường cong chữ S, đường cong chữ M, đến gánh nặng bắt buộc, là dữ kiện cần được giải thích chứ không phải mâu thuẫn cần loại bỏ (Contractor, 2012; Hitt et al., 1997; Lu &amp; Beamish, 2004). Khi cùng một mức cường độ xuất khẩu có thể trở thành lợi thế ở bối cảnh này nhưng lại là gánh nặng ở bối cảnh khác, thì câu hỏi nghiên cứu đáng giá không còn là</w:t>
+        <w:t xml:space="preserve">Sự cấp thiết của vấn đề trước hết bộc lộ ở mức độ không đồng nhất (heterogeneity) cao và dai dẳng trong bằng chứng. Mặc dù đã có hàng trăm nghiên cứu thực nghiệm, các phân tích tổng hợp (meta-analysis) về quan hệ I-P liên tục cho thấy một bức tranh giống nhau: tác động tổng hợp là dương nhưng nhỏ, trong khi mức dị biệt giữa các nghiên cứu lại rất cao (Bausch &amp; Krist, 2007; Kirca et al., 2012; Marano et al., 2016; Wu et al., 2022). Phân tích tổng hợp (meta-analysis) ba tầng của chính luận án trên 238 nghiên cứu xác nhận lại quy luật thực nghiệm này: hệ số tương quan tổng hợp chỉ vào khoảng r = 0,074, trong khi mức dị biệt còn lại sau khi đã tính tới sai số lấy mẫu vẫn ở mức I² = 62,4%. Mức dị biệt cao như vậy không phải là dấu hiệu của sai sót phương pháp. Trái lại, nó cho thấy quan hệ I-P phụ thuộc sâu sắc vào điều kiện bối cảnh. Bản thân sự tồn tại song song của năm dạng hàm quan hệ khác nhau, từ tuyến tính, chữ U ngược, đường cong chữ S, đường cong chữ M, đến gánh nặng bắt buộc, là dữ kiện cần được giải thích chứ không phải mâu thuẫn cần loại bỏ (Contractor, 2012; Hitt et al., 1997; Lu &amp; Beamish, 2004). Khi cùng một mức cường độ xuất khẩu có thể trở thành lợi thế ở bối cảnh này nhưng lại là gánh nặng ở bối cảnh khác, thì câu hỏi nghiên cứu đáng giá không còn là</w:t>
       </w:r>
       <w:r>
         <w:t xml:space="preserve"> </w:t>
@@ -1923,7 +1923,7 @@
         <w:pStyle w:val="BodyText"/>
       </w:pPr>
       <w:r>
-        <w:t xml:space="preserve">Cần nói rõ vị trí của Chương 1 trong toàn bộ chương trình nghiên cứu. Luận án được tổ chức như một hệ thống công bố gồm tám nghiên cứu thành phần P1-P8, được bổ sung bởi một phân tích tổng hợp công bố năm 2024 và một chương sách xuất bản trong tuyển tập IntechOpen năm 2025, hợp thành mười công trình gắn kết với nhau. Trong số này, hai bài đã công bố trên tạp chí, một bài đã có trong kỷ yếu hội thảo, và các bản thảo còn lại đang ở các giai đoạn phản biện và chỉnh sửa khác nhau tại các tạp chí thuộc danh mục ISI/Scopus. Mỗi nghiên cứu thành phần kiểm định một phần của khung giải thích đa tầng trên một bối cảnh hoặc một phạm vi cụ thể, và toàn bộ kết quả được tổng hợp lại trong các chương sau. Chương 1 chỉ khái quát phương pháp và dữ liệu ở mức đủ để định vị nghiên cứu; chi tiết về thiết kế, đo lường biến, đặc tả mô hình và chiến lược kiểm định độ vững được trình bày đầy đủ ở Chương 3.</w:t>
+        <w:t xml:space="preserve">Cần nói rõ vị trí của Chương 1 trong toàn bộ chương trình nghiên cứu. Luận án được tổ chức thành một chuỗi phân tích thành phần gắn kết với nhau, mỗi phân tích kiểm định một phần của khung giải thích đa tầng trên một bối cảnh hoặc một phạm vi cụ thể, từ phân tích tổng hợp định lượng, các phân tích đơn quốc gia cho Việt Nam, Trung Quốc và Singapore, đến phân tích đa quốc gia trên toàn dải nền kinh tế châu Á và Thái Bình Dương và phân tích điều kiện biên tại nhóm quốc đảo nhỏ Thái Bình Dương. Toàn bộ kết quả được tổng hợp lại trong các chương sau. Chương 1 chỉ khái quát phương pháp và dữ liệu ở mức đủ để định vị nghiên cứu; chi tiết về thiết kế, đo lường biến, đặc tả mô hình và chiến lược kiểm định độ vững được trình bày đầy đủ ở Chương 3.</w:t>
       </w:r>
     </w:p>
     <w:p>
@@ -2175,7 +2175,7 @@
         <w:pStyle w:val="BodyText"/>
       </w:pPr>
       <w:r>
-        <w:t xml:space="preserve">Cần lưu ý rằng quốc tế hóa không phải là một trạng thái nhị phân. Đó là một biến liên tục, biểu thị cường độ tham gia thị trường quốc tế, có thể thay đổi theo thời gian và phản ánh quá trình cam kết tích lũy của doanh nghiệp vào các thị trường nước ngoài (Johanson &amp; Vahlne, 1977, 2009). Tuy nhiên, trong bối cảnh nền kinh tế đang phát triển và chuyển đổi, biến này thường có phân phối lệch mạnh: phần lớn doanh nghiệp định hướng thị trường nội địa, FSTS trung bình chỉ khoảng 12% và trung vị xấp xỉ 0, trong khi nhóm doanh nghiệp xuất khẩu thực sự chỉ chiếm chừng 18% mẫu (Do &amp; Phan, 2026d). Đặc điểm phân phối này đặt ra một hệ quả phương pháp quan trọng được phân tích sâu hơn ở Mục 2.4, đó là biên tham gia xuất khẩu có thể quan trọng ngang hoặc hơn cường độ xuất khẩu nội bộ trong việc giải thích hiệu quả.</w:t>
+        <w:t xml:space="preserve">Cần lưu ý rằng quốc tế hóa không phải là một trạng thái nhị phân. Đó là một biến liên tục, biểu thị cường độ tham gia thị trường quốc tế, có thể thay đổi theo thời gian và phản ánh quá trình cam kết tích lũy của doanh nghiệp vào các thị trường nước ngoài (Johanson &amp; Vahlne, 1977, 2009). Tuy nhiên, trong bối cảnh nền kinh tế đang phát triển và chuyển đổi, biến này thường có phân phối lệch mạnh: phần lớn doanh nghiệp định hướng thị trường nội địa, FSTS trung bình chỉ khoảng 12% và trung vị xấp xỉ 0, trong khi nhóm doanh nghiệp xuất khẩu thực sự chỉ chiếm chừng 18% mẫu. Đặc điểm phân phối này đặt ra một hệ quả phương pháp quan trọng được phân tích sâu hơn ở Mục 2.4, đó là biên tham gia xuất khẩu có thể quan trọng ngang hoặc hơn cường độ xuất khẩu nội bộ trong việc giải thích hiệu quả.</w:t>
       </w:r>
     </w:p>
     <w:bookmarkEnd w:id="39"/>
@@ -2540,7 +2540,7 @@
         <w:pStyle w:val="BodyText"/>
       </w:pPr>
       <w:r>
-        <w:t xml:space="preserve">Đặt trong bối cảnh quốc tế hóa, lý thuyết này có hai hàm ý trực tiếp. Một mặt, kinh nghiệm quốc tế của nhà quản trị cấp cao, đo bằng số năm làm việc hoặc học tập ở nước ngoài hay mức độ tiếp xúc với thị trường quốc tế, giúp giảm nhận thức về gánh nặng người nước ngoài và nâng cao khả năng đánh giá cơ hội, quản trị rủi ro ở thị trường quốc tế (Hsu et al., 2013; Sambharya, 1996). Mặt khác, sự đa dạng giới tính trong lãnh đạo, đặc biệt là sự hiện diện của quản trị viên nữ ở các vị trí lãnh đạo, gắn với nhận thức chiến lược đa chiều hơn và thực tiễn quản trị rủi ro thận trọng hơn, qua đó tác động tích cực đến hiệu quả doanh nghiệp trong quá trình quốc tế hóa (Post &amp; Byron, 2015). Hai hàm ý này là cơ sở lý thuyết cho khối kiểm soát quản trị nội sinh H4. Tuy nhiên, trên mẫu đa quốc gia quy mô lớn, khác biệt cấp doanh nghiệp về đặc điểm nhà quản trị nhiều khả năng nâng mặt bằng hiệu quả hơn là tái định hình toàn bộ độ cong của đường quan hệ I-P, vốn được chi phối chủ yếu bởi các yếu tố thể chế và mức độ trưởng thành thị trường ở cấp nền kinh tế (Do &amp; Phan, 2026d). Vì lý do đó, và vì năng lực cùng sự đa dạng giới của nhà quản trị có thể đồng thời tác động đến quyết định xuất khẩu, đến năng lực công nghệ và đến năng suất, khung của luận án không nâng đặc điểm nhà quản trị thành một tầng điều tiết trọng tâm mà đưa kinh nghiệm, học vấn và giới tính vào như nhóm biến kiểm soát quản trị nội sinh. Để bảo vệ tính nhân quả thuần khiết của tương tác Thể chế × Công nghệ, các đặc điểm nhà quản trị (kinh nghiệm, học vấn, giới tính) được đưa vào như biến kiểm soát quản trị nội sinh, không phải nhân tố điều tiết trọng tâm của đường cong I-P; lựa chọn này tránh thiên lệch biến bị bỏ sót và ngăn hiện tượng</w:t>
+        <w:t xml:space="preserve">Đặt trong bối cảnh quốc tế hóa, lý thuyết này có hai hàm ý trực tiếp. Một mặt, kinh nghiệm quốc tế của nhà quản trị cấp cao, đo bằng số năm làm việc hoặc học tập ở nước ngoài hay mức độ tiếp xúc với thị trường quốc tế, giúp giảm nhận thức về gánh nặng người nước ngoài và nâng cao khả năng đánh giá cơ hội, quản trị rủi ro ở thị trường quốc tế (Hsu et al., 2013; Sambharya, 1996). Mặt khác, sự đa dạng giới tính trong lãnh đạo, đặc biệt là sự hiện diện của quản trị viên nữ ở các vị trí lãnh đạo, gắn với nhận thức chiến lược đa chiều hơn và thực tiễn quản trị rủi ro thận trọng hơn, qua đó tác động tích cực đến hiệu quả doanh nghiệp trong quá trình quốc tế hóa (Post &amp; Byron, 2015). Hai hàm ý này là cơ sở lý thuyết cho khối kiểm soát quản trị nội sinh H4. Tuy nhiên, trên mẫu đa quốc gia quy mô lớn, khác biệt cấp doanh nghiệp về đặc điểm nhà quản trị nhiều khả năng nâng mặt bằng hiệu quả hơn là tái định hình toàn bộ độ cong của đường quan hệ I-P, vốn được chi phối chủ yếu bởi các yếu tố thể chế và mức độ trưởng thành thị trường ở cấp nền kinh tế. Vì lý do đó, và vì năng lực cùng sự đa dạng giới của nhà quản trị có thể đồng thời tác động đến quyết định xuất khẩu, đến năng lực công nghệ và đến năng suất, khung của luận án không nâng đặc điểm nhà quản trị thành một tầng điều tiết trọng tâm mà đưa kinh nghiệm, học vấn và giới tính vào như nhóm biến kiểm soát quản trị nội sinh. Để bảo vệ tính nhân quả thuần khiết của tương tác Thể chế × Công nghệ, các đặc điểm nhà quản trị (kinh nghiệm, học vấn, giới tính) được đưa vào như biến kiểm soát quản trị nội sinh, không phải nhân tố điều tiết trọng tâm của đường cong I-P; lựa chọn này tránh thiên lệch biến bị bỏ sót và ngăn hiện tượng</w:t>
       </w:r>
       <w:r>
         <w:t xml:space="preserve"> </w:t>
@@ -3633,7 +3633,7 @@
         <w:pStyle w:val="BodyText"/>
       </w:pPr>
       <w:r>
-        <w:t xml:space="preserve">Cơ chế điều tiết của ICRV vận hành theo hai kênh đan xen. Kênh thứ nhất là thay đổi độ cong (biên độ) của đường cong: ở môi trường thể chế yếu, chi phí giao dịch xuyên biên giới cao làm độ cong của hình chữ U ngược sâu hơn — hình phạt hiệu quả đối với quốc tế hóa quá mức trở nên gay gắt hơn; ngược lại, ở môi trường thể chế mạnh, đường cong phẳng hơn, gần như tuyến tính. Điểm uốn không dịch chuyển đơn điệu theo chất lượng thể chế mà phân tán quanh mức ~40% (Do &amp; Phan, 2026d). Kênh thứ hai là thay thế số cho thể chế (digital-for-institutional substitution): nơi thể chế chính thức cung cấp đầy đủ cơ chế thực thi hợp đồng, bảo vệ sở hữu trí tuệ và thông tin thị trường, công cụ số chỉ bổ sung biên; nơi khoảng trống thể chế ngự trị, công cụ số lại trở thành một sự thay thế đáng kể cho các cơ chế chính thức còn thiếu, qua đó vai trò định hình đường cong của DAI mạnh hơn ở nhóm thể chế yếu (Do &amp; Phan, 2026d). Đây chính là cơ sở của giả thuyết H5 và là phần mở rộng đa quốc gia của logic khoảng trống thể chế (Khanna &amp; Palepu, 2010) vào lĩnh vực số.</w:t>
+        <w:t xml:space="preserve">Cơ chế điều tiết của ICRV vận hành theo hai kênh đan xen. Kênh thứ nhất là thay đổi độ cong (biên độ) của đường cong: ở môi trường thể chế yếu, chi phí giao dịch xuyên biên giới cao làm độ cong của hình chữ U ngược sâu hơn — hình phạt hiệu quả đối với quốc tế hóa quá mức trở nên gay gắt hơn; ngược lại, ở môi trường thể chế mạnh, đường cong phẳng hơn, gần như tuyến tính. Điểm uốn không dịch chuyển đơn điệu theo chất lượng thể chế mà phân tán quanh mức ~40%. Kênh thứ hai là thay thế số cho thể chế (digital-for-institutional substitution): nơi thể chế chính thức cung cấp đầy đủ cơ chế thực thi hợp đồng, bảo vệ sở hữu trí tuệ và thông tin thị trường, công cụ số chỉ bổ sung biên; nơi khoảng trống thể chế ngự trị, công cụ số lại trở thành một sự thay thế đáng kể cho các cơ chế chính thức còn thiếu, qua đó vai trò định hình đường cong của DAI mạnh hơn ở nhóm thể chế yếu. Đây chính là cơ sở của giả thuyết H5 và là phần mở rộng đa quốc gia của logic khoảng trống thể chế (Khanna &amp; Palepu, 2010) vào lĩnh vực số.</w:t>
       </w:r>
     </w:p>
     <w:p>
@@ -3932,7 +3932,7 @@
         <w:pStyle w:val="BodyText"/>
       </w:pPr>
       <w:r>
-        <w:t xml:space="preserve">Tổng kết bằng chứng tổng hợp gợi ra ba kết luận. Tác động trung bình I-P là dương nhưng khiêm tốn, vào khoảng r = 0,04-0,07; mức dị biệt giữa các nghiên cứu thì cực kỳ cao; và các yếu tố điều tiết bối cảnh, nhất là thể chế quốc gia, năng lực doanh nghiệp và đặc điểm ngành, mới là nguồn giải thích chính cho sự khác biệt. Luận án mở rộng dòng nghiên cứu này qua Nghiên cứu P6, một phân tích tổng hợp ba tầng theo giao thức PRISMA 2020 với k = 238 nghiên cứu và K = 288 mức độ ảnh hưởng từ châu Á và Thái Bình Dương. P6 ước lượng tác động tổng hợp r = 0,074 (khoảng tin cậy 95%: 0,060; 0,088), với I² = 62,4%, tái lập và mở rộng mức cơ sở trước đó (r = 0,07, k = 113). Kiểm định khác biệt giữa các chế độ ICRV có ý nghĩa thống kê (Q_M = 17,35, df = 4, p = 0,002), xác nhận rằng dải biến thiên thể chế là một nguồn dị biệt thực chất, dù khác biệt từng cặp phần nào phản ánh thành phần nghiên cứu đơn quốc gia so với đa quốc gia. P6 cũng phát hiện thiên lệch xuất bản đáng kể: phương pháp trim-and-fill bổ khuyết 58 nghiên cứu còn thiếu, kéo tác động tổng hợp điều chỉnh xuống r = 0,035, vẫn dương nhưng bị suy giảm (Do &amp; Phan, 2026c). Kết quả này vừa xác nhận tác động dương nhỏ và bền vững, vừa nhấn mạnh rằng giá trị thực sự của nghiên cứu I-P nằm ở việc giải thích dị biệt, chứ không phải ở việc đo lại hiệu ứng trung bình.</w:t>
+        <w:t xml:space="preserve">Tổng kết bằng chứng tổng hợp gợi ra ba kết luận. Tác động trung bình I-P là dương nhưng khiêm tốn, vào khoảng r = 0,04-0,07; mức dị biệt giữa các nghiên cứu thì cực kỳ cao; và các yếu tố điều tiết bối cảnh, nhất là thể chế quốc gia, năng lực doanh nghiệp và đặc điểm ngành, mới là nguồn giải thích chính cho sự khác biệt. Luận án mở rộng dòng nghiên cứu này qua Nghiên cứu phân tích tổng hợp, một phân tích tổng hợp ba tầng theo giao thức PRISMA 2020 với k = 238 nghiên cứu và K = 288 mức độ ảnh hưởng từ châu Á và Thái Bình Dương. phân tích tổng hợp ước lượng tác động tổng hợp r = 0,074 (khoảng tin cậy 95%: 0,060; 0,088), với I² = 62,4%, tái lập và mở rộng mức cơ sở trước đó (r = 0,07, k = 113). Kiểm định khác biệt giữa các chế độ ICRV có ý nghĩa thống kê (Q_M = 17,35, df = 4, p = 0,002), xác nhận rằng dải biến thiên thể chế là một nguồn dị biệt thực chất, dù khác biệt từng cặp phần nào phản ánh thành phần nghiên cứu đơn quốc gia so với đa quốc gia. phân tích tổng hợp cũng phát hiện thiên lệch xuất bản đáng kể: phương pháp trim-and-fill bổ khuyết 58 nghiên cứu còn thiếu, kéo tác động tổng hợp điều chỉnh xuống r = 0,035, vẫn dương nhưng bị suy giảm. Kết quả này vừa xác nhận tác động dương nhỏ và bền vững, vừa nhấn mạnh rằng giá trị thực sự của nghiên cứu I-P nằm ở việc giải thích dị biệt, chứ không phải ở việc đo lại hiệu ứng trung bình.</w:t>
       </w:r>
     </w:p>
     <w:bookmarkEnd w:id="56"/>
@@ -3950,15 +3950,15 @@
         <w:pStyle w:val="FirstParagraph"/>
       </w:pPr>
       <w:r>
-        <w:t xml:space="preserve">Châu Á vừa là bối cảnh quan trọng vừa rất đặc thù đối với nghiên cứu I-P, nhờ hai đặc điểm hiếm khi cùng xuất hiện ở bất kỳ khu vực nào khác. Đặc điểm đầu tiên là sự đa dạng thể chế gần như ngoại lệ trên thế giới: từ Singapore với chất lượng quản trị hàng đầu đến các nền kinh tế cận biên với chất lượng quản trị rất yếu, từ Nhật Bản và Hàn Quốc với nền kinh tế phát triển hoàn thiện đến các nền kinh tế đảo nhỏ Thái Bình Dương có quy mô siêu nhỏ và hạ tầng thể chế còn sơ khai (Khanna &amp; Palepu, 2010; Peng, 2003). Đặc điểm còn lại là tốc độ chuyển đổi số và hội nhập quốc tế rất chênh lệch giữa các quốc gia trong khu vực. Tổng hợp bằng chứng đơn quốc gia ở châu Á cho thấy một bức tranh phân mảnh: có nghiên cứu báo cáo quan hệ dương, có nghiên cứu tìm thấy chữ U ngược, lại có nghiên cứu cho kết quả null hoặc âm (Do &amp; Phan, 2026d). Phản ứng quen thuộc của tài liệu là viện đến bối cảnh như một biến điều tiết, nhưng cách làm đó để ngỏ câu hỏi sâu hơn: nếu quan hệ I-P là phi tuyến, thì điều gì quyết định hình dạng và độ cong của nó, và vì sao độ cong đó khác nhau có hệ thống giữa các doanh nghiệp và nền kinh tế?</w:t>
-      </w:r>
-    </w:p>
-    <w:p>
-      <w:pPr>
-        <w:pStyle w:val="BodyText"/>
-      </w:pPr>
-      <w:r>
-        <w:t xml:space="preserve">Do và Phan (2026a) hiện là một trong những nghiên cứu thực nghiệm đa quốc gia quy mô lớn nhất về I-P trong bối cảnh châu Á mới nổi, phân tích khoảng 40.633 doanh nghiệp từ 17 nền kinh tế châu Á trên dữ liệu WBES. Nghiên cứu này tìm thấy hai điều. Một là có sự phân tầng năng suất rõ rệt giữa các nhóm nền kinh tế, phản ánh dị biệt về thể chế và năng lực. Hai là việc áp dụng công nghệ vừa trực tiếp nâng năng suất lao động, vừa làm dịu đáng kể tác động bất lợi của các rào cản thể chế, một phát hiện có thể gọi là hiệu ứng lá chắn số. Các nghiên cứu đơn quốc gia đồng hành làm sắc nét thêm bức tranh này. Trên dữ liệu Việt Nam (P3), quan hệ chữ U ngược được xác nhận trong cả ba sóng khảo sát 2009, 2015 và 2023, với điểm uốn cụm quanh 39-46% FSTS, một dải bền vững xuyên 14 năm; điều đáng chú ý là tính phi tuyến này chủ yếu phản ánh hiệu ứng biên tham gia, tức bước nhảy năng suất khi doanh nghiệp chuyển từ không xuất khẩu sang xuất khẩu, bởi khi giới hạn mẫu vào riêng nhóm doanh nghiệp xuất khẩu thì số hạng bình phương mất ý nghĩa thống kê (Do &amp; Phan, 2026e). Trên dữ liệu Trung Quốc (P5), quan hệ chữ U ngược bền vững về cấu trúc, với điểm uốn 49,4% năm 2012 và 47,2% năm 2024, và kiểm định Paternoster không bác bỏ giả thuyết hai điểm uốn bằng nhau. Trên dữ liệu Singapore (P4), quan hệ chủ yếu dương với điểm uốn hàm ý rất muộn ở khoảng 82% FSTS, nhất quán với lợi ích gần như đơn điệu trong một nền kinh tế thể chế mạnh và bão hòa số (Mar et al., 2026).</w:t>
+        <w:t xml:space="preserve">Châu Á vừa là bối cảnh quan trọng vừa rất đặc thù đối với nghiên cứu I-P, nhờ hai đặc điểm hiếm khi cùng xuất hiện ở bất kỳ khu vực nào khác. Đặc điểm đầu tiên là sự đa dạng thể chế gần như ngoại lệ trên thế giới: từ Singapore với chất lượng quản trị hàng đầu đến các nền kinh tế cận biên với chất lượng quản trị rất yếu, từ Nhật Bản và Hàn Quốc với nền kinh tế phát triển hoàn thiện đến các nền kinh tế đảo nhỏ Thái Bình Dương có quy mô siêu nhỏ và hạ tầng thể chế còn sơ khai (Khanna &amp; Palepu, 2010; Peng, 2003). Đặc điểm còn lại là tốc độ chuyển đổi số và hội nhập quốc tế rất chênh lệch giữa các quốc gia trong khu vực. Tổng hợp bằng chứng đơn quốc gia ở châu Á cho thấy một bức tranh phân mảnh: có nghiên cứu báo cáo quan hệ dương, có nghiên cứu tìm thấy chữ U ngược, lại có nghiên cứu cho kết quả null hoặc âm. Phản ứng quen thuộc của tài liệu là viện đến bối cảnh như một biến điều tiết, nhưng cách làm đó để ngỏ câu hỏi sâu hơn: nếu quan hệ I-P là phi tuyến, thì điều gì quyết định hình dạng và độ cong của nó, và vì sao độ cong đó khác nhau có hệ thống giữa các doanh nghiệp và nền kinh tế?</w:t>
+      </w:r>
+    </w:p>
+    <w:p>
+      <w:pPr>
+        <w:pStyle w:val="BodyText"/>
+      </w:pPr>
+      <w:r>
+        <w:t xml:space="preserve">Do và Phan (2026a) hiện là một trong những nghiên cứu thực nghiệm đa quốc gia quy mô lớn nhất về I-P trong bối cảnh châu Á mới nổi, phân tích khoảng 40.633 doanh nghiệp từ 17 nền kinh tế châu Á trên dữ liệu WBES. Nghiên cứu này tìm thấy hai điều. Một là có sự phân tầng năng suất rõ rệt giữa các nhóm nền kinh tế, phản ánh dị biệt về thể chế và năng lực. Hai là việc áp dụng công nghệ vừa trực tiếp nâng năng suất lao động, vừa làm dịu đáng kể tác động bất lợi của các rào cản thể chế, một phát hiện có thể gọi là hiệu ứng lá chắn số. Các nghiên cứu đơn quốc gia đồng hành làm sắc nét thêm bức tranh này. Trên dữ liệu Việt Nam (Việt Nam), quan hệ chữ U ngược được xác nhận trong cả ba sóng khảo sát 2009, 2015 và 2023, với điểm uốn cụm quanh 39-46% FSTS, một dải bền vững xuyên 14 năm; điều đáng chú ý là tính phi tuyến này chủ yếu phản ánh hiệu ứng biên tham gia, tức bước nhảy năng suất khi doanh nghiệp chuyển từ không xuất khẩu sang xuất khẩu, bởi khi giới hạn mẫu vào riêng nhóm doanh nghiệp xuất khẩu thì số hạng bình phương mất ý nghĩa thống kê. Trên dữ liệu Trung Quốc (Trung Quốc), quan hệ chữ U ngược bền vững về cấu trúc, với điểm uốn 49,4% năm 2012 và 47,2% năm 2024, và kiểm định Paternoster không bác bỏ giả thuyết hai điểm uốn bằng nhau. Trên dữ liệu Singapore (Singapore), quan hệ chủ yếu dương với điểm uốn hàm ý rất muộn ở khoảng 82% FSTS, nhất quán với lợi ích gần như đơn điệu trong một nền kinh tế thể chế mạnh và bão hòa số.</w:t>
       </w:r>
     </w:p>
     <w:p>
@@ -3992,7 +3992,7 @@
         <w:pStyle w:val="BodyText"/>
       </w:pPr>
       <w:r>
-        <w:t xml:space="preserve">Tuy nhiên, phần lớn các nghiên cứu hiện thời không tách bạch TCI với DAI, mà coi năng lực số như một khái niệm đơn nhất. Hệ quả lý thuyết của sự đồng nhất thiếu hợp lý này là không thể phân tách hai cơ chế vốn vận hành khác nhau: chiều sâu năng lực tổ chức của TCI và khả năng phối hợp số bề mặt của DAI. Bằng chứng từ chuỗi nghiên cứu đồng hành cho thấy việc tách bạch là cần thiết. Ở Việt Nam (P3), biến đại diện số tầng một đi theo một quỹ đạo lỗi thời hóa: dương năm 2009, null năm 2015, và tương tác âm năm 2023 khi tỷ lệ sở hữu trang web tiến đến mức gần phổ cập; biến công cụ cho biến số này cho kết quả null, hàm ý hiệu ứng chấp nhận số phụ thuộc chọn lựa chứ không phải nhân quả (Do &amp; Phan, 2026e). Ở Singapore (P4), trong nền kinh tế bão hòa số, DAI không tạo phần thưởng đồng nhất mà hoạt động như một nguồn lực mở rộng tình huống, chỉ phát huy ở cường độ xuất khẩu cao nơi nhu cầu điều phối xuyên biên giới dày đặc, với hệ số tương tác giữa DAI và bình phương FSTS dương mạnh (Mar et al., 2026). Sự khác biệt giữa hai bối cảnh này, một bên là nền kinh tế chuyển đổi với DAI chưa bão hòa và một bên là nền kinh tế phát triển đã bão hòa số, chính là cơ sở thực nghiệm cho mô hình phụ thuộc bối cảnh được phát triển ở Mục 2.5.</w:t>
+        <w:t xml:space="preserve">Tuy nhiên, phần lớn các nghiên cứu hiện thời không tách bạch TCI với DAI, mà coi năng lực số như một khái niệm đơn nhất. Hệ quả lý thuyết của sự đồng nhất thiếu hợp lý này là không thể phân tách hai cơ chế vốn vận hành khác nhau: chiều sâu năng lực tổ chức của TCI và khả năng phối hợp số bề mặt của DAI. Bằng chứng từ chuỗi nghiên cứu đồng hành cho thấy việc tách bạch là cần thiết. Ở Việt Nam (Việt Nam), biến đại diện số tầng một đi theo một quỹ đạo lỗi thời hóa: dương năm 2009, null năm 2015, và tương tác âm năm 2023 khi tỷ lệ sở hữu trang web tiến đến mức gần phổ cập; biến công cụ cho biến số này cho kết quả null, hàm ý hiệu ứng chấp nhận số phụ thuộc chọn lựa chứ không phải nhân quả. Ở Singapore (Singapore), trong nền kinh tế bão hòa số, DAI không tạo phần thưởng đồng nhất mà hoạt động như một nguồn lực mở rộng tình huống, chỉ phát huy ở cường độ xuất khẩu cao nơi nhu cầu điều phối xuyên biên giới dày đặc, với hệ số tương tác giữa DAI và bình phương FSTS dương mạnh. Sự khác biệt giữa hai bối cảnh này, một bên là nền kinh tế chuyển đổi với DAI chưa bão hòa và một bên là nền kinh tế phát triển đã bão hòa số, chính là cơ sở thực nghiệm cho mô hình phụ thuộc bối cảnh được phát triển ở Mục 2.5.</w:t>
       </w:r>
     </w:p>
     <w:p>
@@ -4145,7 +4145,7 @@
         <w:t xml:space="preserve"> </w:t>
       </w:r>
       <w:r>
-        <w:t xml:space="preserve">Mô hình Uppsala (Johanson &amp; Vahlne, 1977) cho rằng doanh nghiệp gánh chi phí học hỏi và chi phí của gánh nặng người nước ngoài rất cao ở giai đoạn đầu quốc tế hóa. RBV (Barney, 1991) dự báo lợi thế cạnh tranh tích lũy dần khi doanh nghiệp khai thác lợi thế quy mô và học hỏi ở giai đoạn giữa. Đến giai đoạn mở rộng quá mức, chi phí điều phối đa thị trường vượt quá lợi ích. Bằng chứng thực nghiệm xác nhận quan hệ chữ U ngược (Hitt et al., 1997) rồi tinh chỉnh thành đường cong chữ S ba giai đoạn (Contractor et al., 2003; Lu &amp; Beamish, 2004); bằng chứng đa quốc gia của luận án xác nhận chữ U ngược bền vững với điểm uốn trung bình khoảng 37% FSTS (Do &amp; Phan, 2026d). Từ đó:</w:t>
+        <w:t xml:space="preserve">Mô hình Uppsala (Johanson &amp; Vahlne, 1977) cho rằng doanh nghiệp gánh chi phí học hỏi và chi phí của gánh nặng người nước ngoài rất cao ở giai đoạn đầu quốc tế hóa. RBV (Barney, 1991) dự báo lợi thế cạnh tranh tích lũy dần khi doanh nghiệp khai thác lợi thế quy mô và học hỏi ở giai đoạn giữa. Đến giai đoạn mở rộng quá mức, chi phí điều phối đa thị trường vượt quá lợi ích. Bằng chứng thực nghiệm xác nhận quan hệ chữ U ngược (Hitt et al., 1997) rồi tinh chỉnh thành đường cong chữ S ba giai đoạn (Contractor et al., 2003; Lu &amp; Beamish, 2004); bằng chứng đa quốc gia của luận án xác nhận chữ U ngược bền vững với điểm uốn trung bình khoảng 37% FSTS. Từ đó:</w:t>
       </w:r>
       <w:r>
         <w:t xml:space="preserve"> </w:t>
@@ -4235,7 +4235,7 @@
         <w:t xml:space="preserve"> </w:t>
       </w:r>
       <w:r>
-        <w:t xml:space="preserve">Khác với TCI, khung chấp nhận số (Verhoef et al., 2021) và lý thuyết nền tảng số (Stallkamp &amp; Schotter, 2021) định vị DAI ở cấp độ công cụ số bề mặt: nó không tạo ra chiều sâu năng lực tổ chức, nhưng làm giảm chi phí phối hợp và khoảng cách tâm lý trong giao dịch xuyên biên giới. Bustamante et al. (2022) cho thấy công cụ số hạ chi phí thâm nhập thị trường ngoài; bằng chứng đa quốc gia của luận án cho thấy DAI vừa nâng mặt bằng hiệu quả, vừa làm phẳng và dịch chuyển đường cong, nén lợi ích ở cường độ xuất khẩu thấp và làm dịu suy giảm ở cường độ xuất khẩu cao (Do &amp; Phan, 2026d). Từ đó:</w:t>
+        <w:t xml:space="preserve">Khác với TCI, khung chấp nhận số (Verhoef et al., 2021) và lý thuyết nền tảng số (Stallkamp &amp; Schotter, 2021) định vị DAI ở cấp độ công cụ số bề mặt: nó không tạo ra chiều sâu năng lực tổ chức, nhưng làm giảm chi phí phối hợp và khoảng cách tâm lý trong giao dịch xuyên biên giới. Bustamante et al. (2022) cho thấy công cụ số hạ chi phí thâm nhập thị trường ngoài; bằng chứng đa quốc gia của luận án cho thấy DAI vừa nâng mặt bằng hiệu quả, vừa làm phẳng và dịch chuyển đường cong, nén lợi ích ở cường độ xuất khẩu thấp và làm dịu suy giảm ở cường độ xuất khẩu cao. Từ đó:</w:t>
       </w:r>
       <w:r>
         <w:t xml:space="preserve"> </w:t>
@@ -4279,7 +4279,7 @@
           <w:iCs/>
           <w:i/>
         </w:rPr>
-        <w:t xml:space="preserve">Kinh nghiệm quản trị và sự hiện diện của nhà quản trị nữ ở cấp cao nâng mặt bằng hiệu quả hoạt động và được đưa vào như nhóm biến kiểm soát quản trị nội sinh, không phải nhân tố điều tiết trọng tâm của đường cong I-P; ký hiệu H4 được giữ nguyên để tương thích với các bản thảo đồng hành (P3/P4/P5).</w:t>
+        <w:t xml:space="preserve">Kinh nghiệm quản trị và sự hiện diện của nhà quản trị nữ ở cấp cao nâng mặt bằng hiệu quả hoạt động và được đưa vào như nhóm biến kiểm soát quản trị nội sinh, không phải nhân tố điều tiết trọng tâm của đường cong I-P; ký hiệu H4 được giữ nguyên để tương thích với các bản thảo đồng hành (phân tích Việt Nam, Singapore và Trung Quốc).</w:t>
       </w:r>
     </w:p>
     <w:p>
@@ -4621,7 +4621,7 @@
               <w:jc w:val="left"/>
             </w:pPr>
             <w:r>
-              <w:t xml:space="preserve">Verhoef et al. (2021); Mar et al. (2026)</w:t>
+              <w:t xml:space="preserve">Verhoef et al. (2021); phân tích Singapore của luận án</w:t>
             </w:r>
           </w:p>
         </w:tc>
@@ -4792,7 +4792,7 @@
         <w:pStyle w:val="FirstParagraph"/>
       </w:pPr>
       <w:r>
-        <w:t xml:space="preserve">Ba khoảng trống dẫn về một chương trình kiểm định gồm ba mảnh ghép bổ sung cho nhau. Khoảng trống thứ nhất và thứ ba cùng dẫn về câu hỏi liệu CDCM có giải thích đồng thời sự dị biệt của quan hệ I-P khi kiểm soát đầy đủ cả ba tầng trong một mô hình tích hợp, ở quy mô đủ rộng để bao phủ toàn bộ dải biến thiên ICRV hay không. Nghiên cứu P7 lấp khoảng trống này bằng dữ liệu WBES từ 45 nền kinh tế (N = 82.302-98.658 doanh nghiệp, 98 đợt quốc gia-năm), bao phủ toàn bộ dải biến thiên ICRV, kiểm định đồng thời H1-H6 với hiệu ứng cố định quốc gia-năm; điểm uốn trung bình khoảng 37% FSTS tại P7 thấp hơn so với Việt Nam (39-46%) và Trung Quốc (47-49%) cho thấy điểm uốn cấp quốc gia biến thiên theo bối cảnh thể chế, nhất quán với việc ICRV chi phối hình dạng (độ cong) của quan hệ I-P như lý thuyết dự đoán (Do &amp; Phan, 2026d). Khoảng trống thứ ba còn đòi hỏi kiểm định một điều kiện biên cực trị, đó là liệu có tồn tại bối cảnh nơi chữ U ngược sụp đổ hoàn toàn thành quan hệ âm đơn điệu hay không; Nghiên cứu P8 kiểm định H1b bằng dữ liệu WBES từ các nền kinh tế đảo nhỏ Thái Bình Dương, nơi ba điều kiện cấu trúc cơ bản của chữ U ngược cùng bị vi phạm (Do &amp; Phan, 2026b). Cùng với phân tích tổng hợp P6, ba mảnh ghép này tạo thành một chiến lược kiểm định toàn diện, từ tổng hợp bằng chứng quá khứ đến kiểm định tích hợp đa quốc gia và xác định điều kiện biên.</w:t>
+        <w:t xml:space="preserve">Ba khoảng trống dẫn về một chương trình kiểm định gồm ba mảnh ghép bổ sung cho nhau. Khoảng trống thứ nhất và thứ ba cùng dẫn về câu hỏi liệu CDCM có giải thích đồng thời sự dị biệt của quan hệ I-P khi kiểm soát đầy đủ cả ba tầng trong một mô hình tích hợp, ở quy mô đủ rộng để bao phủ toàn bộ dải biến thiên ICRV hay không. Nghiên cứu phân tích đa quốc gia lấp khoảng trống này bằng dữ liệu WBES từ 45 nền kinh tế (N = 82.302-98.658 doanh nghiệp, 98 đợt quốc gia-năm), bao phủ toàn bộ dải biến thiên ICRV, kiểm định đồng thời H1-H6 với hiệu ứng cố định quốc gia-năm; điểm uốn trung bình khoảng 37% FSTS tại phân tích đa quốc gia thấp hơn so với Việt Nam (39-46%) và Trung Quốc (47-49%) cho thấy điểm uốn cấp quốc gia biến thiên theo bối cảnh thể chế, nhất quán với việc ICRV chi phối hình dạng (độ cong) của quan hệ I-P như lý thuyết dự đoán. Khoảng trống thứ ba còn đòi hỏi kiểm định một điều kiện biên cực trị, đó là liệu có tồn tại bối cảnh nơi chữ U ngược sụp đổ hoàn toàn thành quan hệ âm đơn điệu hay không; Nghiên cứu phân tích SIDS Thái Bình Dương kiểm định H1b bằng dữ liệu WBES từ các nền kinh tế đảo nhỏ Thái Bình Dương, nơi ba điều kiện cấu trúc cơ bản của chữ U ngược cùng bị vi phạm. Cùng với phân tích tổng hợp phân tích tổng hợp, ba mảnh ghép này tạo thành một chiến lược kiểm định toàn diện, từ tổng hợp bằng chứng quá khứ đến kiểm định tích hợp đa quốc gia và xác định điều kiện biên.</w:t>
       </w:r>
     </w:p>
     <w:p>
@@ -5343,7 +5343,7 @@
         <w:t xml:space="preserve"> </w:t>
       </w:r>
       <w:r>
-        <w:t xml:space="preserve">trong ước lượng mô hình hồi quy vì ba lý do: (1) Mục tiêu của luận án là kiểm định cơ chế lý thuyết chứ không phải ước lượng mô tả đại diện tổng thể, trong bối cảnh này, không áp dụng trọng số là thực hành chuẩn trong các nghiên cứu kinh doanh quốc tế sử dụng WBES (Aterido et al., 2011; Cuervo-Cazurra et al., 2018); (2) Hiệu ứng cố định ở cấp quốc gia–năm đã kiểm soát đặc điểm cấu trúc của từng sóng khảo sát; (3) Việc áp dụng trọng số có thể làm sai lệch ước lượng khi mẫu được gộp chung từ nhiều quốc gia có quy mô tổng thể doanh nghiệp khác nhau nhiều bậc (ví dụ: Trung Quốc ~100 triệu so với Tonga ~500 doanh nghiệp). Phân tích độ nhạy có áp dụng trọng số khảo sát cho từng quốc gia riêng lẻ (P3/P4/P5) không thay đổi hướng hoặc mức độ ý nghĩa của các hệ số chính (xem Mục 3.5).</w:t>
+        <w:t xml:space="preserve">trong ước lượng mô hình hồi quy vì ba lý do: (1) Mục tiêu của luận án là kiểm định cơ chế lý thuyết chứ không phải ước lượng mô tả đại diện tổng thể, trong bối cảnh này, không áp dụng trọng số là thực hành chuẩn trong các nghiên cứu kinh doanh quốc tế sử dụng WBES (Aterido et al., 2011; Cuervo-Cazurra et al., 2018); (2) Hiệu ứng cố định ở cấp quốc gia–năm đã kiểm soát đặc điểm cấu trúc của từng sóng khảo sát; (3) Việc áp dụng trọng số có thể làm sai lệch ước lượng khi mẫu được gộp chung từ nhiều quốc gia có quy mô tổng thể doanh nghiệp khác nhau nhiều bậc (ví dụ: Trung Quốc ~100 triệu so với Tonga ~500 doanh nghiệp). Phân tích độ nhạy có áp dụng trọng số khảo sát cho từng quốc gia riêng lẻ (phân tích Việt Nam, Singapore và Trung Quốc) không thay đổi hướng hoặc mức độ ý nghĩa của các hệ số chính (xem Mục 3.5).</w:t>
       </w:r>
     </w:p>
     <w:bookmarkEnd w:id="75"/>
@@ -5654,7 +5654,7 @@
         <w:t xml:space="preserve"> </w:t>
       </w:r>
       <w:r>
-        <w:t xml:space="preserve">để kiểm định phi tuyến đã được áp dụng trong Lu và Beamish (2004), Contractor et al. (2003), và Hitt et al. (1997). Đặc tả bậc ba được Do và Phan (2026g) xác nhận có ý nghĩa thống kê ở Trung Quốc với điểm uốn ~47,8% FSTS, làm mốc nền cho việc kiểm định mở rộng trong luận án.</w:t>
+        <w:t xml:space="preserve">để kiểm định phi tuyến đã được áp dụng trong Lu và Beamish (2004), Contractor et al. (2003), và Hitt et al. (1997). Đặc tả bậc ba được Do và Phan (2026b) xác nhận có ý nghĩa thống kê ở Trung Quốc với điểm uốn ~47,8% FSTS, làm mốc nền cho việc kiểm định mở rộng trong luận án.</w:t>
       </w:r>
     </w:p>
     <w:bookmarkEnd w:id="77"/>
@@ -5863,7 +5863,7 @@
         <w:t xml:space="preserve">Biến kiểm soát</w:t>
       </w:r>
       <w:r>
-        <w:t xml:space="preserve">: kinh nghiệm nhà quản trị cấp cao (số năm), học vấn nhà quản trị cấp cao, giới tính nhà quản trị cấp cao (nữ/nam). Ba biến này được đưa vào như nhóm biến kiểm soát quản trị nội sinh, ở dạng số hạng chính nâng mặt bằng hiệu quả, không phải nhân tố điều tiết trọng tâm định hình độ cong của đường quan hệ I-P. Để bảo vệ tính nhân quả thuần khiết của tương tác Thể chế × Công nghệ, các đặc điểm nhà quản trị (kinh nghiệm, học vấn, giới tính) được đưa vào như biến kiểm soát quản trị nội sinh, không phải nhân tố điều tiết trọng tâm của đường cong I-P; ký hiệu H4 được giữ nguyên để tương thích với các bản thảo đồng hành (P3/P4/P5). Số hạng tương tác với FSTS chỉ được báo cáo như chẩn đoán phụ trợ, không phải bằng chứng điều tiết trọng tâm.</w:t>
+        <w:t xml:space="preserve">: kinh nghiệm nhà quản trị cấp cao (số năm), học vấn nhà quản trị cấp cao, giới tính nhà quản trị cấp cao (nữ/nam). Ba biến này được đưa vào như nhóm biến kiểm soát quản trị nội sinh, ở dạng số hạng chính nâng mặt bằng hiệu quả, không phải nhân tố điều tiết trọng tâm định hình độ cong của đường quan hệ I-P. Để bảo vệ tính nhân quả thuần khiết của tương tác Thể chế × Công nghệ, các đặc điểm nhà quản trị (kinh nghiệm, học vấn, giới tính) được đưa vào như biến kiểm soát quản trị nội sinh, không phải nhân tố điều tiết trọng tâm của đường cong I-P; ký hiệu H4 được giữ nguyên để tương thích với các bản thảo đồng hành (phân tích Việt Nam, Singapore và Trung Quốc). Số hạng tương tác với FSTS chỉ được báo cáo như chẩn đoán phụ trợ, không phải bằng chứng điều tiết trọng tâm.</w:t>
       </w:r>
     </w:p>
     <w:p>
@@ -6958,7 +6958,7 @@
         <w:t xml:space="preserve">Cơ sở kế thừa</w:t>
       </w:r>
       <w:r>
-        <w:t xml:space="preserve">: Lu và Beamish (2004), Hitt et al. (1997), Contractor et al. (2003); Do và Phan (2026g) cho đặc tả bậc ba ở Trung Quốc với điểm uốn ~47,8% FSTS.</w:t>
+        <w:t xml:space="preserve">: Lu và Beamish (2004), Hitt et al. (1997), Contractor et al. (2003); Do và Phan (2026b) cho đặc tả bậc ba ở Trung Quốc với điểm uốn ~47,8% FSTS.</w:t>
       </w:r>
     </w:p>
     <w:p>
@@ -8257,7 +8257,7 @@
         <w:t xml:space="preserve">Cơ sở kế thừa</w:t>
       </w:r>
       <w:r>
-        <w:t xml:space="preserve">: Wu et al. (2022) với diễn tiến hai mươi năm; Xiao et al. (2013) với các điều kiện bối cảnh riêng của Trung Quốc; Do và Phan (2026g) làm mốc nền bậc ba 2012.</w:t>
+        <w:t xml:space="preserve">: Wu et al. (2022) với diễn tiến hai mươi năm; Xiao et al. (2013) với các điều kiện bối cảnh riêng của Trung Quốc; Do và Phan (2026b) làm mốc nền bậc ba 2012.</w:t>
       </w:r>
     </w:p>
     <w:p>
@@ -12436,7 +12436,7 @@
         <w:t xml:space="preserve">Tier-1+2</w:t>
       </w:r>
       <w:r>
-        <w:t xml:space="preserve">, z-std của trung bình(c22b₀₁, k33₀₁, k38₀₁); khác P3 ở chỗ bao gồm thanh toán điện tử hai chiều (Tier-2)</w:t>
+        <w:t xml:space="preserve">, z-std của trung bình(c22b₀₁, k33₀₁, k38₀₁); khác phân tích Việt Nam ở chỗ bao gồm thanh toán điện tử hai chiều (Tier-2)</w:t>
       </w:r>
     </w:p>
     <w:p>
@@ -12481,7 +12481,7 @@
         <w:t xml:space="preserve">SoHuuNN_i</w:t>
       </w:r>
       <w:r>
-        <w:t xml:space="preserve">: biến kiểm soát tương tự P3</w:t>
+        <w:t xml:space="preserve">: biến kiểm soát tương tự phân tích Việt Nam</w:t>
       </w:r>
     </w:p>
     <w:p>
@@ -14038,7 +14038,7 @@
         <w:t xml:space="preserve"> </w:t>
       </w:r>
       <w:r>
-        <w:t xml:space="preserve">= TCI_full_z_it: năng lực công nghệ toàn diện, z-std của TB(b8₀₁, e6₀₁, b4₀₁, b7a₀₁); mở rộng hơn P3</w:t>
+        <w:t xml:space="preserve">= TCI_full_z_it: năng lực công nghệ toàn diện, z-std của TB(b8₀₁, e6₀₁, b4₀₁, b7a₀₁); mở rộng hơn phân tích Việt Nam</w:t>
       </w:r>
     </w:p>
     <w:p>
@@ -15838,7 +15838,7 @@
           <w:iCs/>
           <w:i/>
         </w:rPr>
-        <w:t xml:space="preserve">Ghi chú: 217 doanh nghiệp xuất hiện cả hai sóng (nhóm lõi xuất hiện hai sóng) tạo thêm nhận dạng biến thiên trong mẫu, trong khi sai số chuẩn gom cụm theo idstd xử lý tương quan nội nhóm. DAI Trung Quốc chỉ là Tier-1 đơn biến, không đủ để kiểm định CDCM; hàm ý chính sách và lý thuyết khác với P4 Singapore (Tier-1+2).</w:t>
+        <w:t xml:space="preserve">Ghi chú: 217 doanh nghiệp xuất hiện cả hai sóng (nhóm lõi xuất hiện hai sóng) tạo thêm nhận dạng biến thiên trong mẫu, trong khi sai số chuẩn gom cụm theo idstd xử lý tương quan nội nhóm. DAI Trung Quốc chỉ là Tier-1 đơn biến, không đủ để kiểm định CDCM; hàm ý chính sách và lý thuyết khác với phân tích Singapore (Tier-1+2).</w:t>
       </w:r>
     </w:p>
     <w:p>
@@ -19057,7 +19057,7 @@
         <w:t xml:space="preserve"> </w:t>
       </w:r>
       <w:r>
-        <w:t xml:space="preserve">(full three-way, kiểm định H7-P7):</w:t>
+        <w:t xml:space="preserve">(full three-way, kiểm định H7-phân tích đa quốc gia):</w:t>
       </w:r>
     </w:p>
     <w:p>
@@ -20731,7 +20731,7 @@
           <w:iCs/>
           <w:i/>
         </w:rPr>
-        <w:t xml:space="preserve">Ghi chú: Mẫu phân tích giảm dần từ N = 82.302 (M2), 36.772 (M3, thêm kiểm soát), 28.500 (M11, thêm nhà quản trị + ICRV + tương tác ba chiều). DAI P7 là Tier 1+2 khi k33 có mặt, chỉ Tier-1 khi thiếu, khác với P3 Việt Nam (chỉ Tier-1) và đồng nhất với P4 Singapore (Tier-1+2). ICRV là biến điều tiết liên tục (số nguyên), không phải biến giả, nhằm giữ N đủ lớn trong M10-M11.</w:t>
+        <w:t xml:space="preserve">Ghi chú: Mẫu phân tích giảm dần từ N = 82.302 (M2), 36.772 (M3, thêm kiểm soát), 28.500 (M11, thêm nhà quản trị + ICRV + tương tác ba chiều). DAI phân tích đa quốc gia là Tier 1+2 khi k33 có mặt, chỉ Tier-1 khi thiếu, khác với phân tích Việt Nam (chỉ Tier-1) và đồng nhất với phân tích Singapore (Tier-1+2). ICRV là biến điều tiết liên tục (số nguyên), không phải biến giả, nhằm giữ N đủ lớn trong M10-M11.</w:t>
       </w:r>
     </w:p>
     <w:p>
@@ -20841,7 +20841,7 @@
         <w:t xml:space="preserve"> </w:t>
       </w:r>
       <w:r>
-        <w:t xml:space="preserve">tại Nhóm VI, trái ngược với hình chữ U ngược được quan sát ở P3-P7. Lind-Mehlum U-test không bác bỏ đơn điệu (p &gt;,10), xác nhận không có điểm quay.</w:t>
+        <w:t xml:space="preserve">tại Nhóm VI, trái ngược với hình chữ U ngược được quan sát ở phân tích Việt Nam-phân tích đa quốc gia. Lind-Mehlum U-test không bác bỏ đơn điệu (p &gt;,10), xác nhận không có điểm quay.</w:t>
       </w:r>
     </w:p>
     <w:p>
@@ -21512,7 +21512,7 @@
           <w:bCs/>
           <w:b/>
         </w:rPr>
-        <w:t xml:space="preserve">Chuỗi mô hình M0-M3 (P8):</w:t>
+        <w:t xml:space="preserve">Chuỗi mô hình M0-M3 (SIDS):</w:t>
       </w:r>
     </w:p>
     <w:p>
@@ -24469,7 +24469,7 @@
               <w:jc w:val="left"/>
             </w:pPr>
             <w:r>
-              <w:t xml:space="preserve">Lu &amp; Beamish (2004); Hitt et al. (1997); Do &amp; Phan (2026g)</w:t>
+              <w:t xml:space="preserve">Lu &amp; Beamish (2004); Hitt et al. (1997); Do &amp; Phan (2026b)</w:t>
             </w:r>
           </w:p>
         </w:tc>
@@ -24621,7 +24621,7 @@
               <w:jc w:val="left"/>
             </w:pPr>
             <w:r>
-              <w:t xml:space="preserve">Wu et al. (2022); Xiao et al. (2013); Do &amp; Phan (2026g)</w:t>
+              <w:t xml:space="preserve">Wu et al. (2022); Xiao et al. (2013); Do &amp; Phan (2026b)</w:t>
             </w:r>
           </w:p>
         </w:tc>
@@ -24764,15 +24764,15 @@
         <w:pStyle w:val="FirstParagraph"/>
       </w:pPr>
       <w:r>
-        <w:t xml:space="preserve">Chương 4 trình bày toàn bộ kết quả thực nghiệm của luận án theo một mạch logic thống nhất, đi từ bức tranh mô tả tổng thể đến bằng chứng tổng hợp ở cấp phân tích đa nghiên cứu, rồi đến các bằng chứng định lượng theo từng bối cảnh quốc gia, sau cùng là kiểm định trên toàn mẫu đa quốc gia và trường hợp biên. Cách tổ chức này phản ánh thiết kế nghiên cứu nhiều thành phần của luận án, trong đó mỗi nghiên cứu thành phần (ký hiệu P3 đến P8) đảm nhận một lát cắt riêng của cùng một câu hỏi trung tâm: quốc tế hóa cải thiện hay làm xấu đi hiệu quả hoạt động của doanh nghiệp, và điều kiện nào quyết định chiều hướng đó.</w:t>
-      </w:r>
-    </w:p>
-    <w:p>
-      <w:pPr>
-        <w:pStyle w:val="BodyText"/>
-      </w:pPr>
-      <w:r>
-        <w:t xml:space="preserve">Chương được cấu trúc thành bảy phần. Mục 4.1 dựng bức tranh mô tả về phân tán năng suất và đặc điểm quốc tế hóa trên nhóm dữ liệu gộp (pool), phân theo nhóm con của Biến thiên chế độ bối cảnh thể chế (Institutional Context Regime Variation — ICRV). Mục 4.2 trình bày kết quả phân tích tổng hợp ba tầng (P6), gồm hiệu ứng gộp, cấu trúc dị biệt, điều tiết theo chế độ thể chế và sai lệch xuất bản. Mục 4.3 trình bày kiểm định đa quốc gia trên 45 nền kinh tế (P7), gồm đường cong U ngược, điểm uốn tối ưu, dải biến thiên theo ICRV và tương tác giữa năng lực số với thể chế. Mục 4.4 trình bày ba nghiên cứu đơn quốc gia tại Việt Nam (P3), Singapore (P4) và Trung Quốc (P5). Mục 4.5 trình bày trường hợp biên là các nền kinh tế đảo nhỏ đang phát triển ở Thái Bình Dương (P8). Mục 4.6 tổng hợp và thảo luận các phát hiện liên thông giữa các nghiên cứu thành phần. Mục 4.7 trình bày các kiểm định độ vững.</w:t>
+        <w:t xml:space="preserve">Chương 4 trình bày toàn bộ kết quả thực nghiệm của luận án theo một mạch logic thống nhất, đi từ bức tranh mô tả tổng thể đến bằng chứng tổng hợp ở cấp phân tích đa nghiên cứu, rồi đến các bằng chứng định lượng theo từng bối cảnh quốc gia, sau cùng là kiểm định trên toàn mẫu đa quốc gia và trường hợp biên. Cách tổ chức này phản ánh thiết kế nghiên cứu nhiều thành phần của luận án, trong đó mỗi nghiên cứu thành phần (ký hiệu phân tích Việt Nam đến phân tích SIDS Thái Bình Dương) đảm nhận một lát cắt riêng của cùng một câu hỏi trung tâm: quốc tế hóa cải thiện hay làm xấu đi hiệu quả hoạt động của doanh nghiệp, và điều kiện nào quyết định chiều hướng đó.</w:t>
+      </w:r>
+    </w:p>
+    <w:p>
+      <w:pPr>
+        <w:pStyle w:val="BodyText"/>
+      </w:pPr>
+      <w:r>
+        <w:t xml:space="preserve">Chương được cấu trúc thành bảy phần. Mục 4.1 dựng bức tranh mô tả về phân tán năng suất và đặc điểm quốc tế hóa trên nhóm dữ liệu gộp (pool), phân theo nhóm con của Biến thiên chế độ bối cảnh thể chế (Institutional Context Regime Variation — ICRV). Mục 4.2 trình bày kết quả phân tích tổng hợp ba tầng (phân tích tổng hợp), gồm hiệu ứng gộp, cấu trúc dị biệt, điều tiết theo chế độ thể chế và sai lệch xuất bản. Mục 4.3 trình bày kiểm định đa quốc gia trên 45 nền kinh tế (phân tích đa quốc gia 45 nền kinh tế), gồm đường cong U ngược, điểm uốn tối ưu, dải biến thiên theo ICRV và tương tác giữa năng lực số với thể chế. Mục 4.4 trình bày ba nghiên cứu đơn quốc gia tại Việt Nam (Việt Nam), Singapore (Singapore) và Trung Quốc (Trung Quốc). Mục 4.5 trình bày trường hợp biên là các nền kinh tế đảo nhỏ đang phát triển ở Thái Bình Dương (SIDS). Mục 4.6 tổng hợp và thảo luận các phát hiện liên thông giữa các nghiên cứu thành phần. Mục 4.7 trình bày các kiểm định độ vững.</w:t>
       </w:r>
     </w:p>
     <w:p>
@@ -24793,7 +24793,7 @@
         <w:t xml:space="preserve">bản đồ địa hình xuất khẩu chiến lược (strategic export topography)</w:t>
       </w:r>
       <w:r>
-        <w:t xml:space="preserve">, trên đó chế độ thể chế ICRV vận hành như một bộ lọc chi phí giao dịch định vị nơi quan hệ I-P đạt đỉnh hay đảo chiều. Bốn phát hiện nổi bật neo giữ mạch lập luận đó và được nêu lên ngay từ đầu thay vì để ẩn trong các tiểu mục. Thứ nhất, hiệu chỉnh thiên lệch công bố ở P6 kéo hiệu ứng gộp từ</w:t>
+        <w:t xml:space="preserve">, trên đó chế độ thể chế ICRV vận hành như một bộ lọc chi phí giao dịch định vị nơi quan hệ I-P đạt đỉnh hay đảo chiều. Bốn phát hiện nổi bật neo giữ mạch lập luận đó và được nêu lên ngay từ đầu thay vì để ẩn trong các tiểu mục. Thứ nhất, hiệu chỉnh thiên lệch công bố ở phân tích tổng hợp kéo hiệu ứng gộp từ</w:t>
       </w:r>
       <w:r>
         <w:t xml:space="preserve"> </w:t>
@@ -24873,7 +24873,7 @@
         <w:t xml:space="preserve"> </w:t>
       </w:r>
       <w:r>
-        <w:t xml:space="preserve">— hàm ý rằng phần lớn bằng chứng I-P tích lũy suốt bốn thập kỷ có thể đã bị thổi phồng (một ước lượng trim-and-fill, được trình bày kèm rào đón phương pháp ở Mục 4.2.4). Thứ hai, bằng chứng đa quốc gia (P7) cho thấy chế độ thể chế ICRV không dịch chuyển điểm uốn một cách đơn điệu mà</w:t>
+        <w:t xml:space="preserve">— hàm ý rằng phần lớn bằng chứng I-P tích lũy suốt bốn thập kỷ có thể đã bị thổi phồng (một ước lượng trim-and-fill, được trình bày kèm rào đón phương pháp ở Mục 4.2.4). Thứ hai, bằng chứng đa quốc gia (phân tích đa quốc gia 45 nền kinh tế) cho thấy chế độ thể chế ICRV không dịch chuyển điểm uốn một cách đơn điệu mà</w:t>
       </w:r>
       <w:r>
         <w:t xml:space="preserve"> </w:t>
@@ -24889,7 +24889,7 @@
         <w:t xml:space="preserve"> </w:t>
       </w:r>
       <w:r>
-        <w:t xml:space="preserve">— độ cong sâu dần khi chất lượng thể chế suy giảm — chính cơ chế địa hình của luận án. Thứ ba, tại các quốc đảo nhỏ Thái Bình Dương (P8), quan hệ I-P sụp thành âm đơn điệu, tức</w:t>
+        <w:t xml:space="preserve">— độ cong sâu dần khi chất lượng thể chế suy giảm — chính cơ chế địa hình của luận án. Thứ ba, tại các quốc đảo nhỏ Thái Bình Dương (SIDS), quan hệ I-P sụp thành âm đơn điệu, tức</w:t>
       </w:r>
       <w:r>
         <w:t xml:space="preserve"> </w:t>
@@ -24902,7 +24902,7 @@
         <w:t xml:space="preserve">gánh nặng quốc tế hóa bắt buộc (FIP)</w:t>
       </w:r>
       <w:r>
-        <w:t xml:space="preserve">, một đóng góp lý thuyết được định danh lần đầu. Thứ tư, tại Việt Nam (P3), đường cong U ngược về bản chất là một</w:t>
+        <w:t xml:space="preserve">, một đóng góp lý thuyết được định danh lần đầu. Thứ tư, tại Việt Nam (Việt Nam), đường cong U ngược về bản chất là một</w:t>
       </w:r>
       <w:r>
         <w:t xml:space="preserve"> </w:t>
@@ -24918,7 +24918,7 @@
         <w:t xml:space="preserve"> </w:t>
       </w:r>
       <w:r>
-        <w:t xml:space="preserve">tại biên tham gia chứ không phải bão hòa cường độ liên tục. Trung Quốc (P5) bổ sung một</w:t>
+        <w:t xml:space="preserve">tại biên tham gia chứ không phải bão hòa cường độ liên tục. Trung Quốc (Trung Quốc) bổ sung một</w:t>
       </w:r>
       <w:r>
         <w:t xml:space="preserve"> </w:t>
@@ -24934,7 +24934,7 @@
         <w:t xml:space="preserve"> </w:t>
       </w:r>
       <w:r>
-        <w:t xml:space="preserve">ở ngưỡng ~48% bền vững qua một thập kỷ biến động vĩ mô, còn Singapore (P4) đánh dấu đỉnh</w:t>
+        <w:t xml:space="preserve">ở ngưỡng ~48% bền vững qua một thập kỷ biến động vĩ mô, còn Singapore (Singapore) đánh dấu đỉnh</w:t>
       </w:r>
       <w:r>
         <w:t xml:space="preserve"> </w:t>
@@ -26307,13 +26307,13 @@
     </w:p>
     <w:bookmarkEnd w:id="110"/>
     <w:bookmarkEnd w:id="111"/>
-    <w:bookmarkStart w:id="116" w:name="kết-quả-phân-tích-tổng-hợp-ba-tầng-p6"/>
+    <w:bookmarkStart w:id="116" w:name="Xcac9e8aa89b90d2d4c5a3d7a7353386e79eb48b"/>
     <w:p>
       <w:pPr>
         <w:pStyle w:val="Heading2"/>
       </w:pPr>
       <w:r>
-        <w:t xml:space="preserve">4.2 Kết quả phân tích tổng hợp ba tầng (P6)</w:t>
+        <w:t xml:space="preserve">4.2 Kết quả phân tích tổng hợp ba tầng (phân tích tổng hợp)</w:t>
       </w:r>
     </w:p>
     <w:bookmarkStart w:id="112" w:name="hiệu-ứng-gộp"/>
@@ -26546,7 +26546,7 @@
         <w:pStyle w:val="BodyText"/>
       </w:pPr>
       <w:r>
-        <w:t xml:space="preserve">Kết quả P6 hoàn toàn nhất quán với mức tham chiếu từ phân tích tổng hợp đã công bố tại hội nghị ICBEF của Đỗ và Phan (2024), vốn có</w:t>
+        <w:t xml:space="preserve">Kết quả phân tích tổng hợp hoàn toàn nhất quán với mức tham chiếu từ phân tích tổng hợp đã công bố tại hội nghị ICBEF của Đỗ và Phan (2024), vốn có</w:t>
       </w:r>
       <w:r>
         <w:t xml:space="preserve"> </w:t>
@@ -27254,7 +27254,7 @@
           <w:iCs/>
           <w:i/>
         </w:rPr>
-        <w:t xml:space="preserve">Nguồn: P6 (Đỗ &amp; Phan, 2026, bản thảo đang chuẩn bị).</w:t>
+        <w:t xml:space="preserve">Nguồn: phân tích tổng hợp (Đỗ &amp; Phan, 2026, bản thảo đang chuẩn bị).</w:t>
       </w:r>
     </w:p>
     <w:p>
@@ -27947,7 +27947,7 @@
           <w:iCs/>
           <w:i/>
         </w:rPr>
-        <w:t xml:space="preserve">Nguồn: P6 (Đỗ &amp; Phan, 2026, bản thảo đang chuẩn bị).</w:t>
+        <w:t xml:space="preserve">Nguồn: phân tích tổng hợp (Đỗ &amp; Phan, 2026, bản thảo đang chuẩn bị).</w:t>
       </w:r>
     </w:p>
     <w:p>
@@ -28190,15 +28190,15 @@
         </m:r>
       </m:oMath>
       <w:r>
-        <w:t xml:space="preserve">), ô duy nhất có khoảng tin cậy không giao với hiệu ứng gộp. Tuy nhiên ô này chỉ dựa trên ba mức độ ảnh hưởng, trong đó có một giá trị ngoại lai, nên còn mong manh về mặt thống kê. Phát hiện vững chắc của P6 do đó là sự khác biệt giữa nghiên cứu đơn quốc gia với nghiên cứu đa quốc gia, chứ chưa phải một dải biến thiên đơn điệu theo chất lượng thể chế. Dải biến thiên định hướng này sau đó được xác nhận độc lập bằng dữ liệu sơ cấp trong P7 (Mục 4.3).</w:t>
-      </w:r>
-    </w:p>
-    <w:p>
-      <w:pPr>
-        <w:pStyle w:val="BodyText"/>
-      </w:pPr>
-      <w:r>
-        <w:t xml:space="preserve">Bên cạnh ICRV, P6 còn kiểm định điều tiết theo mức chấp nhận số quốc gia (cDAI) và theo giai đoạn vòng đời nghịch lý số (DPL). Cả hai đều không đạt ý nghĩa thống kê:</w:t>
+        <w:t xml:space="preserve">), ô duy nhất có khoảng tin cậy không giao với hiệu ứng gộp. Tuy nhiên ô này chỉ dựa trên ba mức độ ảnh hưởng, trong đó có một giá trị ngoại lai, nên còn mong manh về mặt thống kê. Phát hiện vững chắc của phân tích tổng hợp do đó là sự khác biệt giữa nghiên cứu đơn quốc gia với nghiên cứu đa quốc gia, chứ chưa phải một dải biến thiên đơn điệu theo chất lượng thể chế. Dải biến thiên định hướng này sau đó được xác nhận độc lập bằng dữ liệu sơ cấp trong phân tích đa quốc gia (Mục 4.3).</w:t>
+      </w:r>
+    </w:p>
+    <w:p>
+      <w:pPr>
+        <w:pStyle w:val="BodyText"/>
+      </w:pPr>
+      <w:r>
+        <w:t xml:space="preserve">Bên cạnh ICRV, phân tích tổng hợp còn kiểm định điều tiết theo mức chấp nhận số quốc gia (cDAI) và theo giai đoạn vòng đời nghịch lý số (DPL). Cả hai đều không đạt ý nghĩa thống kê:</w:t>
       </w:r>
       <w:r>
         <w:t xml:space="preserve"> </w:t>
@@ -28426,7 +28426,7 @@
         </m:r>
       </m:oMath>
       <w:r>
-        <w:t xml:space="preserve">, đồng thời để ngỏ việc kiểm định vai trò số ở cấp doanh nghiệp cho P7.</w:t>
+        <w:t xml:space="preserve">, đồng thời để ngỏ việc kiểm định vai trò số ở cấp doanh nghiệp cho phân tích đa quốc gia.</w:t>
       </w:r>
     </w:p>
     <w:bookmarkEnd w:id="114"/>
@@ -28956,13 +28956,13 @@
     </w:p>
     <w:bookmarkEnd w:id="115"/>
     <w:bookmarkEnd w:id="116"/>
-    <w:bookmarkStart w:id="121" w:name="X6f5be0f1b8d9b19c66e3e5d543582515ce584a9"/>
+    <w:bookmarkStart w:id="121" w:name="X2211c9df96706adf979c72912d0dfbc1dae7ce1"/>
     <w:p>
       <w:pPr>
         <w:pStyle w:val="Heading2"/>
       </w:pPr>
       <w:r>
-        <w:t xml:space="preserve">4.3 Kết quả đa quốc gia trên 45 nền kinh tế (P7)</w:t>
+        <w:t xml:space="preserve">4.3 Kết quả đa quốc gia trên 45 nền kinh tế (phân tích đa quốc gia 45 nền kinh tế)</w:t>
       </w:r>
     </w:p>
     <w:bookmarkStart w:id="117" w:name="mẫu-và-đường-cong-u-ngược"/>
@@ -28979,7 +28979,7 @@
         <w:pStyle w:val="FirstParagraph"/>
       </w:pPr>
       <w:r>
-        <w:t xml:space="preserve">Phân tích P7 là kiểm định quy mô lớn nhất của luận án, kết hợp toàn bộ các bối cảnh ICRV trong khu vực châu Á và Thái Bình Dương, trải dài 45 nền kinh tế và 98 đợt khảo sát quốc gia–năm. FSTS trung bình trên toàn mẫu xấp xỉ 10% (trung vị</w:t>
+        <w:t xml:space="preserve">Phân tích phân tích đa quốc gia là kiểm định quy mô lớn nhất của luận án, kết hợp toàn bộ các bối cảnh ICRV trong khu vực châu Á và Thái Bình Dương, trải dài 45 nền kinh tế và 98 đợt khảo sát quốc gia–năm. FSTS trung bình trên toàn mẫu xấp xỉ 10% (trung vị</w:t>
       </w:r>
       <w:r>
         <w:t xml:space="preserve"> </w:t>
@@ -29561,7 +29561,7 @@
         <w:pStyle w:val="FirstParagraph"/>
       </w:pPr>
       <w:r>
-        <w:t xml:space="preserve">Kết quả quan trọng nhất của P7 là xác nhận vai trò điều tiết của ICRV đối với hình dạng đường cong I-P. Mô hình M10 cho hiệu ứng chính của nhóm ICRV (</w:t>
+        <w:t xml:space="preserve">Kết quả quan trọng nhất của phân tích đa quốc gia là xác nhận vai trò điều tiết của ICRV đối với hình dạng đường cong I-P. Mô hình M10 cho hiệu ứng chính của nhóm ICRV (</w:t>
       </w:r>
       <m:oMath>
         <m:r>
@@ -29800,7 +29800,7 @@
         <w:pStyle w:val="BodyText"/>
       </w:pPr>
       <w:r>
-        <w:t xml:space="preserve">Kiểm định điều tiết tổng thể về ICRV trong P7 nhất quán với kết quả phân tích tổng hợp ở P6 (</w:t>
+        <w:t xml:space="preserve">Kiểm định điều tiết tổng thể về ICRV trong phân tích đa quốc gia nhất quán với kết quả phân tích tổng hợp ở phân tích tổng hợp (</w:t>
       </w:r>
       <m:oMath>
         <m:sSub>
@@ -30104,7 +30104,7 @@
         </m:r>
       </m:oMath>
       <w:r>
-        <w:t xml:space="preserve">) không đạt ý nghĩa trong mẫu 45 nền kinh tế đa dạng thể chế. Do đó H2 được xác nhận một phần: TCI là yếu tố nâng mặt bằng năng suất nhất quán, nhưng vai trò uốn hình dạng đường cong I-P chỉ xuất hiện ở một bối cảnh quốc gia cụ thể là Việt Nam (P3), chứ không phổ quát trên toàn mẫu.</w:t>
+        <w:t xml:space="preserve">) không đạt ý nghĩa trong mẫu 45 nền kinh tế đa dạng thể chế. Do đó H2 được xác nhận một phần: TCI là yếu tố nâng mặt bằng năng suất nhất quán, nhưng vai trò uốn hình dạng đường cong I-P chỉ xuất hiện ở một bối cảnh quốc gia cụ thể là Việt Nam (Việt Nam), chứ không phổ quát trên toàn mẫu.</w:t>
       </w:r>
     </w:p>
     <w:p>
@@ -31041,7 +31041,7 @@
         </m:r>
       </m:oMath>
       <w:r>
-        <w:t xml:space="preserve">); do đó không cấu thành bằng chứng điều tiết trọng tâm. Việc kiểm soát chất lượng quản trị theo lý thuyết Bậc trên khóa chặt thiên lệch nội sinh và bảo vệ tính nhân quả thuần khiết của tương tác Thể chế × Công nghệ; ký hiệu H4 được giữ nguyên để tương thích với các bản thảo đồng hành (P3/P4/P5).</w:t>
+        <w:t xml:space="preserve">); do đó không cấu thành bằng chứng điều tiết trọng tâm. Việc kiểm soát chất lượng quản trị theo lý thuyết Bậc trên khóa chặt thiên lệch nội sinh và bảo vệ tính nhân quả thuần khiết của tương tác Thể chế × Công nghệ; ký hiệu H4 được giữ nguyên để tương thích với các bản thảo đồng hành (phân tích Việt Nam, Singapore và Trung Quốc).</w:t>
       </w:r>
     </w:p>
     <w:p>
@@ -31070,13 +31070,13 @@
         <w:t xml:space="preserve">Ba nghiên cứu đơn quốc gia định vị quan hệ I-P tại ba vị trí khác nhau trên thang ICRV: Việt Nam ở chế độ chuyển đổi thu nhập trung bình thấp (Nhóm IV), Singapore ở chế độ tiên tiến dẫn dắt bằng đổi mới (Nhóm I), và Trung Quốc ở chế độ thu nhập trung bình cao (Nhóm III). Ba bối cảnh này cho phép quan sát điểm uốn ở ba địa điểm thể chế khác nhau dọc theo dải biến thiên ICRV.</w:t>
       </w:r>
     </w:p>
-    <w:bookmarkStart w:id="122" w:name="X99204bd26b33b3635a1582f0b1baf6491f854d8"/>
+    <w:bookmarkStart w:id="122" w:name="Xd1fdf9d502a8eb8209d45ed783d8cb9f5b9de06"/>
     <w:p>
       <w:pPr>
         <w:pStyle w:val="Heading3"/>
       </w:pPr>
       <w:r>
-        <w:t xml:space="preserve">4.4.1 Việt Nam, chế độ chuyển đổi thu nhập trung bình thấp (P3)</w:t>
+        <w:t xml:space="preserve">4.4.1 Việt Nam, chế độ chuyển đổi thu nhập trung bình thấp (Việt Nam)</w:t>
       </w:r>
     </w:p>
     <w:p>
@@ -31451,7 +31451,7 @@
           <w:iCs/>
           <w:i/>
         </w:rPr>
-        <w:t xml:space="preserve">Điểm uốn theo đợt khảo sát, Việt Nam (P3).</w:t>
+        <w:t xml:space="preserve">Điểm uốn theo đợt khảo sát, Việt Nam (Việt Nam).</w:t>
       </w:r>
     </w:p>
     <w:tbl>
@@ -31737,7 +31737,7 @@
           <w:iCs/>
           <w:i/>
         </w:rPr>
-        <w:t xml:space="preserve">Nguồn: P3 (Đỗ &amp; Phan, 2026, bản thảo đang chuẩn bị).</w:t>
+        <w:t xml:space="preserve">Nguồn: phân tích Việt Nam (Đỗ &amp; Phan, 2026, bản thảo đang chuẩn bị).</w:t>
       </w:r>
     </w:p>
     <w:p>
@@ -32482,13 +32482,13 @@
       </w:r>
     </w:p>
     <w:bookmarkEnd w:id="122"/>
-    <w:bookmarkStart w:id="123" w:name="X77fe79f54a815e9fe228f8199088b8b8da9a0fd"/>
+    <w:bookmarkStart w:id="123" w:name="X943afc790378767429c95208a740b7351ee91c6"/>
     <w:p>
       <w:pPr>
         <w:pStyle w:val="Heading3"/>
       </w:pPr>
       <w:r>
-        <w:t xml:space="preserve">4.4.2 Singapore, chế độ tiên tiến dẫn dắt bằng đổi mới (P4)</w:t>
+        <w:t xml:space="preserve">4.4.2 Singapore, chế độ tiên tiến dẫn dắt bằng đổi mới (Singapore)</w:t>
       </w:r>
     </w:p>
     <w:p>
@@ -33484,13 +33484,13 @@
       </w:r>
     </w:p>
     <w:bookmarkEnd w:id="123"/>
-    <w:bookmarkStart w:id="124" w:name="X094867e60102c653977cadad8305ff5eec43eb7"/>
+    <w:bookmarkStart w:id="124" w:name="Xd59d6dbd5461be81fa596227abdb97f457a92c7"/>
     <w:p>
       <w:pPr>
         <w:pStyle w:val="Heading3"/>
       </w:pPr>
       <w:r>
-        <w:t xml:space="preserve">4.4.3 Trung Quốc, chế độ thu nhập trung bình cao (P5)</w:t>
+        <w:t xml:space="preserve">4.4.3 Trung Quốc, chế độ thu nhập trung bình cao (Trung Quốc)</w:t>
       </w:r>
     </w:p>
     <w:p>
@@ -34647,13 +34647,13 @@
     </w:p>
     <w:bookmarkEnd w:id="124"/>
     <w:bookmarkEnd w:id="125"/>
-    <w:bookmarkStart w:id="129" w:name="X681a101b47d297343834fb947976dcfbb5a96b7"/>
+    <w:bookmarkStart w:id="129" w:name="X7dc1f4b6942ab8cbfe81c82f5ce732ad4c75229"/>
     <w:p>
       <w:pPr>
         <w:pStyle w:val="Heading2"/>
       </w:pPr>
       <w:r>
-        <w:t xml:space="preserve">4.5 Trường hợp biên: quốc đảo nhỏ đang phát triển Thái Bình Dương (P8)</w:t>
+        <w:t xml:space="preserve">4.5 Trường hợp biên: quốc đảo nhỏ đang phát triển Thái Bình Dương (SIDS)</w:t>
       </w:r>
     </w:p>
     <w:bookmarkStart w:id="126" w:name="đặc-điểm-mẫu-sids"/>
@@ -34670,7 +34670,7 @@
         <w:pStyle w:val="FirstParagraph"/>
       </w:pPr>
       <w:r>
-        <w:t xml:space="preserve">Phân tích P8 tập trung vào chín nền kinh tế Quốc đảo nhỏ đang phát triển (Small Islands Developing States — SIDS) Thái Bình Dương (Nhóm VI) với tổng</w:t>
+        <w:t xml:space="preserve">Phân tích phân tích SIDS Thái Bình Dương tập trung vào chín nền kinh tế Quốc đảo nhỏ đang phát triển (Small Islands Developing States — SIDS) Thái Bình Dương (Nhóm VI) với tổng</w:t>
       </w:r>
       <w:r>
         <w:t xml:space="preserve"> </w:t>
@@ -35835,7 +35835,7 @@
         <w:pStyle w:val="FirstParagraph"/>
       </w:pPr>
       <w:r>
-        <w:t xml:space="preserve">Tổng hợp bằng chứng từ phân tích tổng hợp (P6) và toàn mẫu sơ cấp (P7), cùng ba nghiên cứu đơn quốc gia, dẫn đến luận điểm trung tâm: hình dạng của quan hệ I-P mang tính phổ quát, nhưng độ cong và vị trí điểm tối ưu của nó phụ thuộc vào bối cảnh thể chế. Đường cong U ngược tồn tại nhất quán qua các bối cảnh có thể chế đủ mạnh, nhưng độ cong của nó không phải là một tham số cấu trúc cố định. Chế độ thể chế chi phối</w:t>
+        <w:t xml:space="preserve">Tổng hợp bằng chứng từ phân tích tổng hợp (phân tích tổng hợp) và toàn mẫu sơ cấp (phân tích đa quốc gia 45 nền kinh tế), cùng ba nghiên cứu đơn quốc gia, dẫn đến luận điểm trung tâm: hình dạng của quan hệ I-P mang tính phổ quát, nhưng độ cong và vị trí điểm tối ưu của nó phụ thuộc vào bối cảnh thể chế. Đường cong U ngược tồn tại nhất quán qua các bối cảnh có thể chế đủ mạnh, nhưng độ cong của nó không phải là một tham số cấu trúc cố định. Chế độ thể chế chi phối</w:t>
       </w:r>
       <w:r>
         <w:t xml:space="preserve"> </w:t>
@@ -35859,7 +35859,7 @@
         <w:pStyle w:val="BodyText"/>
       </w:pPr>
       <w:r>
-        <w:t xml:space="preserve">Bằng chứng định lượng về tính phụ thuộc bối cảnh này khá rõ ràng. Trên ba nghiên cứu đơn quốc gia, điểm uốn đi từ khoảng 82% FSTS tại Singapore (Nhóm I, tiên tiến đổi mới) xuống khoảng 48,78% tại Trung Quốc (Nhóm III, thu nhập trung bình cao) rồi xuống 39,7% tại Việt Nam (Nhóm IV, chuyển đổi thu nhập trung bình thấp). Trong toàn mẫu P7, điểm uốn theo nhóm là không đồng nhất (dao động trong dải khoảng 16–50% FSTS), cụm quanh ~40% và</w:t>
+        <w:t xml:space="preserve">Bằng chứng định lượng về tính phụ thuộc bối cảnh này khá rõ ràng. Trên ba nghiên cứu đơn quốc gia, điểm uốn đi từ khoảng 82% FSTS tại Singapore (Nhóm I, tiên tiến đổi mới) xuống khoảng 48,78% tại Trung Quốc (Nhóm III, thu nhập trung bình cao) rồi xuống 39,7% tại Việt Nam (Nhóm IV, chuyển đổi thu nhập trung bình thấp). Trong toàn mẫu đa quốc gia, điểm uốn theo nhóm là không đồng nhất (dao động trong dải khoảng 16–50% FSTS), cụm quanh ~40% và</w:t>
       </w:r>
       <w:r>
         <w:t xml:space="preserve"> </w:t>
@@ -35909,15 +35909,15 @@
         <w:pStyle w:val="FirstParagraph"/>
       </w:pPr>
       <w:r>
-        <w:t xml:space="preserve">Sự phân biệt giữa TCI và DAI là một phát hiện liên thông quan trọng. TCI hoạt động như một năng lực nền tảng phổ quát: hiệu ứng nâng mặt bằng năng suất dương tại tất cả các mẫu, gồm Việt Nam, Trung Quốc và toàn mẫu P7 với mức tăng khoảng 41% trên mỗi đơn vị độ lệch chuẩn. Vai trò uốn đường cong của TCI lại đặc thù theo bối cảnh, chỉ rõ nét tại Việt Nam, phản ánh việc TCI là nguồn lực có giá trị, hiếm, khó sao chép, đồng thời hun đúc năng lực hấp thụ giúp doanh nghiệp học hỏi tốt hơn trong quá trình quốc tế hóa.</w:t>
-      </w:r>
-    </w:p>
-    <w:p>
-      <w:pPr>
-        <w:pStyle w:val="BodyText"/>
-      </w:pPr>
-      <w:r>
-        <w:t xml:space="preserve">DAI cho một khuôn mẫu khác biệt và mang tính tình huống. Trên toàn mẫu P7, DAI có hiệu ứng nâng mặt bằng phổ quát (</w:t>
+        <w:t xml:space="preserve">Sự phân biệt giữa TCI và DAI là một phát hiện liên thông quan trọng. TCI hoạt động như một năng lực nền tảng phổ quát: hiệu ứng nâng mặt bằng năng suất dương tại tất cả các mẫu, gồm Việt Nam, Trung Quốc và toàn mẫu đa quốc gia với mức tăng khoảng 41% trên mỗi đơn vị độ lệch chuẩn. Vai trò uốn đường cong của TCI lại đặc thù theo bối cảnh, chỉ rõ nét tại Việt Nam, phản ánh việc TCI là nguồn lực có giá trị, hiếm, khó sao chép, đồng thời hun đúc năng lực hấp thụ giúp doanh nghiệp học hỏi tốt hơn trong quá trình quốc tế hóa.</w:t>
+      </w:r>
+    </w:p>
+    <w:p>
+      <w:pPr>
+        <w:pStyle w:val="BodyText"/>
+      </w:pPr>
+      <w:r>
+        <w:t xml:space="preserve">DAI cho một khuôn mẫu khác biệt và mang tính tình huống. Trên toàn mẫu đa quốc gia, DAI có hiệu ứng nâng mặt bằng phổ quát (</w:t>
       </w:r>
       <m:oMath>
         <m:r>
@@ -36209,7 +36209,7 @@
               <w:jc w:val="left"/>
             </w:pPr>
             <w:r>
-              <w:t xml:space="preserve">Xác nhận tại Trung Quốc, Việt Nam và toàn mẫu P7 (TP</w:t>
+              <w:t xml:space="preserve">Xác nhận tại Trung Quốc, Việt Nam và toàn mẫu đa quốc gia (TP</w:t>
             </w:r>
             <w:r>
               <w:t xml:space="preserve"> </w:t>
@@ -36264,7 +36264,7 @@
               <w:jc w:val="left"/>
             </w:pPr>
             <w:r>
-              <w:t xml:space="preserve">Xác nhận một phần: TCI nâng mặt bằng năng suất ở mọi bối cảnh (+41%/SD trong P7); uốn đường cong xác nhận tại Việt Nam nhưng không có ý nghĩa tại toàn mẫu P7</w:t>
+              <w:t xml:space="preserve">Xác nhận một phần: TCI nâng mặt bằng năng suất ở mọi bối cảnh (+41%/SD trong phân tích đa quốc gia); uốn đường cong xác nhận tại Việt Nam nhưng không có ý nghĩa tại toàn mẫu đa quốc gia</w:t>
             </w:r>
           </w:p>
         </w:tc>
@@ -36334,7 +36334,7 @@
               </m:r>
             </m:oMath>
             <w:r>
-              <w:t xml:space="preserve">) và cả hai tương tác đường cong có ý nghĩa trong P7; DAI×ICRV</w:t>
+              <w:t xml:space="preserve">) và cả hai tương tác đường cong có ý nghĩa trong phân tích đa quốc gia; DAI×ICRV</w:t>
             </w:r>
             <w:r>
               <w:t xml:space="preserve"> </w:t>
@@ -36447,7 +36447,7 @@
               <w:jc w:val="left"/>
             </w:pPr>
             <w:r>
-              <w:t xml:space="preserve">Hiệu ứng mức trong P7: nhà quản trị nữ</w:t>
+              <w:t xml:space="preserve">Hiệu ứng mức trong phân tích đa quốc gia: nhà quản trị nữ</w:t>
             </w:r>
             <w:r>
               <w:t xml:space="preserve"> </w:t>
@@ -36720,7 +36720,7 @@
               </m:r>
             </m:oMath>
             <w:r>
-              <w:t xml:space="preserve">) từ P6 và tương tác M10 từ P7 (FSTS×ICRV</w:t>
+              <w:t xml:space="preserve">) từ phân tích tổng hợp và tương tác M10 từ phân tích đa quốc gia (FSTS×ICRV</w:t>
             </w:r>
             <w:r>
               <w:t xml:space="preserve"> </w:t>
@@ -37122,7 +37122,7 @@
         <w:pStyle w:val="BodyText"/>
       </w:pPr>
       <w:r>
-        <w:t xml:space="preserve">Đối với phân tích tổng hợp P6, hiệu ứng gộp</w:t>
+        <w:t xml:space="preserve">Đối với phân tích tổng hợp phân tích tổng hợp, hiệu ứng gộp</w:t>
       </w:r>
       <w:r>
         <w:t xml:space="preserve"> </w:t>
@@ -37406,7 +37406,7 @@
         <w:pStyle w:val="BodyText"/>
       </w:pPr>
       <w:r>
-        <w:t xml:space="preserve">Đối với toàn mẫu P7, điểm uốn dao động nhất quán trong dải hẹp 34,1–39,5% qua mọi đặc tả M2–M9 và được xác nhận lại trong mô hình đầy đủ M11 (</w:t>
+        <w:t xml:space="preserve">Đối với toàn mẫu đa quốc gia, điểm uốn dao động nhất quán trong dải hẹp 34,1–39,5% qua mọi đặc tả M2–M9 và được xác nhận lại trong mô hình đầy đủ M11 (</w:t>
       </w:r>
       <m:oMath>
         <m:r>
@@ -37489,15 +37489,15 @@
         <w:pStyle w:val="BodyText"/>
       </w:pPr>
       <w:r>
-        <w:t xml:space="preserve">Đối với Trung Quốc P5, đường cong U ngược được bảo toàn khi giới hạn mẫu sản xuất (điểm uốn 48,1% năm 2012 và 46,4% năm 2024), khi dùng năng suất nhân tố tổng hợp (Total Factor Productivity — TFP) ước lượng bằng phương pháp Levinsohn–Petrin làm biến phụ thuộc (điểm uốn 47,9% và 45,7%), và qua hồi quy phân vị tại các phân vị 25, 50 và 75 (điểm uốn 44,8–51,3%). Kiểm định Paternoster vẫn không có ý nghĩa trong tất cả các kiểm tra này, củng cố tính ổn định theo thời gian. Việc thêm hiệu ứng cố định ngành ISIC hai chữ số hay thay đổi quy tắc loại trừ giá trị khuyết đều không làm thay đổi khuôn mẫu chính.</w:t>
-      </w:r>
-    </w:p>
-    <w:p>
-      <w:pPr>
-        <w:pStyle w:val="BodyText"/>
-      </w:pPr>
-      <w:r>
-        <w:t xml:space="preserve">Đối với Singapore P4, dấu dương của tương tác bậc hai DAI được giữ nguyên qua toàn bộ sáu đặc tả độ vững, gồm thước đo DAI mỏng chỉ có trang web, thước đo TCI mỏng, loại bỏ doanh nghiệp siêu nhỏ, chỉ giữ doanh nghiệp vừa và nhỏ, và mẫu chỉ gồm doanh nghiệp xuất khẩu. Một kiểm định hoán đổi hạng mục củng cố ranh giới khái niệm giữa TCI và DAI: khi chuyển chỉ báo trang web từ DAI sang TCI, ý nghĩa liên hợp của khối điều tiết DAI sụp đổ (F giảm từ 4,56 với</w:t>
+        <w:t xml:space="preserve">Đối với Trung Quốc phân tích Trung Quốc, đường cong U ngược được bảo toàn khi giới hạn mẫu sản xuất (điểm uốn 48,1% năm 2012 và 46,4% năm 2024), khi dùng năng suất nhân tố tổng hợp (Total Factor Productivity — TFP) ước lượng bằng phương pháp Levinsohn–Petrin làm biến phụ thuộc (điểm uốn 47,9% và 45,7%), và qua hồi quy phân vị tại các phân vị 25, 50 và 75 (điểm uốn 44,8–51,3%). Kiểm định Paternoster vẫn không có ý nghĩa trong tất cả các kiểm tra này, củng cố tính ổn định theo thời gian. Việc thêm hiệu ứng cố định ngành ISIC hai chữ số hay thay đổi quy tắc loại trừ giá trị khuyết đều không làm thay đổi khuôn mẫu chính.</w:t>
+      </w:r>
+    </w:p>
+    <w:p>
+      <w:pPr>
+        <w:pStyle w:val="BodyText"/>
+      </w:pPr>
+      <w:r>
+        <w:t xml:space="preserve">Đối với Singapore phân tích Singapore, dấu dương của tương tác bậc hai DAI được giữ nguyên qua toàn bộ sáu đặc tả độ vững, gồm thước đo DAI mỏng chỉ có trang web, thước đo TCI mỏng, loại bỏ doanh nghiệp siêu nhỏ, chỉ giữ doanh nghiệp vừa và nhỏ, và mẫu chỉ gồm doanh nghiệp xuất khẩu. Một kiểm định hoán đổi hạng mục củng cố ranh giới khái niệm giữa TCI và DAI: khi chuyển chỉ báo trang web từ DAI sang TCI, ý nghĩa liên hợp của khối điều tiết DAI sụp đổ (F giảm từ 4,56 với</w:t>
       </w:r>
       <w:r>
         <w:t xml:space="preserve"> </w:t>
@@ -37560,15 +37560,15 @@
         <w:pStyle w:val="BodyText"/>
       </w:pPr>
       <w:r>
-        <w:t xml:space="preserve">Đối với Việt Nam P3, đường cong U ngược được bảo toàn ở cả mẫu sản xuất (điểm uốn sắc nét hơn) và phi sản xuất, với các kênh năng lực hoạt động chủ yếu trong mẫu sản xuất. Kiểm định trên mẫu chỉ gồm doanh nghiệp xuất khẩu cho thấy độ cong yếu đi đáng kể khi loại bỏ biên độ tham gia, xác nhận rằng đường cong U ngược toàn mẫu phản ánh cấu trúc kết hợp giữa biên độ tham gia và biên độ cường độ, với phần lớn độ phân biệt năng suất nằm ở ranh giới giữa không xuất khẩu và xuất khẩu.</w:t>
-      </w:r>
-    </w:p>
-    <w:p>
-      <w:pPr>
-        <w:pStyle w:val="BodyText"/>
-      </w:pPr>
-      <w:r>
-        <w:t xml:space="preserve">Đối với SIDS P8, hiệu ứng âm được xác nhận qua bốn đặc tả với độ lớn từ</w:t>
+        <w:t xml:space="preserve">Đối với Việt Nam phân tích Việt Nam, đường cong U ngược được bảo toàn ở cả mẫu sản xuất (điểm uốn sắc nét hơn) và phi sản xuất, với các kênh năng lực hoạt động chủ yếu trong mẫu sản xuất. Kiểm định trên mẫu chỉ gồm doanh nghiệp xuất khẩu cho thấy độ cong yếu đi đáng kể khi loại bỏ biên độ tham gia, xác nhận rằng đường cong U ngược toàn mẫu phản ánh cấu trúc kết hợp giữa biên độ tham gia và biên độ cường độ, với phần lớn độ phân biệt năng suất nằm ở ranh giới giữa không xuất khẩu và xuất khẩu.</w:t>
+      </w:r>
+    </w:p>
+    <w:p>
+      <w:pPr>
+        <w:pStyle w:val="BodyText"/>
+      </w:pPr>
+      <w:r>
+        <w:t xml:space="preserve">Đối với SIDS phân tích SIDS Thái Bình Dương, hiệu ứng âm được xác nhận qua bốn đặc tả với độ lớn từ</w:t>
       </w:r>
       <w:r>
         <w:t xml:space="preserve"> </w:t>
@@ -37773,7 +37773,7 @@
         <w:t xml:space="preserve">dải biến thiên ICRV (Institutional Context Regime Variation, biến thiên chế độ bối cảnh thể chế)</w:t>
       </w:r>
       <w:r>
-        <w:t xml:space="preserve">: cùng một mức độ quốc tế hóa (FSTS) lại mang lại hiệu quả rất khác nhau, tùy vào chế độ thể chế mà doanh nghiệp hoạt động. Hai nguồn bằng chứng độc lập cùng chỉ về một kết luận, đó là phân tích tổng hợp (P6,</w:t>
+        <w:t xml:space="preserve">: cùng một mức độ quốc tế hóa (FSTS) lại mang lại hiệu quả rất khác nhau, tùy vào chế độ thể chế mà doanh nghiệp hoạt động. Hai nguồn bằng chứng độc lập cùng chỉ về một kết luận, đó là phân tích tổng hợp (phân tích tổng hợp,</w:t>
       </w:r>
       <w:r>
         <w:t xml:space="preserve"> </w:t>
@@ -37860,7 +37860,7 @@
         </m:r>
       </m:oMath>
       <w:r>
-        <w:t xml:space="preserve">) và phân tích dữ liệu sơ cấp toàn mẫu (P7,</w:t>
+        <w:t xml:space="preserve">) và phân tích dữ liệu sơ cấp toàn mẫu (phân tích đa quốc gia,</w:t>
       </w:r>
       <w:r>
         <w:t xml:space="preserve"> </w:t>
@@ -37949,7 +37949,7 @@
         <w:t xml:space="preserve">bản đồ địa hình xuất khẩu chiến lược (strategic export topography)</w:t>
       </w:r>
       <w:r>
-        <w:t xml:space="preserve">: chính chất lượng thể chế quy định nơi điểm uốn của quan hệ I-P xuất hiện, còn năng lực số đóng vai trò lá chắn bù đắp khi bộ lọc tắc nghẽn. Lý thuyết thể chế của North (1990) cùng Khanna và Palepu (2010) dự đoán rằng thể chế định hình chi phí giao dịch và cấu trúc khuyến khích; dải biến thiên ICRV chính là biểu hiện thực nghiệm của cơ chế đó, ở quy mô 45 nền kinh tế châu Á và Thái Bình Dương (P7).</w:t>
+        <w:t xml:space="preserve">: chính chất lượng thể chế quy định nơi điểm uốn của quan hệ I-P xuất hiện, còn năng lực số đóng vai trò lá chắn bù đắp khi bộ lọc tắc nghẽn. Lý thuyết thể chế của North (1990) cùng Khanna và Palepu (2010) dự đoán rằng thể chế định hình chi phí giao dịch và cấu trúc khuyến khích; dải biến thiên ICRV chính là biểu hiện thực nghiệm của cơ chế đó, ở quy mô 45 nền kinh tế châu Á và Thái Bình Dương (phân tích đa quốc gia 45 nền kinh tế).</w:t>
       </w:r>
     </w:p>
     <w:p>
@@ -37991,7 +37991,7 @@
         <w:t xml:space="preserve"> </w:t>
       </w:r>
       <w:r>
-        <w:t xml:space="preserve">ở mọi mẫu, từ Việt Nam (P3) và Trung Quốc (P5) đến toàn mẫu (P7), với mỗi đơn vị độ lệch chuẩn TCI gắn với mức tăng năng suất khoảng 41%. Tuy nhiên, TCI chỉ</w:t>
+        <w:t xml:space="preserve">ở mọi mẫu, từ Việt Nam (Việt Nam) và Trung Quốc (Trung Quốc) đến toàn mẫu (phân tích đa quốc gia 45 nền kinh tế), với mỗi đơn vị độ lệch chuẩn TCI gắn với mức tăng năng suất khoảng 41%. Tuy nhiên, TCI chỉ</w:t>
       </w:r>
       <w:r>
         <w:t xml:space="preserve"> </w:t>
@@ -38007,7 +38007,7 @@
         <w:t xml:space="preserve"> </w:t>
       </w:r>
       <w:r>
-        <w:t xml:space="preserve">trong một bối cảnh quốc gia cụ thể là Việt Nam (P3), nơi môi trường chuyển đổi và sự phân mảnh thể chế tạo điều kiện cho TCI tái định hình hiệu ứng. Vai trò này không phổ quát trên toàn mẫu 45 nền kinh tế: ở P7, cả tương tác FSTS×TCI lẫn</w:t>
+        <w:t xml:space="preserve">trong một bối cảnh quốc gia cụ thể là Việt Nam (Việt Nam), nơi môi trường chuyển đổi và sự phân mảnh thể chế tạo điều kiện cho TCI tái định hình hiệu ứng. Vai trò này không phổ quát trên toàn mẫu 45 nền kinh tế: ở phân tích đa quốc gia, cả tương tác FSTS×TCI lẫn</w:t>
       </w:r>
       <w:r>
         <w:t xml:space="preserve"> </w:t>
@@ -38086,7 +38086,7 @@
         <w:pStyle w:val="FirstParagraph"/>
       </w:pPr>
       <w:r>
-        <w:t xml:space="preserve">Kết quả về chỉ số chấp nhận số (DAI) phức tạp và nhiều sắc thái hơn TCI. Trên toàn mẫu P7 gồm 45 nền kinh tế, DAI có hiệu ứng nâng mặt bằng năng suất dương và có ý nghĩa (</w:t>
+        <w:t xml:space="preserve">Kết quả về chỉ số chấp nhận số (DAI) phức tạp và nhiều sắc thái hơn TCI. Trên toàn mẫu đa quốc gia gồm 45 nền kinh tế, DAI có hiệu ứng nâng mặt bằng năng suất dương và có ý nghĩa (</w:t>
       </w:r>
       <m:oMath>
         <m:acc>
@@ -38376,7 +38376,7 @@
         </m:r>
       </m:oMath>
       <w:r>
-        <w:t xml:space="preserve">) khẳng định DAI phát huy mạnh hơn ở các bối cảnh thể chế yếu, nhất quán với lập luận CDCM rằng DAI bù đắp cho sự vắng mặt của hạ tầng thể chế ở Nhóm IV-V, chứ không chỉ khuếch đại lợi thế vốn đã có ở Nhóm I. Tại Singapore (P4, DAI Tier-1+2), DAI bộc lộ rõ nhất dưới dạng hiệu ứng khuếch đại (</w:t>
+        <w:t xml:space="preserve">) khẳng định DAI phát huy mạnh hơn ở các bối cảnh thể chế yếu, nhất quán với lập luận CDCM rằng DAI bù đắp cho sự vắng mặt của hạ tầng thể chế ở Nhóm IV-V, chứ không chỉ khuếch đại lợi thế vốn đã có ở Nhóm I. Tại Singapore (phân tích Singapore, DAI Tier-1+2), DAI bộc lộ rõ nhất dưới dạng hiệu ứng khuếch đại (</w:t>
       </w:r>
       <m:oMath>
         <m:acc>
@@ -38480,7 +38480,7 @@
         </m:r>
       </m:oMath>
       <w:r>
-        <w:t xml:space="preserve">). Còn tại Việt Nam (P3, chỉ Tier-1, ước lượng bằng biến công cụ), kết quả DAI không có ý nghĩa phản ánh hạn chế đo lường và sai lệch chọn mẫu, chứ không phải sự bác bỏ H3.</w:t>
+        <w:t xml:space="preserve">). Còn tại Việt Nam (phân tích Việt Nam, chỉ Tier-1, ước lượng bằng biến công cụ), kết quả DAI không có ý nghĩa phản ánh hạn chế đo lường và sai lệch chọn mẫu, chứ không phải sự bác bỏ H3.</w:t>
       </w:r>
     </w:p>
     <w:p>
@@ -38528,7 +38528,7 @@
         <w:pStyle w:val="BodyText"/>
       </w:pPr>
       <w:r>
-        <w:t xml:space="preserve">Cũng cần lưu ý rằng kết quả không có ý nghĩa về DAI tại Việt Nam (P3) và các bối cảnh thấp hơn không hẳn bác bỏ H3, mà phần nào phản ánh hạn chế đo lường: DAI Tier-1, gồm trang web, thư điện tử, bán hàng trực tuyến, chưa nắm bắt được chiều sâu của năng lực số. Khi DAI được đo bằng Tier-1+2, bổ sung thanh toán điện tử và kết nối nhà cung ứng số như ở Singapore, hiệu ứng điều tiết hiện ra rõ hơn. Quan trọng hơn, mọi thước đo DAI trong luận án đều là</w:t>
+        <w:t xml:space="preserve">Cũng cần lưu ý rằng kết quả không có ý nghĩa về DAI tại Việt Nam (Việt Nam) và các bối cảnh thấp hơn không hẳn bác bỏ H3, mà phần nào phản ánh hạn chế đo lường: DAI Tier-1, gồm trang web, thư điện tử, bán hàng trực tuyến, chưa nắm bắt được chiều sâu của năng lực số. Khi DAI được đo bằng Tier-1+2, bổ sung thanh toán điện tử và kết nối nhà cung ứng số như ở Singapore, hiệu ứng điều tiết hiện ra rõ hơn. Quan trọng hơn, mọi thước đo DAI trong luận án đều là</w:t>
       </w:r>
       <w:r>
         <w:t xml:space="preserve"> </w:t>
@@ -38552,7 +38552,7 @@
         <w:pStyle w:val="BodyText"/>
       </w:pPr>
       <w:r>
-        <w:t xml:space="preserve">Lý thuyết thể chế gợi thêm một cách giải thích. Ở các bối cảnh ICRV thấp với nhiều khoảng trống thể chế (Khanna &amp; Palepu, 2010), doanh nghiệp xuất khẩu dựa vào DAI nhiều hơn như một cơ chế bù đắp cho hạ tầng thể chế còn thiếu. Bằng chứng nằm ở tương tác DAI×ICRV (p = 0,049) trong P7: DAI</w:t>
+        <w:t xml:space="preserve">Lý thuyết thể chế gợi thêm một cách giải thích. Ở các bối cảnh ICRV thấp với nhiều khoảng trống thể chế (Khanna &amp; Palepu, 2010), doanh nghiệp xuất khẩu dựa vào DAI nhiều hơn như một cơ chế bù đắp cho hạ tầng thể chế còn thiếu. Bằng chứng nằm ở tương tác DAI×ICRV (p = 0,049) trong phân tích đa quốc gia: DAI</w:t>
       </w:r>
       <w:r>
         <w:t xml:space="preserve"> </w:t>
@@ -38586,7 +38586,7 @@
         <w:pStyle w:val="FirstParagraph"/>
       </w:pPr>
       <w:r>
-        <w:t xml:space="preserve">Kết quả về H4 từ P7 cho thấy đặc điểm nhà quản trị cấp cao tác động ở dạng hiệu ứng mức (level effect). Giới tính nữ của nhà quản trị (</w:t>
+        <w:t xml:space="preserve">Kết quả về H4 từ phân tích đa quốc gia cho thấy đặc điểm nhà quản trị cấp cao tác động ở dạng hiệu ứng mức (level effect). Giới tính nữ của nhà quản trị (</w:t>
       </w:r>
       <m:oMath>
         <m:acc>
@@ -38651,7 +38651,7 @@
         </m:r>
       </m:oMath>
       <w:r>
-        <w:t xml:space="preserve">) nhất quán nâng mặt bằng hiệu quả I-P trong toàn mẫu: doanh nghiệp có nhà quản trị cấp cao là nữ đạt hiệu quả cao hơn từ quốc tế hóa. Điều này phù hợp với lý thuyết thượng tầng quản trị (Hambrick &amp; Mason, 1984), theo đó đặc điểm của cấp lãnh đạo định hình cách tổ chức nhận diện và khai thác cơ hội quốc tế. Tuy vậy, các đặc điểm này được đưa vào khung như khối kiểm soát quản trị nội sinh chứ không phải nhân tố điều tiết trọng tâm định hình độ cong của đường quan hệ I-P. Để bảo vệ tính nhân quả thuần khiết của tương tác Thể chế × Công nghệ, các đặc điểm nhà quản trị (kinh nghiệm, học vấn, giới tính) được đưa vào như biến kiểm soát quản trị nội sinh, không phải nhân tố điều tiết trọng tâm của đường cong I-P; ký hiệu H4 được giữ nguyên để tương thích với các bản thảo đồng hành (P3/P4/P5).</w:t>
+        <w:t xml:space="preserve">) nhất quán nâng mặt bằng hiệu quả I-P trong toàn mẫu: doanh nghiệp có nhà quản trị cấp cao là nữ đạt hiệu quả cao hơn từ quốc tế hóa. Điều này phù hợp với lý thuyết thượng tầng quản trị (Hambrick &amp; Mason, 1984), theo đó đặc điểm của cấp lãnh đạo định hình cách tổ chức nhận diện và khai thác cơ hội quốc tế. Tuy vậy, các đặc điểm này được đưa vào khung như khối kiểm soát quản trị nội sinh chứ không phải nhân tố điều tiết trọng tâm định hình độ cong của đường quan hệ I-P. Để bảo vệ tính nhân quả thuần khiết của tương tác Thể chế × Công nghệ, các đặc điểm nhà quản trị (kinh nghiệm, học vấn, giới tính) được đưa vào như biến kiểm soát quản trị nội sinh, không phải nhân tố điều tiết trọng tâm của đường cong I-P; ký hiệu H4 được giữ nguyên để tương thích với các bản thảo đồng hành (phân tích Việt Nam, Singapore và Trung Quốc).</w:t>
       </w:r>
     </w:p>
     <w:p>
@@ -38667,7 +38667,7 @@
         <w:pStyle w:val="BodyText"/>
       </w:pPr>
       <w:r>
-        <w:t xml:space="preserve">Dù vậy, cần lưu ý rằng hiệu ứng mức này được phát hiện ở cấp gộp toàn mẫu (P7); việc tách riêng và kiểm định khả năng điều tiết theo từng bối cảnh ICRV thuộc về hướng nghiên cứu tương lai. Kết quả không có ý nghĩa về kinh nghiệm nhà quản trị gợi ý rằng, trong bối cảnh châu Á đa dạng, số năm kinh nghiệm đơn thuần chưa nắm bắt được</w:t>
+        <w:t xml:space="preserve">Dù vậy, cần lưu ý rằng hiệu ứng mức này được phát hiện ở cấp gộp toàn mẫu (phân tích đa quốc gia 45 nền kinh tế); việc tách riêng và kiểm định khả năng điều tiết theo từng bối cảnh ICRV thuộc về hướng nghiên cứu tương lai. Kết quả không có ý nghĩa về kinh nghiệm nhà quản trị gợi ý rằng, trong bối cảnh châu Á đa dạng, số năm kinh nghiệm đơn thuần chưa nắm bắt được</w:t>
       </w:r>
       <w:r>
         <w:t xml:space="preserve"> </w:t>
@@ -38847,7 +38847,7 @@
         <w:t xml:space="preserve"> </w:t>
       </w:r>
       <w:r>
-        <w:t xml:space="preserve">(P6) hoàn toàn nhất quán với</w:t>
+        <w:t xml:space="preserve">(phân tích tổng hợp) hoàn toàn nhất quán với</w:t>
       </w:r>
       <w:r>
         <w:t xml:space="preserve"> </w:t>
@@ -38879,7 +38879,7 @@
         <w:t xml:space="preserve"> </w:t>
       </w:r>
       <w:r>
-        <w:t xml:space="preserve">từ phân tích tổng hợp nền tảng đã công bố tại hội nghị ICBEF 2024 (Do &amp; Phan, 2024). Sự hội tụ này đáng kể, bởi P6 mở rộng tập lên</w:t>
+        <w:t xml:space="preserve">từ phân tích tổng hợp nền tảng đã công bố tại hội nghị ICBEF 2024 (Do &amp; Phan, 2024). Sự hội tụ này đáng kể, bởi phân tích tổng hợp mở rộng tập lên</w:t>
       </w:r>
       <w:r>
         <w:t xml:space="preserve"> </w:t>
@@ -38933,7 +38933,7 @@
         <w:pStyle w:val="BodyText"/>
       </w:pPr>
       <w:r>
-        <w:t xml:space="preserve">Tuy vậy, đóng góp của P6 so với nền tảng không nằm ở giá trị</w:t>
+        <w:t xml:space="preserve">Tuy vậy, đóng góp của phân tích tổng hợp so với nền tảng không nằm ở giá trị</w:t>
       </w:r>
       <w:r>
         <w:t xml:space="preserve"> </w:t>
@@ -39786,7 +39786,7 @@
         <w:pStyle w:val="FirstParagraph"/>
       </w:pPr>
       <w:r>
-        <w:t xml:space="preserve">Kết quả từ Nghiên cứu P3 (Việt Nam, ICRV Nhóm IV) mang hàm ý cụ thể và trực tiếp cho bối cảnh Đồng bằng sông Cửu Long, khu vực chiếm gần 18% GDP cả nước, hơn 50% sản lượng gạo và 65% kim ngạch xuất khẩu thủy sản của Việt Nam. Doanh nghiệp xuất khẩu nơi đây hoạt động trong cùng bối cảnh thể chế với mẫu P3, nhưng đặc điểm cấu trúc còn nhiều thách thức hơn: doanh nghiệp nhỏ và vừa chiếm ưu thế, TCI thấp hơn mức trung bình quốc gia, và tỷ lệ FSTS cấu trúc cao, vì gạo và thủy sản vốn là hàng hóa xuất khẩu chủ yếu, không có thị trường nội địa đủ lớn để hấp thụ.</w:t>
+        <w:t xml:space="preserve">Kết quả từ Nghiên cứu phân tích Việt Nam (Việt Nam, ICRV Nhóm IV) mang hàm ý cụ thể và trực tiếp cho bối cảnh Đồng bằng sông Cửu Long, khu vực chiếm gần 18% GDP cả nước, hơn 50% sản lượng gạo và 65% kim ngạch xuất khẩu thủy sản của Việt Nam. Doanh nghiệp xuất khẩu nơi đây hoạt động trong cùng bối cảnh thể chế với mẫu phân tích Việt Nam, nhưng đặc điểm cấu trúc còn nhiều thách thức hơn: doanh nghiệp nhỏ và vừa chiếm ưu thế, TCI thấp hơn mức trung bình quốc gia, và tỷ lệ FSTS cấu trúc cao, vì gạo và thủy sản vốn là hàng hóa xuất khẩu chủ yếu, không có thị trường nội địa đủ lớn để hấp thụ.</w:t>
       </w:r>
     </w:p>
     <w:p>
@@ -39801,7 +39801,7 @@
         <w:t xml:space="preserve">Điểm uốn thấp, khoảng 39-46% FSTS, là một cảnh báo cụ thể cho doanh nghiệp xuất khẩu thủy sản và gạo Đồng bằng sông Cửu Long</w:t>
       </w:r>
       <w:r>
-        <w:t xml:space="preserve">, nơi FSTS cấu trúc thường vượt 50-70% tổng doanh thu. Kết quả P3 gợi ý rằng nhiều doanh nghiệp trong số đó có thể đang ở phía bên kia điểm uốn, tức đang gánh chi phí phối hợp quốc tế mà hiệu quả không tăng tương ứng. Giải pháp không phải là giảm xuất khẩu, bởi không có thị trường nội địa để thay thế, mà là</w:t>
+        <w:t xml:space="preserve">, nơi FSTS cấu trúc thường vượt 50-70% tổng doanh thu. Kết quả phân tích Việt Nam gợi ý rằng nhiều doanh nghiệp trong số đó có thể đang ở phía bên kia điểm uốn, tức đang gánh chi phí phối hợp quốc tế mà hiệu quả không tăng tương ứng. Giải pháp không phải là giảm xuất khẩu, bởi không có thị trường nội địa để thay thế, mà là</w:t>
       </w:r>
       <w:r>
         <w:t xml:space="preserve"> </w:t>
@@ -39841,7 +39841,7 @@
         <w:t xml:space="preserve"> </w:t>
       </w:r>
       <w:r>
-        <w:t xml:space="preserve">tại Đồng bằng sông Cửu Long vẫn còn thấp so với trung bình cả nước. P3 cho thấy DAI Tier-1 đơn thuần không có tác động đáng kể, nhưng bằng chứng từ P4 Singapore (Tier-1+2) lại cho thấy khi doanh nghiệp nâng lên DAI Tier-2, gồm trang web cùng thanh toán điện tử và kết nối nhà cung ứng số, hiệu ứng điều tiết hiện ra rõ rệt. Đây là cơ sở để ưu tiên các chương trình chuyển đổi số</w:t>
+        <w:t xml:space="preserve">tại Đồng bằng sông Cửu Long vẫn còn thấp so với trung bình cả nước. phân tích Việt Nam cho thấy DAI Tier-1 đơn thuần không có tác động đáng kể, nhưng bằng chứng từ phân tích Singapore (Tier-1+2) lại cho thấy khi doanh nghiệp nâng lên DAI Tier-2, gồm trang web cùng thanh toán điện tử và kết nối nhà cung ứng số, hiệu ứng điều tiết hiện ra rõ rệt. Đây là cơ sở để ưu tiên các chương trình chuyển đổi số</w:t>
       </w:r>
       <w:r>
         <w:t xml:space="preserve"> </w:t>
@@ -39889,7 +39889,7 @@
         <w:pStyle w:val="FirstParagraph"/>
       </w:pPr>
       <w:r>
-        <w:t xml:space="preserve">Hạn chế quan trọng nhất của luận án nằm ở việc đo lường DAI. Dữ liệu WBES chỉ cung cấp một số ít chỉ báo để xây dựng chỉ số DAI, và các chỉ báo này lại thay đổi qua các thế hệ lược đồ khảo sát WBES (PICS3, lược đồ chuẩn hóa, BREADY/BEE). Tại Việt Nam (P3), chỉ DAI Tier-1, gồm trang web, thư điện tử và bán hàng trực tuyến, được sử dụng, do giới hạn của các đợt khảo sát 2009 và 2015; còn Tier-2, gồm thanh toán điện tử và kết nối nhà cung ứng số, mãi đến năm 2023 mới có. Điều này dẫn đến nguy cơ đo lường không đầy đủ, đặc biệt là không nắm bắt được chiều sâu năng lực số ở các bối cảnh ICRV thấp.</w:t>
+        <w:t xml:space="preserve">Hạn chế quan trọng nhất của luận án nằm ở việc đo lường DAI. Dữ liệu WBES chỉ cung cấp một số ít chỉ báo để xây dựng chỉ số DAI, và các chỉ báo này lại thay đổi qua các thế hệ lược đồ khảo sát WBES (PICS3, lược đồ chuẩn hóa, BREADY/BEE). Tại Việt Nam (Việt Nam), chỉ DAI Tier-1, gồm trang web, thư điện tử và bán hàng trực tuyến, được sử dụng, do giới hạn của các đợt khảo sát 2009 và 2015; còn Tier-2, gồm thanh toán điện tử và kết nối nhà cung ứng số, mãi đến năm 2023 mới có. Điều này dẫn đến nguy cơ đo lường không đầy đủ, đặc biệt là không nắm bắt được chiều sâu năng lực số ở các bối cảnh ICRV thấp.</w:t>
       </w:r>
     </w:p>
     <w:p>
@@ -40111,13 +40111,10 @@
           <w:bCs/>
           <w:b/>
         </w:rPr>
-        <w:t xml:space="preserve">P3</w:t>
-      </w:r>
-      <w:r>
-        <w:t xml:space="preserve"> </w:t>
-      </w:r>
-      <w:r>
-        <w:t xml:space="preserve">(Do &amp; Phan, 2026e): phân tích Việt Nam (chuyển đổi thu nhập trung bình thấp), xác nhận chữ U ngược với điểm uốn 39,3-46,2%, TCI là yếu tố điều tiết dương có ý nghĩa.</w:t>
+        <w:t xml:space="preserve">phân tích Việt Nam</w:t>
+      </w:r>
+      <w:r>
+        <w:t xml:space="preserve">: phân tích Việt Nam (chuyển đổi thu nhập trung bình thấp), xác nhận chữ U ngược với điểm uốn 39,3-46,2%, TCI là yếu tố điều tiết dương có ý nghĩa.</w:t>
       </w:r>
     </w:p>
     <w:p>
@@ -40132,13 +40129,10 @@
           <w:bCs/>
           <w:b/>
         </w:rPr>
-        <w:t xml:space="preserve">P4</w:t>
-      </w:r>
-      <w:r>
-        <w:t xml:space="preserve"> </w:t>
-      </w:r>
-      <w:r>
-        <w:t xml:space="preserve">(Mar et al., 2026): phân tích Singapore (tiên tiến dẫn dắt bằng đổi mới), xác nhận chữ U ngược với điểm uốn khoảng 82% (khoảng tin cậy rộng), DAI khuếch đại ở mức FSTS cao.</w:t>
+        <w:t xml:space="preserve">phân tích Singapore</w:t>
+      </w:r>
+      <w:r>
+        <w:t xml:space="preserve">: phân tích Singapore (tiên tiến dẫn dắt bằng đổi mới), xác nhận chữ U ngược với điểm uốn khoảng 82% (khoảng tin cậy rộng), DAI khuếch đại ở mức FSTS cao.</w:t>
       </w:r>
     </w:p>
     <w:p>
@@ -40153,13 +40147,10 @@
           <w:bCs/>
           <w:b/>
         </w:rPr>
-        <w:t xml:space="preserve">P5</w:t>
-      </w:r>
-      <w:r>
-        <w:t xml:space="preserve"> </w:t>
-      </w:r>
-      <w:r>
-        <w:t xml:space="preserve">(Do &amp; Phan, 2026f): phân tích Trung Quốc 2012-2024 (thu nhập trung bình cao), xác nhận chữ U ngược ổn định theo thời gian (điểm uốn khoảng 48,78%, Paternoster</w:t>
+        <w:t xml:space="preserve">phân tích Trung Quốc</w:t>
+      </w:r>
+      <w:r>
+        <w:t xml:space="preserve">: phân tích Trung Quốc 2012-2024 (thu nhập trung bình cao), xác nhận chữ U ngược ổn định theo thời gian (điểm uốn khoảng 48,78%, Paternoster</w:t>
       </w:r>
       <w:r>
         <w:t xml:space="preserve"> </w:t>
@@ -40229,13 +40220,10 @@
           <w:bCs/>
           <w:b/>
         </w:rPr>
-        <w:t xml:space="preserve">P6</w:t>
-      </w:r>
-      <w:r>
-        <w:t xml:space="preserve"> </w:t>
-      </w:r>
-      <w:r>
-        <w:t xml:space="preserve">(Do &amp; Phan, 2026c): phân tích tổng hợp ba tầng mở rộng</w:t>
+        <w:t xml:space="preserve">phân tích tổng hợp</w:t>
+      </w:r>
+      <w:r>
+        <w:t xml:space="preserve">: phân tích tổng hợp ba tầng mở rộng</w:t>
       </w:r>
       <w:r>
         <w:t xml:space="preserve"> </w:t>
@@ -40451,13 +40439,10 @@
           <w:bCs/>
           <w:b/>
         </w:rPr>
-        <w:t xml:space="preserve">P7</w:t>
-      </w:r>
-      <w:r>
-        <w:t xml:space="preserve"> </w:t>
-      </w:r>
-      <w:r>
-        <w:t xml:space="preserve">(Do &amp; Phan, 2026d): kiểm định toàn mẫu châu Á và Thái Bình Dương với</w:t>
+        <w:t xml:space="preserve">phân tích đa quốc gia</w:t>
+      </w:r>
+      <w:r>
+        <w:t xml:space="preserve">: kiểm định toàn mẫu châu Á và Thái Bình Dương với</w:t>
       </w:r>
       <w:r>
         <w:t xml:space="preserve"> </w:t>
@@ -40583,13 +40568,10 @@
           <w:bCs/>
           <w:b/>
         </w:rPr>
-        <w:t xml:space="preserve">P8</w:t>
-      </w:r>
-      <w:r>
-        <w:t xml:space="preserve"> </w:t>
-      </w:r>
-      <w:r>
-        <w:t xml:space="preserve">(Do &amp; Phan, 2026b): phân tích đảo nhỏ Thái Bình Dương,</w:t>
+        <w:t xml:space="preserve">phân tích SIDS Thái Bình Dương</w:t>
+      </w:r>
+      <w:r>
+        <w:t xml:space="preserve">: phân tích đảo nhỏ Thái Bình Dương,</w:t>
       </w:r>
       <w:r>
         <w:t xml:space="preserve"> </w:t>
@@ -40734,7 +40716,7 @@
         <w:pStyle w:val="FirstParagraph"/>
       </w:pPr>
       <w:r>
-        <w:t xml:space="preserve">Bằng chứng từ 238 nghiên cứu trong phân tích tổng hợp P6 và 82.302 doanh nghiệp tại 45 nền kinh tế châu Á và Thái Bình Dương ở P7 đều dẫn về kết luận này. Quan hệ I-P không phải một đường cong phổ quát, mà là một</w:t>
+        <w:t xml:space="preserve">Bằng chứng từ 238 nghiên cứu trong phân tích tổng hợp phân tích tổng hợp và 82.302 doanh nghiệp tại 45 nền kinh tế châu Á và Thái Bình Dương ở phân tích đa quốc gia đều dẫn về kết luận này. Quan hệ I-P không phải một đường cong phổ quát, mà là một</w:t>
       </w:r>
       <w:r>
         <w:t xml:space="preserve"> </w:t>
@@ -44673,30 +44655,6 @@
         <w:pStyle w:val="BodyText"/>
       </w:pPr>
       <w:r>
-        <w:t xml:space="preserve">Mar, K. S., Đỗ, T. H., &amp; Phan, A. T. (2026). Institutional completeness and the internationalization-performance relationship: Capability ceiling and dual substitution evidence from Singapore.</w:t>
-      </w:r>
-      <w:r>
-        <w:t xml:space="preserve"> </w:t>
-      </w:r>
-      <w:r>
-        <w:rPr>
-          <w:iCs/>
-          <w:i/>
-        </w:rPr>
-        <w:t xml:space="preserve">Management International Review</w:t>
-      </w:r>
-      <w:r>
-        <w:t xml:space="preserve"> </w:t>
-      </w:r>
-      <w:r>
-        <w:t xml:space="preserve">(under review).</w:t>
-      </w:r>
-    </w:p>
-    <w:p>
-      <w:pPr>
-        <w:pStyle w:val="BodyText"/>
-      </w:pPr>
-      <w:r>
         <w:t xml:space="preserve">Banerjee, A. V., &amp; Duflo, E. (2014). Do firms want to borrow more? Testing credit constraints using a directed lending program.</w:t>
       </w:r>
       <w:r>
@@ -45428,43 +45386,6 @@
       </w:r>
       <w:r>
         <w:t xml:space="preserve">(2), 711-744. https://doi.org/10.1093/restud/rds036</w:t>
-      </w:r>
-    </w:p>
-    <w:p>
-      <w:pPr>
-        <w:pStyle w:val="BodyText"/>
-      </w:pPr>
-      <w:r>
-        <w:t xml:space="preserve">Mar, T. T., Do, T. H., &amp; Phan, A. T. (2026).</w:t>
-      </w:r>
-      <w:r>
-        <w:t xml:space="preserve"> </w:t>
-      </w:r>
-      <w:r>
-        <w:rPr>
-          <w:iCs/>
-          <w:i/>
-        </w:rPr>
-        <w:t xml:space="preserve">Digital adoption and the internationalization-performance curve: Evidence from Singapore firms</w:t>
-      </w:r>
-      <w:r>
-        <w:t xml:space="preserve"> </w:t>
-      </w:r>
-      <w:r>
-        <w:t xml:space="preserve">[Manuscript under review].</w:t>
-      </w:r>
-      <w:r>
-        <w:t xml:space="preserve"> </w:t>
-      </w:r>
-      <w:r>
-        <w:rPr>
-          <w:iCs/>
-          <w:i/>
-        </w:rPr>
-        <w:t xml:space="preserve">Management International Review</w:t>
-      </w:r>
-      <w:r>
-        <w:t xml:space="preserve">.</w:t>
       </w:r>
     </w:p>
     <w:p>
@@ -46818,7 +46739,23 @@
         <w:pStyle w:val="Compact"/>
       </w:pPr>
       <w:r>
-        <w:t xml:space="preserve">Trích dẫn công trình của tác giả luận án: dùng suffix năm chuẩn APA 7 —</w:t>
+        <w:t xml:space="preserve">Trích dẫn công trình</w:t>
+      </w:r>
+      <w:r>
+        <w:t xml:space="preserve"> </w:t>
+      </w:r>
+      <w:r>
+        <w:rPr>
+          <w:bCs/>
+          <w:b/>
+        </w:rPr>
+        <w:t xml:space="preserve">đã công bố</w:t>
+      </w:r>
+      <w:r>
+        <w:t xml:space="preserve"> </w:t>
+      </w:r>
+      <w:r>
+        <w:t xml:space="preserve">của tác giả luận án: dùng suffix năm chuẩn APA 7 —</w:t>
       </w:r>
       <w:r>
         <w:t xml:space="preserve"> </w:t>
@@ -46833,7 +46770,20 @@
         <w:t xml:space="preserve">”</w:t>
       </w:r>
       <w:r>
-        <w:t xml:space="preserve">,</w:t>
+        <w:t xml:space="preserve"> </w:t>
+      </w:r>
+      <w:r>
+        <w:t xml:space="preserve">(</w:t>
+      </w:r>
+      <w:r>
+        <w:rPr>
+          <w:iCs/>
+          <w:i/>
+        </w:rPr>
+        <w:t xml:space="preserve">Vietnam Economic &amp; Financial Review</w:t>
+      </w:r>
+      <w:r>
+        <w:t xml:space="preserve">) và</w:t>
       </w:r>
       <w:r>
         <w:t xml:space="preserve"> </w:t>
@@ -46842,13 +46792,42 @@
         <w:t xml:space="preserve">“</w:t>
       </w:r>
       <w:r>
-        <w:t xml:space="preserve">Do và Phan (2026g)</w:t>
+        <w:t xml:space="preserve">Do và Phan (2026b)</w:t>
       </w:r>
       <w:r>
         <w:t xml:space="preserve">”</w:t>
       </w:r>
       <w:r>
-        <w:t xml:space="preserve">, v.v. (P1=2026a, P2=2026g, P3=2026e, P5=2026f, P6=2026c, P7=2026d, P8=2026b; P4=Mar et al., 2026).</w:t>
+        <w:t xml:space="preserve"> </w:t>
+      </w:r>
+      <w:r>
+        <w:t xml:space="preserve">(</w:t>
+      </w:r>
+      <w:r>
+        <w:rPr>
+          <w:iCs/>
+          <w:i/>
+        </w:rPr>
+        <w:t xml:space="preserve">Journal of Finance &amp; Accounting Research</w:t>
+      </w:r>
+      <w:r>
+        <w:t xml:space="preserve">). Các phân tích quốc gia/đa quốc gia thành phần (Việt Nam, Singapore, Trung Quốc, tổng hợp, đa quốc gia, SIDS)</w:t>
+      </w:r>
+      <w:r>
+        <w:t xml:space="preserve"> </w:t>
+      </w:r>
+      <w:r>
+        <w:rPr>
+          <w:bCs/>
+          <w:b/>
+        </w:rPr>
+        <w:t xml:space="preserve">chưa xuất bản</w:t>
+      </w:r>
+      <w:r>
+        <w:t xml:space="preserve"> </w:t>
+      </w:r>
+      <w:r>
+        <w:t xml:space="preserve">nên được trình bày trực tiếp như phân tích của chính luận án, không trích dẫn như nguồn đã công bố.</w:t>
       </w:r>
     </w:p>
     <w:p>
@@ -51163,258 +51142,13 @@
       <w:r>
         <w:t xml:space="preserve">(1), 111-115.</w:t>
       </w:r>
-      <w:r>
-        <w:t xml:space="preserve"> </w:t>
-      </w:r>
-      <w:r>
-        <w:rPr>
-          <w:iCs/>
-          <w:i/>
-        </w:rPr>
-        <w:t xml:space="preserve">(P1 — VEFR, đã công bố.)</w:t>
-      </w:r>
-    </w:p>
-    <w:p>
-      <w:pPr>
-        <w:pStyle w:val="BodyText"/>
-      </w:pPr>
-      <w:r>
-        <w:t xml:space="preserve">Do, T. H., &amp; Phan, A. T. (2026b).</w:t>
-      </w:r>
-      <w:r>
-        <w:t xml:space="preserve"> </w:t>
-      </w:r>
-      <w:r>
-        <w:rPr>
-          <w:iCs/>
-          <w:i/>
-        </w:rPr>
-        <w:t xml:space="preserve">Forced internationalization penalty: Firm performance in Pacific small island developing states</w:t>
-      </w:r>
-      <w:r>
-        <w:t xml:space="preserve"> </w:t>
-      </w:r>
-      <w:r>
-        <w:t xml:space="preserve">[Manuscript under review].</w:t>
-      </w:r>
-      <w:r>
-        <w:t xml:space="preserve"> </w:t>
-      </w:r>
-      <w:r>
-        <w:rPr>
-          <w:iCs/>
-          <w:i/>
-        </w:rPr>
-        <w:t xml:space="preserve">World Development</w:t>
-      </w:r>
-      <w:r>
-        <w:t xml:space="preserve">.</w:t>
-      </w:r>
-      <w:r>
-        <w:t xml:space="preserve"> </w:t>
-      </w:r>
-      <w:r>
-        <w:rPr>
-          <w:iCs/>
-          <w:i/>
-        </w:rPr>
-        <w:t xml:space="preserve">(P8 — Pacific SIDS, World Development under review.)</w:t>
-      </w:r>
-    </w:p>
-    <w:p>
-      <w:pPr>
-        <w:pStyle w:val="BodyText"/>
-      </w:pPr>
-      <w:r>
-        <w:t xml:space="preserve">Do, T. H., &amp; Phan, A. T. (2026c).</w:t>
-      </w:r>
-      <w:r>
-        <w:t xml:space="preserve"> </w:t>
-      </w:r>
-      <w:r>
-        <w:rPr>
-          <w:iCs/>
-          <w:i/>
-        </w:rPr>
-        <w:t xml:space="preserve">Institutional context, digital adoption, and the internationalization-performance relationship: A three-level meta-analysis</w:t>
-      </w:r>
-      <w:r>
-        <w:t xml:space="preserve"> </w:t>
-      </w:r>
-      <w:r>
-        <w:t xml:space="preserve">[Manuscript under review].</w:t>
-      </w:r>
-      <w:r>
-        <w:t xml:space="preserve"> </w:t>
-      </w:r>
-      <w:r>
-        <w:rPr>
-          <w:iCs/>
-          <w:i/>
-        </w:rPr>
-        <w:t xml:space="preserve">International Business Review</w:t>
-      </w:r>
-      <w:r>
-        <w:t xml:space="preserve">.</w:t>
-      </w:r>
-      <w:r>
-        <w:t xml:space="preserve"> </w:t>
-      </w:r>
-      <w:r>
-        <w:rPr>
-          <w:iCs/>
-          <w:i/>
-        </w:rPr>
-        <w:t xml:space="preserve">(P6 — Meta-analysis, IBR under review.)</w:t>
-      </w:r>
-    </w:p>
-    <w:p>
-      <w:pPr>
-        <w:pStyle w:val="BodyText"/>
-      </w:pPr>
-      <w:r>
-        <w:t xml:space="preserve">Do, T. H., &amp; Phan, A. T. (2026d).</w:t>
-      </w:r>
-      <w:r>
-        <w:t xml:space="preserve"> </w:t>
-      </w:r>
-      <w:r>
-        <w:rPr>
-          <w:iCs/>
-          <w:i/>
-        </w:rPr>
-        <w:t xml:space="preserve">Internationalization and firm performance across 49 Asian and Pacific economies: Institutional regimes, digital capabilities, and managerial characteristics as contingency factors</w:t>
-      </w:r>
-      <w:r>
-        <w:t xml:space="preserve"> </w:t>
-      </w:r>
-      <w:r>
-        <w:t xml:space="preserve">[Manuscript under revision].</w:t>
-      </w:r>
-      <w:r>
-        <w:t xml:space="preserve"> </w:t>
-      </w:r>
-      <w:r>
-        <w:rPr>
-          <w:iCs/>
-          <w:i/>
-        </w:rPr>
-        <w:t xml:space="preserve">Journal of International Business Studies</w:t>
-      </w:r>
-      <w:r>
-        <w:t xml:space="preserve">.</w:t>
-      </w:r>
-      <w:r>
-        <w:t xml:space="preserve"> </w:t>
-      </w:r>
-      <w:r>
-        <w:rPr>
-          <w:iCs/>
-          <w:i/>
-        </w:rPr>
-        <w:t xml:space="preserve">(P7 — Đa quốc gia 45 nền kinh tế, JIBS under revision.)</w:t>
-      </w:r>
-    </w:p>
-    <w:p>
-      <w:pPr>
-        <w:pStyle w:val="BodyText"/>
-      </w:pPr>
-      <w:r>
-        <w:t xml:space="preserve">Do, T. H., &amp; Phan, A. T. (2026e).</w:t>
-      </w:r>
-      <w:r>
-        <w:t xml:space="preserve"> </w:t>
-      </w:r>
-      <w:r>
-        <w:rPr>
-          <w:iCs/>
-          <w:i/>
-        </w:rPr>
-        <w:t xml:space="preserve">Revisiting the internationalisation-performance relationship in an emerging market: The roles of technological capability and foundational digital adoption</w:t>
-      </w:r>
-      <w:r>
-        <w:t xml:space="preserve"> </w:t>
-      </w:r>
-      <w:r>
-        <w:t xml:space="preserve">[Manuscript under review].</w:t>
-      </w:r>
-      <w:r>
-        <w:t xml:space="preserve"> </w:t>
-      </w:r>
-      <w:r>
-        <w:rPr>
-          <w:iCs/>
-          <w:i/>
-        </w:rPr>
-        <w:t xml:space="preserve">Journal of Asia Business Studies</w:t>
-      </w:r>
-      <w:r>
-        <w:t xml:space="preserve">.</w:t>
-      </w:r>
-      <w:r>
-        <w:t xml:space="preserve"> </w:t>
-      </w:r>
-      <w:r>
-        <w:rPr>
-          <w:iCs/>
-          <w:i/>
-        </w:rPr>
-        <w:t xml:space="preserve">(P3 — Việt Nam, JABS under review.)</w:t>
-      </w:r>
-    </w:p>
-    <w:p>
-      <w:pPr>
-        <w:pStyle w:val="BodyText"/>
-      </w:pPr>
-      <w:r>
-        <w:t xml:space="preserve">Do, T. H., &amp; Phan, A. T. (2026f).</w:t>
-      </w:r>
-      <w:r>
-        <w:t xml:space="preserve"> </w:t>
-      </w:r>
-      <w:r>
-        <w:rPr>
-          <w:iCs/>
-          <w:i/>
-        </w:rPr>
-        <w:t xml:space="preserve">Technological capability, digital adoption, and internationalization performance in China: Evidence from two WBES waves</w:t>
-      </w:r>
-      <w:r>
-        <w:t xml:space="preserve"> </w:t>
-      </w:r>
-      <w:r>
-        <w:t xml:space="preserve">[Manuscript under review].</w:t>
-      </w:r>
-      <w:r>
-        <w:t xml:space="preserve"> </w:t>
-      </w:r>
-      <w:r>
-        <w:rPr>
-          <w:iCs/>
-          <w:i/>
-        </w:rPr>
-        <w:t xml:space="preserve">International Journal of Emerging Markets</w:t>
-      </w:r>
-      <w:r>
-        <w:t xml:space="preserve">.</w:t>
-      </w:r>
-      <w:r>
-        <w:t xml:space="preserve"> </w:t>
-      </w:r>
-      <w:r>
-        <w:rPr>
-          <w:iCs/>
-          <w:i/>
-        </w:rPr>
-        <w:t xml:space="preserve">(P5 — Trung Quốc, IJOEM under review.)</w:t>
-      </w:r>
-    </w:p>
-    <w:p>
-      <w:pPr>
-        <w:pStyle w:val="BodyText"/>
-      </w:pPr>
-      <w:r>
-        <w:t xml:space="preserve">Do, T. H., &amp; Phan, A. T. (2026g). Unveiling the impact of Chinese manufacturing SMEs’ internationalization on performance.</w:t>
+    </w:p>
+    <w:p>
+      <w:pPr>
+        <w:pStyle w:val="BodyText"/>
+      </w:pPr>
+      <w:r>
+        <w:t xml:space="preserve">Do, T. H., &amp; Phan, A. T. (2026b). Unveiling the impact of Chinese manufacturing SMEs’ internationalization on performance.</w:t>
       </w:r>
       <w:r>
         <w:t xml:space="preserve"> </w:t>
@@ -51441,16 +51175,6 @@
       </w:r>
       <w:r>
         <w:t xml:space="preserve">(2), 287-291.</w:t>
-      </w:r>
-      <w:r>
-        <w:t xml:space="preserve"> </w:t>
-      </w:r>
-      <w:r>
-        <w:rPr>
-          <w:iCs/>
-          <w:i/>
-        </w:rPr>
-        <w:t xml:space="preserve">(P2 — JFAR, đã công bố.)</w:t>
       </w:r>
     </w:p>
     <w:bookmarkEnd w:id="196"/>

--- a/dist/downloads/LUAN_AN_FULL_vi.docx
+++ b/dist/downloads/LUAN_AN_FULL_vi.docx
@@ -1580,7 +1580,7 @@
         <w:pStyle w:val="FirstParagraph"/>
       </w:pPr>
       <w:r>
-        <w:t xml:space="preserve">Cùng một mức cường độ xuất khẩu có thể nâng một doanh nghiệp ở nền kinh tế thể chế mạnh lên đỉnh năng suất, nhưng lại đẩy một doanh nghiệp ở quốc đảo nhỏ Thái Bình Dương vào vòng suy giảm đơn điệu. Chính nghịch lý đó, cùng một hành vi quốc tế hóa nhưng cho hai kết cục trái ngược tùy chế độ thể chế, là điểm khởi đầu của luận án này. Quốc tế hóa doanh nghiệp đã là một trong những chủ đề trung tâm của kinh doanh quốc tế (international business) suốt hơn nửa thế kỷ qua. Kể từ khi Johanson và Vahlne (1977) đề xuất mô hình Uppsala về quá trình quốc tế hóa tuần tự, gần nửa thế kỷ nghiên cứu đã tích lũy quanh một câu hỏi cốt lõi mà đến nay vẫn chưa có lời đáp dứt khoát: quốc tế hóa có thực sự cải thiện hiệu quả hoạt động của doanh nghiệp hay không, và nếu có thì trong những điều kiện nào? Lu và Beamish (2004) cung cấp bằng chứng then chốt về quan hệ hình chữ S giữa mức độ quốc tế hóa và hiệu quả, còn Contractor et al. (2003) cùng nhiều nghiên cứu kế tiếp tiếp tục thách thức, bổ sung và điều chỉnh kết luận đó. Điều đáng chú ý không phải là sự thiếu vắng bằng chứng. Vấn đề nằm ở sự phân tán của nó. Mối quan hệ giữa quốc tế hóa và hiệu quả hoạt động kinh doanh (internationalization-performance — I-P) là có thực, nhưng phức tạp và phụ thuộc vào nhiều điều kiện biên. Chính tính điều kiện này, chứ không phải bản thân dấu của hiệu ứng, mới là vấn đề lý thuyết cần được giải quyết.</w:t>
+        <w:t xml:space="preserve">Cùng một mức cường độ xuất khẩu có thể nâng một doanh nghiệp ở nền kinh tế thể chế mạnh lên đỉnh năng suất, nhưng lại đẩy một doanh nghiệp ở quốc đảo nhỏ Thái Bình Dương vào vòng suy giảm đơn điệu. Chính nghịch lý đó, cùng một hành vi quốc tế hóa nhưng cho hai kết cục trái ngược tùy chế độ thể chế, là điểm khởi đầu của luận án này. Quốc tế hóa doanh nghiệp đã là một trong những chủ đề trung tâm của kinh doanh quốc tế (international business) suốt hơn nửa thế kỷ qua. Kể từ khi Johanson và Vahlne (1977) đề xuất mô hình Uppsala về quá trình quốc tế hóa tuần tự, gần nửa thế kỷ nghiên cứu đã tích lũy quanh một câu hỏi cốt lõi mà đến nay vẫn chưa có lời đáp dứt khoát: quốc tế hóa có thực sự cải thiện hiệu quả hoạt động của doanh nghiệp hay không, và nếu có thì trong những điều kiện nào? Lu và Beamish (2004) cung cấp bằng chứng then chốt về quan hệ hình chữ S giữa mức độ quốc tế hóa và hiệu quả, còn Contractor et al. (2003) cùng nhiều nghiên cứu kế tiếp tiếp tục thách thức, bổ sung và điều chỉnh kết luận đó. Điều đáng chú ý không phải là sự thiếu vắng bằng chứng. Vấn đề nằm ở sự phân tán của nó. Mối quan hệ giữa quốc tế hóa và hiệu quả hoạt động kinh doanh (internationalization-performance, I-P) là có thực, nhưng phức tạp và phụ thuộc vào nhiều điều kiện biên. Chính tính điều kiện này, chứ không phải bản thân dấu của hiệu ứng, mới là vấn đề lý thuyết cần được giải quyết.</w:t>
       </w:r>
     </w:p>
     <w:p>
@@ -1637,7 +1637,7 @@
         <w:pStyle w:val="BodyText"/>
       </w:pPr>
       <w:r>
-        <w:t xml:space="preserve">Thể chế là tầng giải thích không thể bỏ qua khi bàn về kết quả quốc tế hóa. Lý thuyết thể chế (institutional theory) của North (1990) cùng Khanna và Palepu (2010) khẳng định rằng thể chế tạo ra cấu trúc khuyến khích và chi phí giao dịch khác nhau giữa các quốc gia. Ở các thị trường mới nổi, khoảng trống thể chế (institutional voids), tức sự thiếu hụt các thể chế trung gian hỗ trợ giao dịch thị trường, đẩy chi phí quốc tế hóa của doanh nghiệp lên đáng kể (Khanna &amp; Palepu, 2010; Peng, 2003). Sự đa dạng thể chế giữa các quốc gia châu Á trải dài từ những nền kinh tế quản trị ổn định và pháp quyền mạnh như Singapore đến các nền kinh tế đang trong quá trình phát triển thể chế như Campuchia hay các quốc đảo Thái Bình Dương. Dải biến thiên đó đặc biệt phong phú và rất thuận lợi cho việc kiểm định. Luận án tiếp cận dải biến thiên ấy một cách hệ thống thông qua khung phân loại thể chế sáu nhóm được phát triển riêng cho luận án, gọi là Biến thiên chế độ bối cảnh thể chế (Institutional Context Regime Variation — ICRV). Khác với cách hiểu thể chế như một bối cảnh tĩnh, luận án định vị ICRV như một bộ lọc chi phí giao dịch (transaction cost filter): ở chế độ thể chế mạnh, bộ lọc cho giao dịch xuất khẩu đi qua trơn tru nên doanh nghiệp duy trì được lợi ích đến mức cường độ cao; ở chế độ thể chế yếu, bộ lọc tắc nghẽn, biến xuất khẩu thành một gánh nặng trừ khi doanh nghiệp sở hữu những tấm lá chắn số và công nghệ nội tại bù đắp cho khoảng trống thể chế.</w:t>
+        <w:t xml:space="preserve">Thể chế là tầng giải thích không thể bỏ qua khi bàn về kết quả quốc tế hóa. Lý thuyết thể chế (institutional theory) của North (1990) cùng Khanna và Palepu (2010) khẳng định rằng thể chế tạo ra cấu trúc khuyến khích và chi phí giao dịch khác nhau giữa các quốc gia. Ở các thị trường mới nổi, khoảng trống thể chế (institutional voids), tức sự thiếu hụt các thể chế trung gian hỗ trợ giao dịch thị trường, đẩy chi phí quốc tế hóa của doanh nghiệp lên đáng kể (Khanna &amp; Palepu, 2010; Peng, 2003). Sự đa dạng thể chế giữa các quốc gia châu Á trải dài từ những nền kinh tế quản trị ổn định và pháp quyền mạnh như Singapore đến các nền kinh tế đang trong quá trình phát triển thể chế như Campuchia hay các quốc đảo Thái Bình Dương. Dải biến thiên đó đặc biệt phong phú và rất thuận lợi cho việc kiểm định. Luận án tiếp cận dải biến thiên ấy một cách hệ thống thông qua khung phân loại thể chế sáu nhóm được phát triển riêng cho luận án, gọi là Biến thiên chế độ bối cảnh thể chế (Institutional Context Regime Variation, ICRV). Khác với cách hiểu thể chế như một bối cảnh tĩnh, luận án định vị ICRV như một bộ lọc chi phí giao dịch (transaction cost filter): ở chế độ thể chế mạnh, bộ lọc cho giao dịch xuất khẩu đi qua trơn tru nên doanh nghiệp duy trì được lợi ích đến mức cường độ cao; ở chế độ thể chế yếu, bộ lọc tắc nghẽn, biến xuất khẩu thành một gánh nặng trừ khi doanh nghiệp sở hữu những năng lực số và công nghệ nội tại bù đắp cho khoảng trống thể chế.</w:t>
       </w:r>
     </w:p>
     <w:p>
@@ -1712,7 +1712,7 @@
         <w:pStyle w:val="BodyText"/>
       </w:pPr>
       <w:r>
-        <w:t xml:space="preserve">Từ mục tiêu chung đó, luận án triển khai bốn mục tiêu cụ thể. Mục tiêu thứ nhất là tổng hợp và cập nhật bằng chứng phân tích tổng hợp về quan hệ I-P trong giai đoạn 1982-2026, qua đó xác định tác động tổng hợp, mức độ dị biệt, và những biến điều tiết chính giải thích sự dị biệt giữa các nghiên cứu. Mục tiêu thứ hai là kiểm định cơ chế cụ thể của quan hệ I-P trong các bối cảnh quốc gia khác nhau, gồm Singapore với tư cách nền kinh tế nhỏ mở tiên tiến, Việt Nam với tư cách nền kinh tế chuyển đổi đang mở rộng, và Trung Quốc với tư cách nền kinh tế thu nhập trung bình cao quy mô lớn; so sánh ba bối cảnh này giúp làm rõ cách các cơ chế I-P vận hành khác nhau theo từng quốc gia, đồng thời kiểm định tính ổn định của cấu trúc phi tuyến theo thời gian. Mục tiêu thứ ba là mở rộng phân tích sang phạm vi đa quốc gia gồm 45 nền kinh tế châu Á và Thái Bình Dương, trong đó có nhóm các quốc đảo nhỏ Thái Bình Dương, nhằm kiểm định khả năng khái quát hóa của các phát hiện trên một dải bối cảnh thể chế rộng, kế thừa và mở rộng từ tập 17 nền kinh tế trong Do và Phan (2026a). Mục tiêu thứ tư là phân tích vai trò điều tiết của ba nhóm nhân tố: thể chế (đo bằng các nhóm con ICRV cùng các chỉ số rào cản thể chế), năng lực số (phân biệt rõ Chỉ số năng lực công nghệ — Technological Capability Index — TCI với Chỉ số chấp nhận số — Digital Adoption Index — DAI), và đặc điểm nhà quản trị cấp cao (kinh nghiệm và giới tính).</w:t>
+        <w:t xml:space="preserve">Từ mục tiêu chung đó, luận án triển khai bốn mục tiêu cụ thể. Mục tiêu thứ nhất là tổng hợp và cập nhật bằng chứng phân tích tổng hợp về quan hệ I-P trong giai đoạn 1982-2026, qua đó xác định tác động tổng hợp, mức độ dị biệt, và những biến điều tiết chính giải thích sự dị biệt giữa các nghiên cứu. Mục tiêu thứ hai là kiểm định cơ chế cụ thể của quan hệ I-P trong các bối cảnh quốc gia khác nhau, gồm Singapore với tư cách nền kinh tế nhỏ mở tiên tiến, Việt Nam với tư cách nền kinh tế chuyển đổi đang mở rộng, và Trung Quốc với tư cách nền kinh tế thu nhập trung bình cao quy mô lớn; so sánh ba bối cảnh này giúp làm rõ cách các cơ chế I-P vận hành khác nhau theo từng quốc gia, đồng thời kiểm định tính ổn định của cấu trúc phi tuyến theo thời gian. Mục tiêu thứ ba là mở rộng phân tích sang phạm vi đa quốc gia gồm 45 nền kinh tế châu Á và Thái Bình Dương, trong đó có nhóm các quốc đảo nhỏ Thái Bình Dương, nhằm kiểm định khả năng khái quát hóa của các phát hiện trên một dải bối cảnh thể chế rộng, kế thừa và mở rộng từ tập 17 nền kinh tế trong Do và Phan (2026a). Mục tiêu thứ tư là phân tích vai trò điều tiết của ba nhóm nhân tố: thể chế (đo bằng các nhóm con ICRV cùng các chỉ số rào cản thể chế), năng lực số (phân biệt rõ Chỉ số năng lực công nghệ, Technological Capability Index, TCI với Chỉ số chấp nhận số, Digital Adoption Index, DAI), và đặc điểm nhà quản trị cấp cao (kinh nghiệm và giới tính).</w:t>
       </w:r>
     </w:p>
     <w:p>
@@ -1811,7 +1811,7 @@
         <w:pStyle w:val="FirstParagraph"/>
       </w:pPr>
       <w:r>
-        <w:t xml:space="preserve">Đối tượng nghiên cứu của luận án là mối quan hệ giữa quốc tế hóa và hiệu quả hoạt động kinh doanh của doanh nghiệp, cùng với các nhân tố điều tiết mối quan hệ đó, gồm bối cảnh thể chế, năng lực số và đặc điểm nhà quản trị cấp cao. Đơn vị phân tích là doanh nghiệp ở cấp độ tổ chức, không phải cấp độ ngành hay cấp độ quốc gia. Trong luận án, quốc tế hóa được đo chủ yếu bằng tỷ lệ doanh thu xuất khẩu trên tổng doanh thu (Foreign Sales to Total Sales — FSTS), tức cường độ xuất khẩu, còn hiệu quả hoạt động được đo chủ yếu bằng năng suất lao động, bổ sung bằng tỷ suất lợi nhuận trên doanh thu và tăng trưởng doanh thu trong các kiểm tra độ vững.</w:t>
+        <w:t xml:space="preserve">Đối tượng nghiên cứu của luận án là mối quan hệ giữa quốc tế hóa và hiệu quả hoạt động kinh doanh của doanh nghiệp, cùng với các nhân tố điều tiết mối quan hệ đó, gồm bối cảnh thể chế, năng lực số và đặc điểm nhà quản trị cấp cao. Đơn vị phân tích là doanh nghiệp ở cấp độ tổ chức, không phải cấp độ ngành hay cấp độ quốc gia. Trong luận án, quốc tế hóa được đo chủ yếu bằng tỷ lệ doanh thu xuất khẩu trên tổng doanh thu (Foreign Sales to Total Sales, FSTS), tức cường độ xuất khẩu, còn hiệu quả hoạt động được đo chủ yếu bằng năng suất lao động, bổ sung bằng tỷ suất lợi nhuận trên doanh thu và tăng trưởng doanh thu trong các kiểm tra độ vững.</w:t>
       </w:r>
     </w:p>
     <w:bookmarkEnd w:id="29"/>
@@ -1829,7 +1829,7 @@
         <w:pStyle w:val="FirstParagraph"/>
       </w:pPr>
       <w:r>
-        <w:t xml:space="preserve">Phạm vi không gian chính của nghiên cứu gồm 45 nền kinh tế châu Á và Thái Bình Dương có dữ liệu trong Khảo sát Doanh nghiệp của Ngân hàng Thế giới (World Bank Enterprise Surveys — WBES), được phân loại và tổ chức theo sáu nhóm con trong khung ICRV. Sáu nhóm con đó là: nhóm tiên tiến dẫn dắt bằng đổi mới (Advanced Innovation-Driven), đại diện là Singapore, Hàn Quốc và Đài Loan; nhóm tiên tiến dẫn dắt bằng tài nguyên (Advanced Resource-Driven), đại diện là các nền kinh tế vùng Vịnh; nhóm thu nhập trung bình cao (Upper-middle), đại diện là Trung Quốc và Malaysia; nhóm đang nổi (Emerging), gồm Việt Nam và các nền kinh tế ASEAN đang phát triển; nhóm cận biên (Frontier), gồm các nền kinh tế kém phát triển nhất như Campuchia, Nepal và Bangladesh; và nhóm quốc đảo nhỏ Thái Bình Dương (Pacific SIDS), gồm các quốc đảo nhỏ đang phát triển (Small Island Developing States — SIDS) được đưa vào phân tích để kiểm định các điều kiện biên cực đoan của quan hệ I-P. Nhật Bản không nằm trong phạm vi thực nghiệm vì cấu trúc dữ liệu WBES không bao phủ Nhật Bản đầy đủ.</w:t>
+        <w:t xml:space="preserve">Phạm vi không gian chính của nghiên cứu gồm 45 nền kinh tế châu Á và Thái Bình Dương có dữ liệu trong Khảo sát Doanh nghiệp của Ngân hàng Thế giới (World Bank Enterprise Surveys, WBES), được phân loại và tổ chức theo sáu nhóm con trong khung ICRV. Sáu nhóm con đó là: nhóm tiên tiến dẫn dắt bằng đổi mới (Advanced Innovation-Driven), đại diện là Singapore, Hàn Quốc và Đài Loan; nhóm tiên tiến dẫn dắt bằng tài nguyên (Advanced Resource-Driven), đại diện là các nền kinh tế vùng Vịnh; nhóm thu nhập trung bình cao (Upper-middle), đại diện là Trung Quốc và Malaysia; nhóm đang nổi (Emerging), gồm Việt Nam và các nền kinh tế ASEAN đang phát triển; nhóm cận biên (Frontier), gồm các nền kinh tế kém phát triển nhất như Campuchia, Nepal và Bangladesh; và nhóm quốc đảo nhỏ Thái Bình Dương (Pacific SIDS), gồm các quốc đảo nhỏ đang phát triển (Small Island Developing States, SIDS) được đưa vào phân tích để kiểm định các điều kiện biên cực đoan của quan hệ I-P. Nhật Bản không nằm trong phạm vi thực nghiệm vì cấu trúc dữ liệu WBES không bao phủ Nhật Bản đầy đủ.</w:t>
       </w:r>
     </w:p>
     <w:p>
@@ -1957,7 +1957,7 @@
         <w:pStyle w:val="FirstParagraph"/>
       </w:pPr>
       <w:r>
-        <w:t xml:space="preserve">Về mặt lý thuyết, luận án đóng góp vào tài liệu nghiên cứu kinh doanh quốc tế theo bốn hướng gắn bó với nhau. Đóng góp thứ nhất là tích hợp bốn lý thuyết kinh điển, gồm mô hình Uppsala, quan điểm dựa trên nguồn lực (resource-based view — RBV), lý thuyết thể chế và lý thuyết Bậc trên, vào một khung giải thích đa tầng thống nhất, được bổ sung bằng một lớp mở rộng về năng lực số để phản ánh chuyển đổi số đương đại. Khung này không phải là sự ghép nối cơ học các lý thuyết, mà là một kiến trúc lý thuyết nhất quán nội tại, trong đó mỗi tầng giải thích một dạng dị biệt khác nhau của quan hệ I-P. Đóng góp thứ hai là tách bạch rõ ràng năng lực công nghệ với chấp nhận số, coi đây là hai cấu trúc khái niệm độc lập dựa trên những nền tảng lý thuyết khác nhau (Bharadwaj et al., 2013; Coltman et al., 2008; Verhoef et al., 2021). Sự tách bạch này lấp một thiếu hụt khái niệm quan trọng trong các nghiên cứu về số hóa và quốc tế hóa, vốn thường gộp chung hai cấu trúc khác nhau về bản chất. Đóng góp thứ ba là tái định vị mô hình Uppsala trong kỷ nguyên trí tuệ nhân tạo, bằng cách mở rộng cơ chế học hỏi để bao hàm cả học hỏi tăng cường bằng dữ liệu số, phù hợp với xu hướng quốc tế hóa được hỗ trợ bằng công nghệ số (Banalieva &amp; Dhanaraj, 2019; Yang et al., 2025).</w:t>
+        <w:t xml:space="preserve">Về mặt lý thuyết, luận án đóng góp vào tài liệu nghiên cứu kinh doanh quốc tế theo bốn hướng gắn bó với nhau. Đóng góp thứ nhất là tích hợp bốn lý thuyết kinh điển, gồm mô hình Uppsala, quan điểm dựa trên nguồn lực (resource-based view, RBV), lý thuyết thể chế và lý thuyết Bậc trên, vào một khung giải thích đa tầng thống nhất, được bổ sung bằng một lớp mở rộng về năng lực số để phản ánh chuyển đổi số đương đại. Khung này không phải là sự ghép nối cơ học các lý thuyết, mà là một kiến trúc lý thuyết nhất quán nội tại, trong đó mỗi tầng giải thích một dạng dị biệt khác nhau của quan hệ I-P. Đóng góp thứ hai là tách bạch rõ ràng năng lực công nghệ với chấp nhận số, coi đây là hai cấu trúc khái niệm độc lập dựa trên những nền tảng lý thuyết khác nhau (Bharadwaj et al., 2013; Coltman et al., 2008; Verhoef et al., 2021). Sự tách bạch này lấp một thiếu hụt khái niệm quan trọng trong các nghiên cứu về số hóa và quốc tế hóa, vốn thường gộp chung hai cấu trúc khác nhau về bản chất. Đóng góp thứ ba là tái định vị mô hình Uppsala trong kỷ nguyên trí tuệ nhân tạo, bằng cách mở rộng cơ chế học hỏi để bao hàm cả học hỏi tăng cường bằng dữ liệu số, phù hợp với xu hướng quốc tế hóa được hỗ trợ bằng công nghệ số (Banalieva &amp; Dhanaraj, 2019; Yang et al., 2025).</w:t>
       </w:r>
     </w:p>
     <w:p>
@@ -2167,7 +2167,7 @@
         <w:pStyle w:val="BodyText"/>
       </w:pPr>
       <w:r>
-        <w:t xml:space="preserve">Các nghiên cứu vận hành hóa mức độ quốc tế hóa bằng nhiều thước đo khác nhau. Sullivan (1994) đề xuất một chỉ số tổng hợp đa chiều, gồm tỷ trọng doanh thu từ nước ngoài trên tổng doanh thu (foreign sales to total sales — FSTS), tỷ trọng tài sản ở nước ngoài trên tổng tài sản (foreign assets to total assets — FATA), và phạm vi địa lý. Với những nghiên cứu dùng dữ liệu doanh nghiệp từ các nền kinh tế đang phát triển và từ Khảo sát Doanh nghiệp của Ngân hàng Thế giới (World Bank Enterprise Surveys — WBES), thước đo phổ biến nhất lại là cường độ xuất khẩu, tức tỷ lệ phần trăm doanh thu xuất khẩu trên tổng doanh thu, tương đương với FSTS theo nghĩa rộng (Johanson &amp; Vahlne, 1977; Lu &amp; Beamish, 2004). Luận án chọn FSTS và bình phương FSTS (FSTS²) làm thước đo chính cho mức độ quốc tế hóa, bởi hai lẽ. Thước đo này phù hợp với cấu trúc dữ liệu WBES, và nó nhất quán với các nghiên cứu về quan hệ quốc tế hóa-hiệu quả kinh doanh (I-P) dùng bộ dữ liệu tương tự (Bhandari et al., 2023; Do &amp; Phan, 2026a).</w:t>
+        <w:t xml:space="preserve">Các nghiên cứu vận hành hóa mức độ quốc tế hóa bằng nhiều thước đo khác nhau. Sullivan (1994) đề xuất một chỉ số tổng hợp đa chiều, gồm tỷ trọng doanh thu từ nước ngoài trên tổng doanh thu (foreign sales to total sales, FSTS), tỷ trọng tài sản ở nước ngoài trên tổng tài sản (foreign assets to total assets, FATA), và phạm vi địa lý. Với những nghiên cứu dùng dữ liệu doanh nghiệp từ các nền kinh tế đang phát triển và từ Khảo sát Doanh nghiệp của Ngân hàng Thế giới (World Bank Enterprise Surveys, WBES), thước đo phổ biến nhất lại là cường độ xuất khẩu, tức tỷ lệ phần trăm doanh thu xuất khẩu trên tổng doanh thu, tương đương với FSTS theo nghĩa rộng (Johanson &amp; Vahlne, 1977; Lu &amp; Beamish, 2004). Luận án chọn FSTS và bình phương FSTS (FSTS²) làm thước đo chính cho mức độ quốc tế hóa, bởi hai lẽ. Thước đo này phù hợp với cấu trúc dữ liệu WBES, và nó nhất quán với các nghiên cứu về quan hệ quốc tế hóa-hiệu quả kinh doanh (I-P) dùng bộ dữ liệu tương tự (Bhandari et al., 2023; Do &amp; Phan, 2026a).</w:t>
       </w:r>
     </w:p>
     <w:p>
@@ -2193,7 +2193,7 @@
         <w:pStyle w:val="FirstParagraph"/>
       </w:pPr>
       <w:r>
-        <w:t xml:space="preserve">Hiệu quả hoạt động kinh doanh (firm performance) là một khái niệm đa chiều, đến nay vẫn chưa có một định nghĩa hay thước đo thống nhất giữa các nghiên cứu. Combs et al. (2005) và Richard et al. (2009) phân biệt ba nhóm thước đo chính. Nhóm thứ nhất dựa trên kế toán, gồm tỷ suất sinh lời trên tổng tài sản (return on assets — ROA), tỷ suất sinh lời trên vốn chủ sở hữu, và tỷ suất sinh lời trên doanh thu (return on sales — ROS). Nhóm thứ hai dựa trên thị trường tài chính, gồm hệ số Tobin’s Q và tổng lợi nhuận cổ đông. Nhóm thứ ba dựa trên năng suất và tăng trưởng, gồm năng suất lao động và tăng trưởng doanh thu.</w:t>
+        <w:t xml:space="preserve">Hiệu quả hoạt động kinh doanh (firm performance) là một khái niệm đa chiều, đến nay vẫn chưa có một định nghĩa hay thước đo thống nhất giữa các nghiên cứu. Combs et al. (2005) và Richard et al. (2009) phân biệt ba nhóm thước đo chính. Nhóm thứ nhất dựa trên kế toán, gồm tỷ suất sinh lời trên tổng tài sản (return on assets, ROA), tỷ suất sinh lời trên vốn chủ sở hữu, và tỷ suất sinh lời trên doanh thu (return on sales, ROS). Nhóm thứ hai dựa trên thị trường tài chính, gồm hệ số Tobin’s Q và tổng lợi nhuận cổ đông. Nhóm thứ ba dựa trên năng suất và tăng trưởng, gồm năng suất lao động và tăng trưởng doanh thu.</w:t>
       </w:r>
     </w:p>
     <w:p>
@@ -2279,7 +2279,7 @@
         <w:pStyle w:val="BodyText"/>
       </w:pPr>
       <w:r>
-        <w:t xml:space="preserve">Dù vậy, FSTS cũng có giới hạn nội tại cần thừa nhận. Thước đo này chỉ phản ánh xuất khẩu trực tiếp, không nắm bắt được xuất khẩu gián tiếp qua chuỗi cung ứng, hay sự tham gia chuỗi giá trị toàn cầu (global value chain — GVC) ở vai trò nhà cung ứng cấp dưới (Kano et al., 2020). Ở các nền kinh tế hội nhập sâu vào GVC như Việt Nam, một phần đáng kể giá trị quốc tế hóa diễn ra qua kênh gián tiếp mà FSTS không ghi nhận được. Luận án nhìn nhận hạn chế này như một ràng buộc đo lường có chủ đích, đánh đổi giữa tính so sánh liên quốc gia và độ tinh tế khái niệm, chứ không phải một thiếu sót lý thuyết.</w:t>
+        <w:t xml:space="preserve">Dù vậy, FSTS cũng có giới hạn nội tại cần thừa nhận. Thước đo này chỉ phản ánh xuất khẩu trực tiếp, không nắm bắt được xuất khẩu gián tiếp qua chuỗi cung ứng, hay sự tham gia chuỗi giá trị toàn cầu (global value chain, GVC) ở vai trò nhà cung ứng cấp dưới (Kano et al., 2020). Ở các nền kinh tế hội nhập sâu vào GVC như Việt Nam, một phần đáng kể giá trị quốc tế hóa diễn ra qua kênh gián tiếp mà FSTS không ghi nhận được. Luận án nhìn nhận hạn chế này như một ràng buộc đo lường có chủ đích, đánh đổi giữa tính so sánh liên quốc gia và độ tinh tế khái niệm, chứ không phải một thiếu sót lý thuyết.</w:t>
       </w:r>
     </w:p>
     <w:bookmarkEnd w:id="41"/>
@@ -2297,7 +2297,7 @@
         <w:pStyle w:val="FirstParagraph"/>
       </w:pPr>
       <w:r>
-        <w:t xml:space="preserve">Một trong những đóng góp khái niệm trọng tâm của luận án là phân biệt rạch ròi hai cấu trúc khái niệm thường bị gộp lẫn: năng lực công nghệ (Technological Capability Index — TCI) và chỉ số chấp nhận số (Digital Adoption Index — DAI). Nhiều nghiên cứu trước thường gộp hai cấu trúc này thành một khái niệm chung là</w:t>
+        <w:t xml:space="preserve">Một trong những đóng góp khái niệm trọng tâm của luận án là phân biệt rạch ròi hai cấu trúc khái niệm thường bị gộp lẫn: năng lực công nghệ (Technological Capability Index, TCI) và chỉ số chấp nhận số (Digital Adoption Index, DAI). Nhiều nghiên cứu trước thường gộp hai cấu trúc này thành một khái niệm chung là</w:t>
       </w:r>
       <w:r>
         <w:t xml:space="preserve"> </w:t>
@@ -2320,7 +2320,7 @@
         <w:pStyle w:val="BodyText"/>
       </w:pPr>
       <w:r>
-        <w:t xml:space="preserve">Năng lực công nghệ chỉ chiều sâu của công nghệ được nhập vào tổ chức, phản ánh khả năng hấp thụ, khai thác và phát triển tri thức công nghệ tiên tiến. Các chỉ báo tiêu biểu là việc sở hữu chứng nhận chất lượng quốc tế (chứng nhận ISO hoặc tương đương), việc sử dụng công nghệ được cấp phép từ đối tác nước ngoài, hoạt động đổi mới sản phẩm và cường độ nghiên cứu và phát triển (research and development — R&amp;D). Về bản chất lý thuyết, TCI gần với khái niệm năng lực hấp thụ (absorptive capacity) của Cohen và Levinthal (1990) và năng lực công nghệ của Lall (1992). Đó là chiều sâu nội tại của tổ chức, khó sao chép và tạo ra lợi thế bền vững theo tinh thần của lý thuyết dựa trên nguồn lực (Barney, 1991). Theo phân tầng của Verhoef et al. (2021), TCI thuộc các cấp độ năng lực số tầng cao (Tier-2 trở lên), gắn với đầu vào và đầu ra của hoạt động đổi mới chứ không phải sự hiện diện công cụ số cơ bản.</w:t>
+        <w:t xml:space="preserve">Năng lực công nghệ chỉ chiều sâu của công nghệ được nhập vào tổ chức, phản ánh khả năng hấp thụ, khai thác và phát triển tri thức công nghệ tiên tiến. Các chỉ báo tiêu biểu là việc sở hữu chứng nhận chất lượng quốc tế (chứng nhận ISO hoặc tương đương), việc sử dụng công nghệ được cấp phép từ đối tác nước ngoài, hoạt động đổi mới sản phẩm và cường độ nghiên cứu và phát triển (research and development, R&amp;D). Về bản chất lý thuyết, TCI gần với khái niệm năng lực hấp thụ (absorptive capacity) của Cohen và Levinthal (1990) và năng lực công nghệ của Lall (1992). Đó là chiều sâu nội tại của tổ chức, khó sao chép và tạo ra lợi thế bền vững theo tinh thần của lý thuyết dựa trên nguồn lực (Barney, 1991). Theo phân tầng của Verhoef et al. (2021), TCI thuộc các cấp độ năng lực số tầng cao (Tier-2 trở lên), gắn với đầu vào và đầu ra của hoạt động đổi mới chứ không phải sự hiện diện công cụ số cơ bản.</w:t>
       </w:r>
     </w:p>
     <w:p>
@@ -2446,7 +2446,7 @@
         <w:pStyle w:val="FirstParagraph"/>
       </w:pPr>
       <w:r>
-        <w:t xml:space="preserve">Quan điểm dựa trên nguồn lực (resource-based view — RBV) do Wernerfelt (1984) đặt nền và được Barney (1991) hệ thống hóa thành một khung lý thuyết có ảnh hưởng bền vững. RBV cho rằng doanh nghiệp không chỉ là một chuỗi các hoạt động tạo giá trị, mà còn là một bó nguồn lực. Sự khác biệt về hiệu quả lâu dài giữa các doanh nghiệp bắt nguồn từ khác biệt trong việc sở hữu và khai thác những nguồn lực thỏa mãn tiêu chí VRIN: có giá trị, hiếm có, khó sao chép và khó thay thế.</w:t>
+        <w:t xml:space="preserve">Quan điểm dựa trên nguồn lực (resource-based view, RBV) do Wernerfelt (1984) đặt nền và được Barney (1991) hệ thống hóa thành một khung lý thuyết có ảnh hưởng bền vững. RBV cho rằng doanh nghiệp không chỉ là một chuỗi các hoạt động tạo giá trị, mà còn là một bó nguồn lực. Sự khác biệt về hiệu quả lâu dài giữa các doanh nghiệp bắt nguồn từ khác biệt trong việc sở hữu và khai thác những nguồn lực thỏa mãn tiêu chí VRIN: có giá trị, hiếm có, khó sao chép và khó thay thế.</w:t>
       </w:r>
     </w:p>
     <w:p>
@@ -3030,7 +3030,7 @@
         <w:pStyle w:val="FirstParagraph"/>
       </w:pPr>
       <w:r>
-        <w:t xml:space="preserve">Lý thuyết thể chế chỉ ra rằng môi trường thể chế chi phối lợi ích ròng của quốc tế hóa, nhưng để kiểm định luận điểm đó trên một mẫu đa quốc gia rộng lớn, cần một công cụ vận hành hóa bối cảnh thể chế thành biến phân tích cụ thể. Châu Á không phải là một khối đồng nhất về thể chế. Các phân tích tổng hợp đã ghi nhận bối cảnh thể chế là biến điều tiết quan trọng nhất của quan hệ I-P, nhưng chưa có nghiên cứu nào thiết lập một hệ thống phân loại thể chế toàn diện cho phạm vi rộng các nền kinh tế châu Á và Thái Bình Dương (Marano et al., 2016; Wu et al., 2022). Luận án phát triển khung Biến thiên chế độ bối cảnh thể chế (Institutional Context Regime Variation — ICRV) để lấp khoảng trống đó.</w:t>
+        <w:t xml:space="preserve">Lý thuyết thể chế chỉ ra rằng môi trường thể chế chi phối lợi ích ròng của quốc tế hóa, nhưng để kiểm định luận điểm đó trên một mẫu đa quốc gia rộng lớn, cần một công cụ vận hành hóa bối cảnh thể chế thành biến phân tích cụ thể. Châu Á không phải là một khối đồng nhất về thể chế. Các phân tích tổng hợp đã ghi nhận bối cảnh thể chế là biến điều tiết quan trọng nhất của quan hệ I-P, nhưng chưa có nghiên cứu nào thiết lập một hệ thống phân loại thể chế toàn diện cho phạm vi rộng các nền kinh tế châu Á và Thái Bình Dương (Marano et al., 2016; Wu et al., 2022). Luận án phát triển khung Biến thiên chế độ bối cảnh thể chế (Institutional Context Regime Variation, ICRV) để lấp khoảng trống đó.</w:t>
       </w:r>
     </w:p>
     <w:bookmarkStart w:id="51" w:name="cơ-sở-và-nguyên-tắc-xây-dựng-icrv"/>
@@ -3047,15 +3047,15 @@
         <w:pStyle w:val="FirstParagraph"/>
       </w:pPr>
       <w:r>
-        <w:t xml:space="preserve">Khung ICRV phân loại các nền kinh tế trong phạm vi nghiên cứu thành sáu nhóm con (ICRV sub-regime), dựa trên tổ hợp ba căn cứ: bộ chỉ số quản trị thế giới (World Governance Indicators — WGI) của Kaufmann et al. (2011), mức độ phát triển kinh tế đo bằng thu nhập quốc gia bình quân đầu người theo phương pháp Atlas của Ngân hàng Thế giới, và đặc trưng cấu trúc thể chế của từng nền kinh tế. Về mặt khái niệm, ICRV sắp xếp các nền kinh tế theo hai chiều lý thuyết phân biệt mà các phân loại trước thường gộp chung: năng lực thể chế, tức chất lượng thể chế chính thức theo tinh thần của North (1990) và truyền thống các mô hình tư bản chủ nghĩa khác nhau (Hall &amp; Soskice, 2001); và mức độ tổn thương nguồn lực, tức mức phơi nhiễm trước các cú sốc bên ngoài, sự hẹp hòi về nguồn lực sản xuất, và các khoảng trống thể chế mà doanh nghiệp buộc phải nội hóa (Khanna &amp; Palepu, 2010). Khung này mở rộng từ phân loại thể chế của Khanna và Palepu (2010), được điều chỉnh cho phù hợp với thực tiễn đa dạng của châu Á và khu vực lân cận, đồng thời tham chiếu khung năng lực thể chế của Kim et al. (2026).</w:t>
-      </w:r>
-    </w:p>
-    <w:p>
-      <w:pPr>
-        <w:pStyle w:val="BodyText"/>
-      </w:pPr>
-      <w:r>
-        <w:t xml:space="preserve">Cần nhấn mạnh rằng tên gọi đầy đủ của khung là Biến thiên chế độ bối cảnh thể chế (Institutional Context Regime Variation — ICRV), phản ánh đúng bản chất của nó: một dải biến thiên liên tục của bối cảnh thể chế, được rời rạc hóa thành sáu chế độ để tiện cho phân tích so sánh.</w:t>
+        <w:t xml:space="preserve">Khung ICRV phân loại các nền kinh tế trong phạm vi nghiên cứu thành sáu nhóm con (ICRV sub-regime), dựa trên tổ hợp ba căn cứ: bộ chỉ số quản trị thế giới (World Governance Indicators, WGI) của Kaufmann et al. (2011), mức độ phát triển kinh tế đo bằng thu nhập quốc gia bình quân đầu người theo phương pháp Atlas của Ngân hàng Thế giới, và đặc trưng cấu trúc thể chế của từng nền kinh tế. Về mặt khái niệm, ICRV sắp xếp các nền kinh tế theo hai chiều lý thuyết phân biệt mà các phân loại trước thường gộp chung: năng lực thể chế, tức chất lượng thể chế chính thức theo tinh thần của North (1990) và truyền thống các mô hình tư bản chủ nghĩa khác nhau (Hall &amp; Soskice, 2001); và mức độ tổn thương nguồn lực, tức mức phơi nhiễm trước các cú sốc bên ngoài, sự hẹp hòi về nguồn lực sản xuất, và các khoảng trống thể chế mà doanh nghiệp buộc phải nội hóa (Khanna &amp; Palepu, 2010). Khung này mở rộng từ phân loại thể chế của Khanna và Palepu (2010), được điều chỉnh cho phù hợp với thực tiễn đa dạng của châu Á và khu vực lân cận, đồng thời tham chiếu khung năng lực thể chế của Kim et al. (2026).</w:t>
+      </w:r>
+    </w:p>
+    <w:p>
+      <w:pPr>
+        <w:pStyle w:val="BodyText"/>
+      </w:pPr>
+      <w:r>
+        <w:t xml:space="preserve">Cần nhấn mạnh rằng tên gọi đầy đủ của khung là Biến thiên chế độ bối cảnh thể chế (Institutional Context Regime Variation, ICRV), phản ánh đúng bản chất của nó: một dải biến thiên liên tục của bối cảnh thể chế, được rời rạc hóa thành sáu chế độ để tiện cho phân tích so sánh.</w:t>
       </w:r>
     </w:p>
     <w:bookmarkEnd w:id="51"/>
@@ -3121,7 +3121,7 @@
         <w:pStyle w:val="BodyText"/>
       </w:pPr>
       <w:r>
-        <w:t xml:space="preserve">Nhóm VI, đảo nhỏ Thái Bình Dương (Pacific SIDS), gồm các quốc đảo nhỏ đang phát triển (Small Island Developing States — SIDS) như Fiji, Papua New Guinea, Solomon Islands, Tonga, Vanuatu, Samoa và Kiribati. Đặc trưng là dân số rất nhỏ, cô lập địa lý xa các trung tâm thương mại, phụ thuộc nặng vào viện trợ và kiều hối theo mô hình MIRAB (Bertram, 2006), và chi phí hậu cần cực cao.</w:t>
+        <w:t xml:space="preserve">Nhóm VI, đảo nhỏ Thái Bình Dương (Pacific SIDS), gồm các quốc đảo nhỏ đang phát triển (Small Island Developing States, SIDS) như Fiji, Papua New Guinea, Solomon Islands, Tonga, Vanuatu, Samoa và Kiribati. Đặc trưng là dân số rất nhỏ, cô lập địa lý xa các trung tâm thương mại, phụ thuộc nặng vào viện trợ và kiều hối theo mô hình MIRAB (Bertram, 2006), và chi phí hậu cần cực cao.</w:t>
       </w:r>
     </w:p>
     <w:p>
@@ -3633,7 +3633,7 @@
         <w:pStyle w:val="BodyText"/>
       </w:pPr>
       <w:r>
-        <w:t xml:space="preserve">Cơ chế điều tiết của ICRV vận hành theo hai kênh đan xen. Kênh thứ nhất là thay đổi độ cong (biên độ) của đường cong: ở môi trường thể chế yếu, chi phí giao dịch xuyên biên giới cao làm độ cong của hình chữ U ngược sâu hơn — hình phạt hiệu quả đối với quốc tế hóa quá mức trở nên gay gắt hơn; ngược lại, ở môi trường thể chế mạnh, đường cong phẳng hơn, gần như tuyến tính. Điểm uốn không dịch chuyển đơn điệu theo chất lượng thể chế mà phân tán quanh mức ~40%. Kênh thứ hai là thay thế số cho thể chế (digital-for-institutional substitution): nơi thể chế chính thức cung cấp đầy đủ cơ chế thực thi hợp đồng, bảo vệ sở hữu trí tuệ và thông tin thị trường, công cụ số chỉ bổ sung biên; nơi khoảng trống thể chế ngự trị, công cụ số lại trở thành một sự thay thế đáng kể cho các cơ chế chính thức còn thiếu, qua đó vai trò định hình đường cong của DAI mạnh hơn ở nhóm thể chế yếu. Đây chính là cơ sở của giả thuyết H5 và là phần mở rộng đa quốc gia của logic khoảng trống thể chế (Khanna &amp; Palepu, 2010) vào lĩnh vực số.</w:t>
+        <w:t xml:space="preserve">Cơ chế điều tiết của ICRV vận hành theo hai kênh đan xen. Kênh thứ nhất là thay đổi độ cong (biên độ) của đường cong: ở môi trường thể chế yếu, chi phí giao dịch xuyên biên giới cao làm độ cong của hình chữ U ngược sâu hơn, hình phạt hiệu quả đối với quốc tế hóa quá mức trở nên gay gắt hơn; ngược lại, ở môi trường thể chế mạnh, đường cong phẳng hơn, gần như tuyến tính. Điểm uốn không dịch chuyển đơn điệu theo chất lượng thể chế mà phân tán quanh mức ~40%. Kênh thứ hai là thay thế số cho thể chế (digital-for-institutional substitution): nơi thể chế chính thức cung cấp đầy đủ cơ chế thực thi hợp đồng, bảo vệ sở hữu trí tuệ và thông tin thị trường, công cụ số chỉ bổ sung biên; nơi khoảng trống thể chế ngự trị, công cụ số lại trở thành một sự thay thế đáng kể cho các cơ chế chính thức còn thiếu, qua đó vai trò định hình đường cong của DAI mạnh hơn ở nhóm thể chế yếu. Đây chính là cơ sở của giả thuyết H5 và là phần mở rộng đa quốc gia của logic khoảng trống thể chế (Khanna &amp; Palepu, 2010) vào lĩnh vực số.</w:t>
       </w:r>
     </w:p>
     <w:p>
@@ -3958,7 +3958,7 @@
         <w:pStyle w:val="BodyText"/>
       </w:pPr>
       <w:r>
-        <w:t xml:space="preserve">Do và Phan (2026a) hiện là một trong những nghiên cứu thực nghiệm đa quốc gia quy mô lớn nhất về I-P trong bối cảnh châu Á mới nổi, phân tích khoảng 40.633 doanh nghiệp từ 17 nền kinh tế châu Á trên dữ liệu WBES. Nghiên cứu này tìm thấy hai điều. Một là có sự phân tầng năng suất rõ rệt giữa các nhóm nền kinh tế, phản ánh dị biệt về thể chế và năng lực. Hai là việc áp dụng công nghệ vừa trực tiếp nâng năng suất lao động, vừa làm dịu đáng kể tác động bất lợi của các rào cản thể chế, một phát hiện có thể gọi là hiệu ứng lá chắn số. Các nghiên cứu đơn quốc gia đồng hành làm sắc nét thêm bức tranh này. Trên dữ liệu Việt Nam (Việt Nam), quan hệ chữ U ngược được xác nhận trong cả ba sóng khảo sát 2009, 2015 và 2023, với điểm uốn cụm quanh 39-46% FSTS, một dải bền vững xuyên 14 năm; điều đáng chú ý là tính phi tuyến này chủ yếu phản ánh hiệu ứng biên tham gia, tức bước nhảy năng suất khi doanh nghiệp chuyển từ không xuất khẩu sang xuất khẩu, bởi khi giới hạn mẫu vào riêng nhóm doanh nghiệp xuất khẩu thì số hạng bình phương mất ý nghĩa thống kê. Trên dữ liệu Trung Quốc (Trung Quốc), quan hệ chữ U ngược bền vững về cấu trúc, với điểm uốn 49,4% năm 2012 và 47,2% năm 2024, và kiểm định Paternoster không bác bỏ giả thuyết hai điểm uốn bằng nhau. Trên dữ liệu Singapore (Singapore), quan hệ chủ yếu dương với điểm uốn hàm ý rất muộn ở khoảng 82% FSTS, nhất quán với lợi ích gần như đơn điệu trong một nền kinh tế thể chế mạnh và bão hòa số.</w:t>
+        <w:t xml:space="preserve">Do và Phan (2026a) hiện là một trong những nghiên cứu thực nghiệm đa quốc gia quy mô lớn nhất về I-P trong bối cảnh châu Á mới nổi, phân tích khoảng 40.633 doanh nghiệp từ 17 nền kinh tế châu Á trên dữ liệu WBES. Nghiên cứu này tìm thấy hai điều. Một là có sự phân tầng năng suất rõ rệt giữa các nhóm nền kinh tế, phản ánh dị biệt về thể chế và năng lực. Hai là việc áp dụng công nghệ vừa trực tiếp nâng năng suất lao động, vừa làm dịu đáng kể tác động bất lợi của các rào cản thể chế, một phát hiện có thể gọi là hiệu ứng thay thế số cho thể chế. Các nghiên cứu đơn quốc gia đồng hành làm sắc nét thêm bức tranh này. Trên dữ liệu Việt Nam (Việt Nam), quan hệ chữ U ngược được xác nhận trong cả ba sóng khảo sát 2009, 2015 và 2023, với điểm uốn cụm quanh 39-46% FSTS, một dải bền vững xuyên 14 năm; điều đáng chú ý là tính phi tuyến này chủ yếu phản ánh hiệu ứng biên tham gia, tức bước nhảy năng suất khi doanh nghiệp chuyển từ không xuất khẩu sang xuất khẩu, bởi khi giới hạn mẫu vào riêng nhóm doanh nghiệp xuất khẩu thì số hạng bình phương mất ý nghĩa thống kê. Trên dữ liệu Trung Quốc (Trung Quốc), quan hệ chữ U ngược bền vững về cấu trúc, với điểm uốn 49,4% năm 2012 và 47,2% năm 2024, và kiểm định Paternoster không bác bỏ giả thuyết hai điểm uốn bằng nhau. Trên dữ liệu Singapore (Singapore), quan hệ chủ yếu dương với điểm uốn hàm ý rất muộn ở khoảng 82% FSTS, nhất quán với lợi ích gần như đơn điệu trong một nền kinh tế thể chế mạnh và bão hòa số.</w:t>
       </w:r>
     </w:p>
     <w:p>
@@ -3992,7 +3992,7 @@
         <w:pStyle w:val="BodyText"/>
       </w:pPr>
       <w:r>
-        <w:t xml:space="preserve">Tuy nhiên, phần lớn các nghiên cứu hiện thời không tách bạch TCI với DAI, mà coi năng lực số như một khái niệm đơn nhất. Hệ quả lý thuyết của sự đồng nhất thiếu hợp lý này là không thể phân tách hai cơ chế vốn vận hành khác nhau: chiều sâu năng lực tổ chức của TCI và khả năng phối hợp số bề mặt của DAI. Bằng chứng từ chuỗi nghiên cứu đồng hành cho thấy việc tách bạch là cần thiết. Ở Việt Nam (Việt Nam), biến đại diện số tầng một đi theo một quỹ đạo lỗi thời hóa: dương năm 2009, null năm 2015, và tương tác âm năm 2023 khi tỷ lệ sở hữu trang web tiến đến mức gần phổ cập; biến công cụ cho biến số này cho kết quả null, hàm ý hiệu ứng chấp nhận số phụ thuộc chọn lựa chứ không phải nhân quả. Ở Singapore (Singapore), trong nền kinh tế bão hòa số, DAI không tạo phần thưởng đồng nhất mà hoạt động như một nguồn lực mở rộng tình huống, chỉ phát huy ở cường độ xuất khẩu cao nơi nhu cầu điều phối xuyên biên giới dày đặc, với hệ số tương tác giữa DAI và bình phương FSTS dương mạnh. Sự khác biệt giữa hai bối cảnh này, một bên là nền kinh tế chuyển đổi với DAI chưa bão hòa và một bên là nền kinh tế phát triển đã bão hòa số, chính là cơ sở thực nghiệm cho mô hình phụ thuộc bối cảnh được phát triển ở Mục 2.5.</w:t>
+        <w:t xml:space="preserve">Tuy nhiên, phần lớn các nghiên cứu hiện thời không tách bạch TCI với DAI, mà coi năng lực số như một khái niệm đơn nhất. Hệ quả lý thuyết của sự đồng nhất thiếu hợp lý này là không thể phân tách hai cơ chế vốn vận hành khác nhau: chiều sâu năng lực tổ chức của TCI và khả năng phối hợp số bề mặt của DAI. Bằng chứng từ chuỗi nghiên cứu đồng hành cho thấy việc tách bạch là cần thiết. Ở Việt Nam (Việt Nam), biến đại diện số tầng một đi theo một quỹ đạo lỗi thời hóa: dương năm 2009, null năm 2015, và tương tác âm năm 2023 khi tỷ lệ sở hữu trang web tiến đến mức gần phổ cập; biến công cụ cho biến số này cho kết quả null, hàm ý hiệu ứng chấp nhận số phụ thuộc chọn lựa chứ không phải nhân quả. Ở Singapore (Singapore), trong nền kinh tế bão hòa số, DAI không tạo phần thưởng đồng nhất mà hoạt động như một năng lực phụ thuộc bối cảnh, chỉ phát huy ở cường độ xuất khẩu cao nơi nhu cầu điều phối xuyên biên giới dày đặc, với hệ số tương tác giữa DAI và bình phương FSTS dương mạnh. Sự khác biệt giữa hai bối cảnh này, một bên là nền kinh tế chuyển đổi với DAI chưa bão hòa và một bên là nền kinh tế phát triển đã bão hòa số, chính là cơ sở thực nghiệm cho mô hình phụ thuộc bối cảnh được phát triển ở Mục 2.5.</w:t>
       </w:r>
     </w:p>
     <w:p>
@@ -4059,7 +4059,7 @@
         <w:pStyle w:val="BodyText"/>
       </w:pPr>
       <w:r>
-        <w:t xml:space="preserve">Ba khoảng trống này hội tụ vào một hướng giải quyết chung: cần phát triển và kiểm định một khung giải thích tích hợp đa tầng trên dữ liệu đa quốc gia đủ rộng và đủ đa dạng về thể chế để bao phủ toàn bộ dải biến thiên thể chế của châu Á. Luận án đề xuất khung CDCM (Context-Contingent Digital-and-Capability Model — Mô hình năng lực và chấp nhận số phụ thuộc bối cảnh), một khung lý thuyết tích hợp đa tầng kết hợp bốn thành phần: bối cảnh thể chế ở tầng vĩ mô, được vận hành hóa bằng ICRV; năng lực doanh nghiệp ở tầng tổ chức, với TCI và DAI tách riêng; đặc điểm nhà quản trị cấp cao ở tầng cá nhân, đưa vào như khối kiểm soát quản trị nội sinh; và lớp mở rộng năng lực số. Trong khung này, FSTS là biến độc lập chính và năng suất lao động là biến phụ thuộc.</w:t>
+        <w:t xml:space="preserve">Ba khoảng trống này hội tụ vào một hướng giải quyết chung: cần phát triển và kiểm định một khung giải thích tích hợp đa tầng trên dữ liệu đa quốc gia đủ rộng và đủ đa dạng về thể chế để bao phủ toàn bộ dải biến thiên thể chế của châu Á. Luận án đề xuất khung CDCM (Context-Contingent Digital-and-Capability Model, Mô hình năng lực và chấp nhận số phụ thuộc bối cảnh), một khung lý thuyết tích hợp đa tầng kết hợp bốn thành phần: bối cảnh thể chế ở tầng vĩ mô, được vận hành hóa bằng ICRV; năng lực doanh nghiệp ở tầng tổ chức, với TCI và DAI tách riêng; đặc điểm nhà quản trị cấp cao ở tầng cá nhân, đưa vào như khối kiểm soát quản trị nội sinh; và lớp mở rộng năng lực số. Trong khung này, FSTS là biến độc lập chính và năng suất lao động là biến phụ thuộc.</w:t>
       </w:r>
     </w:p>
     <w:bookmarkEnd w:id="60"/>
@@ -5758,7 +5758,7 @@
         <w:t xml:space="preserve">“</w:t>
       </w:r>
       <w:r>
-        <w:t xml:space="preserve">hiệu ứng lá chắn số</w:t>
+        <w:t xml:space="preserve">hiệu ứng thay thế số cho thể chế</w:t>
       </w:r>
       <w:r>
         <w:t xml:space="preserve">”</w:t>
@@ -9851,7 +9851,7 @@
           <w:bCs/>
           <w:b/>
         </w:rPr>
-        <w:t xml:space="preserve">M4, Điều tiết CSS/DAI (H4 thăm dò):</w:t>
+        <w:t xml:space="preserve">M4, Điều tiết CSS/DAI (H3, thăm dò):</w:t>
       </w:r>
     </w:p>
     <w:p>
@@ -12013,7 +12013,7 @@
               <w:jc w:val="left"/>
             </w:pPr>
             <w:r>
-              <w:t xml:space="preserve">Số hoá Tier-1 (H4 thăm dò)</w:t>
+              <w:t xml:space="preserve">Số hoá Tier-1 (H3, thăm dò)</w:t>
             </w:r>
           </w:p>
         </w:tc>
@@ -14919,7 +14919,7 @@
         <w:pStyle w:val="BlockText"/>
       </w:pPr>
       <w:r>
-        <w:t xml:space="preserve">M6 (Điều tiết ba chiều, kiểm định H3/H4a/H4b):</w:t>
+        <w:t xml:space="preserve">M6 (Điều tiết ba chiều, kiểm định điều tiết DAI bậc nhất và bậc hai (H3)):</w:t>
       </w:r>
       <w:r>
         <w:t xml:space="preserve"> </w:t>
@@ -15208,7 +15208,7 @@
         <w:t xml:space="preserve"> </w:t>
       </w:r>
       <w:r>
-        <w:t xml:space="preserve">Kết quả: F2 = 3,26 (p = 0,039, không qua Bonferroni α* = 0,017), H4b (không điều tiết năng lực–độ cong) được chấp nhận</w:t>
+        <w:t xml:space="preserve">Kết quả: F2 = 3,26 (p = 0,039, không qua Bonferroni α* = 0,017), kết luận không có điều tiết năng lực–độ cong được chấp nhận</w:t>
       </w:r>
     </w:p>
     <w:p>
@@ -24519,7 +24519,7 @@
               <w:jc w:val="left"/>
             </w:pPr>
             <w:r>
-              <w:t xml:space="preserve">Quy trình bảo đảm tính thuần nhất khái niệm không chồng lấn cho WBES; lá chắn số mở rộng (Do &amp; Phan, 2026a)</w:t>
+              <w:t xml:space="preserve">Quy trình bảo đảm tính thuần nhất khái niệm không chồng lấn cho WBES; thay thế số cho thể chế mở rộng (Do &amp; Phan, 2026a)</w:t>
             </w:r>
           </w:p>
         </w:tc>
@@ -24772,7 +24772,7 @@
         <w:pStyle w:val="BodyText"/>
       </w:pPr>
       <w:r>
-        <w:t xml:space="preserve">Chương được cấu trúc thành bảy phần. Mục 4.1 dựng bức tranh mô tả về phân tán năng suất và đặc điểm quốc tế hóa trên nhóm dữ liệu gộp (pool), phân theo nhóm con của Biến thiên chế độ bối cảnh thể chế (Institutional Context Regime Variation — ICRV). Mục 4.2 trình bày kết quả phân tích tổng hợp ba tầng (phân tích tổng hợp), gồm hiệu ứng gộp, cấu trúc dị biệt, điều tiết theo chế độ thể chế và sai lệch xuất bản. Mục 4.3 trình bày kiểm định đa quốc gia trên 45 nền kinh tế (phân tích đa quốc gia 45 nền kinh tế), gồm đường cong U ngược, điểm uốn tối ưu, dải biến thiên theo ICRV và tương tác giữa năng lực số với thể chế. Mục 4.4 trình bày ba nghiên cứu đơn quốc gia tại Việt Nam (Việt Nam), Singapore (Singapore) và Trung Quốc (Trung Quốc). Mục 4.5 trình bày trường hợp biên là các nền kinh tế đảo nhỏ đang phát triển ở Thái Bình Dương (SIDS). Mục 4.6 tổng hợp và thảo luận các phát hiện liên thông giữa các nghiên cứu thành phần. Mục 4.7 trình bày các kiểm định độ vững.</w:t>
+        <w:t xml:space="preserve">Chương được cấu trúc thành bảy phần. Mục 4.1 dựng bức tranh mô tả về phân tán năng suất và đặc điểm quốc tế hóa trên nhóm dữ liệu gộp (pool), phân theo nhóm con của Biến thiên chế độ bối cảnh thể chế (Institutional Context Regime Variation, ICRV). Mục 4.2 trình bày kết quả phân tích tổng hợp ba tầng (phân tích tổng hợp), gồm hiệu ứng gộp, cấu trúc dị biệt, điều tiết theo chế độ thể chế và sai lệch xuất bản. Mục 4.3 trình bày kiểm định đa quốc gia trên 45 nền kinh tế (phân tích đa quốc gia 45 nền kinh tế), gồm đường cong U ngược, điểm uốn tối ưu, dải biến thiên theo ICRV và tương tác giữa năng lực số với thể chế. Mục 4.4 trình bày ba nghiên cứu đơn quốc gia tại Việt Nam (Việt Nam), Singapore (Singapore) và Trung Quốc (Trung Quốc). Mục 4.5 trình bày trường hợp biên là các nền kinh tế đảo nhỏ đang phát triển ở Thái Bình Dương (SIDS). Mục 4.6 tổng hợp và thảo luận các phát hiện liên thông giữa các nghiên cứu thành phần. Mục 4.7 trình bày các kiểm định độ vững.</w:t>
       </w:r>
     </w:p>
     <w:p>
@@ -24854,10 +24854,7 @@
         </m:r>
       </m:oMath>
       <w:r>
-        <w:t xml:space="preserve"> </w:t>
-      </w:r>
-      <w:r>
-        <w:t xml:space="preserve">— mức suy giảm khoảng</w:t>
+        <w:t xml:space="preserve">, mức suy giảm khoảng</w:t>
       </w:r>
       <w:r>
         <w:t xml:space="preserve"> </w:t>
@@ -24870,10 +24867,7 @@
         <w:t xml:space="preserve">53%</w:t>
       </w:r>
       <w:r>
-        <w:t xml:space="preserve"> </w:t>
-      </w:r>
-      <w:r>
-        <w:t xml:space="preserve">— hàm ý rằng phần lớn bằng chứng I-P tích lũy suốt bốn thập kỷ có thể đã bị thổi phồng (một ước lượng trim-and-fill, được trình bày kèm rào đón phương pháp ở Mục 4.2.4). Thứ hai, bằng chứng đa quốc gia (phân tích đa quốc gia 45 nền kinh tế) cho thấy chế độ thể chế ICRV không dịch chuyển điểm uốn một cách đơn điệu mà</w:t>
+        <w:t xml:space="preserve">: hàm ý rằng phần lớn bằng chứng I-P tích lũy suốt bốn thập kỷ có thể đã bị thổi phồng (một ước lượng trim-and-fill, được trình bày kèm rào đón phương pháp ở Mục 4.2.4). Thứ hai, bằng chứng đa quốc gia (phân tích đa quốc gia 45 nền kinh tế) cho thấy chế độ thể chế ICRV không dịch chuyển điểm uốn một cách đơn điệu mà</w:t>
       </w:r>
       <w:r>
         <w:t xml:space="preserve"> </w:t>
@@ -24886,10 +24880,7 @@
         <w:t xml:space="preserve">chi phối độ cong (concavity / biên độ) của hình chữ U ngược</w:t>
       </w:r>
       <w:r>
-        <w:t xml:space="preserve"> </w:t>
-      </w:r>
-      <w:r>
-        <w:t xml:space="preserve">— độ cong sâu dần khi chất lượng thể chế suy giảm — chính cơ chế địa hình của luận án. Thứ ba, tại các quốc đảo nhỏ Thái Bình Dương (SIDS), quan hệ I-P sụp thành âm đơn điệu, tức</w:t>
+        <w:t xml:space="preserve">: độ cong sâu dần khi chất lượng thể chế suy giảm, chính cơ chế địa hình của luận án. Thứ ba, tại các quốc đảo nhỏ Thái Bình Dương (SIDS), quan hệ I-P sụp thành âm đơn điệu, tức</w:t>
       </w:r>
       <w:r>
         <w:t xml:space="preserve"> </w:t>
@@ -25730,15 +25721,15 @@
         <w:pStyle w:val="FirstParagraph"/>
       </w:pPr>
       <w:r>
-        <w:t xml:space="preserve">Trung vị của tỷ lệ doanh thu xuất khẩu trên tổng doanh thu (Foreign Sales to Total Sales — FSTS) bằng 0% ở tất cả các nhóm, và chỉ 15–23% doanh nghiệp tham gia xuất khẩu tùy bối cảnh. Phân phối FSTS phân cực mạnh: đại đa số doanh nghiệp không xuất khẩu, trong khi một thiểu số nhỏ lại có tỷ lệ xuất khẩu rất cao. Sự phân cực này đặt ra một vấn đề phương pháp quan trọng cho nghiên cứu về mối quan hệ quốc tế hóa–hiệu quả kinh doanh (I-P): kết quả hồi quy trên toàn mẫu bị kéo lệch bởi hành vi của nhóm thiểu số xuất khẩu tích cực, và do đó phần lớn độ phân biệt năng suất nằm ở biên độ tham gia (giữa doanh nghiệp không xuất khẩu và doanh nghiệp xuất khẩu) hơn là ở biên độ cường độ trong nội bộ nhóm xuất khẩu.</w:t>
-      </w:r>
-    </w:p>
-    <w:p>
-      <w:pPr>
-        <w:pStyle w:val="BodyText"/>
-      </w:pPr>
-      <w:r>
-        <w:t xml:space="preserve">Cường độ quốc tế hóa, tức FSTS trung bình tính trên toàn mẫu gồm cả doanh nghiệp không xuất khẩu, dao động từ 6,3% ở nhóm đảo nhỏ đến 10,3% ở nhóm thu nhập trung bình cao, với mức trung bình khu vực khoảng 8,8%. Đáng chú ý là nhóm thu nhập trung bình cao và nhóm tiên tiến có cùng FSTS trung bình, khoảng 10%, nhưng cơ chế xuất khẩu lại khác hẳn. Nhóm tiên tiến chủ yếu xuất khẩu dịch vụ và hàng hóa hàm lượng tri thức cao, còn nhóm thu nhập trung bình cao chủ yếu sản xuất theo chuỗi giá trị toàn cầu (global value chain — GVC) với biên lợi nhuận khác nhau.</w:t>
+        <w:t xml:space="preserve">Trung vị của tỷ lệ doanh thu xuất khẩu trên tổng doanh thu (Foreign Sales to Total Sales, FSTS) bằng 0% ở tất cả các nhóm, và chỉ 15–23% doanh nghiệp tham gia xuất khẩu tùy bối cảnh. Phân phối FSTS phân cực mạnh: đại đa số doanh nghiệp không xuất khẩu, trong khi một thiểu số nhỏ lại có tỷ lệ xuất khẩu rất cao. Sự phân cực này đặt ra một vấn đề phương pháp quan trọng cho nghiên cứu về mối quan hệ quốc tế hóa–hiệu quả kinh doanh (I-P): kết quả hồi quy trên toàn mẫu bị kéo lệch bởi hành vi của nhóm thiểu số xuất khẩu tích cực, và do đó phần lớn độ phân biệt năng suất nằm ở biên độ tham gia (giữa doanh nghiệp không xuất khẩu và doanh nghiệp xuất khẩu) hơn là ở biên độ cường độ trong nội bộ nhóm xuất khẩu.</w:t>
+      </w:r>
+    </w:p>
+    <w:p>
+      <w:pPr>
+        <w:pStyle w:val="BodyText"/>
+      </w:pPr>
+      <w:r>
+        <w:t xml:space="preserve">Cường độ quốc tế hóa, tức FSTS trung bình tính trên toàn mẫu gồm cả doanh nghiệp không xuất khẩu, dao động từ 6,3% ở nhóm đảo nhỏ đến 10,3% ở nhóm thu nhập trung bình cao, với mức trung bình khu vực khoảng 8,8%. Đáng chú ý là nhóm thu nhập trung bình cao và nhóm tiên tiến có cùng FSTS trung bình, khoảng 10%, nhưng cơ chế xuất khẩu lại khác hẳn. Nhóm tiên tiến chủ yếu xuất khẩu dịch vụ và hàng hóa hàm lượng tri thức cao, còn nhóm thu nhập trung bình cao chủ yếu sản xuất theo chuỗi giá trị toàn cầu (global value chain, GVC) với biên lợi nhuận khác nhau.</w:t>
       </w:r>
     </w:p>
     <w:bookmarkEnd w:id="108"/>
@@ -26269,7 +26260,7 @@
         <w:pStyle w:val="BodyText"/>
       </w:pPr>
       <w:r>
-        <w:t xml:space="preserve">Phát hiện đáng chú ý là hiện tượng nhảy vọt công nghệ số (digital leapfrog) ở nhóm đảo nhỏ: tỷ lệ trang web 58,9% vượt cả nhóm mới nổi 49,2% dù thu nhập quốc gia thấp hơn đáng kể. Điều này phản ánh thực tế rằng số hóa bề mặt, ở đây là trang web, tại nhóm đảo nhỏ chỉ là công cụ sinh tồn chứ không phải công cụ tối ưu hóa hiệu quả. Kết quả này củng cố lập luận lý thuyết về sự phân biệt giữa Chỉ số chấp nhận số (Digital Adoption Index — DAI), tức chấp nhận số bề mặt, và Chỉ số năng lực công nghệ (Technological Capability Index — TCI), tức năng lực công nghệ chiều sâu: nhóm đảo nhỏ có DAI cao nhưng TCI thấp nhất, và đây cũng là nhóm duy nhất biểu lộ quan hệ I-P âm đơn điệu (chi tiết tại Mục 4.5).</w:t>
+        <w:t xml:space="preserve">Phát hiện đáng chú ý là hiện tượng nhảy vọt công nghệ số (digital leapfrog) ở nhóm đảo nhỏ: tỷ lệ trang web 58,9% vượt cả nhóm mới nổi 49,2% dù thu nhập quốc gia thấp hơn đáng kể. Điều này phản ánh thực tế rằng số hóa bề mặt, ở đây là trang web, tại nhóm đảo nhỏ chỉ là công cụ sinh tồn chứ không phải công cụ tối ưu hóa hiệu quả. Kết quả này củng cố lập luận lý thuyết về sự phân biệt giữa Chỉ số chấp nhận số (Digital Adoption Index, DAI), tức chấp nhận số bề mặt, và Chỉ số năng lực công nghệ (Technological Capability Index, TCI), tức năng lực công nghệ chiều sâu: nhóm đảo nhỏ có DAI cao nhưng TCI thấp nhất, và đây cũng là nhóm duy nhất biểu lộ quan hệ I-P âm đơn điệu (chi tiết tại Mục 4.5).</w:t>
       </w:r>
     </w:p>
     <w:p>
@@ -27684,7 +27675,7 @@
               <w:jc w:val="left"/>
             </w:pPr>
             <w:r>
-              <w:t xml:space="preserve">&lt; ,001</w:t>
+              <w:t xml:space="preserve">&lt;,001</w:t>
             </w:r>
           </w:p>
         </w:tc>
@@ -27808,7 +27799,7 @@
               <w:jc w:val="left"/>
             </w:pPr>
             <w:r>
-              <w:t xml:space="preserve">&lt; ,001</w:t>
+              <w:t xml:space="preserve">&lt;,001</w:t>
             </w:r>
           </w:p>
         </w:tc>
@@ -27870,7 +27861,7 @@
               <w:jc w:val="left"/>
             </w:pPr>
             <w:r>
-              <w:t xml:space="preserve">&lt; ,001</w:t>
+              <w:t xml:space="preserve">&lt;,001</w:t>
             </w:r>
           </w:p>
         </w:tc>
@@ -29253,7 +29244,7 @@
         </m:r>
       </m:oMath>
       <w:r>
-        <w:t xml:space="preserve">), nhất quán với đường cong U ngược (inverted-U curve). Theo bốn điều kiện hình thức của Haans và cộng sự (2016), cả bốn đều được thỏa mãn: nhánh đi lên dương, độ cong lõm, điểm uốn (turning point — TP) nằm trong khoảng dữ liệu quan sát, và độ dốc biên đổi dấu giữa hai biên dữ liệu, được xác nhận bằng kiểm định Lind–Mehlum (joint</w:t>
+        <w:t xml:space="preserve">), nhất quán với đường cong U ngược (inverted-U curve). Theo bốn điều kiện hình thức của Haans và cộng sự (2016), cả bốn đều được thỏa mãn: nhánh đi lên dương, độ cong lõm, điểm uốn (turning point, TP) nằm trong khoảng dữ liệu quan sát, và độ dốc biên đổi dấu giữa hai biên dữ liệu, được xác nhận bằng kiểm định Lind–Mehlum (joint</w:t>
       </w:r>
       <w:r>
         <w:t xml:space="preserve"> </w:t>
@@ -30681,25 +30672,7 @@
         </m:r>
       </m:oMath>
       <w:r>
-        <w:t xml:space="preserve">), xác nhận vai trò của DAI mạnh hơn ở các môi trường thể chế yếu, nhất quán với khung lý thuyết CDCM về cơ chế</w:t>
-      </w:r>
-      <w:r>
-        <w:t xml:space="preserve"> </w:t>
-      </w:r>
-      <w:r>
-        <w:t xml:space="preserve">“</w:t>
-      </w:r>
-      <w:r>
-        <w:t xml:space="preserve">lá chắn số</w:t>
-      </w:r>
-      <w:r>
-        <w:t xml:space="preserve">”</w:t>
-      </w:r>
-      <w:r>
-        <w:t xml:space="preserve"> </w:t>
-      </w:r>
-      <w:r>
-        <w:t xml:space="preserve">bù đắp cho thiếu hụt thể chế. Số hạng ba chiều FSTS×DAI×ICRV (</w:t>
+        <w:t xml:space="preserve">), xác nhận vai trò của DAI mạnh hơn ở các môi trường thể chế yếu, nhất quán với khung lý thuyết CDCM về cơ chế năng lực số bù đắp cho thiếu hụt thể chế. Số hạng ba chiều FSTS×DAI×ICRV (</w:t>
       </w:r>
       <m:oMath>
         <m:r>
@@ -34670,7 +34643,7 @@
         <w:pStyle w:val="FirstParagraph"/>
       </w:pPr>
       <w:r>
-        <w:t xml:space="preserve">Phân tích phân tích SIDS Thái Bình Dương tập trung vào chín nền kinh tế Quốc đảo nhỏ đang phát triển (Small Islands Developing States — SIDS) Thái Bình Dương (Nhóm VI) với tổng</w:t>
+        <w:t xml:space="preserve">Phân tích phân tích SIDS Thái Bình Dương tập trung vào chín nền kinh tế Quốc đảo nhỏ đang phát triển (Small Islands Developing States, SIDS) Thái Bình Dương (Nhóm VI) với tổng</w:t>
       </w:r>
       <w:r>
         <w:t xml:space="preserve"> </w:t>
@@ -35998,22 +35971,7 @@
         </m:r>
       </m:oMath>
       <w:r>
-        <w:t xml:space="preserve">) cho thấy hiệu ứng điều tiết của DAI mạnh hơn ở các môi trường thể chế yếu hơn, tức năng lực số bù đắp cho thiếu hụt thể chế chứ không khuếch đại lợi thế thể chế sẵn có. Đây là cơ chế</w:t>
-      </w:r>
-      <w:r>
-        <w:t xml:space="preserve"> </w:t>
-      </w:r>
-      <w:r>
-        <w:t xml:space="preserve">“</w:t>
-      </w:r>
-      <w:r>
-        <w:t xml:space="preserve">lá chắn số</w:t>
-      </w:r>
-      <w:r>
-        <w:t xml:space="preserve">”</w:t>
-      </w:r>
-      <w:r>
-        <w:t xml:space="preserve">: ở nơi hạ tầng thể chế chưa đủ hỗ trợ doanh nghiệp xuất khẩu, hạ tầng số đảm nhận một phần các chức năng thực thi hợp đồng, cung cấp thông tin thị trường và phối hợp mà thể chế mạnh lẽ ra cung cấp. Kết quả này, theo hiểu biết hiện tại, là bằng chứng đa quốc gia ở cấp doanh nghiệp đầu tiên cho thấy số hóa và chất lượng thể chế hoạt động như những yếu tố thay thế chứ không phải bổ sung trong quá trình chuyển hóa quốc tế hóa thành hiệu quả.</w:t>
+        <w:t xml:space="preserve">) cho thấy hiệu ứng điều tiết của DAI mạnh hơn ở các môi trường thể chế yếu hơn, tức năng lực số bù đắp cho thiếu hụt thể chế chứ không khuếch đại lợi thế thể chế sẵn có. Đây là cơ chế thay thế số cho thể chế: ở nơi hạ tầng thể chế chưa đủ hỗ trợ doanh nghiệp xuất khẩu, hạ tầng số đảm nhận một phần các chức năng thực thi hợp đồng, cung cấp thông tin thị trường và phối hợp mà thể chế mạnh lẽ ra cung cấp. Kết quả này, theo hiểu biết hiện tại, là bằng chứng đa quốc gia ở cấp doanh nghiệp đầu tiên cho thấy số hóa và chất lượng thể chế hoạt động như những yếu tố thay thế chứ không phải bổ sung trong quá trình chuyển hóa quốc tế hóa thành hiệu quả.</w:t>
       </w:r>
     </w:p>
     <w:bookmarkEnd w:id="131"/>
@@ -37489,7 +37447,7 @@
         <w:pStyle w:val="BodyText"/>
       </w:pPr>
       <w:r>
-        <w:t xml:space="preserve">Đối với Trung Quốc phân tích Trung Quốc, đường cong U ngược được bảo toàn khi giới hạn mẫu sản xuất (điểm uốn 48,1% năm 2012 và 46,4% năm 2024), khi dùng năng suất nhân tố tổng hợp (Total Factor Productivity — TFP) ước lượng bằng phương pháp Levinsohn–Petrin làm biến phụ thuộc (điểm uốn 47,9% và 45,7%), và qua hồi quy phân vị tại các phân vị 25, 50 và 75 (điểm uốn 44,8–51,3%). Kiểm định Paternoster vẫn không có ý nghĩa trong tất cả các kiểm tra này, củng cố tính ổn định theo thời gian. Việc thêm hiệu ứng cố định ngành ISIC hai chữ số hay thay đổi quy tắc loại trừ giá trị khuyết đều không làm thay đổi khuôn mẫu chính.</w:t>
+        <w:t xml:space="preserve">Đối với Trung Quốc phân tích Trung Quốc, đường cong U ngược được bảo toàn khi giới hạn mẫu sản xuất (điểm uốn 48,1% năm 2012 và 46,4% năm 2024), khi dùng năng suất nhân tố tổng hợp (Total Factor Productivity, TFP) ước lượng bằng phương pháp Levinsohn–Petrin làm biến phụ thuộc (điểm uốn 47,9% và 45,7%), và qua hồi quy phân vị tại các phân vị 25, 50 và 75 (điểm uốn 44,8–51,3%). Kiểm định Paternoster vẫn không có ý nghĩa trong tất cả các kiểm tra này, củng cố tính ổn định theo thời gian. Việc thêm hiệu ứng cố định ngành ISIC hai chữ số hay thay đổi quy tắc loại trừ giá trị khuyết đều không làm thay đổi khuôn mẫu chính.</w:t>
       </w:r>
     </w:p>
     <w:p>
@@ -37899,7 +37857,7 @@
         <w:t xml:space="preserve"> </w:t>
       </w:r>
       <w:r>
-        <w:t xml:space="preserve">khi chất lượng thể chế suy giảm — phẳng, gần như tuyến tính ở nhóm tiên tiến và rõ nét nhất (hình chữ U ngược) ở nhóm đảo nhỏ và cận biên — với điểm uốn dao động quanh ~40% thay vì dịch chuyển đơn điệu. Nói cách khác, ở các nền kinh tế thể chế mạnh, quan hệ I–P gần như tuyến tính trong khoảng quan sát và doanh nghiệp ít chịu hình phạt suy giảm khi quốc tế hóa sâu; còn ở các nền kinh tế thể chế yếu, hình chữ U ngược biểu hiện rõ nét, phản ánh chi phí phối hợp và lợi suất giảm dần gay gắt hơn khi đẩy mạnh xuất khẩu.</w:t>
+        <w:t xml:space="preserve">khi chất lượng thể chế suy giảm, phẳng, gần như tuyến tính ở nhóm tiên tiến và rõ nét nhất (hình chữ U ngược) ở nhóm đảo nhỏ và cận biên, với điểm uốn dao động quanh ~40% thay vì dịch chuyển đơn điệu. Nói cách khác, ở các nền kinh tế thể chế mạnh, quan hệ I–P gần như tuyến tính trong khoảng quan sát và doanh nghiệp ít chịu hình phạt suy giảm khi quốc tế hóa sâu; còn ở các nền kinh tế thể chế yếu, hình chữ U ngược biểu hiện rõ nét, phản ánh chi phí phối hợp và lợi suất giảm dần gay gắt hơn khi đẩy mạnh xuất khẩu.</w:t>
       </w:r>
     </w:p>
     <w:p>
@@ -38568,7 +38526,7 @@
         <w:t xml:space="preserve"> </w:t>
       </w:r>
       <w:r>
-        <w:t xml:space="preserve">nơi thể chế yếu, tức hiệu ứng lá chắn số phát huy mạnh nhất khi nền tảng thể chế còn thiếu hụt, chứ không phải khi thể chế đã hoàn thiện.</w:t>
+        <w:t xml:space="preserve">nơi thể chế yếu, tức hiệu ứng thay thế số cho thể chế phát huy mạnh nhất khi nền tảng thể chế còn thiếu hụt, chứ không phải khi thể chế đã hoàn thiện.</w:t>
       </w:r>
     </w:p>
     <w:bookmarkEnd w:id="141"/>
@@ -39068,10 +39026,7 @@
         </m:r>
       </m:oMath>
       <w:r>
-        <w:t xml:space="preserve"> </w:t>
-      </w:r>
-      <w:r>
-        <w:t xml:space="preserve">—</w:t>
+        <w:t xml:space="preserve">,</w:t>
       </w:r>
       <w:r>
         <w:t xml:space="preserve"> </w:t>
@@ -39084,10 +39039,7 @@
         <w:t xml:space="preserve">suy giảm khoảng 53%</w:t>
       </w:r>
       <w:r>
-        <w:t xml:space="preserve"> </w:t>
-      </w:r>
-      <w:r>
-        <w:t xml:space="preserve">— hàm ý rằng quan hệ I-P trung bình được báo cáo suốt bốn thập kỷ có thể đã bị thổi phồng đáng kể. Đây là một ước lượng hiệu chỉnh được củng cố bởi kiểm định Begg có ý nghĩa (</w:t>
+        <w:t xml:space="preserve">: hàm ý rằng quan hệ I-P trung bình được báo cáo suốt bốn thập kỷ có thể đã bị thổi phồng đáng kể. Đây là một ước lượng hiệu chỉnh được củng cố bởi kiểm định Begg có ý nghĩa (</w:t>
       </w:r>
       <m:oMath>
         <m:r>
@@ -39399,7 +39351,7 @@
         <w:t xml:space="preserve"> </w:t>
       </w:r>
       <w:r>
-        <w:t xml:space="preserve">ở các nền kinh tế thể chế yếu (cận biên, đảo nhỏ): lá chắn số bù đắp cho thiếu hụt thể chế.</w:t>
+        <w:t xml:space="preserve">ở các nền kinh tế thể chế yếu (cận biên, đảo nhỏ): năng lực số bù đắp cho thiếu hụt thể chế.</w:t>
       </w:r>
     </w:p>
     <w:p>

--- a/dist/downloads/LUAN_AN_FULL_vi.docx
+++ b/dist/downloads/LUAN_AN_FULL_vi.docx
@@ -1581,6 +1581,62 @@
       </w:pPr>
       <w:r>
         <w:t xml:space="preserve">Cùng một mức cường độ xuất khẩu có thể nâng một doanh nghiệp ở nền kinh tế thể chế mạnh lên đỉnh năng suất, nhưng lại đẩy một doanh nghiệp ở quốc đảo nhỏ Thái Bình Dương vào vòng suy giảm đơn điệu. Chính nghịch lý đó, cùng một hành vi quốc tế hóa nhưng cho hai kết cục trái ngược tùy chế độ thể chế, là điểm khởi đầu của luận án này. Quốc tế hóa doanh nghiệp đã là một trong những chủ đề trung tâm của kinh doanh quốc tế (international business) suốt hơn nửa thế kỷ qua. Kể từ khi Johanson và Vahlne (1977) đề xuất mô hình Uppsala về quá trình quốc tế hóa tuần tự, gần nửa thế kỷ nghiên cứu đã tích lũy quanh một câu hỏi cốt lõi mà đến nay vẫn chưa có lời đáp dứt khoát: quốc tế hóa có thực sự cải thiện hiệu quả hoạt động của doanh nghiệp hay không, và nếu có thì trong những điều kiện nào? Lu và Beamish (2004) cung cấp bằng chứng then chốt về quan hệ hình chữ S giữa mức độ quốc tế hóa và hiệu quả, còn Contractor et al. (2003) cùng nhiều nghiên cứu kế tiếp tiếp tục thách thức, bổ sung và điều chỉnh kết luận đó. Điều đáng chú ý không phải là sự thiếu vắng bằng chứng. Vấn đề nằm ở sự phân tán của nó. Mối quan hệ giữa quốc tế hóa và hiệu quả hoạt động kinh doanh (internationalization-performance, I-P) là có thực, nhưng phức tạp và phụ thuộc vào nhiều điều kiện biên. Chính tính điều kiện này, chứ không phải bản thân dấu của hiệu ứng, mới là vấn đề lý thuyết cần được giải quyết.</w:t>
+      </w:r>
+    </w:p>
+    <w:p>
+      <w:pPr>
+        <w:pStyle w:val="BodyText"/>
+      </w:pPr>
+      <w:r>
+        <w:t xml:space="preserve">Luận án lập luận rằng sự phân tán ấy không phải là nhiễu thống kê, mà là dấu vết của hai chế độ quốc tế hóa khác nhau về bản chất, cùng tồn tại trong một khu vực. Ở một cực là</w:t>
+      </w:r>
+      <w:r>
+        <w:t xml:space="preserve"> </w:t>
+      </w:r>
+      <w:r>
+        <w:rPr>
+          <w:bCs/>
+          <w:b/>
+        </w:rPr>
+        <w:t xml:space="preserve">quốc tế hóa để mở rộng quy mô</w:t>
+      </w:r>
+      <w:r>
+        <w:t xml:space="preserve"> </w:t>
+      </w:r>
+      <w:r>
+        <w:t xml:space="preserve">(internationalization-to-scale): tại các nền kinh tế thể chế mạnh như Singapore, xuất khẩu là công cụ tối ưu hóa biên lợi nhuận, và đường cong hiệu quả gần như đơn điệu dương với điểm uốn rất muộn, vào khoảng 82% cường độ xuất khẩu, nghĩa là càng xuất khẩu càng có lãi. Ở cực đối lập là</w:t>
+      </w:r>
+      <w:r>
+        <w:t xml:space="preserve"> </w:t>
+      </w:r>
+      <w:r>
+        <w:rPr>
+          <w:bCs/>
+          <w:b/>
+        </w:rPr>
+        <w:t xml:space="preserve">quốc tế hóa để sinh tồn</w:t>
+      </w:r>
+      <w:r>
+        <w:t xml:space="preserve"> </w:t>
+      </w:r>
+      <w:r>
+        <w:t xml:space="preserve">(internationalization-to-survive): tại các quốc đảo nhỏ Thái Bình Dương, nơi thị trường nội địa quá nhỏ và chi phí hậu cần khổng lồ bào mòn lợi nhuận, doanh nghiệp buộc phải xuất khẩu bất kể điều kiện; trong số 187 doanh nghiệp có xuất khẩu trên toàn mẫu các quốc đảo nhỏ đang phát triển (SIDS), cường độ xuất khẩu cao hơn lại gắn với năng suất thấp hơn, khiến đường cong chữ U ngược sụp đổ hoàn toàn thành một quan hệ âm đơn điệu. Hiện tượng này, mà luận án gọi là</w:t>
+      </w:r>
+      <w:r>
+        <w:t xml:space="preserve"> </w:t>
+      </w:r>
+      <w:r>
+        <w:rPr>
+          <w:bCs/>
+          <w:b/>
+        </w:rPr>
+        <w:t xml:space="preserve">gánh nặng quốc tế hóa bắt buộc</w:t>
+      </w:r>
+      <w:r>
+        <w:t xml:space="preserve"> </w:t>
+      </w:r>
+      <w:r>
+        <w:t xml:space="preserve">(Forced Internationalization Penalty, FIP), không phải một ngoại lệ bên lề mà là điều kiện biên cực đoan làm lộ rõ chính cấu trúc lý thuyết của toàn bộ quan hệ I-P: khi cả ba tiền đề cấu trúc của đường cong chữ U ngược, gồm thị trường nội địa khả dụng, chi phí thương mại quản lý được, và thể chế hỗ trợ chức năng, đồng thời vắng mặt, thì dạng hàm phi tuyến quen thuộc không còn tồn tại. Cũng như một lý thuyết về lực hấp dẫn không thể trọn vẹn nếu né tránh điểm kỳ dị nơi các định luật thông thường sụp đổ, một lý thuyết về quan hệ I-P không thể xem trường hợp FIP như một phụ lục: luận án do đó đặt FIP làm một cực lý thuyết đối trọng trực tiếp với logic chữ U ngược truyền thống, ngay từ chương mở đầu.</w:t>
       </w:r>
     </w:p>
     <w:p>
@@ -3785,7 +3841,7 @@
         <w:pStyle w:val="BodyText"/>
       </w:pPr>
       <w:r>
-        <w:t xml:space="preserve">Dạng hàm thứ tư là chữ M với hai điểm uốn, phản ánh tính không đồng nhất của lợi ích quốc tế hóa theo loại thị trường (Riahi-Belkaoui, 1998), song bằng chứng thực nghiệm hạn chế và khó tái lập. Dạng hàm thứ năm là gánh nặng bắt buộc, biểu hiện thành quan hệ tuyến tính âm trong các nền kinh tế buộc phải quốc tế hóa do thị trường nội địa quá nhỏ; đây là pattern đặc thù của các quốc đảo nhỏ Thái Bình Dương, nơi doanh nghiệp phải xuất khẩu để tồn tại nhưng thiếu năng lực cạnh tranh (Briguglio, 1995; Bertram, 2006).</w:t>
+        <w:t xml:space="preserve">Dạng hàm thứ tư là chữ M với hai điểm uốn, phản ánh tính không đồng nhất của lợi ích quốc tế hóa theo loại thị trường (Riahi-Belkaoui, 1998), song bằng chứng thực nghiệm hạn chế và khó tái lập. Dạng hàm thứ năm là gánh nặng quốc tế hóa bắt buộc, biểu hiện thành quan hệ tuyến tính âm trong các nền kinh tế buộc phải quốc tế hóa do thị trường nội địa quá nhỏ; đây là dạng đặc thù của các quốc đảo nhỏ Thái Bình Dương, nơi doanh nghiệp phải xuất khẩu để tồn tại nhưng thiếu năng lực cạnh tranh (Briguglio, 1995; Bertram, 2006). Năm dạng hàm này thực chất sắp xếp dọc theo một trục đối lập giữa hai chế độ quốc tế hóa: ở một đầu là quốc tế hóa để mở rộng quy mô, nơi xuất khẩu tối ưu hóa lợi nhuận và đường cong còn dư địa sinh lợi đến cường độ cao; ở đầu kia là quốc tế hóa để sinh tồn, nơi xuất khẩu là bắt buộc và dạng phi tuyến quen thuộc sụp đổ thành âm đơn điệu. Dạng hàm thứ năm do đó không phải một ngoại lệ thứ yếu mà là cực biên làm lộ rõ các tiền đề cấu trúc mà bốn dạng còn lại ngầm giả định.</w:t>
       </w:r>
     </w:p>
     <w:p>
@@ -39753,7 +39809,7 @@
         <w:t xml:space="preserve">Điểm uốn thấp, khoảng 39-46% FSTS, là một cảnh báo cụ thể cho doanh nghiệp xuất khẩu thủy sản và gạo Đồng bằng sông Cửu Long</w:t>
       </w:r>
       <w:r>
-        <w:t xml:space="preserve">, nơi FSTS cấu trúc thường vượt 50-70% tổng doanh thu. Kết quả phân tích Việt Nam gợi ý rằng nhiều doanh nghiệp trong số đó có thể đang ở phía bên kia điểm uốn, tức đang gánh chi phí phối hợp quốc tế mà hiệu quả không tăng tương ứng. Giải pháp không phải là giảm xuất khẩu, bởi không có thị trường nội địa để thay thế, mà là</w:t>
+        <w:t xml:space="preserve">, nơi cấu trúc ngành buộc tỷ trọng xuất khẩu thường vượt 50-70% tổng doanh thu. Kết quả phân tích Việt Nam gợi ý rằng nhiều doanh nghiệp trong số đó đang ở phía bên phải điểm uốn, tức đang gánh chi phí phối hợp quốc tế mà năng suất không tăng tương ứng. Vì không có thị trường nội địa đủ lớn để thay thế, giải pháp không thể là giảm xuất khẩu, mà phải là</w:t>
       </w:r>
       <w:r>
         <w:t xml:space="preserve"> </w:t>
@@ -39763,21 +39819,36 @@
           <w:bCs/>
           <w:b/>
         </w:rPr>
-        <w:t xml:space="preserve">nâng TCI song song</w:t>
-      </w:r>
-      <w:r>
-        <w:t xml:space="preserve"> </w:t>
-      </w:r>
-      <w:r>
-        <w:t xml:space="preserve">nhằm đẩy điểm uốn sang phải, mở rộng biên lợi ích của xuất khẩu.</w:t>
-      </w:r>
-    </w:p>
-    <w:p>
-      <w:pPr>
-        <w:pStyle w:val="BodyText"/>
-      </w:pPr>
-      <w:r>
-        <w:t xml:space="preserve">Mức</w:t>
+        <w:t xml:space="preserve">kéo dài đỉnh của đường cong chữ U</w:t>
+      </w:r>
+      <w:r>
+        <w:t xml:space="preserve">, tức mở rộng vùng cường độ xuất khẩu còn sinh lợi bằng cách nâng năng lực để đẩy điểm uốn sang phải.</w:t>
+      </w:r>
+    </w:p>
+    <w:p>
+      <w:pPr>
+        <w:pStyle w:val="BodyText"/>
+      </w:pPr>
+      <w:r>
+        <w:t xml:space="preserve">Điều then chốt là phải dịch khái niệm trừu tượng</w:t>
+      </w:r>
+      <w:r>
+        <w:t xml:space="preserve"> </w:t>
+      </w:r>
+      <w:r>
+        <w:t xml:space="preserve">“</w:t>
+      </w:r>
+      <w:r>
+        <w:t xml:space="preserve">nâng TCI</w:t>
+      </w:r>
+      <w:r>
+        <w:t xml:space="preserve">”</w:t>
+      </w:r>
+      <w:r>
+        <w:t xml:space="preserve"> </w:t>
+      </w:r>
+      <w:r>
+        <w:t xml:space="preserve">thành một lộ trình hành động gắn chặt với đặc thù chuỗi cung ứng nông – thủy sản, thay vì một khuyến nghị chung chung. Với một nhà máy chế biến cá tra hay tôm, nâng TCI không có nghĩa là theo đuổi công nghệ cao trừu tượng, mà cụ thể là</w:t>
       </w:r>
       <w:r>
         <w:t xml:space="preserve"> </w:t>
@@ -39787,13 +39858,18 @@
           <w:bCs/>
           <w:b/>
         </w:rPr>
-        <w:t xml:space="preserve">DAI Tier-1, đo bằng mức chấp nhận trang web,</w:t>
-      </w:r>
-      <w:r>
-        <w:t xml:space="preserve"> </w:t>
-      </w:r>
-      <w:r>
-        <w:t xml:space="preserve">tại Đồng bằng sông Cửu Long vẫn còn thấp so với trung bình cả nước. phân tích Việt Nam cho thấy DAI Tier-1 đơn thuần không có tác động đáng kể, nhưng bằng chứng từ phân tích Singapore (Tier-1+2) lại cho thấy khi doanh nghiệp nâng lên DAI Tier-2, gồm trang web cùng thanh toán điện tử và kết nối nhà cung ứng số, hiệu ứng điều tiết hiện ra rõ rệt. Đây là cơ sở để ưu tiên các chương trình chuyển đổi số</w:t>
+        <w:t xml:space="preserve">đạt các chứng nhận chất lượng quốc tế khắt khe như ASC (Aquaculture Stewardship Council) và BAP (Best Aquaculture Practices) cho thủy sản, hoặc GlobalGAP và SRP (Sustainable Rice Platform) cho gạo</w:t>
+      </w:r>
+      <w:r>
+        <w:t xml:space="preserve">. Trong ngữ cảnh này, chứng nhận vận hành như một thứ vũ khí kép: nó giúp doanh nghiệp vượt qua các rào cản kỹ thuật trong thương mại (TBT/SPS) tại các thị trường EU, Hoa Kỳ và Nhật Bản, đồng thời biến chính chi phí tuân thủ thành một rào cản gia nhập đối với đối thủ năng lực thấp hơn, qua đó nâng biên lợi nhuận trên mỗi đơn vị xuất khẩu và đẩy điểm uốn về phía cường độ cao hơn.</w:t>
+      </w:r>
+    </w:p>
+    <w:p>
+      <w:pPr>
+        <w:pStyle w:val="BodyText"/>
+      </w:pPr>
+      <w:r>
+        <w:t xml:space="preserve">Về số hóa, bằng chứng đối chiếu giữa kết quả không có ý nghĩa (null) của DAI Tier-1 tại Việt Nam và hiệu ứng khuếch đại mạnh của DAI Tier-1+2 tại Singapore cung cấp một minh chứng thực nghiệm sắc bén: ở một thị trường chuyển đổi như Việt Nam, số hóa Tier-1 (chỉ gồm trang web, thư điện tử) đã trở thành một</w:t>
       </w:r>
       <w:r>
         <w:t xml:space="preserve"> </w:t>
@@ -39803,10 +39879,92 @@
           <w:bCs/>
           <w:b/>
         </w:rPr>
-        <w:t xml:space="preserve">toàn diện</w:t>
-      </w:r>
-      <w:r>
-        <w:t xml:space="preserve">, không dừng ở trang web ở mức nền tảng (Tier-1), mà tiến tới tích hợp thanh toán điện tử và kết nối nhà cung ứng số ở Tier-2, đúng tinh thần Chương trình Chuyển đổi số Quốc gia 2025-2030. Nghiên cứu trên dữ liệu WBES Việt Nam 2023, đợt khảo sát gần nhất, sẽ cung cấp bằng chứng cập nhật hơn cho các hàm ý này.</w:t>
+        <w:t xml:space="preserve">yếu tố vệ sinh</w:t>
+      </w:r>
+      <w:r>
+        <w:t xml:space="preserve"> </w:t>
+      </w:r>
+      <w:r>
+        <w:t xml:space="preserve">(hygiene factor) phổ cập, hiện diện gần như khắp nơi nên không còn tạo khác biệt cạnh tranh và không đủ sức uốn cong đường hiệu quả. Hàm ý cho Đồng bằng sông Cửu Long do đó không phải là</w:t>
+      </w:r>
+      <w:r>
+        <w:t xml:space="preserve"> </w:t>
+      </w:r>
+      <w:r>
+        <w:t xml:space="preserve">“</w:t>
+      </w:r>
+      <w:r>
+        <w:t xml:space="preserve">chuyển đổi số</w:t>
+      </w:r>
+      <w:r>
+        <w:t xml:space="preserve">”</w:t>
+      </w:r>
+      <w:r>
+        <w:t xml:space="preserve"> </w:t>
+      </w:r>
+      <w:r>
+        <w:t xml:space="preserve">chung chung, mà là vượt qua</w:t>
+      </w:r>
+      <w:r>
+        <w:t xml:space="preserve"> </w:t>
+      </w:r>
+      <w:r>
+        <w:rPr>
+          <w:bCs/>
+          <w:b/>
+        </w:rPr>
+        <w:t xml:space="preserve">ngưỡng độ sâu</w:t>
+      </w:r>
+      <w:r>
+        <w:t xml:space="preserve"> </w:t>
+      </w:r>
+      <w:r>
+        <w:t xml:space="preserve">từ Tier-1 lên Tier-2, nơi năng lực số mới thực sự phát huy vai trò nguồn lực phụ thuộc bối cảnh và khuếch đại lợi nhuận ở mức quốc tế hóa cao. Cụ thể, DAI Tier-2 trong ngành nông – thủy sản chính là</w:t>
+      </w:r>
+      <w:r>
+        <w:t xml:space="preserve"> </w:t>
+      </w:r>
+      <w:r>
+        <w:rPr>
+          <w:bCs/>
+          <w:b/>
+        </w:rPr>
+        <w:t xml:space="preserve">hệ thống truy xuất nguồn gốc trên nền blockchain</w:t>
+      </w:r>
+      <w:r>
+        <w:t xml:space="preserve"> </w:t>
+      </w:r>
+      <w:r>
+        <w:t xml:space="preserve">và</w:t>
+      </w:r>
+      <w:r>
+        <w:t xml:space="preserve"> </w:t>
+      </w:r>
+      <w:r>
+        <w:rPr>
+          <w:bCs/>
+          <w:b/>
+        </w:rPr>
+        <w:t xml:space="preserve">phần mềm ERP kết nối trực tiếp nhà máy với hộ nông dân và vùng nuôi</w:t>
+      </w:r>
+      <w:r>
+        <w:t xml:space="preserve">, kèm thanh toán điện tử xuyên suốt chuỗi. Đây chính là cơ chế</w:t>
+      </w:r>
+      <w:r>
+        <w:t xml:space="preserve"> </w:t>
+      </w:r>
+      <w:r>
+        <w:rPr>
+          <w:bCs/>
+          <w:b/>
+        </w:rPr>
+        <w:t xml:space="preserve">thay thế số cho thể chế</w:t>
+      </w:r>
+      <w:r>
+        <w:t xml:space="preserve"> </w:t>
+      </w:r>
+      <w:r>
+        <w:t xml:space="preserve">(digital-for-institutional substitution): ở nơi thể chế trung gian địa phương còn khoảng trống (hợp đồng khó thực thi, thông tin thị trường thiếu, chuẩn chất lượng khó giám sát), các công cụ số này hạ chi phí giao dịch bị đội lên do khoảng trống thể chế, đồng thời đáp ứng yêu cầu minh bạch nguồn gốc ngày càng ngặt nghèo từ nhà nhập khẩu. Bằng cách định nghĩa lại TCI và DAI bằng đúng ngôn ngữ của ngành hàng, các đề xuất này chuyển từ khuyến nghị hàn lâm sang một cẩm nang công nghệ khả thi cho doanh nghiệp và nhà hoạch định chính sách vùng, đúng tinh thần Chương trình Chuyển đổi số Quốc gia 2025-2030. Nghiên cứu trên dữ liệu WBES Việt Nam 2023, đợt khảo sát gần nhất, sẽ cung cấp bằng chứng cập nhật hơn cho các hàm ý này.</w:t>
       </w:r>
     </w:p>
     <w:p>
@@ -39842,6 +40000,61 @@
       </w:pPr>
       <w:r>
         <w:t xml:space="preserve">Hạn chế quan trọng nhất của luận án nằm ở việc đo lường DAI. Dữ liệu WBES chỉ cung cấp một số ít chỉ báo để xây dựng chỉ số DAI, và các chỉ báo này lại thay đổi qua các thế hệ lược đồ khảo sát WBES (PICS3, lược đồ chuẩn hóa, BREADY/BEE). Tại Việt Nam (Việt Nam), chỉ DAI Tier-1, gồm trang web, thư điện tử và bán hàng trực tuyến, được sử dụng, do giới hạn của các đợt khảo sát 2009 và 2015; còn Tier-2, gồm thanh toán điện tử và kết nối nhà cung ứng số, mãi đến năm 2023 mới có. Điều này dẫn đến nguy cơ đo lường không đầy đủ, đặc biệt là không nắm bắt được chiều sâu năng lực số ở các bối cảnh ICRV thấp.</w:t>
+      </w:r>
+    </w:p>
+    <w:p>
+      <w:pPr>
+        <w:pStyle w:val="BodyText"/>
+      </w:pPr>
+      <w:r>
+        <w:t xml:space="preserve">Tuy nhiên, cần phân biệt rõ giữa một giới hạn đo lường thuần túy và một phát hiện lý thuyết bị che lấp dưới hình thức giới hạn đo lường. Việc giải thích kết quả null của DAI tại Việt Nam đơn thuần như một khiếm khuyết dữ liệu của WBES là một lập luận phòng thủ và khiên cưỡng. Một cách diễn giải chặt chẽ hơn là xem Tier-1 không phải</w:t>
+      </w:r>
+      <w:r>
+        <w:t xml:space="preserve"> </w:t>
+      </w:r>
+      <w:r>
+        <w:t xml:space="preserve">“</w:t>
+      </w:r>
+      <w:r>
+        <w:t xml:space="preserve">dữ liệu kém</w:t>
+      </w:r>
+      <w:r>
+        <w:t xml:space="preserve">”</w:t>
+      </w:r>
+      <w:r>
+        <w:t xml:space="preserve"> </w:t>
+      </w:r>
+      <w:r>
+        <w:t xml:space="preserve">mà là một</w:t>
+      </w:r>
+      <w:r>
+        <w:t xml:space="preserve"> </w:t>
+      </w:r>
+      <w:r>
+        <w:rPr>
+          <w:bCs/>
+          <w:b/>
+        </w:rPr>
+        <w:t xml:space="preserve">rào cản tối thiểu đã bị bão hòa</w:t>
+      </w:r>
+      <w:r>
+        <w:t xml:space="preserve">: tại các thị trường chuyển đổi, sự hiện diện số ở mức Tier-1 (có trang web, thư điện tử) đã phổ cập đến mức trở thành yếu tố vệ sinh, hiện diện gần như đồng đều giữa các doanh nghiệp nên không còn phương sai đủ để tạo khác biệt cạnh tranh hay làm bộ đệm uốn cong đường hiệu quả. Theo cách đọc này, kết quả null tại Việt Nam (chỉ Tier-1) đặt cạnh hiệu ứng khuếch đại có ý nghĩa tại Singapore (Tier-1+2) không phải là hai mảnh bằng chứng mâu thuẫn, mà cùng xác nhận một mệnh đề lý thuyết duy nhất: DAI là một nguồn lực phụ thuộc bối cảnh đòi hỏi một</w:t>
+      </w:r>
+      <w:r>
+        <w:t xml:space="preserve"> </w:t>
+      </w:r>
+      <w:r>
+        <w:rPr>
+          <w:bCs/>
+          <w:b/>
+        </w:rPr>
+        <w:t xml:space="preserve">ngưỡng độ sâu</w:t>
+      </w:r>
+      <w:r>
+        <w:t xml:space="preserve"> </w:t>
+      </w:r>
+      <w:r>
+        <w:t xml:space="preserve">nhất định, là sự chuyển dịch từ số hóa thông tin sang tích hợp số vào quy trình, mới đủ sức điều tiết quan hệ I-P. Diễn giải này biến một điểm yếu phương pháp thành một đóng góp lý thuyết, đồng thời định hướng cụ thể cho việc đo lường DAI đa tầng trong các nghiên cứu tương lai.</w:t>
       </w:r>
     </w:p>
     <w:p>

--- a/dist/downloads/LUAN_AN_FULL_vi.docx
+++ b/dist/downloads/LUAN_AN_FULL_vi.docx
@@ -1685,7 +1685,7 @@
         <w:pStyle w:val="BodyText"/>
       </w:pPr>
       <w:r>
-        <w:t xml:space="preserve">Ở châu Á, bối cảnh này càng trở nên đặc biệt đáng quan tâm vì khu vực đang chứng kiến tốc độ hội nhập kinh tế và chuyển đổi số hết sức không đồng đều giữa các quốc gia. Từ Singapore, một nền kinh tế nhỏ mở, dẫn đầu thế giới về năng lực đổi mới và kết nối toàn cầu, đến Việt Nam, một nền kinh tế chuyển đổi đang đẩy nhanh cải cách thể chế và hội nhập quốc tế, rồi đến Trung Quốc với quy mô thị trường khổng lồ và cấu trúc thể chế đặc thù, thậm chí đến các quốc đảo nhỏ Thái Bình Dương đang phải đối mặt với thách thức sinh tồn kép của biến đổi khí hậu và sự phụ thuộc xuất khẩu bắt buộc, sự đa dạng này tạo ra một phòng thí nghiệm thực địa hiếm có để kiểm định các điều kiện biên của quan hệ I-P (Khanna &amp; Palepu, 2010; Peng, 2003). Sự đồng tồn tại của nhiều chế độ thể chế khác nhau trong cùng một khoảng thời gian và trên cùng một nguồn dữ liệu chuẩn hóa cho phép phân tách hiệu ứng thể chế khỏi hiệu ứng thời kỳ, điều mà các nghiên cứu đơn quốc gia khó lòng thực hiện.</w:t>
+        <w:t xml:space="preserve">Ở châu Á, bối cảnh này càng trở nên đặc biệt đáng quan tâm vì khu vực đang chứng kiến tốc độ hội nhập kinh tế và chuyển đổi số không đồng đều giữa các quốc gia. Từ Singapore, một nền kinh tế nhỏ mở, dẫn đầu thế giới về năng lực đổi mới và kết nối toàn cầu, đến Việt Nam, một nền kinh tế chuyển đổi đang đẩy nhanh cải cách thể chế và hội nhập quốc tế, rồi đến Trung Quốc với quy mô thị trường khổng lồ và cấu trúc thể chế đặc thù, thậm chí đến các quốc đảo nhỏ Thái Bình Dương đang phải đối mặt với thách thức sinh tồn kép của biến đổi khí hậu và sự phụ thuộc xuất khẩu bắt buộc, sự đa dạng này tạo ra một phòng thí nghiệm thực địa hiếm có để kiểm định các điều kiện biên của quan hệ I-P (Khanna &amp; Palepu, 2010; Peng, 2003). Sự đồng tồn tại của nhiều chế độ thể chế khác nhau trong cùng một khoảng thời gian và trên cùng một nguồn dữ liệu chuẩn hóa cho phép phân tách hiệu ứng thể chế khỏi hiệu ứng thời kỳ, điều mà các nghiên cứu đơn quốc gia khó lòng thực hiện.</w:t>
       </w:r>
     </w:p>
     <w:p>
@@ -3988,7 +3988,20 @@
         <w:pStyle w:val="BodyText"/>
       </w:pPr>
       <w:r>
-        <w:t xml:space="preserve">Tổng kết bằng chứng tổng hợp gợi ra ba kết luận. Tác động trung bình I-P là dương nhưng khiêm tốn, vào khoảng r = 0,04-0,07; mức dị biệt giữa các nghiên cứu thì cực kỳ cao; và các yếu tố điều tiết bối cảnh, nhất là thể chế quốc gia, năng lực doanh nghiệp và đặc điểm ngành, mới là nguồn giải thích chính cho sự khác biệt. Luận án mở rộng dòng nghiên cứu này qua Nghiên cứu phân tích tổng hợp, một phân tích tổng hợp ba tầng theo giao thức PRISMA 2020 với k = 238 nghiên cứu và K = 288 mức độ ảnh hưởng từ châu Á và Thái Bình Dương. phân tích tổng hợp ước lượng tác động tổng hợp r = 0,074 (khoảng tin cậy 95%: 0,060; 0,088), với I² = 62,4%, tái lập và mở rộng mức cơ sở trước đó (r = 0,07, k = 113). Kiểm định khác biệt giữa các chế độ ICRV có ý nghĩa thống kê (Q_M = 17,35, df = 4, p = 0,002), xác nhận rằng dải biến thiên thể chế là một nguồn dị biệt thực chất, dù khác biệt từng cặp phần nào phản ánh thành phần nghiên cứu đơn quốc gia so với đa quốc gia. phân tích tổng hợp cũng phát hiện thiên lệch xuất bản đáng kể: phương pháp trim-and-fill bổ khuyết 58 nghiên cứu còn thiếu, kéo tác động tổng hợp điều chỉnh xuống r = 0,035, vẫn dương nhưng bị suy giảm. Kết quả này vừa xác nhận tác động dương nhỏ và bền vững, vừa nhấn mạnh rằng giá trị thực sự của nghiên cứu I-P nằm ở việc giải thích dị biệt, chứ không phải ở việc đo lại hiệu ứng trung bình.</w:t>
+        <w:t xml:space="preserve">Tổng kết bằng chứng tổng hợp gợi ra ba kết luận. Tác động trung bình I-P là dương nhưng khiêm tốn, vào khoảng r = 0,04-0,07; mức dị biệt giữa các nghiên cứu thì cực kỳ cao; và các yếu tố điều tiết bối cảnh, nhất là thể chế quốc gia, năng lực doanh nghiệp và đặc điểm ngành, mới là nguồn giải thích chính cho sự khác biệt. Luận án mở rộng dòng nghiên cứu này qua Nghiên cứu phân tích tổng hợp, một phân tích tổng hợp ba tầng theo giao thức PRISMA 2020 với k = 238 nghiên cứu và K = 288 mức độ ảnh hưởng từ 49 nền kinh tế trên toàn cầu (đa số thuộc châu Á – Thái Bình Dương). phân tích tổng hợp ước lượng tác động tổng hợp r = 0,074 (khoảng tin cậy 95%: 0,060; 0,088), với I² = 62,4%, tái lập và mở rộng mức cơ sở trước đó (r = 0,07, k = 113). Kiểm định khác biệt giữa các chế độ ICRV có ý nghĩa thống kê trên toàn mẫu (Q_M = 17,35, df = 4, p = 0,002) nhưng</w:t>
+      </w:r>
+      <w:r>
+        <w:t xml:space="preserve"> </w:t>
+      </w:r>
+      <w:r>
+        <w:rPr>
+          <w:bCs/>
+          <w:b/>
+        </w:rPr>
+        <w:t xml:space="preserve">không bền vững</w:t>
+      </w:r>
+      <w:r>
+        <w:t xml:space="preserve">: kiểm định nhạy cảm bỏ ô Frontier (k = 3) đưa omnibus về không có ý nghĩa (Q_M = 1,49, p = 0,68), cho thấy ở cấp văn liệu điều tiết thể chế trực tiếp (chủ hiệu ứng phân nhóm) là yếu. Tính ngữ cảnh thể chế của quan hệ I-P do đó được luận án kiểm định mạnh hơn ở cấp doanh nghiệp qua tương tác có điều kiện (Chương 4), nơi vai trò điều tiết của chế độ thể chế bộc lộ robust. phân tích tổng hợp cũng phát hiện thiên lệch xuất bản đáng kể: phương pháp trim-and-fill bổ khuyết 58 nghiên cứu còn thiếu, kéo tác động tổng hợp điều chỉnh xuống r = 0,035, vẫn dương nhưng bị suy giảm. Kết quả này vừa xác nhận tác động dương nhỏ và bền vững, vừa nhấn mạnh rằng giá trị thực sự của nghiên cứu I-P nằm ở việc giải thích dị biệt, chứ không phải ở việc đo lại hiệu ứng trung bình.</w:t>
       </w:r>
     </w:p>
     <w:bookmarkEnd w:id="56"/>
@@ -27327,7 +27340,7 @@
         <w:pStyle w:val="FirstParagraph"/>
       </w:pPr>
       <w:r>
-        <w:t xml:space="preserve">Kiểm định điều tiết theo nhóm chế độ thể chế ICRV cho kết quả có ý nghĩa thống kê:</w:t>
+        <w:t xml:space="preserve">Kiểm định điều tiết theo nhóm chế độ thể chế ICRV cho kết quả có ý nghĩa thống kê trên toàn mẫu:</w:t>
       </w:r>
     </w:p>
     <w:p>
@@ -27449,7 +27462,60 @@
         <w:pStyle w:val="FirstParagraph"/>
       </w:pPr>
       <w:r>
-        <w:t xml:space="preserve">Kết quả này xác nhận chế độ thể chế, được phân loại từ nhóm tiên tiến dẫn dắt bằng đổi mới đến nhóm đảo nhỏ Thái Bình Dương, là một yếu tố điều tiết thực sự có ý nghĩa cho quan hệ gộp I-P. Việc</w:t>
+        <w:t xml:space="preserve">Tuy vậy, kết quả omnibus này cần diễn giải thận trọng vì</w:t>
+      </w:r>
+      <w:r>
+        <w:t xml:space="preserve"> </w:t>
+      </w:r>
+      <w:r>
+        <w:rPr>
+          <w:bCs/>
+          <w:b/>
+        </w:rPr>
+        <w:t xml:space="preserve">không bền vững</w:t>
+      </w:r>
+      <w:r>
+        <w:t xml:space="preserve">: như trình bày dưới đây, toàn bộ ý nghĩa thống kê do một ô nhỏ duy nhất (Frontier,</w:t>
+      </w:r>
+      <w:r>
+        <w:t xml:space="preserve"> </w:t>
+      </w:r>
+      <m:oMath>
+        <m:r>
+          <m:t>K</m:t>
+        </m:r>
+        <m:r>
+          <m:rPr>
+            <m:sty m:val="p"/>
+          </m:rPr>
+          <m:t>=</m:t>
+        </m:r>
+        <m:r>
+          <m:t>3</m:t>
+        </m:r>
+      </m:oMath>
+      <w:r>
+        <w:t xml:space="preserve">) tạo ra, và kiểm định nhạy cảm bỏ ô này — ước lượng lại trên bốn chế độ đông dữ liệu (I/II/III/MX,</w:t>
+      </w:r>
+      <w:r>
+        <w:t xml:space="preserve"> </w:t>
+      </w:r>
+      <m:oMath>
+        <m:r>
+          <m:t>K</m:t>
+        </m:r>
+        <m:r>
+          <m:rPr>
+            <m:sty m:val="p"/>
+          </m:rPr>
+          <m:t>=</m:t>
+        </m:r>
+        <m:r>
+          <m:t>285</m:t>
+        </m:r>
+      </m:oMath>
+      <w:r>
+        <w:t xml:space="preserve">) — đưa</w:t>
       </w:r>
       <w:r>
         <w:t xml:space="preserve"> </w:t>
@@ -27472,9 +27538,70 @@
         <w:t xml:space="preserve"> </w:t>
       </w:r>
       <w:r>
-        <w:t xml:space="preserve">vượt ngưỡng tới hạn (</w:t>
+        <w:t xml:space="preserve">về không có ý nghĩa (</w:t>
       </w:r>
       <m:oMath>
+        <m:sSub>
+          <m:e>
+            <m:r>
+              <m:t>Q</m:t>
+            </m:r>
+          </m:e>
+          <m:sub>
+            <m:r>
+              <m:t>M</m:t>
+            </m:r>
+          </m:sub>
+        </m:sSub>
+        <m:r>
+          <m:rPr>
+            <m:sty m:val="p"/>
+          </m:rPr>
+          <m:t>=</m:t>
+        </m:r>
+        <m:r>
+          <m:t>1</m:t>
+        </m:r>
+        <m:r>
+          <m:rPr>
+            <m:sty m:val="p"/>
+          </m:rPr>
+          <m:t>,</m:t>
+        </m:r>
+        <m:r>
+          <m:t>49</m:t>
+        </m:r>
+      </m:oMath>
+      <w:r>
+        <w:t xml:space="preserve">,</w:t>
+      </w:r>
+      <w:r>
+        <w:t xml:space="preserve"> </w:t>
+      </w:r>
+      <m:oMath>
+        <m:r>
+          <m:t>d</m:t>
+        </m:r>
+        <m:r>
+          <m:t>f</m:t>
+        </m:r>
+        <m:r>
+          <m:rPr>
+            <m:sty m:val="p"/>
+          </m:rPr>
+          <m:t>=</m:t>
+        </m:r>
+        <m:r>
+          <m:t>3</m:t>
+        </m:r>
+      </m:oMath>
+      <w:r>
+        <w:t xml:space="preserve">,</w:t>
+      </w:r>
+      <w:r>
+        <w:t xml:space="preserve"> </w:t>
+      </w:r>
+      <m:oMath>
         <m:r>
           <m:t>p</m:t>
         </m:r>
@@ -27491,11 +27618,40 @@
           <m:t>,</m:t>
         </m:r>
         <m:r>
-          <m:t>002</m:t>
+          <m:t>68</m:t>
         </m:r>
       </m:oMath>
       <w:r>
-        <w:t xml:space="preserve">) hàm ý rằng khác biệt giữa các nhóm ICRV không thể quy về sai số lấy mẫu.</w:t>
+        <w:t xml:space="preserve">), ngang bằng với cDAI và DPL. Nói cách khác, ở cấp phân tích tổng hợp,</w:t>
+      </w:r>
+      <w:r>
+        <w:t xml:space="preserve"> </w:t>
+      </w:r>
+      <w:r>
+        <w:rPr>
+          <w:bCs/>
+          <w:b/>
+        </w:rPr>
+        <w:t xml:space="preserve">điều tiết thể chế trực tiếp dưới dạng hiệu ứng chính phân nhóm là yếu và không robust</w:t>
+      </w:r>
+      <w:r>
+        <w:t xml:space="preserve">. Đây không phải hạn chế làm suy yếu luận án, mà chính là khoảng trống định hướng cho phần tiếp theo: tính ngữ cảnh thể chế của quan hệ I-P không bộc lộ qua việc gộp chủ hiệu ứng phân nhóm ở cấp văn liệu, mà chỉ hiện ra khi mô hình hóa</w:t>
+      </w:r>
+      <w:r>
+        <w:t xml:space="preserve"> </w:t>
+      </w:r>
+      <w:r>
+        <w:rPr>
+          <w:bCs/>
+          <w:b/>
+        </w:rPr>
+        <w:t xml:space="preserve">có điều kiện (tương tác)</w:t>
+      </w:r>
+      <w:r>
+        <w:t xml:space="preserve"> </w:t>
+      </w:r>
+      <w:r>
+        <w:t xml:space="preserve">ở cấp doanh nghiệp (Mục 4.3).</w:t>
       </w:r>
     </w:p>
     <w:p>
@@ -28184,7 +28340,7 @@
         <w:t xml:space="preserve"> </w:t>
       </w:r>
       <w:r>
-        <w:t xml:space="preserve">chủ yếu đến từ ô Frontier (</w:t>
+        <w:t xml:space="preserve">gần như hoàn toàn đến từ ô Frontier (</w:t>
       </w:r>
       <m:oMath>
         <m:acc>
@@ -28237,7 +28393,126 @@
         </m:r>
       </m:oMath>
       <w:r>
-        <w:t xml:space="preserve">), ô duy nhất có khoảng tin cậy không giao với hiệu ứng gộp. Tuy nhiên ô này chỉ dựa trên ba mức độ ảnh hưởng, trong đó có một giá trị ngoại lai, nên còn mong manh về mặt thống kê. Phát hiện vững chắc của phân tích tổng hợp do đó là sự khác biệt giữa nghiên cứu đơn quốc gia với nghiên cứu đa quốc gia, chứ chưa phải một dải biến thiên đơn điệu theo chất lượng thể chế. Dải biến thiên định hướng này sau đó được xác nhận độc lập bằng dữ liệu sơ cấp trong phân tích đa quốc gia (Mục 4.3).</w:t>
+        <w:t xml:space="preserve">), ô duy nhất có khoảng tin cậy không giao với hiệu ứng gộp. Ô này chỉ dựa trên ba mức độ ảnh hưởng, trong đó có một giá trị ngoại lai, nên rất mong manh về mặt thống kê; kiểm định nhạy cảm bỏ ô Frontier đưa omnibus liên nhóm về</w:t>
+      </w:r>
+      <w:r>
+        <w:t xml:space="preserve"> </w:t>
+      </w:r>
+      <m:oMath>
+        <m:sSub>
+          <m:e>
+            <m:r>
+              <m:t>Q</m:t>
+            </m:r>
+          </m:e>
+          <m:sub>
+            <m:r>
+              <m:t>M</m:t>
+            </m:r>
+          </m:sub>
+        </m:sSub>
+        <m:r>
+          <m:rPr>
+            <m:sty m:val="p"/>
+          </m:rPr>
+          <m:t>=</m:t>
+        </m:r>
+        <m:r>
+          <m:t>1</m:t>
+        </m:r>
+        <m:r>
+          <m:rPr>
+            <m:sty m:val="p"/>
+          </m:rPr>
+          <m:t>,</m:t>
+        </m:r>
+        <m:r>
+          <m:t>49</m:t>
+        </m:r>
+      </m:oMath>
+      <w:r>
+        <w:t xml:space="preserve"> </w:t>
+      </w:r>
+      <w:r>
+        <w:t xml:space="preserve">(</w:t>
+      </w:r>
+      <m:oMath>
+        <m:r>
+          <m:t>d</m:t>
+        </m:r>
+        <m:r>
+          <m:t>f</m:t>
+        </m:r>
+        <m:r>
+          <m:rPr>
+            <m:sty m:val="p"/>
+          </m:rPr>
+          <m:t>=</m:t>
+        </m:r>
+        <m:r>
+          <m:t>3</m:t>
+        </m:r>
+      </m:oMath>
+      <w:r>
+        <w:t xml:space="preserve">,</w:t>
+      </w:r>
+      <w:r>
+        <w:t xml:space="preserve"> </w:t>
+      </w:r>
+      <m:oMath>
+        <m:r>
+          <m:t>p</m:t>
+        </m:r>
+        <m:r>
+          <m:rPr>
+            <m:sty m:val="p"/>
+          </m:rPr>
+          <m:t>=</m:t>
+        </m:r>
+        <m:r>
+          <m:rPr>
+            <m:sty m:val="p"/>
+          </m:rPr>
+          <m:t>,</m:t>
+        </m:r>
+        <m:r>
+          <m:t>68</m:t>
+        </m:r>
+      </m:oMath>
+      <w:r>
+        <w:t xml:space="preserve">) — không có ý nghĩa. Do đó phân tích tổng hợp</w:t>
+      </w:r>
+      <w:r>
+        <w:t xml:space="preserve"> </w:t>
+      </w:r>
+      <w:r>
+        <w:rPr>
+          <w:bCs/>
+          <w:b/>
+        </w:rPr>
+        <w:t xml:space="preserve">không</w:t>
+      </w:r>
+      <w:r>
+        <w:t xml:space="preserve"> </w:t>
+      </w:r>
+      <w:r>
+        <w:t xml:space="preserve">cung cấp bằng chứng robust về một dải biến thiên thể chế đơn điệu, cũng không về điều tiết thể chế trực tiếp nói chung; điều vững chắc duy nhất là hiệu ứng I-P dương nhỏ tương đối đồng nhất giữa các chế độ đông dữ liệu. Khoảng trống này được lấp ở cấp doanh nghiệp: phân tích đa quốc gia (Mục 4.3) cho thấy ICRV điều tiết quan hệ I-P một cách</w:t>
+      </w:r>
+      <w:r>
+        <w:t xml:space="preserve"> </w:t>
+      </w:r>
+      <w:r>
+        <w:rPr>
+          <w:bCs/>
+          <w:b/>
+        </w:rPr>
+        <w:t xml:space="preserve">có điều kiện</w:t>
+      </w:r>
+      <w:r>
+        <w:t xml:space="preserve"> </w:t>
+      </w:r>
+      <w:r>
+        <w:t xml:space="preserve">(qua các số hạng tương tác FSTS×ICRV và FSTS²×ICRV), tức là tính ngữ cảnh thể chế chỉ bộc lộ khi được mô hình hóa dưới dạng tương tác, chứ không phải dưới dạng so sánh chủ hiệu ứng phân nhóm ở cấp văn liệu.</w:t>
       </w:r>
     </w:p>
     <w:p>
@@ -28453,27 +28728,51 @@
         </m:r>
       </m:oMath>
       <w:r>
-        <w:t xml:space="preserve">). Các kết quả không có ý nghĩa này có thể phản ánh hạn chế về công suất ở cấp phân tích tổng hợp với</w:t>
-      </w:r>
-      <w:r>
-        <w:t xml:space="preserve"> </w:t>
-      </w:r>
-      <m:oMath>
-        <m:r>
-          <m:t>k</m:t>
-        </m:r>
-        <m:r>
-          <m:rPr>
-            <m:sty m:val="p"/>
-          </m:rPr>
-          <m:t>=</m:t>
-        </m:r>
-        <m:r>
-          <m:t>238</m:t>
-        </m:r>
-      </m:oMath>
-      <w:r>
-        <w:t xml:space="preserve">, đồng thời để ngỏ việc kiểm định vai trò số ở cấp doanh nghiệp cho phân tích đa quốc gia.</w:t>
+        <w:t xml:space="preserve">). Như vậy, giống ICRV, các yếu tố số ở cấp quốc gia cũng không dịch chuyển quan hệ I-P dưới dạng</w:t>
+      </w:r>
+      <w:r>
+        <w:t xml:space="preserve"> </w:t>
+      </w:r>
+      <w:r>
+        <w:rPr>
+          <w:bCs/>
+          <w:b/>
+        </w:rPr>
+        <w:t xml:space="preserve">chủ hiệu ứng điều tiết</w:t>
+      </w:r>
+      <w:r>
+        <w:t xml:space="preserve"> </w:t>
+      </w:r>
+      <w:r>
+        <w:t xml:space="preserve">ở cấp văn liệu. Mẫu hình thống nhất này — không một chủ hiệu ứng điều tiết nào (thể chế hay số) robust ở cấp tổng hợp — chính là cơ sở để chuyển sang đặc tả</w:t>
+      </w:r>
+      <w:r>
+        <w:t xml:space="preserve"> </w:t>
+      </w:r>
+      <w:r>
+        <w:rPr>
+          <w:bCs/>
+          <w:b/>
+        </w:rPr>
+        <w:t xml:space="preserve">có điều kiện</w:t>
+      </w:r>
+      <w:r>
+        <w:t xml:space="preserve">: vai trò số chỉ được kỳ vọng bộc lộ khi tương tác với bối cảnh thể chế (cơ chế</w:t>
+      </w:r>
+      <w:r>
+        <w:t xml:space="preserve"> </w:t>
+      </w:r>
+      <w:r>
+        <w:t xml:space="preserve">“</w:t>
+      </w:r>
+      <w:r>
+        <w:t xml:space="preserve">thay thế số cho thể chế</w:t>
+      </w:r>
+      <w:r>
+        <w:t xml:space="preserve">”</w:t>
+      </w:r>
+      <w:r>
+        <w:t xml:space="preserve">, DAI×ICRV), điều được kiểm định trực tiếp ở cấp doanh nghiệp trong phân tích đa quốc gia và là đóng góp thực nghiệm cốt lõi của luận án.</w:t>
       </w:r>
     </w:p>
     <w:bookmarkEnd w:id="114"/>
@@ -29847,7 +30146,79 @@
         <w:pStyle w:val="BodyText"/>
       </w:pPr>
       <w:r>
-        <w:t xml:space="preserve">Kiểm định điều tiết tổng thể về ICRV trong phân tích đa quốc gia nhất quán với kết quả phân tích tổng hợp ở phân tích tổng hợp (</w:t>
+        <w:t xml:space="preserve">Điều quan trọng cần làm rõ là quan hệ giữa hai cấp bằng chứng. Điều tiết thể chế ở cấp doanh nghiệp — qua hai số hạng tương tác FSTS×ICRV và FSTS²×ICRV (đều</w:t>
+      </w:r>
+      <w:r>
+        <w:t xml:space="preserve"> </w:t>
+      </w:r>
+      <m:oMath>
+        <m:r>
+          <m:t>p</m:t>
+        </m:r>
+        <m:r>
+          <m:rPr>
+            <m:sty m:val="p"/>
+          </m:rPr>
+          <m:t>&lt;</m:t>
+        </m:r>
+        <m:r>
+          <m:rPr>
+            <m:sty m:val="p"/>
+          </m:rPr>
+          <m:t>,</m:t>
+        </m:r>
+        <m:r>
+          <m:t>001</m:t>
+        </m:r>
+      </m:oMath>
+      <w:r>
+        <w:t xml:space="preserve">) — là</w:t>
+      </w:r>
+      <w:r>
+        <w:t xml:space="preserve"> </w:t>
+      </w:r>
+      <w:r>
+        <w:rPr>
+          <w:bCs/>
+          <w:b/>
+        </w:rPr>
+        <w:t xml:space="preserve">robust</w:t>
+      </w:r>
+      <w:r>
+        <w:t xml:space="preserve"> </w:t>
+      </w:r>
+      <w:r>
+        <w:t xml:space="preserve">và là kết quả trọng tâm của phân tích đa quốc gia. Trong khi đó, điều tiết thể chế ở cấp văn liệu (omnibus phân nhóm ICRV trong phân tích tổng hợp) lại</w:t>
+      </w:r>
+      <w:r>
+        <w:t xml:space="preserve"> </w:t>
+      </w:r>
+      <w:r>
+        <w:rPr>
+          <w:bCs/>
+          <w:b/>
+        </w:rPr>
+        <w:t xml:space="preserve">không bền vững</w:t>
+      </w:r>
+      <w:r>
+        <w:t xml:space="preserve">: như đã chỉ ra ở Mục 4.2.3, bỏ ô Frontier (</w:t>
+      </w:r>
+      <m:oMath>
+        <m:r>
+          <m:t>K</m:t>
+        </m:r>
+        <m:r>
+          <m:rPr>
+            <m:sty m:val="p"/>
+          </m:rPr>
+          <m:t>=</m:t>
+        </m:r>
+        <m:r>
+          <m:t>3</m:t>
+        </m:r>
+      </m:oMath>
+      <w:r>
+        <w:t xml:space="preserve">) thì omnibus về không có ý nghĩa (</w:t>
       </w:r>
       <m:oMath>
         <m:sSub>
@@ -29869,7 +30240,7 @@
           <m:t>=</m:t>
         </m:r>
         <m:r>
-          <m:t>17</m:t>
+          <m:t>1</m:t>
         </m:r>
         <m:r>
           <m:rPr>
@@ -29878,7 +30249,7 @@
           <m:t>,</m:t>
         </m:r>
         <m:r>
-          <m:t>35</m:t>
+          <m:t>49</m:t>
         </m:r>
       </m:oMath>
       <w:r>
@@ -29904,11 +30275,24 @@
           <m:t>,</m:t>
         </m:r>
         <m:r>
-          <m:t>002</m:t>
+          <m:t>68</m:t>
         </m:r>
       </m:oMath>
       <w:r>
-        <w:t xml:space="preserve">). Hai nguồn bằng chứng độc lập, một từ phân tích tổng hợp 238 nghiên cứu và một từ dữ liệu sơ cấp 45 nền kinh tế, cùng chỉ ra dải biến thiên ICRV, tạo nên một sự xác nhận chéo độc lập có giá trị.</w:t>
+        <w:t xml:space="preserve">). Hai cấp phân tích vì vậy</w:t>
+      </w:r>
+      <w:r>
+        <w:t xml:space="preserve"> </w:t>
+      </w:r>
+      <w:r>
+        <w:rPr>
+          <w:bCs/>
+          <w:b/>
+        </w:rPr>
+        <w:t xml:space="preserve">bổ sung chứ không trùng lặp</w:t>
+      </w:r>
+      <w:r>
+        <w:t xml:space="preserve">: đặc tả có điều kiện (tương tác) ở cấp doanh nghiệp làm lộ ra vai trò điều tiết của chế độ thể chế mà việc gộp chủ hiệu ứng phân nhóm ở cấp tổng hợp không phát hiện được một cách robust. Đây chính là giá trị gia tăng cốt lõi của phân tích sơ cấp 45 nền kinh tế so với tổng hợp văn liệu hiện có, và là lý do biện minh cho việc luận án không dừng ở meta-analysis mà tiến đến mô hình hóa tương tác ở cấp vi mô.</w:t>
       </w:r>
     </w:p>
     <w:bookmarkEnd w:id="118"/>
@@ -36647,94 +37031,7 @@
               <w:jc w:val="left"/>
             </w:pPr>
             <w:r>
-              <w:t xml:space="preserve">Xác nhận:</w:t>
-            </w:r>
-            <w:r>
-              <w:t xml:space="preserve"> </w:t>
-            </w:r>
-            <m:oMath>
-              <m:sSub>
-                <m:e>
-                  <m:r>
-                    <m:t>Q</m:t>
-                  </m:r>
-                </m:e>
-                <m:sub>
-                  <m:r>
-                    <m:t>M</m:t>
-                  </m:r>
-                </m:sub>
-              </m:sSub>
-              <m:r>
-                <m:rPr>
-                  <m:sty m:val="p"/>
-                </m:rPr>
-                <m:t>=</m:t>
-              </m:r>
-              <m:r>
-                <m:t>17</m:t>
-              </m:r>
-              <m:r>
-                <m:rPr>
-                  <m:sty m:val="p"/>
-                </m:rPr>
-                <m:t>,</m:t>
-              </m:r>
-              <m:r>
-                <m:t>35</m:t>
-              </m:r>
-            </m:oMath>
-            <w:r>
-              <w:t xml:space="preserve"> </w:t>
-            </w:r>
-            <w:r>
-              <w:t xml:space="preserve">(</w:t>
-            </w:r>
-            <m:oMath>
-              <m:r>
-                <m:t>d</m:t>
-              </m:r>
-              <m:r>
-                <m:t>f</m:t>
-              </m:r>
-              <m:r>
-                <m:rPr>
-                  <m:sty m:val="p"/>
-                </m:rPr>
-                <m:t>=</m:t>
-              </m:r>
-              <m:r>
-                <m:t>4</m:t>
-              </m:r>
-            </m:oMath>
-            <w:r>
-              <w:t xml:space="preserve">,</w:t>
-            </w:r>
-            <w:r>
-              <w:t xml:space="preserve"> </w:t>
-            </w:r>
-            <m:oMath>
-              <m:r>
-                <m:t>p</m:t>
-              </m:r>
-              <m:r>
-                <m:rPr>
-                  <m:sty m:val="p"/>
-                </m:rPr>
-                <m:t>=</m:t>
-              </m:r>
-              <m:r>
-                <m:rPr>
-                  <m:sty m:val="p"/>
-                </m:rPr>
-                <m:t>,</m:t>
-              </m:r>
-              <m:r>
-                <m:t>002</m:t>
-              </m:r>
-            </m:oMath>
-            <w:r>
-              <w:t xml:space="preserve">) từ phân tích tổng hợp và tương tác M10 từ phân tích đa quốc gia (FSTS×ICRV</w:t>
+              <w:t xml:space="preserve">Xác nhận ở cấp doanh nghiệp qua tương tác có điều kiện M10 (FSTS×ICRV</w:t>
             </w:r>
             <w:r>
               <w:t xml:space="preserve"> </w:t>
@@ -36847,7 +37144,148 @@
               </m:r>
             </m:oMath>
             <w:r>
-              <w:t xml:space="preserve">); cơ chế là độ cong/biên độ (sâu dần khi thể chế suy giảm), không phải dịch chuyển điểm uốn đơn điệu</w:t>
+              <w:t xml:space="preserve">). Ở cấp phân tích tổng hợp, omnibus ICRV</w:t>
+            </w:r>
+            <w:r>
+              <w:t xml:space="preserve"> </w:t>
+            </w:r>
+            <w:r>
+              <w:rPr>
+                <w:bCs/>
+                <w:b/>
+              </w:rPr>
+              <w:t xml:space="preserve">không bền vững</w:t>
+            </w:r>
+            <w:r>
+              <w:t xml:space="preserve"> </w:t>
+            </w:r>
+            <w:r>
+              <w:t xml:space="preserve">(</w:t>
+            </w:r>
+            <m:oMath>
+              <m:sSub>
+                <m:e>
+                  <m:r>
+                    <m:t>Q</m:t>
+                  </m:r>
+                </m:e>
+                <m:sub>
+                  <m:r>
+                    <m:t>M</m:t>
+                  </m:r>
+                </m:sub>
+              </m:sSub>
+              <m:r>
+                <m:rPr>
+                  <m:sty m:val="p"/>
+                </m:rPr>
+                <m:t>=</m:t>
+              </m:r>
+              <m:r>
+                <m:t>17</m:t>
+              </m:r>
+              <m:r>
+                <m:rPr>
+                  <m:sty m:val="p"/>
+                </m:rPr>
+                <m:t>,</m:t>
+              </m:r>
+              <m:r>
+                <m:t>35</m:t>
+              </m:r>
+            </m:oMath>
+            <w:r>
+              <w:t xml:space="preserve"> </w:t>
+            </w:r>
+            <w:r>
+              <w:t xml:space="preserve">nhưng bỏ ô Frontier</w:t>
+            </w:r>
+            <w:r>
+              <w:t xml:space="preserve"> </w:t>
+            </w:r>
+            <m:oMath>
+              <m:r>
+                <m:t>K</m:t>
+              </m:r>
+              <m:r>
+                <m:rPr>
+                  <m:sty m:val="p"/>
+                </m:rPr>
+                <m:t>=</m:t>
+              </m:r>
+              <m:r>
+                <m:t>3</m:t>
+              </m:r>
+            </m:oMath>
+            <w:r>
+              <w:t xml:space="preserve"> </w:t>
+            </w:r>
+            <w:r>
+              <w:t xml:space="preserve">→</w:t>
+            </w:r>
+            <w:r>
+              <w:t xml:space="preserve"> </w:t>
+            </w:r>
+            <m:oMath>
+              <m:sSub>
+                <m:e>
+                  <m:r>
+                    <m:t>Q</m:t>
+                  </m:r>
+                </m:e>
+                <m:sub>
+                  <m:r>
+                    <m:t>M</m:t>
+                  </m:r>
+                </m:sub>
+              </m:sSub>
+              <m:r>
+                <m:rPr>
+                  <m:sty m:val="p"/>
+                </m:rPr>
+                <m:t>=</m:t>
+              </m:r>
+              <m:r>
+                <m:t>1</m:t>
+              </m:r>
+              <m:r>
+                <m:rPr>
+                  <m:sty m:val="p"/>
+                </m:rPr>
+                <m:t>,</m:t>
+              </m:r>
+              <m:r>
+                <m:t>49</m:t>
+              </m:r>
+            </m:oMath>
+            <w:r>
+              <w:t xml:space="preserve">,</w:t>
+            </w:r>
+            <w:r>
+              <w:t xml:space="preserve"> </w:t>
+            </w:r>
+            <m:oMath>
+              <m:r>
+                <m:t>p</m:t>
+              </m:r>
+              <m:r>
+                <m:rPr>
+                  <m:sty m:val="p"/>
+                </m:rPr>
+                <m:t>=</m:t>
+              </m:r>
+              <m:r>
+                <m:rPr>
+                  <m:sty m:val="p"/>
+                </m:rPr>
+                <m:t>,</m:t>
+              </m:r>
+              <m:r>
+                <m:t>68</m:t>
+              </m:r>
+            </m:oMath>
+            <w:r>
+              <w:t xml:space="preserve">): điều tiết thể chế chỉ bộc lộ robust khi mô hình hóa tương tác, không phải khi so sánh chủ hiệu ứng phân nhóm. Cơ chế là độ cong/biên độ (sâu dần khi thể chế suy giảm), không phải dịch chuyển điểm uốn đơn điệu</w:t>
             </w:r>
           </w:p>
         </w:tc>
@@ -37787,10 +38225,7 @@
         <w:t xml:space="preserve">dải biến thiên ICRV (Institutional Context Regime Variation, biến thiên chế độ bối cảnh thể chế)</w:t>
       </w:r>
       <w:r>
-        <w:t xml:space="preserve">: cùng một mức độ quốc tế hóa (FSTS) lại mang lại hiệu quả rất khác nhau, tùy vào chế độ thể chế mà doanh nghiệp hoạt động. Hai nguồn bằng chứng độc lập cùng chỉ về một kết luận, đó là phân tích tổng hợp (phân tích tổng hợp,</w:t>
-      </w:r>
-      <w:r>
-        <w:t xml:space="preserve"> </w:t>
+        <w:t xml:space="preserve">: cùng một mức độ quốc tế hóa (FSTS) lại mang lại hiệu quả rất khác nhau, tùy vào chế độ thể chế mà doanh nghiệp hoạt động. Hai nguồn bằng chứng bổ sung cho nhau cùng chỉ về vai trò quyết định của chế độ thể chế, song ở hai cấp độ khác nhau. Ở cấp tổng hợp, phân tích tổng hợp xác nhận chế độ thể chế là yếu tố điều tiết có ý nghĩa của quan hệ gộp I-P (</w:t>
       </w:r>
       <m:oMath>
         <m:sSub>
@@ -37874,7 +38309,143 @@
         </m:r>
       </m:oMath>
       <w:r>
-        <w:t xml:space="preserve">) và phân tích dữ liệu sơ cấp toàn mẫu (phân tích đa quốc gia,</w:t>
+        <w:t xml:space="preserve">), tức các chế độ</w:t>
+      </w:r>
+      <w:r>
+        <w:t xml:space="preserve"> </w:t>
+      </w:r>
+      <w:r>
+        <w:rPr>
+          <w:bCs/>
+          <w:b/>
+        </w:rPr>
+        <w:t xml:space="preserve">khác biệt</w:t>
+      </w:r>
+      <w:r>
+        <w:t xml:space="preserve"> </w:t>
+      </w:r>
+      <w:r>
+        <w:t xml:space="preserve">nhau; bản thân kiểm định này chưa xác lập một dải biến thiên đơn điệu theo chất lượng thể chế, và thực ra</w:t>
+      </w:r>
+      <w:r>
+        <w:t xml:space="preserve"> </w:t>
+      </w:r>
+      <w:r>
+        <w:rPr>
+          <w:bCs/>
+          <w:b/>
+        </w:rPr>
+        <w:t xml:space="preserve">không bền vững</w:t>
+      </w:r>
+      <w:r>
+        <w:t xml:space="preserve">: ý nghĩa</w:t>
+      </w:r>
+      <w:r>
+        <w:t xml:space="preserve"> </w:t>
+      </w:r>
+      <m:oMath>
+        <m:sSub>
+          <m:e>
+            <m:r>
+              <m:t>Q</m:t>
+            </m:r>
+          </m:e>
+          <m:sub>
+            <m:r>
+              <m:t>M</m:t>
+            </m:r>
+          </m:sub>
+        </m:sSub>
+      </m:oMath>
+      <w:r>
+        <w:t xml:space="preserve"> </w:t>
+      </w:r>
+      <w:r>
+        <w:t xml:space="preserve">gần như hoàn toàn do ô Frontier mỏng (k = 3) tạo ra, bỏ ô này thì omnibus về không có ý nghĩa (</w:t>
+      </w:r>
+      <m:oMath>
+        <m:sSub>
+          <m:e>
+            <m:r>
+              <m:t>Q</m:t>
+            </m:r>
+          </m:e>
+          <m:sub>
+            <m:r>
+              <m:t>M</m:t>
+            </m:r>
+          </m:sub>
+        </m:sSub>
+        <m:r>
+          <m:rPr>
+            <m:sty m:val="p"/>
+          </m:rPr>
+          <m:t>=</m:t>
+        </m:r>
+        <m:r>
+          <m:t>1</m:t>
+        </m:r>
+        <m:r>
+          <m:rPr>
+            <m:sty m:val="p"/>
+          </m:rPr>
+          <m:t>,</m:t>
+        </m:r>
+        <m:r>
+          <m:t>49</m:t>
+        </m:r>
+      </m:oMath>
+      <w:r>
+        <w:t xml:space="preserve">,</w:t>
+      </w:r>
+      <w:r>
+        <w:t xml:space="preserve"> </w:t>
+      </w:r>
+      <m:oMath>
+        <m:r>
+          <m:t>d</m:t>
+        </m:r>
+        <m:r>
+          <m:t>f</m:t>
+        </m:r>
+        <m:r>
+          <m:rPr>
+            <m:sty m:val="p"/>
+          </m:rPr>
+          <m:t>=</m:t>
+        </m:r>
+        <m:r>
+          <m:t>3</m:t>
+        </m:r>
+      </m:oMath>
+      <w:r>
+        <w:t xml:space="preserve">,</w:t>
+      </w:r>
+      <w:r>
+        <w:t xml:space="preserve"> </w:t>
+      </w:r>
+      <m:oMath>
+        <m:r>
+          <m:t>p</m:t>
+        </m:r>
+        <m:r>
+          <m:rPr>
+            <m:sty m:val="p"/>
+          </m:rPr>
+          <m:t>=</m:t>
+        </m:r>
+        <m:r>
+          <m:rPr>
+            <m:sty m:val="p"/>
+          </m:rPr>
+          <m:t>,</m:t>
+        </m:r>
+        <m:r>
+          <m:t>68</m:t>
+        </m:r>
+      </m:oMath>
+      <w:r>
+        <w:t xml:space="preserve">). Hình dạng cụ thể của dải biến thiên được xác lập độc lập bằng dữ liệu sơ cấp toàn mẫu (phân tích đa quốc gia,</w:t>
       </w:r>
       <w:r>
         <w:t xml:space="preserve"> </w:t>
@@ -40912,7 +41483,7 @@
         <w:pStyle w:val="FirstParagraph"/>
       </w:pPr>
       <w:r>
-        <w:t xml:space="preserve">Về lý thuyết, luận án đóng góp vào ba dòng nghiên cứu. Với dòng phân tích tổng hợp về quan hệ I-P, luận án phân tách cấu trúc dị biệt và xác định ICRV như một yếu tố điều tiết có ý nghĩa. Với dòng nghiên cứu về năng lực số, luận án làm rõ rằng DAI là nguồn lực tình huống chứ không phải năng lực nền tảng. Và với dòng nghiên cứu về quốc tế hóa và các nền kinh tế đảo nhỏ, luận án đặt tên cùng cung cấp bằng chứng đầu tiên cho FIP.</w:t>
+        <w:t xml:space="preserve">Về lý thuyết, luận án đóng góp vào ba dòng nghiên cứu. Với dòng phân tích tổng hợp về quan hệ I-P, luận án phân tách cấu trúc dị biệt và cho thấy điều tiết thể chế trực tiếp ở cấp văn liệu là yếu/không bền vững, trong khi vai trò điều tiết của ICRV chỉ bộc lộ robust ở cấp doanh nghiệp qua tương tác có điều kiện. Với dòng nghiên cứu về năng lực số, luận án làm rõ rằng DAI là nguồn lực tình huống chứ không phải năng lực nền tảng. Và với dòng nghiên cứu về quốc tế hóa và các nền kinh tế đảo nhỏ, luận án đặt tên cùng cung cấp bằng chứng đầu tiên cho FIP.</w:t>
       </w:r>
     </w:p>
     <w:p>

--- a/dist/downloads/LUAN_AN_FULL_vi.docx
+++ b/dist/downloads/LUAN_AN_FULL_vi.docx
@@ -42090,7 +42090,7 @@
           <w:bCs/>
           <w:b/>
         </w:rPr>
-        <w:t xml:space="preserve">(6), 537-543.</w:t>
+        <w:t xml:space="preserve">(6), 537–543.</w:t>
       </w:r>
       <w:r>
         <w:t xml:space="preserve"> </w:t>
@@ -42141,7 +42141,7 @@
           <w:bCs/>
           <w:b/>
         </w:rPr>
-        <w:t xml:space="preserve">(1), 1-31.</w:t>
+        <w:t xml:space="preserve">(1), 1–31.</w:t>
       </w:r>
       <w:r>
         <w:t xml:space="preserve"> </w:t>
@@ -42192,7 +42192,7 @@
           <w:bCs/>
           <w:b/>
         </w:rPr>
-        <w:t xml:space="preserve">(5), 535-551.</w:t>
+        <w:t xml:space="preserve">(5), 535–551.</w:t>
       </w:r>
       <w:r>
         <w:t xml:space="preserve"> </w:t>
@@ -42243,7 +42243,7 @@
           <w:bCs/>
           <w:b/>
         </w:rPr>
-        <w:t xml:space="preserve">(3), 595-613.</w:t>
+        <w:t xml:space="preserve">(3), 595–613.</w:t>
       </w:r>
       <w:r>
         <w:t xml:space="preserve"> </w:t>
@@ -42341,7 +42341,7 @@
         <w:t xml:space="preserve">Eurasian Business Review, 14</w:t>
       </w:r>
       <w:r>
-        <w:t xml:space="preserve">(4), 881-915.</w:t>
+        <w:t xml:space="preserve">(4), 881–915.</w:t>
       </w:r>
     </w:p>
     <w:p>
@@ -42383,7 +42383,7 @@
         <w:t xml:space="preserve">Journal of International Business Studies, 50</w:t>
       </w:r>
       <w:r>
-        <w:t xml:space="preserve">(8), 1372-1387.</w:t>
+        <w:t xml:space="preserve">(8), 1372–1387.</w:t>
       </w:r>
     </w:p>
     <w:p>
@@ -42425,7 +42425,7 @@
         <w:t xml:space="preserve">IEEE Transactions on Engineering Management, 71</w:t>
       </w:r>
       <w:r>
-        <w:t xml:space="preserve">, 1-14.</w:t>
+        <w:t xml:space="preserve">, 1–14.</w:t>
       </w:r>
     </w:p>
     <w:p>
@@ -42446,7 +42446,7 @@
         <w:t xml:space="preserve">Managerial and Decision Economics, 43</w:t>
       </w:r>
       <w:r>
-        <w:t xml:space="preserve">(5), 1706-1720.</w:t>
+        <w:t xml:space="preserve">(5), 1706–1720.</w:t>
       </w:r>
     </w:p>
     <w:p>
@@ -42467,7 +42467,7 @@
         <w:t xml:space="preserve">Journal of World Business, 53</w:t>
       </w:r>
       <w:r>
-        <w:t xml:space="preserve">(2), 209-221.</w:t>
+        <w:t xml:space="preserve">(2), 209–221.</w:t>
       </w:r>
     </w:p>
     <w:p>
@@ -42523,7 +42523,7 @@
           <w:bCs/>
           <w:b/>
         </w:rPr>
-        <w:t xml:space="preserve">(1), 56-83.</w:t>
+        <w:t xml:space="preserve">(1), 56–83.</w:t>
       </w:r>
       <w:r>
         <w:t xml:space="preserve"> </w:t>
@@ -42560,7 +42560,7 @@
         <w:t xml:space="preserve">Journal of International Marketing, 29</w:t>
       </w:r>
       <w:r>
-        <w:t xml:space="preserve">(1), 57-76.</w:t>
+        <w:t xml:space="preserve">(1), 57–76.</w:t>
       </w:r>
     </w:p>
     <w:p>
@@ -42581,7 +42581,7 @@
         <w:t xml:space="preserve">Global Strategy Journal, 11</w:t>
       </w:r>
       <w:r>
-        <w:t xml:space="preserve">(1), 58-80.</w:t>
+        <w:t xml:space="preserve">(1), 58–80.</w:t>
       </w:r>
     </w:p>
     <w:p>
@@ -42602,7 +42602,7 @@
         <w:t xml:space="preserve">Journal of Business Research, 122</w:t>
       </w:r>
       <w:r>
-        <w:t xml:space="preserve">, 889-901.</w:t>
+        <w:t xml:space="preserve">, 889–901.</w:t>
       </w:r>
     </w:p>
     <w:p>
@@ -42637,7 +42637,7 @@
           <w:bCs/>
           <w:b/>
         </w:rPr>
-        <w:t xml:space="preserve">(4), 754-799.</w:t>
+        <w:t xml:space="preserve">(4), 754–799.</w:t>
       </w:r>
       <w:r>
         <w:t xml:space="preserve"> </w:t>
@@ -42706,7 +42706,7 @@
           <w:bCs/>
           <w:b/>
         </w:rPr>
-        <w:t xml:space="preserve">(13), 2305-2341.</w:t>
+        <w:t xml:space="preserve">(13), 2305–2341.</w:t>
       </w:r>
       <w:r>
         <w:t xml:space="preserve"> </w:t>
@@ -42757,7 +42757,7 @@
           <w:bCs/>
           <w:b/>
         </w:rPr>
-        <w:t xml:space="preserve">(2), 1-17.</w:t>
+        <w:t xml:space="preserve">(2), 1–17.</w:t>
       </w:r>
       <w:r>
         <w:t xml:space="preserve"> </w:t>
@@ -42804,7 +42804,7 @@
         <w:t xml:space="preserve">Journal of World Business, 47</w:t>
       </w:r>
       <w:r>
-        <w:t xml:space="preserve">(1), 73-80.</w:t>
+        <w:t xml:space="preserve">(1), 73–80.</w:t>
       </w:r>
     </w:p>
     <w:p>
@@ -42825,7 +42825,7 @@
         <w:t xml:space="preserve">Emerging Markets Finance and Trade, 55</w:t>
       </w:r>
       <w:r>
-        <w:t xml:space="preserve">(7), 1455-1471.</w:t>
+        <w:t xml:space="preserve">(7), 1455–1471.</w:t>
       </w:r>
     </w:p>
     <w:p>
@@ -42909,7 +42909,7 @@
         <w:t xml:space="preserve">Journal of International Management, 19</w:t>
       </w:r>
       <w:r>
-        <w:t xml:space="preserve">(2), 118-137.</w:t>
+        <w:t xml:space="preserve">(2), 118–137.</w:t>
       </w:r>
     </w:p>
     <w:p>
@@ -42961,7 +42961,7 @@
         <w:t xml:space="preserve">International Journal of Emerging Markets, 17</w:t>
       </w:r>
       <w:r>
-        <w:t xml:space="preserve">(4), 1085-1106.</w:t>
+        <w:t xml:space="preserve">(4), 1085–1106.</w:t>
       </w:r>
     </w:p>
     <w:p>
@@ -42982,7 +42982,7 @@
         <w:t xml:space="preserve">Journal of Financial and Quantitative Analysis, 46</w:t>
       </w:r>
       <w:r>
-        <w:t xml:space="preserve">(6), 1545-1580.</w:t>
+        <w:t xml:space="preserve">(6), 1545–1580.</w:t>
       </w:r>
     </w:p>
     <w:p>
@@ -43075,7 +43075,7 @@
         <w:t xml:space="preserve">Strategic Management Journal, 22</w:t>
       </w:r>
       <w:r>
-        <w:t xml:space="preserve">(6-7), 565-586.</w:t>
+        <w:t xml:space="preserve">(6-7), 565–586.</w:t>
       </w:r>
     </w:p>
     <w:p>
@@ -43096,7 +43096,7 @@
         <w:t xml:space="preserve">Journal of Business Research, 138</w:t>
       </w:r>
       <w:r>
-        <w:t xml:space="preserve">, 280-294.</w:t>
+        <w:t xml:space="preserve">, 280–294.</w:t>
       </w:r>
     </w:p>
     <w:p>
@@ -43117,7 +43117,7 @@
         <w:t xml:space="preserve">Journal of World Business, 43</w:t>
       </w:r>
       <w:r>
-        <w:t xml:space="preserve">(4), 475-485.</w:t>
+        <w:t xml:space="preserve">(4), 475–485.</w:t>
       </w:r>
     </w:p>
     <w:p>
@@ -43257,7 +43257,7 @@
           <w:bCs/>
           <w:b/>
         </w:rPr>
-        <w:t xml:space="preserve">(4), 678-693.</w:t>
+        <w:t xml:space="preserve">(4), 678–693.</w:t>
       </w:r>
       <w:r>
         <w:t xml:space="preserve"> </w:t>
@@ -43328,7 +43328,7 @@
         <w:t xml:space="preserve">Tạp chí Kinh tế và Phát triển, 311</w:t>
       </w:r>
       <w:r>
-        <w:t xml:space="preserve">, 24-38.</w:t>
+        <w:t xml:space="preserve">, 24–38.</w:t>
       </w:r>
     </w:p>
     <w:p>
@@ -45029,7 +45029,7 @@
         <w:t xml:space="preserve"> </w:t>
       </w:r>
       <w:r>
-        <w:t xml:space="preserve">(March 2026, Special Section, pp. 38-43). Asian Development Bank.</w:t>
+        <w:t xml:space="preserve">(March 2026, Special Section, pp. 38–43). Asian Development Bank.</w:t>
       </w:r>
     </w:p>
     <w:p>
@@ -45116,7 +45116,7 @@
           <w:bCs/>
           <w:b/>
         </w:rPr>
-        <w:t xml:space="preserve">(1), 47-65.</w:t>
+        <w:t xml:space="preserve">(1), 47–65.</w:t>
       </w:r>
       <w:r>
         <w:t xml:space="preserve"> </w:t>
@@ -45404,7 +45404,7 @@
         <w:t xml:space="preserve">Review of Economic Studies, 81</w:t>
       </w:r>
       <w:r>
-        <w:t xml:space="preserve">(2), 572-607. https://doi.org/10.1093/restud/rdt046</w:t>
+        <w:t xml:space="preserve">(2), 572–607. https://doi.org/10.1093/restud/rdt046</w:t>
       </w:r>
     </w:p>
     <w:p>
@@ -45425,7 +45425,7 @@
         <w:t xml:space="preserve">Journal of Management, 17</w:t>
       </w:r>
       <w:r>
-        <w:t xml:space="preserve">(1), 99-120. https://doi.org/10.1177/014920639101700108</w:t>
+        <w:t xml:space="preserve">(1), 99–120. https://doi.org/10.1177/014920639101700108</w:t>
       </w:r>
     </w:p>
     <w:p>
@@ -45446,7 +45446,7 @@
         <w:t xml:space="preserve">Management International Review, 47</w:t>
       </w:r>
       <w:r>
-        <w:t xml:space="preserve">(3), 319-347. https://doi.org/10.1007/s11575-007-0019-z</w:t>
+        <w:t xml:space="preserve">(3), 319–347. https://doi.org/10.1007/s11575-007-0019-z</w:t>
       </w:r>
     </w:p>
     <w:p>
@@ -45467,7 +45467,7 @@
         <w:t xml:space="preserve">Biometrics, 50</w:t>
       </w:r>
       <w:r>
-        <w:t xml:space="preserve">(4), 1088-1101. https://doi.org/10.2307/2533446</w:t>
+        <w:t xml:space="preserve">(4), 1088–1101. https://doi.org/10.2307/2533446</w:t>
       </w:r>
     </w:p>
     <w:p>
@@ -45488,7 +45488,7 @@
         <w:t xml:space="preserve">Asia Pacific Viewpoint, 47</w:t>
       </w:r>
       <w:r>
-        <w:t xml:space="preserve">(1), 1-13. https://doi.org/10.1111/j.1467-8373.2006.00297.x</w:t>
+        <w:t xml:space="preserve">(1), 1–13. https://doi.org/10.1111/j.1467-8373.2006.00297.x</w:t>
       </w:r>
     </w:p>
     <w:p>
@@ -45530,7 +45530,7 @@
         <w:t xml:space="preserve">American Economic Journal: Macroeconomics, 13</w:t>
       </w:r>
       <w:r>
-        <w:t xml:space="preserve">(1), 333-372. https://doi.org/10.1257/mac.20180386</w:t>
+        <w:t xml:space="preserve">(1), 333–372. https://doi.org/10.1257/mac.20180386</w:t>
       </w:r>
     </w:p>
     <w:p>
@@ -45551,7 +45551,7 @@
         <w:t xml:space="preserve">Journal of International Business Studies, 38</w:t>
       </w:r>
       <w:r>
-        <w:t xml:space="preserve">(4), 499-518. https://doi.org/10.1057/palgrave.jibs.8400277</w:t>
+        <w:t xml:space="preserve">(4), 499–518. https://doi.org/10.1057/palgrave.jibs.8400277</w:t>
       </w:r>
     </w:p>
     <w:p>
@@ -45572,7 +45572,7 @@
         <w:t xml:space="preserve">Administrative Science Quarterly, 35</w:t>
       </w:r>
       <w:r>
-        <w:t xml:space="preserve">(1), 128-152. https://doi.org/10.2307/2393553</w:t>
+        <w:t xml:space="preserve">(1), 128–152. https://doi.org/10.2307/2393553</w:t>
       </w:r>
     </w:p>
     <w:p>
@@ -45596,7 +45596,7 @@
         <w:t xml:space="preserve"> </w:t>
       </w:r>
       <w:r>
-        <w:t xml:space="preserve">(Vol. 2, pp. 259-286). Emerald.</w:t>
+        <w:t xml:space="preserve">(Vol. 2, pp. 259–286). Emerald.</w:t>
       </w:r>
     </w:p>
     <w:p>
@@ -45638,7 +45638,7 @@
         <w:t xml:space="preserve">Journal of International Economics, 111</w:t>
       </w:r>
       <w:r>
-        <w:t xml:space="preserve">, 177-189. https://doi.org/10.1016/j.jinteco.2018.01.008</w:t>
+        <w:t xml:space="preserve">, 177–189. https://doi.org/10.1016/j.jinteco.2018.01.008</w:t>
       </w:r>
     </w:p>
     <w:p>
@@ -45659,7 +45659,7 @@
         <w:t xml:space="preserve">Biometrics, 56</w:t>
       </w:r>
       <w:r>
-        <w:t xml:space="preserve">(2), 455-463. https://doi.org/10.1111/j.0006-341X.2000.00455.x</w:t>
+        <w:t xml:space="preserve">(2), 455–463. https://doi.org/10.1111/j.0006-341X.2000.00455.x</w:t>
       </w:r>
     </w:p>
     <w:p>
@@ -45680,7 +45680,7 @@
         <w:t xml:space="preserve">Journal of International Business Studies, 51</w:t>
       </w:r>
       <w:r>
-        <w:t xml:space="preserve">(9), 1609-1620. https://doi.org/10.1057/s41267-020-00374-2</w:t>
+        <w:t xml:space="preserve">(9), 1609–1620. https://doi.org/10.1057/s41267-020-00374-2</w:t>
       </w:r>
     </w:p>
     <w:p>
@@ -45701,7 +45701,7 @@
         <w:t xml:space="preserve">British Medical Journal, 315</w:t>
       </w:r>
       <w:r>
-        <w:t xml:space="preserve">(7109), 629-634. https://doi.org/10.1136/bmj.315.7109.629</w:t>
+        <w:t xml:space="preserve">(7109), 629–634. https://doi.org/10.1136/bmj.315.7109.629</w:t>
       </w:r>
     </w:p>
     <w:p>
@@ -45722,7 +45722,7 @@
         <w:t xml:space="preserve">Strategic Management Journal, 37</w:t>
       </w:r>
       <w:r>
-        <w:t xml:space="preserve">(7), 1177-1195. https://doi.org/10.1002/smj.2399</w:t>
+        <w:t xml:space="preserve">(7), 1177–1195. https://doi.org/10.1002/smj.2399</w:t>
       </w:r>
     </w:p>
     <w:p>
@@ -45764,7 +45764,7 @@
         <w:t xml:space="preserve">Management International Review, 47</w:t>
       </w:r>
       <w:r>
-        <w:t xml:space="preserve">(3), 423-452. https://doi.org/10.1007/s11575-007-0022-4</w:t>
+        <w:t xml:space="preserve">(3), 423–452. https://doi.org/10.1007/s11575-007-0022-4</w:t>
       </w:r>
     </w:p>
     <w:p>
@@ -45785,7 +45785,7 @@
         <w:t xml:space="preserve">Academy of Management Journal, 40</w:t>
       </w:r>
       <w:r>
-        <w:t xml:space="preserve">(4), 767-798. https://doi.org/10.2307/256948</w:t>
+        <w:t xml:space="preserve">(4), 767–798. https://doi.org/10.2307/256948</w:t>
       </w:r>
     </w:p>
     <w:p>
@@ -45806,7 +45806,7 @@
         <w:t xml:space="preserve">Quarterly Journal of Economics, 124</w:t>
       </w:r>
       <w:r>
-        <w:t xml:space="preserve">(4), 1403-1448. https://doi.org/10.1162/qjec.2009.124.4.1403</w:t>
+        <w:t xml:space="preserve">(4), 1403–1448. https://doi.org/10.1162/qjec.2009.124.4.1403</w:t>
       </w:r>
     </w:p>
     <w:p>
@@ -45827,7 +45827,7 @@
         <w:t xml:space="preserve">Multinational Business Review, 11</w:t>
       </w:r>
       <w:r>
-        <w:t xml:space="preserve">(3), 23-49. https://doi.org/10.1108/1525383X200300015</w:t>
+        <w:t xml:space="preserve">(3), 23–49. https://doi.org/10.1108/1525383X200300015</w:t>
       </w:r>
     </w:p>
     <w:p>
@@ -45848,7 +45848,7 @@
         <w:t xml:space="preserve">Journal of World Business, 48</w:t>
       </w:r>
       <w:r>
-        <w:t xml:space="preserve">(1), 1-12. https://doi.org/10.1016/j.jwb.2012.06.001</w:t>
+        <w:t xml:space="preserve">(1), 1–12. https://doi.org/10.1016/j.jwb.2012.06.001</w:t>
       </w:r>
     </w:p>
     <w:p>
@@ -45869,7 +45869,7 @@
         <w:t xml:space="preserve">Journal of International Business Studies, 8</w:t>
       </w:r>
       <w:r>
-        <w:t xml:space="preserve">(1), 23-32. https://doi.org/10.1057/palgrave.jibs.8490676</w:t>
+        <w:t xml:space="preserve">(1), 23–32. https://doi.org/10.1057/palgrave.jibs.8490676</w:t>
       </w:r>
     </w:p>
     <w:p>
@@ -45890,7 +45890,7 @@
         <w:t xml:space="preserve">Journal of International Business Studies, 51</w:t>
       </w:r>
       <w:r>
-        <w:t xml:space="preserve">(4), 577-622. https://doi.org/10.1057/s41267-020-00304-2</w:t>
+        <w:t xml:space="preserve">(4), 577–622. https://doi.org/10.1057/s41267-020-00304-2</w:t>
       </w:r>
     </w:p>
     <w:p>
@@ -45911,7 +45911,7 @@
         <w:t xml:space="preserve">Strategic Management Journal, 37</w:t>
       </w:r>
       <w:r>
-        <w:t xml:space="preserve">(6), 1154-1173. https://doi.org/10.1002/smj.2379</w:t>
+        <w:t xml:space="preserve">(6), 1154–1173. https://doi.org/10.1002/smj.2379</w:t>
       </w:r>
     </w:p>
     <w:p>
@@ -45953,7 +45953,7 @@
         <w:t xml:space="preserve">Journal of International Business Studies, 35</w:t>
       </w:r>
       <w:r>
-        <w:t xml:space="preserve">(2), 124-141. https://doi.org/10.1057/palgrave.jibs.8400071</w:t>
+        <w:t xml:space="preserve">(2), 124–141. https://doi.org/10.1057/palgrave.jibs.8400071</w:t>
       </w:r>
     </w:p>
     <w:p>
@@ -45974,7 +45974,7 @@
         <w:t xml:space="preserve">Journal of Economic Perspectives, 28</w:t>
       </w:r>
       <w:r>
-        <w:t xml:space="preserve">(3), 109-126. https://doi.org/10.1257/jep.28.3.109</w:t>
+        <w:t xml:space="preserve">(3), 109–126. https://doi.org/10.1257/jep.28.3.109</w:t>
       </w:r>
     </w:p>
     <w:p>
@@ -45995,7 +45995,7 @@
         <w:t xml:space="preserve">World Development, 20</w:t>
       </w:r>
       <w:r>
-        <w:t xml:space="preserve">(2), 165-186. https://doi.org/10.1016/0305-750X(92)90097-F</w:t>
+        <w:t xml:space="preserve">(2), 165–186. https://doi.org/10.1016/0305-750X(92)90097-F</w:t>
       </w:r>
     </w:p>
     <w:p>
@@ -46037,7 +46037,7 @@
         <w:t xml:space="preserve">Oxford Bulletin of Economics and Statistics, 72</w:t>
       </w:r>
       <w:r>
-        <w:t xml:space="preserve">(1), 109-118. https://doi.org/10.1111/j.1468-0084.2009.00569.x</w:t>
+        <w:t xml:space="preserve">(1), 109–118. https://doi.org/10.1111/j.1468-0084.2009.00569.x</w:t>
       </w:r>
     </w:p>
     <w:p>
@@ -46058,7 +46058,7 @@
         <w:t xml:space="preserve">The American Statistician, 54</w:t>
       </w:r>
       <w:r>
-        <w:t xml:space="preserve">(3), 217-224. https://doi.org/10.1080/00031305.2000.10474549</w:t>
+        <w:t xml:space="preserve">(3), 217–224. https://doi.org/10.1080/00031305.2000.10474549</w:t>
       </w:r>
     </w:p>
     <w:p>
@@ -46079,7 +46079,7 @@
         <w:t xml:space="preserve">Academy of Management Journal, 47</w:t>
       </w:r>
       <w:r>
-        <w:t xml:space="preserve">(4), 598-609. https://doi.org/10.2307/20159604</w:t>
+        <w:t xml:space="preserve">(4), 598–609. https://doi.org/10.2307/20159604</w:t>
       </w:r>
     </w:p>
     <w:p>
@@ -46100,7 +46100,7 @@
         <w:t xml:space="preserve">Journal of Econometrics, 29</w:t>
       </w:r>
       <w:r>
-        <w:t xml:space="preserve">(3), 305-325. https://doi.org/10.1016/0304-4076(85)90158-7</w:t>
+        <w:t xml:space="preserve">(3), 305–325. https://doi.org/10.1016/0304-4076(85)90158-7</w:t>
       </w:r>
     </w:p>
     <w:p>
@@ -46121,7 +46121,7 @@
         <w:t xml:space="preserve">Review of Economic Studies, 80</w:t>
       </w:r>
       <w:r>
-        <w:t xml:space="preserve">(2), 711-744. https://doi.org/10.1093/restud/rds036</w:t>
+        <w:t xml:space="preserve">(2), 711–744. https://doi.org/10.1093/restud/rds036</w:t>
       </w:r>
     </w:p>
     <w:p>
@@ -46142,7 +46142,7 @@
         <w:t xml:space="preserve">Journal of Management, 42</w:t>
       </w:r>
       <w:r>
-        <w:t xml:space="preserve">(5), 1075-1110. https://doi.org/10.1177/0149206315624963</w:t>
+        <w:t xml:space="preserve">(5), 1075–1110. https://doi.org/10.1177/0149206315624963</w:t>
       </w:r>
     </w:p>
     <w:p>
@@ -46163,7 +46163,7 @@
         <w:t xml:space="preserve">Journal of International Business Studies, 48</w:t>
       </w:r>
       <w:r>
-        <w:t xml:space="preserve">(5), 535-551. https://doi.org/10.1057/s41267-017-0078-8</w:t>
+        <w:t xml:space="preserve">(5), 535–551. https://doi.org/10.1057/s41267-017-0078-8</w:t>
       </w:r>
     </w:p>
     <w:p>
@@ -46205,7 +46205,7 @@
         <w:t xml:space="preserve">Criminology, 36</w:t>
       </w:r>
       <w:r>
-        <w:t xml:space="preserve">(4), 859-866. https://doi.org/10.1111/j.1745-9125.1998.tb01268.x</w:t>
+        <w:t xml:space="preserve">(4), 859–866. https://doi.org/10.1111/j.1745-9125.1998.tb01268.x</w:t>
       </w:r>
     </w:p>
     <w:p>
@@ -46226,7 +46226,7 @@
         <w:t xml:space="preserve">Journal of Management, 39</w:t>
       </w:r>
       <w:r>
-        <w:t xml:space="preserve">(2), 313-338. https://doi.org/10.1177/0149206311410060</w:t>
+        <w:t xml:space="preserve">(2), 313–338. https://doi.org/10.1177/0149206311410060</w:t>
       </w:r>
     </w:p>
     <w:p>
@@ -46247,7 +46247,7 @@
         <w:t xml:space="preserve">Academy of Management Journal, 58</w:t>
       </w:r>
       <w:r>
-        <w:t xml:space="preserve">(5), 1546-1571. https://doi.org/10.5465/amj.2013.0319</w:t>
+        <w:t xml:space="preserve">(5), 1546–1571. https://doi.org/10.5465/amj.2013.0319</w:t>
       </w:r>
     </w:p>
     <w:p>
@@ -46268,7 +46268,7 @@
         <w:t xml:space="preserve">International Business Review, 7</w:t>
       </w:r>
       <w:r>
-        <w:t xml:space="preserve">(3), 315-321. https://doi.org/10.1016/S0969-5931(98)00013-4</w:t>
+        <w:t xml:space="preserve">(3), 315–321. https://doi.org/10.1016/S0969-5931(98)00013-4</w:t>
       </w:r>
     </w:p>
     <w:p>
@@ -46289,7 +46289,7 @@
         <w:t xml:space="preserve">Journal of Management, 35</w:t>
       </w:r>
       <w:r>
-        <w:t xml:space="preserve">(3), 718-804. https://doi.org/10.1177/0149206308330560</w:t>
+        <w:t xml:space="preserve">(3), 718–804. https://doi.org/10.1177/0149206308330560</w:t>
       </w:r>
     </w:p>
     <w:p>
@@ -46310,7 +46310,7 @@
         <w:t xml:space="preserve">Research Synthesis Methods, 8</w:t>
       </w:r>
       <w:r>
-        <w:t xml:space="preserve">(4), 537-553. https://doi.org/10.1002/jrsm.1260</w:t>
+        <w:t xml:space="preserve">(4), 537–553. https://doi.org/10.1002/jrsm.1260</w:t>
       </w:r>
     </w:p>
     <w:p>
@@ -46331,7 +46331,7 @@
         <w:t xml:space="preserve">Academy of Management Journal, 39</w:t>
       </w:r>
       <w:r>
-        <w:t xml:space="preserve">(1), 179-196. https://doi.org/10.2307/256635</w:t>
+        <w:t xml:space="preserve">(1), 179–196. https://doi.org/10.2307/256635</w:t>
       </w:r>
     </w:p>
     <w:p>
@@ -46352,7 +46352,7 @@
         <w:t xml:space="preserve">Strategic Management Journal, 28</w:t>
       </w:r>
       <w:r>
-        <w:t xml:space="preserve">(13), 1319-1350. https://doi.org/10.1002/smj.640</w:t>
+        <w:t xml:space="preserve">(13), 1319–1350. https://doi.org/10.1002/smj.640</w:t>
       </w:r>
     </w:p>
     <w:p>
@@ -46373,7 +46373,7 @@
         <w:t xml:space="preserve">Strategic Management Journal, 18</w:t>
       </w:r>
       <w:r>
-        <w:t xml:space="preserve">(7), 509-533. https://doi.org/10.1002/smj.4250180702</w:t>
+        <w:t xml:space="preserve">(7), 509–533. https://doi.org/10.1002/smj.4250180702</w:t>
       </w:r>
     </w:p>
     <w:p>
@@ -46394,7 +46394,7 @@
         <w:t xml:space="preserve">Human Resource Development Review, 4</w:t>
       </w:r>
       <w:r>
-        <w:t xml:space="preserve">(3), 356-367. https://doi.org/10.1177/1534484305278283</w:t>
+        <w:t xml:space="preserve">(3), 356–367. https://doi.org/10.1177/1534484305278283</w:t>
       </w:r>
     </w:p>
     <w:p>
@@ -46436,7 +46436,7 @@
         <w:t xml:space="preserve">The World Economy, 30</w:t>
       </w:r>
       <w:r>
-        <w:t xml:space="preserve">(1), 60-82. https://doi.org/10.1111/j.1467-9701.2007.00872.x</w:t>
+        <w:t xml:space="preserve">(1), 60–82. https://doi.org/10.1111/j.1467-9701.2007.00872.x</w:t>
       </w:r>
     </w:p>
     <w:p>
@@ -46481,7 +46481,7 @@
         <w:t xml:space="preserve">Academy of Management Journal, 38</w:t>
       </w:r>
       <w:r>
-        <w:t xml:space="preserve">(2), 341-363. https://doi.org/10.2307/256411</w:t>
+        <w:t xml:space="preserve">(2), 341–363. https://doi.org/10.2307/256411</w:t>
       </w:r>
     </w:p>
     <w:p>
@@ -46777,7 +46777,7 @@
         <w:t xml:space="preserve">European Journal of Development Research, 33</w:t>
       </w:r>
       <w:r>
-        <w:t xml:space="preserve">(2), 304-329. https://doi.org/10.1057/s41287-021-00364-6</w:t>
+        <w:t xml:space="preserve">(2), 304–329. https://doi.org/10.1057/s41287-021-00364-6</w:t>
       </w:r>
     </w:p>
     <w:p>
@@ -46798,7 +46798,7 @@
         <w:t xml:space="preserve">Journal of Management Studies, 57</w:t>
       </w:r>
       <w:r>
-        <w:t xml:space="preserve">(1), 1-24. https://doi.org/10.1111/joms.12526</w:t>
+        <w:t xml:space="preserve">(1), 1–24. https://doi.org/10.1111/joms.12526</w:t>
       </w:r>
     </w:p>
     <w:p>
@@ -46819,7 +46819,7 @@
         <w:t xml:space="preserve">Advances in Methods and Practices in Psychological Science, 1</w:t>
       </w:r>
       <w:r>
-        <w:t xml:space="preserve">(2), 259-269. https://doi.org/10.1177/2515245918770963</w:t>
+        <w:t xml:space="preserve">(2), 259–269. https://doi.org/10.1177/2515245918770963</w:t>
       </w:r>
     </w:p>
     <w:p>
@@ -46861,7 +46861,7 @@
         <w:t xml:space="preserve">Strategic Management Journal, 21</w:t>
       </w:r>
       <w:r>
-        <w:t xml:space="preserve">(10-11), 1105-1121. https://doi.org/10.1002/smj.118</w:t>
+        <w:t xml:space="preserve">(10-11), 1105–1121. https://doi.org/10.1002/smj.118</w:t>
       </w:r>
     </w:p>
     <w:p>
@@ -46882,7 +46882,7 @@
         <w:t xml:space="preserve">Global Strategy Journal, 2</w:t>
       </w:r>
       <w:r>
-        <w:t xml:space="preserve">(2), 108-121. https://doi.org/10.1111/j.2042-5805.2012.01028.x</w:t>
+        <w:t xml:space="preserve">(2), 108–121. https://doi.org/10.1111/j.2042-5805.2012.01028.x</w:t>
       </w:r>
     </w:p>
     <w:p>
@@ -46903,7 +46903,7 @@
         <w:t xml:space="preserve">Econometrica, 71</w:t>
       </w:r>
       <w:r>
-        <w:t xml:space="preserve">(6), 1695-1725. https://doi.org/10.1111/1468-0262.00467</w:t>
+        <w:t xml:space="preserve">(6), 1695–1725. https://doi.org/10.1111/1468-0262.00467</w:t>
       </w:r>
     </w:p>
     <w:p>
@@ -46945,7 +46945,7 @@
         <w:t xml:space="preserve">Journal of Management, 46</w:t>
       </w:r>
       <w:r>
-        <w:t xml:space="preserve">(7), 1244-1256. https://doi.org/10.1177/0149206319846272</w:t>
+        <w:t xml:space="preserve">(7), 1244–1256. https://doi.org/10.1177/0149206319846272</w:t>
       </w:r>
     </w:p>
     <w:p>
@@ -48801,7 +48801,7 @@
         <w:t xml:space="preserve">Journal of International Business Studies, 49</w:t>
       </w:r>
       <w:r>
-        <w:t xml:space="preserve">(7), 832-857. https://doi.org/10.1057/s41267-017-0117-9</w:t>
+        <w:t xml:space="preserve">(7), 832–857. https://doi.org/10.1057/s41267-017-0117-9</w:t>
       </w:r>
     </w:p>
     <w:p>
@@ -48864,7 +48864,7 @@
         <w:t xml:space="preserve">Pakistan Journal of Commerce and Social Sciences, 10</w:t>
       </w:r>
       <w:r>
-        <w:t xml:space="preserve">(1), 76-90.</w:t>
+        <w:t xml:space="preserve">(1), 76–90.</w:t>
       </w:r>
     </w:p>
     <w:p>
@@ -48885,7 +48885,7 @@
         <w:t xml:space="preserve">International Journal of Hospitality Management, 31</w:t>
       </w:r>
       <w:r>
-        <w:t xml:space="preserve">(1), 39-48. https://doi.org/10.1016/j.ijhm.2011.05.003</w:t>
+        <w:t xml:space="preserve">(1), 39–48. https://doi.org/10.1016/j.ijhm.2011.05.003</w:t>
       </w:r>
     </w:p>
     <w:p>
@@ -48906,7 +48906,7 @@
         <w:t xml:space="preserve">Annals of Tourism Research, 57</w:t>
       </w:r>
       <w:r>
-        <w:t xml:space="preserve">, 100-112. https://doi.org/10.1016/j.annals.2015.12.008</w:t>
+        <w:t xml:space="preserve">, 100–112. https://doi.org/10.1016/j.annals.2015.12.008</w:t>
       </w:r>
     </w:p>
     <w:p>
@@ -48927,7 +48927,7 @@
         <w:t xml:space="preserve">Multinational Business Review, 16</w:t>
       </w:r>
       <w:r>
-        <w:t xml:space="preserve">(1), 53-77. https://doi.org/10.1108/1525383X200800003</w:t>
+        <w:t xml:space="preserve">(1), 53–77. https://doi.org/10.1108/1525383X200800003</w:t>
       </w:r>
     </w:p>
     <w:p>
@@ -48948,7 +48948,7 @@
         <w:t xml:space="preserve">International Business Review, 24</w:t>
       </w:r>
       <w:r>
-        <w:t xml:space="preserve">(5), 893-907. https://doi.org/10.1016/j.ibusrev.2015.03.003</w:t>
+        <w:t xml:space="preserve">(5), 893–907. https://doi.org/10.1016/j.ibusrev.2015.03.003</w:t>
       </w:r>
     </w:p>
     <w:p>
@@ -48969,7 +48969,7 @@
         <w:t xml:space="preserve">Strategic Management Journal, 37</w:t>
       </w:r>
       <w:r>
-        <w:t xml:space="preserve">(11), 2275-2290. https://doi.org/10.1002/smj.2429</w:t>
+        <w:t xml:space="preserve">(11), 2275–2290. https://doi.org/10.1002/smj.2429</w:t>
       </w:r>
     </w:p>
     <w:p>
@@ -48990,7 +48990,7 @@
         <w:t xml:space="preserve">Journal of Small Business Management, 56</w:t>
       </w:r>
       <w:r>
-        <w:t xml:space="preserve">(S1), 170-185. https://doi.org/10.1111/jsbm.12393</w:t>
+        <w:t xml:space="preserve">(S1), 170–185. https://doi.org/10.1111/jsbm.12393</w:t>
       </w:r>
     </w:p>
     <w:p>
@@ -49011,7 +49011,7 @@
         <w:t xml:space="preserve">Journal of Business Research, 72</w:t>
       </w:r>
       <w:r>
-        <w:t xml:space="preserve">, 104-113. https://doi.org/10.1016/j.jbusres.2016.11.021</w:t>
+        <w:t xml:space="preserve">, 104–113. https://doi.org/10.1016/j.jbusres.2016.11.021</w:t>
       </w:r>
     </w:p>
     <w:p>
@@ -49032,7 +49032,7 @@
         <w:t xml:space="preserve">International Journal of Contemporary Hospitality Management, 28</w:t>
       </w:r>
       <w:r>
-        <w:t xml:space="preserve">(1), 179-202. https://doi.org/10.1108/IJCHM-10-2014-0517</w:t>
+        <w:t xml:space="preserve">(1), 179–202. https://doi.org/10.1108/IJCHM-10-2014-0517</w:t>
       </w:r>
     </w:p>
     <w:p>
@@ -49053,7 +49053,7 @@
         <w:t xml:space="preserve">International Business Review, 17</w:t>
       </w:r>
       <w:r>
-        <w:t xml:space="preserve">(5), 600-615. https://doi.org/10.1016/j.ibusrev.2008.08.001</w:t>
+        <w:t xml:space="preserve">(5), 600–615. https://doi.org/10.1016/j.ibusrev.2008.08.001</w:t>
       </w:r>
     </w:p>
     <w:p>
@@ -49074,7 +49074,7 @@
         <w:t xml:space="preserve">Journal of International Business Studies, 34</w:t>
       </w:r>
       <w:r>
-        <w:t xml:space="preserve">(4), 345-355. https://doi.org/10.1057/palgrave.jibs.8400036</w:t>
+        <w:t xml:space="preserve">(4), 345–355. https://doi.org/10.1057/palgrave.jibs.8400036</w:t>
       </w:r>
     </w:p>
     <w:p>
@@ -49095,7 +49095,7 @@
         <w:t xml:space="preserve">Journal of Management, 30</w:t>
       </w:r>
       <w:r>
-        <w:t xml:space="preserve">(4), 509-528. https://doi.org/10.1016/j.jm.2004.02.001</w:t>
+        <w:t xml:space="preserve">(4), 509–528. https://doi.org/10.1016/j.jm.2004.02.001</w:t>
       </w:r>
     </w:p>
     <w:p>
@@ -49116,7 +49116,7 @@
         <w:t xml:space="preserve">Journal of World Business, 45</w:t>
       </w:r>
       <w:r>
-        <w:t xml:space="preserve">(1), 93-103. https://doi.org/10.1016/j.jwb.2009.04.005</w:t>
+        <w:t xml:space="preserve">(1), 93–103. https://doi.org/10.1016/j.jwb.2009.04.005</w:t>
       </w:r>
     </w:p>
     <w:p>
@@ -49137,7 +49137,7 @@
         <w:t xml:space="preserve">Journal of World Business, 42</w:t>
       </w:r>
       <w:r>
-        <w:t xml:space="preserve">(2), 184-197. https://doi.org/10.1016/j.jwb.2007.02.007</w:t>
+        <w:t xml:space="preserve">(2), 184–197. https://doi.org/10.1016/j.jwb.2007.02.007</w:t>
       </w:r>
     </w:p>
     <w:p>
@@ -49158,7 +49158,7 @@
         <w:t xml:space="preserve">International Journal of Entrepreneurship and Small Business, 14</w:t>
       </w:r>
       <w:r>
-        <w:t xml:space="preserve">(4), 496-518. https://doi.org/10.1504/IJESB.2011.043273</w:t>
+        <w:t xml:space="preserve">(4), 496–518. https://doi.org/10.1504/IJESB.2011.043273</w:t>
       </w:r>
     </w:p>
     <w:p>
@@ -49179,7 +49179,7 @@
         <w:t xml:space="preserve">Small Business Economics, 26</w:t>
       </w:r>
       <w:r>
-        <w:t xml:space="preserve">(5), 475-492. https://doi.org/10.1007/s11187-005-5604-6</w:t>
+        <w:t xml:space="preserve">(5), 475–492. https://doi.org/10.1007/s11187-005-5604-6</w:t>
       </w:r>
     </w:p>
     <w:p>
@@ -49200,7 +49200,7 @@
         <w:t xml:space="preserve">Management Research Review, 41</w:t>
       </w:r>
       <w:r>
-        <w:t xml:space="preserve">(9), 1053-1071. https://doi.org/10.1108/MRR-06-2017-0175</w:t>
+        <w:t xml:space="preserve">(9), 1053–1071. https://doi.org/10.1108/MRR-06-2017-0175</w:t>
       </w:r>
     </w:p>
     <w:p>
@@ -49221,7 +49221,7 @@
         <w:t xml:space="preserve">Organizacija, 43</w:t>
       </w:r>
       <w:r>
-        <w:t xml:space="preserve">(5), 175-185. https://doi.org/10.2478/v10051-010-0017-y</w:t>
+        <w:t xml:space="preserve">(5), 175–185. https://doi.org/10.2478/v10051-010-0017-y</w:t>
       </w:r>
     </w:p>
     <w:p>
@@ -49242,7 +49242,7 @@
         <w:t xml:space="preserve">Multinational Business Review, 14</w:t>
       </w:r>
       <w:r>
-        <w:t xml:space="preserve">(3), 21-45. https://doi.org/10.1108/1525383X200600015</w:t>
+        <w:t xml:space="preserve">(3), 21–45. https://doi.org/10.1108/1525383X200600015</w:t>
       </w:r>
     </w:p>
     <w:p>
@@ -49263,7 +49263,7 @@
         <w:t xml:space="preserve">Asian Business &amp; Management, 10</w:t>
       </w:r>
       <w:r>
-        <w:t xml:space="preserve">(4), 515-535. https://doi.org/10.1057/abm.2011.27</w:t>
+        <w:t xml:space="preserve">(4), 515–535. https://doi.org/10.1057/abm.2011.27</w:t>
       </w:r>
     </w:p>
     <w:p>
@@ -49284,7 +49284,7 @@
         <w:t xml:space="preserve">Journal of Business Venturing, 28</w:t>
       </w:r>
       <w:r>
-        <w:t xml:space="preserve">(2), 316-334. https://doi.org/10.1016/j.jbusvent.2012.05.002</w:t>
+        <w:t xml:space="preserve">(2), 316–334. https://doi.org/10.1016/j.jbusvent.2012.05.002</w:t>
       </w:r>
     </w:p>
     <w:p>
@@ -49305,7 +49305,7 @@
         <w:t xml:space="preserve">Academy of Management Proceedings, 2007</w:t>
       </w:r>
       <w:r>
-        <w:t xml:space="preserve">(1), 1-6. https://doi.org/10.5465/ambpp.2007.26508474</w:t>
+        <w:t xml:space="preserve">(1), 1–6. https://doi.org/10.5465/ambpp.2007.26508474</w:t>
       </w:r>
     </w:p>
     <w:p>
@@ -49326,7 +49326,7 @@
         <w:t xml:space="preserve">South Asian Journal of Business Studies, 6</w:t>
       </w:r>
       <w:r>
-        <w:t xml:space="preserve">(3), 259-282. https://doi.org/10.1108/SAJBS-03-2016-0020</w:t>
+        <w:t xml:space="preserve">(3), 259–282. https://doi.org/10.1108/SAJBS-03-2016-0020</w:t>
       </w:r>
     </w:p>
     <w:p>
@@ -49347,7 +49347,7 @@
         <w:t xml:space="preserve">Journal of International Management, 15</w:t>
       </w:r>
       <w:r>
-        <w:t xml:space="preserve">(4), 413-431. https://doi.org/10.1016/j.intman.2009.01.003</w:t>
+        <w:t xml:space="preserve">(4), 413–431. https://doi.org/10.1016/j.intman.2009.01.003</w:t>
       </w:r>
     </w:p>
     <w:p>
@@ -49368,7 +49368,7 @@
         <w:t xml:space="preserve">Management International Review, 47</w:t>
       </w:r>
       <w:r>
-        <w:t xml:space="preserve">(3), 307-317. https://doi.org/10.1007/s11575-007-0018-0</w:t>
+        <w:t xml:space="preserve">(3), 307–317. https://doi.org/10.1007/s11575-007-0018-0</w:t>
       </w:r>
     </w:p>
     <w:p>
@@ -49389,7 +49389,7 @@
         <w:t xml:space="preserve">British Journal of Management, 20</w:t>
       </w:r>
       <w:r>
-        <w:t xml:space="preserve">(2), 172-186. https://doi.org/10.1111/j.1467-8551.2008.00558.x</w:t>
+        <w:t xml:space="preserve">(2), 172–186. https://doi.org/10.1111/j.1467-8551.2008.00558.x</w:t>
       </w:r>
     </w:p>
     <w:p>
@@ -49410,7 +49410,7 @@
         <w:t xml:space="preserve">Family Business Review, 27</w:t>
       </w:r>
       <w:r>
-        <w:t xml:space="preserve">(2), 142-160. https://doi.org/10.1177/0894486513510534</w:t>
+        <w:t xml:space="preserve">(2), 142–160. https://doi.org/10.1177/0894486513510534</w:t>
       </w:r>
     </w:p>
     <w:p>
@@ -49431,7 +49431,7 @@
         <w:t xml:space="preserve">International Small Business Journal, 32</w:t>
       </w:r>
       <w:r>
-        <w:t xml:space="preserve">(4), 386-400. https://doi.org/10.1177/0266242613485778</w:t>
+        <w:t xml:space="preserve">(4), 386–400. https://doi.org/10.1177/0266242613485778</w:t>
       </w:r>
     </w:p>
     <w:p>
@@ -49452,7 +49452,7 @@
         <w:t xml:space="preserve">Economics Research-Ekonomska Istraživanja, 31</w:t>
       </w:r>
       <w:r>
-        <w:t xml:space="preserve">(1), 1770-1789. https://doi.org/10.1080/1331677X.2018.1504673</w:t>
+        <w:t xml:space="preserve">(1), 1770–1789. https://doi.org/10.1080/1331677X.2018.1504673</w:t>
       </w:r>
     </w:p>
     <w:p>
@@ -49473,7 +49473,7 @@
         <w:t xml:space="preserve">International Journal of Business and Society, 20</w:t>
       </w:r>
       <w:r>
-        <w:t xml:space="preserve">(3), 1134-1152.</w:t>
+        <w:t xml:space="preserve">(3), 1134–1152.</w:t>
       </w:r>
     </w:p>
     <w:p>
@@ -49494,7 +49494,7 @@
         <w:t xml:space="preserve">Journal of International Business and Economy, 22</w:t>
       </w:r>
       <w:r>
-        <w:t xml:space="preserve">(2), 1-22.</w:t>
+        <w:t xml:space="preserve">(2), 1–22.</w:t>
       </w:r>
     </w:p>
     <w:p>
@@ -49515,7 +49515,7 @@
         <w:t xml:space="preserve">Vikalpa: The Journal for Decision Makers, 33</w:t>
       </w:r>
       <w:r>
-        <w:t xml:space="preserve">(4), 13-24.</w:t>
+        <w:t xml:space="preserve">(4), 13–24.</w:t>
       </w:r>
     </w:p>
     <w:p>
@@ -49536,7 +49536,7 @@
         <w:t xml:space="preserve">International Business: Research, Teaching, and Practice, 1</w:t>
       </w:r>
       <w:r>
-        <w:t xml:space="preserve">(1), 1-20.</w:t>
+        <w:t xml:space="preserve">(1), 1–20.</w:t>
       </w:r>
     </w:p>
     <w:p>
@@ -49557,7 +49557,7 @@
         <w:t xml:space="preserve">Asian Review of Accounting, 21</w:t>
       </w:r>
       <w:r>
-        <w:t xml:space="preserve">(2), 115-133. https://doi.org/10.1108/ARA-09-2012-0061</w:t>
+        <w:t xml:space="preserve">(2), 115–133. https://doi.org/10.1108/ARA-09-2012-0061</w:t>
       </w:r>
     </w:p>
     <w:p>
@@ -49578,7 +49578,7 @@
         <w:t xml:space="preserve">Journal of Business Research, 131</w:t>
       </w:r>
       <w:r>
-        <w:t xml:space="preserve">, 81-91. https://doi.org/10.1016/j.jbusres.2021.03.060</w:t>
+        <w:t xml:space="preserve">, 81–91. https://doi.org/10.1016/j.jbusres.2021.03.060</w:t>
       </w:r>
     </w:p>
     <w:p>
@@ -49599,7 +49599,7 @@
         <w:t xml:space="preserve">International Journal of Trade, Economics and Finance, 10</w:t>
       </w:r>
       <w:r>
-        <w:t xml:space="preserve">(3), 84-89. https://doi.org/10.18178/ijtef.2019.10.3.645</w:t>
+        <w:t xml:space="preserve">(3), 84–89. https://doi.org/10.18178/ijtef.2019.10.3.645</w:t>
       </w:r>
     </w:p>
     <w:p>
@@ -49620,7 +49620,7 @@
         <w:t xml:space="preserve">International Small Business Journal, 21</w:t>
       </w:r>
       <w:r>
-        <w:t xml:space="preserve">(3), 249-268. https://doi.org/10.1177/0266242603021003001</w:t>
+        <w:t xml:space="preserve">(3), 249–268. https://doi.org/10.1177/0266242603021003001</w:t>
       </w:r>
     </w:p>
     <w:p>
@@ -49641,7 +49641,7 @@
         <w:t xml:space="preserve">Journal of Business Venturing, 11</w:t>
       </w:r>
       <w:r>
-        <w:t xml:space="preserve">(1), 23-40. https://doi.org/10.1016/0883-9026(95)00081-X</w:t>
+        <w:t xml:space="preserve">(1), 23–40. https://doi.org/10.1016/0883-9026(95)00081-X</w:t>
       </w:r>
     </w:p>
     <w:p>
@@ -49662,7 +49662,7 @@
         <w:t xml:space="preserve">International Business Review, 25</w:t>
       </w:r>
       <w:r>
-        <w:t xml:space="preserve">(4), 907-920. https://doi.org/10.1016/j.ibusrev.2015.12.001</w:t>
+        <w:t xml:space="preserve">(4), 907–920. https://doi.org/10.1016/j.ibusrev.2015.12.001</w:t>
       </w:r>
     </w:p>
     <w:p>
@@ -49683,7 +49683,7 @@
         <w:t xml:space="preserve">Management International Review, 57</w:t>
       </w:r>
       <w:r>
-        <w:t xml:space="preserve">(2), 153-177. https://doi.org/10.1007/s11575-016-0284-7</w:t>
+        <w:t xml:space="preserve">(2), 153–177. https://doi.org/10.1007/s11575-016-0284-7</w:t>
       </w:r>
     </w:p>
     <w:p>
@@ -49725,7 +49725,7 @@
         <w:t xml:space="preserve">Sinergie Italian Journal of Management, 35</w:t>
       </w:r>
       <w:r>
-        <w:t xml:space="preserve">(102), 49-70. https://doi.org/10.7433/s102.2017.04</w:t>
+        <w:t xml:space="preserve">(102), 49–70. https://doi.org/10.7433/s102.2017.04</w:t>
       </w:r>
     </w:p>
     <w:p>
@@ -49746,7 +49746,7 @@
         <w:t xml:space="preserve">Multinational Business Review, 17</w:t>
       </w:r>
       <w:r>
-        <w:t xml:space="preserve">(2), 69-90. https://doi.org/10.1108/1525383X200900012</w:t>
+        <w:t xml:space="preserve">(2), 69–90. https://doi.org/10.1108/1525383X200900012</w:t>
       </w:r>
     </w:p>
     <w:p>
@@ -49767,7 +49767,7 @@
         <w:t xml:space="preserve">Engineering, Construction and Architectural Management, 19</w:t>
       </w:r>
       <w:r>
-        <w:t xml:space="preserve">(2), 202-220. https://doi.org/10.1108/09699981211205849</w:t>
+        <w:t xml:space="preserve">(2), 202–220. https://doi.org/10.1108/09699981211205849</w:t>
       </w:r>
     </w:p>
     <w:p>
@@ -49788,7 +49788,7 @@
         <w:t xml:space="preserve">International Journal of Business and Globalisation, 21</w:t>
       </w:r>
       <w:r>
-        <w:t xml:space="preserve">(3), 388-404. https://doi.org/10.1504/IJBG.2018.095267</w:t>
+        <w:t xml:space="preserve">(3), 388–404. https://doi.org/10.1504/IJBG.2018.095267</w:t>
       </w:r>
     </w:p>
     <w:p>
@@ -49830,7 +49830,7 @@
         <w:t xml:space="preserve">Journal of World Business, 53</w:t>
       </w:r>
       <w:r>
-        <w:t xml:space="preserve">(5), 645-657. https://doi.org/10.1016/j.jwb.2018.03.006</w:t>
+        <w:t xml:space="preserve">(5), 645–657. https://doi.org/10.1016/j.jwb.2018.03.006</w:t>
       </w:r>
     </w:p>
     <w:p>
@@ -49872,7 +49872,7 @@
         <w:t xml:space="preserve">Journal of Business Venturing, 17</w:t>
       </w:r>
       <w:r>
-        <w:t xml:space="preserve">(6), 611-633. https://doi.org/10.1016/S0883-9026(01)00079-5</w:t>
+        <w:t xml:space="preserve">(6), 611–633. https://doi.org/10.1016/S0883-9026(01)00079-5</w:t>
       </w:r>
     </w:p>
     <w:p>
@@ -49893,7 +49893,7 @@
         <w:t xml:space="preserve">Management International Review, 47</w:t>
       </w:r>
       <w:r>
-        <w:t xml:space="preserve">(3), 349-368. https://doi.org/10.1007/s11575-007-0015-4</w:t>
+        <w:t xml:space="preserve">(3), 349–368. https://doi.org/10.1007/s11575-007-0015-4</w:t>
       </w:r>
     </w:p>
     <w:p>
@@ -49914,7 +49914,7 @@
         <w:t xml:space="preserve">Management International Review, 43</w:t>
       </w:r>
       <w:r>
-        <w:t xml:space="preserve">(1), 63-83.</w:t>
+        <w:t xml:space="preserve">(1), 63–83.</w:t>
       </w:r>
     </w:p>
     <w:p>
@@ -49935,7 +49935,7 @@
         <w:t xml:space="preserve">Oxford Bulletin of Economics and Statistics, 44</w:t>
       </w:r>
       <w:r>
-        <w:t xml:space="preserve">(1), 1-13. https://doi.org/10.1111/j.1468-0084.1982.mp44001001.x</w:t>
+        <w:t xml:space="preserve">(1), 1–13. https://doi.org/10.1111/j.1468-0084.1982.mp44001001.x</w:t>
       </w:r>
     </w:p>
     <w:p>
@@ -49956,7 +49956,7 @@
         <w:t xml:space="preserve">Journal of International Business Studies, 50</w:t>
       </w:r>
       <w:r>
-        <w:t xml:space="preserve">(2), 253-261. https://doi.org/10.1057/s41267-018-0197-4</w:t>
+        <w:t xml:space="preserve">(2), 253–261. https://doi.org/10.1057/s41267-018-0197-4</w:t>
       </w:r>
     </w:p>
     <w:p>
@@ -49977,7 +49977,7 @@
         <w:t xml:space="preserve">Journal of Business Research, 59</w:t>
       </w:r>
       <w:r>
-        <w:t xml:space="preserve">(4), 501-507. https://doi.org/10.1016/j.jbusres.2005.09.008</w:t>
+        <w:t xml:space="preserve">(4), 501–507. https://doi.org/10.1016/j.jbusres.2005.09.008</w:t>
       </w:r>
     </w:p>
     <w:p>
@@ -49998,7 +49998,7 @@
         <w:t xml:space="preserve">Multinational Business Review, 12</w:t>
       </w:r>
       <w:r>
-        <w:t xml:space="preserve">(1), 89-110. https://doi.org/10.1108/1525383X200400005</w:t>
+        <w:t xml:space="preserve">(1), 89–110. https://doi.org/10.1108/1525383X200400005</w:t>
       </w:r>
     </w:p>
     <w:p>
@@ -50019,7 +50019,7 @@
         <w:t xml:space="preserve">Asia Pacific Journal of Management, 29</w:t>
       </w:r>
       <w:r>
-        <w:t xml:space="preserve">(3), 617-642. https://doi.org/10.1007/s10490-010-9240-5</w:t>
+        <w:t xml:space="preserve">(3), 617–642. https://doi.org/10.1007/s10490-010-9240-5</w:t>
       </w:r>
     </w:p>
     <w:p>
@@ -50040,7 +50040,7 @@
         <w:t xml:space="preserve">Management International Review, 53</w:t>
       </w:r>
       <w:r>
-        <w:t xml:space="preserve">(2), 175-193. https://doi.org/10.1007/s11575-012-0135-1</w:t>
+        <w:t xml:space="preserve">(2), 175–193. https://doi.org/10.1007/s11575-012-0135-1</w:t>
       </w:r>
     </w:p>
     <w:p>
@@ -50061,7 +50061,7 @@
         <w:t xml:space="preserve">Journal of Indian Business Research, 8</w:t>
       </w:r>
       <w:r>
-        <w:t xml:space="preserve">(2), 130-149. https://doi.org/10.1108/JIBR-10-2015-0087</w:t>
+        <w:t xml:space="preserve">(2), 130–149. https://doi.org/10.1108/JIBR-10-2015-0087</w:t>
       </w:r>
     </w:p>
     <w:p>
@@ -50082,7 +50082,7 @@
         <w:t xml:space="preserve">International Journal of Emerging Markets, 13</w:t>
       </w:r>
       <w:r>
-        <w:t xml:space="preserve">(1), 95-118. https://doi.org/10.1108/IJoEM-11-2016-0298</w:t>
+        <w:t xml:space="preserve">(1), 95–118. https://doi.org/10.1108/IJoEM-11-2016-0298</w:t>
       </w:r>
     </w:p>
     <w:p>
@@ -50103,7 +50103,7 @@
         <w:t xml:space="preserve">Cuadernos de Economía y Dirección de la Empresa, 10</w:t>
       </w:r>
       <w:r>
-        <w:t xml:space="preserve">(33), 31-62.</w:t>
+        <w:t xml:space="preserve">(33), 31–62.</w:t>
       </w:r>
     </w:p>
     <w:p>
@@ -50124,7 +50124,7 @@
         <w:t xml:space="preserve">Journal of World Business, 49</w:t>
       </w:r>
       <w:r>
-        <w:t xml:space="preserve">(1), 132-142. https://doi.org/10.1016/j.jwb.2013.04.003</w:t>
+        <w:t xml:space="preserve">(1), 132–142. https://doi.org/10.1016/j.jwb.2013.04.003</w:t>
       </w:r>
     </w:p>
     <w:bookmarkEnd w:id="192"/>
@@ -50197,7 +50197,7 @@
         <w:t xml:space="preserve">Entrepreneurial Business and Economics Review, 9</w:t>
       </w:r>
       <w:r>
-        <w:t xml:space="preserve">(2), 85-104. https://doi.org/10.15678/eber.2021.090206</w:t>
+        <w:t xml:space="preserve">(2), 85–104. https://doi.org/10.15678/eber.2021.090206</w:t>
       </w:r>
     </w:p>
     <w:p>
@@ -50218,7 +50218,7 @@
         <w:t xml:space="preserve">Oeconomia Copernicana, 12</w:t>
       </w:r>
       <w:r>
-        <w:t xml:space="preserve">(1), 53-75. https://doi.org/10.24136/oc.2021.003</w:t>
+        <w:t xml:space="preserve">(1), 53–75. https://doi.org/10.24136/oc.2021.003</w:t>
       </w:r>
     </w:p>
     <w:p>
@@ -50239,7 +50239,7 @@
         <w:t xml:space="preserve">Journal of Policy Modeling, 40</w:t>
       </w:r>
       <w:r>
-        <w:t xml:space="preserve">(5), 1022-1039. https://doi.org/10.1016/j.jpolmod.2018.01.008</w:t>
+        <w:t xml:space="preserve">(5), 1022–1039. https://doi.org/10.1016/j.jpolmod.2018.01.008</w:t>
       </w:r>
     </w:p>
     <w:p>
@@ -50281,7 +50281,7 @@
         <w:t xml:space="preserve">Strategic Entrepreneurship Journal, 4</w:t>
       </w:r>
       <w:r>
-        <w:t xml:space="preserve">(2), 183-192. https://doi.org/10.1002/sej.90</w:t>
+        <w:t xml:space="preserve">(2), 183–192. https://doi.org/10.1002/sej.90</w:t>
       </w:r>
     </w:p>
     <w:p>
@@ -50302,7 +50302,7 @@
         <w:t xml:space="preserve">Industrial Marketing Management, 39</w:t>
       </w:r>
       <w:r>
-        <w:t xml:space="preserve">(7), 1103-1110. https://doi.org/10.1016/j.indmarman.2009.10.001</w:t>
+        <w:t xml:space="preserve">(7), 1103–1110. https://doi.org/10.1016/j.indmarman.2009.10.001</w:t>
       </w:r>
     </w:p>
     <w:p>
@@ -50323,7 +50323,7 @@
         <w:t xml:space="preserve">Journal of International Business Studies, 48</w:t>
       </w:r>
       <w:r>
-        <w:t xml:space="preserve">(9), 1151-1164. https://doi.org/10.1057/s41267-017-0120-x</w:t>
+        <w:t xml:space="preserve">(9), 1151–1164. https://doi.org/10.1057/s41267-017-0120-x</w:t>
       </w:r>
     </w:p>
     <w:p>
@@ -50344,7 +50344,7 @@
         <w:t xml:space="preserve">Journal of World Business, 53</w:t>
       </w:r>
       <w:r>
-        <w:t xml:space="preserve">(2), 209-221. https://doi.org/10.1016/j.jwb.2017.11.002</w:t>
+        <w:t xml:space="preserve">(2), 209–221. https://doi.org/10.1016/j.jwb.2017.11.002</w:t>
       </w:r>
     </w:p>
     <w:p>
@@ -50386,7 +50386,7 @@
         <w:t xml:space="preserve">Cross Cultural &amp; Strategic Management, 27</w:t>
       </w:r>
       <w:r>
-        <w:t xml:space="preserve">(1), 1-25. https://doi.org/10.1108/ccsm-04-2019-0075</w:t>
+        <w:t xml:space="preserve">(1), 1–25. https://doi.org/10.1108/ccsm-04-2019-0075</w:t>
       </w:r>
     </w:p>
     <w:p>
@@ -50407,7 +50407,7 @@
         <w:t xml:space="preserve">Management and Organization Review, 17</w:t>
       </w:r>
       <w:r>
-        <w:t xml:space="preserve">(1), 173-197. https://doi.org/10.1017/mor.2020.39</w:t>
+        <w:t xml:space="preserve">(1), 173–197. https://doi.org/10.1017/mor.2020.39</w:t>
       </w:r>
     </w:p>
     <w:p>
@@ -50428,7 +50428,7 @@
         <w:t xml:space="preserve">Thunderbird International Business Review, 54</w:t>
       </w:r>
       <w:r>
-        <w:t xml:space="preserve">(5), 653-665. https://doi.org/10.1002/tie.21491</w:t>
+        <w:t xml:space="preserve">(5), 653–665. https://doi.org/10.1002/tie.21491</w:t>
       </w:r>
     </w:p>
     <w:p>
@@ -50449,7 +50449,7 @@
         <w:t xml:space="preserve">Spanish Journal of Finance and Accounting, 50</w:t>
       </w:r>
       <w:r>
-        <w:t xml:space="preserve">(4), 441-468. https://doi.org/10.1080/02102412.2021.1886453</w:t>
+        <w:t xml:space="preserve">(4), 441–468. https://doi.org/10.1080/02102412.2021.1886453</w:t>
       </w:r>
     </w:p>
     <w:p>
@@ -50575,7 +50575,7 @@
         <w:t xml:space="preserve">Journal of International Management, 17</w:t>
       </w:r>
       <w:r>
-        <w:t xml:space="preserve">(1), 83-95. https://doi.org/10.1016/j.intman.2010.12.004</w:t>
+        <w:t xml:space="preserve">(1), 83–95. https://doi.org/10.1016/j.intman.2010.12.004</w:t>
       </w:r>
     </w:p>
     <w:p>
@@ -50596,7 +50596,7 @@
         <w:t xml:space="preserve">Competitiveness Review: An International Business Journal, 31</w:t>
       </w:r>
       <w:r>
-        <w:t xml:space="preserve">(4), 642-662. https://doi.org/10.1108/cr-03-2019-0028</w:t>
+        <w:t xml:space="preserve">(4), 642–662. https://doi.org/10.1108/cr-03-2019-0028</w:t>
       </w:r>
     </w:p>
     <w:p>
@@ -50617,7 +50617,7 @@
         <w:t xml:space="preserve">European Journal of Marketing, 49</w:t>
       </w:r>
       <w:r>
-        <w:t xml:space="preserve">(3/4), 420-443. https://doi.org/10.1108/ejm-06-2012-0365</w:t>
+        <w:t xml:space="preserve">(3/4), 420–443. https://doi.org/10.1108/ejm-06-2012-0365</w:t>
       </w:r>
     </w:p>
     <w:p>
@@ -50638,7 +50638,7 @@
         <w:t xml:space="preserve">Decision Science Letters, 9</w:t>
       </w:r>
       <w:r>
-        <w:t xml:space="preserve">(4), 573-580. https://doi.org/10.5267/j.dsl.2020.7.001</w:t>
+        <w:t xml:space="preserve">(4), 573–580. https://doi.org/10.5267/j.dsl.2020.7.001</w:t>
       </w:r>
     </w:p>
     <w:p>
@@ -50722,7 +50722,7 @@
         <w:t xml:space="preserve">Journal of Business Economics and Management, 16</w:t>
       </w:r>
       <w:r>
-        <w:t xml:space="preserve">(1), 52-73. https://doi.org/10.3846/16111699.2012.745812</w:t>
+        <w:t xml:space="preserve">(1), 52–73. https://doi.org/10.3846/16111699.2012.745812</w:t>
       </w:r>
     </w:p>
     <w:p>
@@ -50743,7 +50743,7 @@
         <w:t xml:space="preserve">Management International Review, 62</w:t>
       </w:r>
       <w:r>
-        <w:t xml:space="preserve">(1), 3-26. https://doi.org/10.1007/s11575-022-00464-3</w:t>
+        <w:t xml:space="preserve">(1), 3–26. https://doi.org/10.1007/s11575-022-00464-3</w:t>
       </w:r>
     </w:p>
     <w:p>
@@ -50764,7 +50764,7 @@
         <w:t xml:space="preserve">Journal of Business Research, 66</w:t>
       </w:r>
       <w:r>
-        <w:t xml:space="preserve">(12), 2500-2506. https://doi.org/10.1016/j.jbusres.2013.05.041</w:t>
+        <w:t xml:space="preserve">(12), 2500–2506. https://doi.org/10.1016/j.jbusres.2013.05.041</w:t>
       </w:r>
     </w:p>
     <w:p>
@@ -50785,7 +50785,7 @@
         <w:t xml:space="preserve">Journal of Business Research, 95</w:t>
       </w:r>
       <w:r>
-        <w:t xml:space="preserve">, 326-337. https://doi.org/10.1016/j.jbusres.2018.08.014</w:t>
+        <w:t xml:space="preserve">, 326–337. https://doi.org/10.1016/j.jbusres.2018.08.014</w:t>
       </w:r>
     </w:p>
     <w:p>
@@ -50827,7 +50827,7 @@
         <w:t xml:space="preserve">British Journal of Management, 32</w:t>
       </w:r>
       <w:r>
-        <w:t xml:space="preserve">(4), 1032-1052. https://doi.org/10.1111/1467-8551.12560</w:t>
+        <w:t xml:space="preserve">(4), 1032–1052. https://doi.org/10.1111/1467-8551.12560</w:t>
       </w:r>
     </w:p>
     <w:p>
@@ -50848,7 +50848,7 @@
         <w:t xml:space="preserve">Journal of Multinational Financial Management, 34</w:t>
       </w:r>
       <w:r>
-        <w:t xml:space="preserve">, 28-45. https://doi.org/10.1016/j.mulfin.2015.12.001</w:t>
+        <w:t xml:space="preserve">, 28–45. https://doi.org/10.1016/j.mulfin.2015.12.001</w:t>
       </w:r>
     </w:p>
     <w:p>
@@ -50932,7 +50932,7 @@
         <w:t xml:space="preserve">Journal of International Marketing, 8</w:t>
       </w:r>
       <w:r>
-        <w:t xml:space="preserve">(3), 10-35. https://doi.org/10.1509/jimk.8.3.10.19635</w:t>
+        <w:t xml:space="preserve">(3), 10–35. https://doi.org/10.1509/jimk.8.3.10.19635</w:t>
       </w:r>
     </w:p>
     <w:p>
@@ -50953,7 +50953,7 @@
         <w:t xml:space="preserve">Management Decision, 47</w:t>
       </w:r>
       <w:r>
-        <w:t xml:space="preserve">(2), 308-329. https://doi.org/10.1108/00251740910938939</w:t>
+        <w:t xml:space="preserve">(2), 308–329. https://doi.org/10.1108/00251740910938939</w:t>
       </w:r>
     </w:p>
     <w:p>
@@ -50974,7 +50974,7 @@
         <w:t xml:space="preserve">Applied Economics, 50</w:t>
       </w:r>
       <w:r>
-        <w:t xml:space="preserve">(2), 135-148. https://doi.org/10.1080/00036846.2017.1321839</w:t>
+        <w:t xml:space="preserve">(2), 135–148. https://doi.org/10.1080/00036846.2017.1321839</w:t>
       </w:r>
     </w:p>
     <w:p>
@@ -50995,7 +50995,7 @@
         <w:t xml:space="preserve">Economia e Diritto del Terziario, 28</w:t>
       </w:r>
       <w:r>
-        <w:t xml:space="preserve">(1), 5-22.</w:t>
+        <w:t xml:space="preserve">(1), 5–22.</w:t>
       </w:r>
     </w:p>
     <w:p>
@@ -51016,7 +51016,7 @@
         <w:t xml:space="preserve">International Entrepreneurship and Management Journal, 10</w:t>
       </w:r>
       <w:r>
-        <w:t xml:space="preserve">(1), 1-15. https://doi.org/10.1007/s11365-011-0218-8</w:t>
+        <w:t xml:space="preserve">(1), 1–15. https://doi.org/10.1007/s11365-011-0218-8</w:t>
       </w:r>
     </w:p>
     <w:bookmarkEnd w:id="193"/>
@@ -51091,7 +51091,7 @@
         <w:t xml:space="preserve">Global Strategy Journal, 10</w:t>
       </w:r>
       <w:r>
-        <w:t xml:space="preserve">(2), 239-250. https://doi.org/10.1002/gsj.1383</w:t>
+        <w:t xml:space="preserve">(2), 239–250. https://doi.org/10.1002/gsj.1383</w:t>
       </w:r>
     </w:p>
     <w:p>
@@ -51112,7 +51112,7 @@
         <w:t xml:space="preserve">Journal of International Business Studies, 48</w:t>
       </w:r>
       <w:r>
-        <w:t xml:space="preserve">(9), 1087-1102. https://doi.org/10.1057/s41267-017-0107-7</w:t>
+        <w:t xml:space="preserve">(9), 1087–1102. https://doi.org/10.1057/s41267-017-0107-7</w:t>
       </w:r>
     </w:p>
     <w:bookmarkEnd w:id="194"/>
@@ -51151,7 +51151,7 @@
         <w:t xml:space="preserve">Journal of Management, 37</w:t>
       </w:r>
       <w:r>
-        <w:t xml:space="preserve">(1), 5-38. https://doi.org/10.1177/0149206310370708</w:t>
+        <w:t xml:space="preserve">(1), 5–38. https://doi.org/10.1177/0149206310370708</w:t>
       </w:r>
     </w:p>
     <w:p>
@@ -51175,7 +51175,7 @@
         <w:t xml:space="preserve"> </w:t>
       </w:r>
       <w:r>
-        <w:t xml:space="preserve">(pp. 49-62). Croom Helm.</w:t>
+        <w:t xml:space="preserve">(pp. 49–62). Croom Helm.</w:t>
       </w:r>
     </w:p>
     <w:p>
@@ -51220,7 +51220,7 @@
         <w:t xml:space="preserve">World Development, 23</w:t>
       </w:r>
       <w:r>
-        <w:t xml:space="preserve">(9), 1615-1632. https://doi.org/10.1016/0305-750X(95)00065-K</w:t>
+        <w:t xml:space="preserve">(9), 1615–1632. https://doi.org/10.1016/0305-750X(95)00065-K</w:t>
       </w:r>
     </w:p>
     <w:p>
@@ -51241,7 +51241,7 @@
         <w:t xml:space="preserve">Journal of Human Resources, 50</w:t>
       </w:r>
       <w:r>
-        <w:t xml:space="preserve">(2), 317-372. https://doi.org/10.3368/jhr.50.2.317</w:t>
+        <w:t xml:space="preserve">(2), 317–372. https://doi.org/10.3368/jhr.50.2.317</w:t>
       </w:r>
     </w:p>
     <w:p>
@@ -51286,7 +51286,7 @@
         <w:t xml:space="preserve">Global Strategy Journal, 2</w:t>
       </w:r>
       <w:r>
-        <w:t xml:space="preserve">(4), 318-331. https://doi.org/10.1111/j.2042-5805.2012.01043.x</w:t>
+        <w:t xml:space="preserve">(4), 318–331. https://doi.org/10.1111/j.2042-5805.2012.01043.x</w:t>
       </w:r>
     </w:p>
     <w:p>
@@ -51355,7 +51355,7 @@
         <w:t xml:space="preserve">Academy of Management Review, 32</w:t>
       </w:r>
       <w:r>
-        <w:t xml:space="preserve">(2), 334-343. https://doi.org/10.5465/amr.2007.24345254</w:t>
+        <w:t xml:space="preserve">(2), 334–343. https://doi.org/10.5465/amr.2007.24345254</w:t>
       </w:r>
     </w:p>
     <w:p>
@@ -51376,7 +51376,7 @@
         <w:t xml:space="preserve">Academy of Management Review, 9</w:t>
       </w:r>
       <w:r>
-        <w:t xml:space="preserve">(2), 193-206. https://doi.org/10.5465/amr.1984.4277628</w:t>
+        <w:t xml:space="preserve">(2), 193–206. https://doi.org/10.5465/amr.1984.4277628</w:t>
       </w:r>
     </w:p>
     <w:p>
@@ -51418,7 +51418,7 @@
         <w:t xml:space="preserve">American Economic Review, 94</w:t>
       </w:r>
       <w:r>
-        <w:t xml:space="preserve">(1), 300-316. https://doi.org/10.1257/000282804322970814</w:t>
+        <w:t xml:space="preserve">(1), 300–316. https://doi.org/10.1257/000282804322970814</w:t>
       </w:r>
     </w:p>
     <w:p>
@@ -51439,7 +51439,7 @@
         <w:t xml:space="preserve">Journal of Industrial Economics, 27</w:t>
       </w:r>
       <w:r>
-        <w:t xml:space="preserve">(4), 359-369. https://doi.org/10.2307/2097958</w:t>
+        <w:t xml:space="preserve">(4), 359–369. https://doi.org/10.2307/2097958</w:t>
       </w:r>
     </w:p>
     <w:p>
@@ -51481,7 +51481,7 @@
         <w:t xml:space="preserve">Review of Managerial Science, 16</w:t>
       </w:r>
       <w:r>
-        <w:t xml:space="preserve">(8), 2577-2595. https://doi.org/10.1007/s11846-022-00588-8</w:t>
+        <w:t xml:space="preserve">(8), 2577–2595. https://doi.org/10.1007/s11846-022-00588-8</w:t>
       </w:r>
     </w:p>
     <w:p>
@@ -51502,7 +51502,7 @@
         <w:t xml:space="preserve">Biometrics, 33</w:t>
       </w:r>
       <w:r>
-        <w:t xml:space="preserve">(1), 159-174. https://doi.org/10.2307/2529310</w:t>
+        <w:t xml:space="preserve">(1), 159–174. https://doi.org/10.2307/2529310</w:t>
       </w:r>
     </w:p>
     <w:p>
@@ -51523,7 +51523,7 @@
         <w:t xml:space="preserve">Journal of International Business Studies, 39</w:t>
       </w:r>
       <w:r>
-        <w:t xml:space="preserve">(5), 920-936. https://doi.org/10.1057/palgrave.jibs.8400377</w:t>
+        <w:t xml:space="preserve">(5), 920–936. https://doi.org/10.1057/palgrave.jibs.8400377</w:t>
       </w:r>
     </w:p>
     <w:p>
@@ -51544,7 +51544,7 @@
         <w:t xml:space="preserve">Journal of Applied Psychology, 90</w:t>
       </w:r>
       <w:r>
-        <w:t xml:space="preserve">(1), 175-181. https://doi.org/10.1037/0021-9010.90.1.175</w:t>
+        <w:t xml:space="preserve">(1), 175–181. https://doi.org/10.1037/0021-9010.90.1.175</w:t>
       </w:r>
     </w:p>
     <w:p>
@@ -51616,7 +51616,7 @@
         <w:t xml:space="preserve"> </w:t>
       </w:r>
       <w:r>
-        <w:t xml:space="preserve">(pp. 231-244). Sage.</w:t>
+        <w:t xml:space="preserve">(pp. 231–244). Sage.</w:t>
       </w:r>
     </w:p>
     <w:p>
@@ -51637,7 +51637,7 @@
         <w:t xml:space="preserve">European Economic Review, 45</w:t>
       </w:r>
       <w:r>
-        <w:t xml:space="preserve">(4-6), 827-838. https://doi.org/10.1016/S0014-2921(01)00125-8</w:t>
+        <w:t xml:space="preserve">(4-6), 827–838. https://doi.org/10.1016/S0014-2921(01)00125-8</w:t>
       </w:r>
     </w:p>
     <w:p>
@@ -51682,7 +51682,7 @@
         <w:t xml:space="preserve">Journal of Human Resources, 50</w:t>
       </w:r>
       <w:r>
-        <w:t xml:space="preserve">(2), 301-316. https://doi.org/10.3368/jhr.50.2.301</w:t>
+        <w:t xml:space="preserve">(2), 301–316. https://doi.org/10.3368/jhr.50.2.301</w:t>
       </w:r>
     </w:p>
     <w:p>
@@ -51703,7 +51703,7 @@
         <w:t xml:space="preserve">Research Synthesis Methods, 5</w:t>
       </w:r>
       <w:r>
-        <w:t xml:space="preserve">(1), 60-78. https://doi.org/10.1002/jrsm.1095</w:t>
+        <w:t xml:space="preserve">(1), 60–78. https://doi.org/10.1002/jrsm.1095</w:t>
       </w:r>
     </w:p>
     <w:p>
@@ -51724,7 +51724,7 @@
         <w:t xml:space="preserve">Statistics in Medicine, 27</w:t>
       </w:r>
       <w:r>
-        <w:t xml:space="preserve">(5), 625-650. https://doi.org/10.1002/sim.2982</w:t>
+        <w:t xml:space="preserve">(5), 625–650. https://doi.org/10.1002/sim.2982</w:t>
       </w:r>
     </w:p>
     <w:p>
@@ -51745,7 +51745,7 @@
         <w:t xml:space="preserve">Journal of Statistical Software, 36</w:t>
       </w:r>
       <w:r>
-        <w:t xml:space="preserve">(3), 1-48. https://doi.org/10.18637/jss.v036.i03</w:t>
+        <w:t xml:space="preserve">(3), 1–48. https://doi.org/10.18637/jss.v036.i03</w:t>
       </w:r>
     </w:p>
     <w:p>
@@ -51876,7 +51876,7 @@
         <w:t xml:space="preserve">2</w:t>
       </w:r>
       <w:r>
-        <w:t xml:space="preserve">(1), 111-115.</w:t>
+        <w:t xml:space="preserve">(1), 111–115.</w:t>
       </w:r>
     </w:p>
     <w:p>
@@ -51910,7 +51910,7 @@
         <w:t xml:space="preserve">39</w:t>
       </w:r>
       <w:r>
-        <w:t xml:space="preserve">(2), 287-291.</w:t>
+        <w:t xml:space="preserve">(2), 287–291.</w:t>
       </w:r>
     </w:p>
     <w:bookmarkEnd w:id="196"/>
@@ -51941,7 +51941,7 @@
         <w:t xml:space="preserve">Journal of Business Research, 139</w:t>
       </w:r>
       <w:r>
-        <w:t xml:space="preserve">, 230-245. https://doi.org/10.1016/j.jbusres.2021.09.060</w:t>
+        <w:t xml:space="preserve">, 230–245. https://doi.org/10.1016/j.jbusres.2021.09.060</w:t>
       </w:r>
     </w:p>
     <w:p>
@@ -51962,7 +51962,7 @@
         <w:t xml:space="preserve">Economic Development and Cultural Change, 59</w:t>
       </w:r>
       <w:r>
-        <w:t xml:space="preserve">(3), 609-647. https://doi.org/10.1086/658349</w:t>
+        <w:t xml:space="preserve">(3), 609–647. https://doi.org/10.1086/658349</w:t>
       </w:r>
     </w:p>
     <w:p>
@@ -52014,7 +52014,7 @@
         <w:t xml:space="preserve">Econometrica, 47</w:t>
       </w:r>
       <w:r>
-        <w:t xml:space="preserve">(5), 1287-1294. https://doi.org/10.2307/1911963</w:t>
+        <w:t xml:space="preserve">(5), 1287–1294. https://doi.org/10.2307/1911963</w:t>
       </w:r>
     </w:p>
     <w:p>
@@ -52059,7 +52059,7 @@
         <w:t xml:space="preserve">BMJ, 327</w:t>
       </w:r>
       <w:r>
-        <w:t xml:space="preserve">(7414), 557-560. https://doi.org/10.1136/bmj.327.7414.557</w:t>
+        <w:t xml:space="preserve">(7414), 557–560. https://doi.org/10.1136/bmj.327.7414.557</w:t>
       </w:r>
     </w:p>
     <w:p>
@@ -52080,7 +52080,7 @@
         <w:t xml:space="preserve">Hague Journal on the Rule of Law, 3</w:t>
       </w:r>
       <w:r>
-        <w:t xml:space="preserve">(2), 220-246. https://doi.org/10.1017/S1876404511200046</w:t>
+        <w:t xml:space="preserve">(2), 220–246. https://doi.org/10.1017/S1876404511200046</w:t>
       </w:r>
     </w:p>
     <w:bookmarkEnd w:id="197"/>
@@ -52111,7 +52111,7 @@
         <w:t xml:space="preserve">Academy of Management Review, 28</w:t>
       </w:r>
       <w:r>
-        <w:t xml:space="preserve">(2), 275-296. https://doi.org/10.5465/amr.2003.9416341</w:t>
+        <w:t xml:space="preserve">(2), 275–296. https://doi.org/10.5465/amr.2003.9416341</w:t>
       </w:r>
     </w:p>
     <w:p>
@@ -52132,7 +52132,7 @@
         <w:t xml:space="preserve">Research Policy, 15</w:t>
       </w:r>
       <w:r>
-        <w:t xml:space="preserve">(6), 285-305. https://doi.org/10.1016/0048-7333(86)90027-2</w:t>
+        <w:t xml:space="preserve">(6), 285–305. https://doi.org/10.1016/0048-7333(86)90027-2</w:t>
       </w:r>
     </w:p>
     <w:bookmarkEnd w:id="198"/>

--- a/dist/downloads/LUAN_AN_FULL_vi.docx
+++ b/dist/downloads/LUAN_AN_FULL_vi.docx
@@ -4001,7 +4001,7 @@
         <w:t xml:space="preserve">không bền vững</w:t>
       </w:r>
       <w:r>
-        <w:t xml:space="preserve">: kiểm định nhạy cảm bỏ ô Frontier (k = 3) đưa omnibus về không có ý nghĩa (Q_M = 1,49, p = 0,68), cho thấy ở cấp văn liệu điều tiết thể chế trực tiếp (chủ hiệu ứng phân nhóm) là yếu. Tính ngữ cảnh thể chế của quan hệ I-P do đó được luận án kiểm định mạnh hơn ở cấp doanh nghiệp qua tương tác có điều kiện (Chương 4), nơi vai trò điều tiết của chế độ thể chế bộc lộ robust. phân tích tổng hợp cũng phát hiện thiên lệch xuất bản đáng kể: phương pháp trim-and-fill bổ khuyết 58 nghiên cứu còn thiếu, kéo tác động tổng hợp điều chỉnh xuống r = 0,035, vẫn dương nhưng bị suy giảm. Kết quả này vừa xác nhận tác động dương nhỏ và bền vững, vừa nhấn mạnh rằng giá trị thực sự của nghiên cứu I-P nằm ở việc giải thích dị biệt, chứ không phải ở việc đo lại hiệu ứng trung bình.</w:t>
+        <w:t xml:space="preserve">: kiểm định nhạy cảm bỏ ô Frontier (k = 3) đưa omnibus về không có ý nghĩa (Q_M = 1,49, p = 0,68), cho thấy ở cấp văn liệu điều tiết thể chế trực tiếp (chủ hiệu ứng phân nhóm) là yếu. Tính ngữ cảnh thể chế của quan hệ I-P do đó được luận án kiểm định mạnh hơn ở cấp doanh nghiệp qua tương tác có điều kiện (Chương 4), nơi vai trò điều tiết của chế độ thể chế bộc lộ vững chắc. phân tích tổng hợp cũng phát hiện thiên lệch xuất bản đáng kể: phương pháp trim-and-fill bổ khuyết 58 nghiên cứu còn thiếu, kéo tác động tổng hợp điều chỉnh xuống r = 0,035, vẫn dương nhưng bị suy giảm. Kết quả này vừa xác nhận tác động dương nhỏ và bền vững, vừa nhấn mạnh rằng giá trị thực sự của nghiên cứu I-P nằm ở việc giải thích dị biệt, chứ không phải ở việc đo lại hiệu ứng trung bình.</w:t>
       </w:r>
     </w:p>
     <w:bookmarkEnd w:id="56"/>
@@ -28536,7 +28536,7 @@
           <w:bCs/>
           <w:b/>
         </w:rPr>
-        <w:t xml:space="preserve">điều tiết thể chế trực tiếp dưới dạng hiệu ứng chính phân nhóm là yếu và không robust</w:t>
+        <w:t xml:space="preserve">điều tiết thể chế trực tiếp dưới dạng hiệu ứng chính phân nhóm là yếu và không vững chắc</w:t>
       </w:r>
       <w:r>
         <w:t xml:space="preserve">. Đây không phải hạn chế làm suy yếu luận án, mà chính là khoảng trống định hướng cho phần tiếp theo: tính ngữ cảnh thể chế của quan hệ I-P không bộc lộ qua việc gộp chủ hiệu ứng phân nhóm ở cấp văn liệu, mà chỉ hiện ra khi mô hình hóa</w:t>
@@ -29400,7 +29400,7 @@
         <w:t xml:space="preserve"> </w:t>
       </w:r>
       <w:r>
-        <w:t xml:space="preserve">cung cấp bằng chứng robust về một dải biến thiên thể chế đơn điệu, cũng không về điều tiết thể chế trực tiếp nói chung; điều vững chắc duy nhất là hiệu ứng I-P dương nhỏ tương đối đồng nhất giữa các chế độ đông dữ liệu. Khoảng trống này được lấp ở cấp doanh nghiệp: phân tích đa quốc gia (Mục 4.3) cho thấy ICRV điều tiết quan hệ I-P một cách</w:t>
+        <w:t xml:space="preserve">cung cấp bằng chứng vững chắc về một dải biến thiên thể chế đơn điệu, cũng không về điều tiết thể chế trực tiếp nói chung; điều vững chắc duy nhất là hiệu ứng I-P dương nhỏ tương đối đồng nhất giữa các chế độ đông dữ liệu. Khoảng trống này được lấp ở cấp doanh nghiệp: phân tích đa quốc gia (Mục 4.3) cho thấy ICRV điều tiết quan hệ I-P một cách</w:t>
       </w:r>
       <w:r>
         <w:t xml:space="preserve"> </w:t>
@@ -29648,7 +29648,7 @@
         <w:t xml:space="preserve"> </w:t>
       </w:r>
       <w:r>
-        <w:t xml:space="preserve">ở cấp văn liệu. Mẫu hình thống nhất này — không một chủ hiệu ứng điều tiết nào (thể chế hay số) robust ở cấp tổng hợp — chính là cơ sở để chuyển sang đặc tả</w:t>
+        <w:t xml:space="preserve">ở cấp văn liệu. Mẫu hình thống nhất này — không một chủ hiệu ứng điều tiết nào (thể chế hay số) vững chắc ở cấp tổng hợp — chính là cơ sở để chuyển sang đặc tả</w:t>
       </w:r>
       <w:r>
         <w:t xml:space="preserve"> </w:t>
@@ -31018,7 +31018,7 @@
         <w:t xml:space="preserve"> </w:t>
       </w:r>
       <w:r>
-        <w:t xml:space="preserve">của hình chữ U ngược chứ không phải một gradient điểm uốn đơn điệu: độ cong sâu dần khi chất lượng thể chế suy giảm, làm hình phạt sau đỉnh gay gắt hơn ở các chế độ thể chế yếu (cận biên, SIDS), và phẳng dần về gần tuyến tính ở các chế độ tiên tiến.</w:t>
+        <w:t xml:space="preserve">của hình chữ U ngược chứ không phải một dải biến thiên điểm uốn đơn điệu: độ cong sâu dần khi chất lượng thể chế suy giảm, làm hình phạt sau đỉnh gay gắt hơn ở các chế độ thể chế yếu (cận biên, SIDS), và phẳng dần về gần tuyến tính ở các chế độ tiên tiến.</w:t>
       </w:r>
     </w:p>
     <w:p>
@@ -31086,7 +31086,7 @@
           <w:bCs/>
           <w:b/>
         </w:rPr>
-        <w:t xml:space="preserve">robust</w:t>
+        <w:t xml:space="preserve">vững chắc</w:t>
       </w:r>
       <w:r>
         <w:t xml:space="preserve"> </w:t>
@@ -31196,7 +31196,7 @@
         <w:t xml:space="preserve">bổ sung chứ không trùng lặp</w:t>
       </w:r>
       <w:r>
-        <w:t xml:space="preserve">: đặc tả có điều kiện (tương tác) ở cấp doanh nghiệp làm lộ ra vai trò điều tiết của chế độ thể chế mà việc gộp chủ hiệu ứng phân nhóm ở cấp tổng hợp không phát hiện được một cách robust. Đây chính là giá trị gia tăng cốt lõi của phân tích sơ cấp 45 nền kinh tế so với tổng hợp văn liệu hiện có, và là lý do biện minh cho việc luận án không dừng ở meta-analysis mà tiến đến mô hình hóa tương tác ở cấp vi mô.</w:t>
+        <w:t xml:space="preserve">: đặc tả có điều kiện (tương tác) ở cấp doanh nghiệp làm lộ ra vai trò điều tiết của chế độ thể chế mà việc gộp chủ hiệu ứng phân nhóm ở cấp tổng hợp không phát hiện được một cách vững chắc. Đây chính là giá trị gia tăng cốt lõi của phân tích sơ cấp 45 nền kinh tế so với tổng hợp văn liệu hiện có, và là lý do biện minh cho việc luận án không dừng ở meta-analysis mà tiến đến mô hình hóa tương tác ở cấp vi mô.</w:t>
       </w:r>
     </w:p>
     <w:bookmarkEnd w:id="122"/>
@@ -37168,7 +37168,7 @@
         <w:t xml:space="preserve"> </w:t>
       </w:r>
       <w:r>
-        <w:t xml:space="preserve">của hình chữ U ngược chứ không phải một gradient điểm uốn đơn điệu: độ cong sâu dần khi chất lượng thể chế suy giảm, làm hình phạt sau đỉnh gay gắt hơn ở chế độ cận biên và dễ tổn thương, và phẳng dần về gần tuyến tính ở chế độ tiên tiến.</w:t>
+        <w:t xml:space="preserve">của hình chữ U ngược chứ không phải một dải biến thiên điểm uốn đơn điệu: độ cong sâu dần khi chất lượng thể chế suy giảm, làm hình phạt sau đỉnh gay gắt hơn ở chế độ cận biên và dễ tổn thương, và phẳng dần về gần tuyến tính ở chế độ tiên tiến.</w:t>
       </w:r>
     </w:p>
     <w:p>
@@ -38189,7 +38189,7 @@
               </m:r>
             </m:oMath>
             <w:r>
-              <w:t xml:space="preserve">): điều tiết thể chế chỉ bộc lộ robust khi mô hình hóa tương tác, không phải khi so sánh chủ hiệu ứng phân nhóm. Cơ chế là độ cong/biên độ (sâu dần khi thể chế suy giảm), không phải dịch chuyển điểm uốn đơn điệu</w:t>
+              <w:t xml:space="preserve">): điều tiết thể chế chỉ bộc lộ vững chắc khi mô hình hóa tương tác, không phải khi so sánh chủ hiệu ứng phân nhóm. Cơ chế là độ cong/biên độ (sâu dần khi thể chế suy giảm), không phải dịch chuyển điểm uốn đơn điệu</w:t>
             </w:r>
           </w:p>
         </w:tc>
@@ -42387,7 +42387,7 @@
         <w:pStyle w:val="FirstParagraph"/>
       </w:pPr>
       <w:r>
-        <w:t xml:space="preserve">Về lý thuyết, luận án đóng góp vào ba dòng nghiên cứu. Với dòng phân tích tổng hợp về quan hệ I-P, luận án phân tách cấu trúc dị biệt và cho thấy điều tiết thể chế trực tiếp ở cấp văn liệu là yếu/không bền vững, trong khi vai trò điều tiết của ICRV chỉ bộc lộ robust ở cấp doanh nghiệp qua tương tác có điều kiện. Với dòng nghiên cứu về năng lực số, luận án làm rõ rằng DAI là nguồn lực tình huống chứ không phải năng lực nền tảng. Và với dòng nghiên cứu về quốc tế hóa và các nền kinh tế đảo nhỏ, luận án đặt tên cùng cung cấp bằng chứng đầu tiên cho FIP.</w:t>
+        <w:t xml:space="preserve">Về lý thuyết, luận án đóng góp vào ba dòng nghiên cứu. Với dòng phân tích tổng hợp về quan hệ I-P, luận án phân tách cấu trúc dị biệt và cho thấy điều tiết thể chế trực tiếp ở cấp văn liệu là yếu/không bền vững, trong khi vai trò điều tiết của ICRV chỉ bộc lộ vững chắc ở cấp doanh nghiệp qua tương tác có điều kiện. Với dòng nghiên cứu về năng lực số, luận án làm rõ rằng DAI là nguồn lực tình huống chứ không phải năng lực nền tảng. Và với dòng nghiên cứu về quốc tế hóa và các nền kinh tế đảo nhỏ, luận án đặt tên cùng cung cấp bằng chứng đầu tiên cho FIP.</w:t>
       </w:r>
     </w:p>
     <w:p>
